--- a/fuentes/621602_CF15_DU.docx
+++ b/fuentes/621602_CF15_DU.docx
@@ -12,13 +12,13 @@
           <w:lang w:eastAsia="es-CO"/>
         </w:rPr>
         <w:drawing>
-          <wp:anchor distT="0" distB="0" distL="114300" distR="114300" simplePos="0" relativeHeight="251659264" behindDoc="1" locked="0" layoutInCell="1" allowOverlap="1" wp14:anchorId="6A55977C" wp14:editId="704B399A">
+          <wp:anchor distT="0" distB="0" distL="114300" distR="114300" simplePos="0" relativeHeight="251659264" behindDoc="1" locked="0" layoutInCell="1" allowOverlap="1" wp14:anchorId="6A55977C" wp14:editId="2AC00A8F">
             <wp:simplePos x="0" y="0"/>
             <wp:positionH relativeFrom="column">
-              <wp:posOffset>-749106</wp:posOffset>
+              <wp:posOffset>-748665</wp:posOffset>
             </wp:positionH>
             <wp:positionV relativeFrom="paragraph">
-              <wp:posOffset>-1082040</wp:posOffset>
+              <wp:posOffset>-1101084</wp:posOffset>
             </wp:positionV>
             <wp:extent cx="7795910" cy="3209925"/>
             <wp:effectExtent l="0" t="0" r="0" b="0"/>
@@ -569,7 +569,7 @@
               <w:noProof/>
               <w:sz w:val="24"/>
               <w:szCs w:val="24"/>
-              <w:lang w:val="es-ES" w:eastAsia="es-ES"/>
+              <w:lang w:eastAsia="es-CO"/>
             </w:rPr>
           </w:pPr>
           <w:r>
@@ -581,7 +581,7 @@
           <w:r>
             <w:fldChar w:fldCharType="separate"/>
           </w:r>
-          <w:hyperlink w:anchor="_Toc228987994" w:history="1">
+          <w:hyperlink w:anchor="_Toc232520722" w:history="1">
             <w:r>
               <w:rPr>
                 <w:rStyle w:val="Hipervnculo"/>
@@ -608,7 +608,7 @@
                 <w:noProof/>
                 <w:webHidden/>
               </w:rPr>
-              <w:instrText xml:space="preserve"> PAGEREF _Toc228987994 \h </w:instrText>
+              <w:instrText xml:space="preserve"> PAGEREF _Toc232520722 \h </w:instrText>
             </w:r>
             <w:r>
               <w:rPr>
@@ -628,7 +628,7 @@
                 <w:noProof/>
                 <w:webHidden/>
               </w:rPr>
-              <w:t>4</w:t>
+              <w:t>6</w:t>
             </w:r>
             <w:r>
               <w:rPr>
@@ -650,16 +650,16 @@
               <w:noProof/>
               <w:sz w:val="24"/>
               <w:szCs w:val="24"/>
-              <w:lang w:val="es-ES" w:eastAsia="es-ES"/>
+              <w:lang w:eastAsia="es-CO"/>
             </w:rPr>
           </w:pPr>
-          <w:hyperlink w:anchor="_Toc228987995" w:history="1">
+          <w:hyperlink w:anchor="_Toc232520723" w:history="1">
             <w:r>
               <w:rPr>
                 <w:rStyle w:val="Hipervnculo"/>
                 <w:noProof/>
               </w:rPr>
-              <w:t>1. Importancia y utilidad de la contabilidad en una organización</w:t>
+              <w:t>1. Técnicas operativas y gestión química</w:t>
             </w:r>
             <w:r>
               <w:rPr>
@@ -680,7 +680,7 @@
                 <w:noProof/>
                 <w:webHidden/>
               </w:rPr>
-              <w:instrText xml:space="preserve"> PAGEREF _Toc228987995 \h </w:instrText>
+              <w:instrText xml:space="preserve"> PAGEREF _Toc232520723 \h </w:instrText>
             </w:r>
             <w:r>
               <w:rPr>
@@ -700,7 +700,7 @@
                 <w:noProof/>
                 <w:webHidden/>
               </w:rPr>
-              <w:t>5</w:t>
+              <w:t>8</w:t>
             </w:r>
             <w:r>
               <w:rPr>
@@ -722,16 +722,16 @@
               <w:noProof/>
               <w:sz w:val="24"/>
               <w:szCs w:val="24"/>
-              <w:lang w:val="es-ES" w:eastAsia="es-ES"/>
+              <w:lang w:eastAsia="es-CO"/>
             </w:rPr>
           </w:pPr>
-          <w:hyperlink w:anchor="_Toc228987996" w:history="1">
+          <w:hyperlink w:anchor="_Toc232520724" w:history="1">
             <w:r>
               <w:rPr>
                 <w:rStyle w:val="Hipervnculo"/>
                 <w:noProof/>
               </w:rPr>
-              <w:t>1.1. Contabilidad en la organización: concepto, utilidad y usuarios de la información</w:t>
+              <w:t>1.1. Técnicas de limpieza por superficies y elementos</w:t>
             </w:r>
             <w:r>
               <w:rPr>
@@ -752,7 +752,7 @@
                 <w:noProof/>
                 <w:webHidden/>
               </w:rPr>
-              <w:instrText xml:space="preserve"> PAGEREF _Toc228987996 \h </w:instrText>
+              <w:instrText xml:space="preserve"> PAGEREF _Toc232520724 \h </w:instrText>
             </w:r>
             <w:r>
               <w:rPr>
@@ -772,7 +772,79 @@
                 <w:noProof/>
                 <w:webHidden/>
               </w:rPr>
-              <w:t>5</w:t>
+              <w:t>8</w:t>
+            </w:r>
+            <w:r>
+              <w:rPr>
+                <w:noProof/>
+                <w:webHidden/>
+              </w:rPr>
+              <w:fldChar w:fldCharType="end"/>
+            </w:r>
+          </w:hyperlink>
+        </w:p>
+        <w:p>
+          <w:pPr>
+            <w:pStyle w:val="TDC2"/>
+            <w:tabs>
+              <w:tab w:val="right" w:leader="dot" w:pos="9962"/>
+            </w:tabs>
+            <w:rPr>
+              <w:rFonts w:eastAsiaTheme="minorEastAsia"/>
+              <w:noProof/>
+              <w:sz w:val="24"/>
+              <w:szCs w:val="24"/>
+              <w:lang w:eastAsia="es-CO"/>
+            </w:rPr>
+          </w:pPr>
+          <w:hyperlink w:anchor="_Toc232520725" w:history="1">
+            <w:r>
+              <w:rPr>
+                <w:rStyle w:val="Hipervnculo"/>
+                <w:noProof/>
+              </w:rPr>
+              <w:t>1.2. Productos de aseo y desinfección: gestión técnica</w:t>
+            </w:r>
+            <w:r>
+              <w:rPr>
+                <w:noProof/>
+                <w:webHidden/>
+              </w:rPr>
+              <w:tab/>
+            </w:r>
+            <w:r>
+              <w:rPr>
+                <w:noProof/>
+                <w:webHidden/>
+              </w:rPr>
+              <w:fldChar w:fldCharType="begin"/>
+            </w:r>
+            <w:r>
+              <w:rPr>
+                <w:noProof/>
+                <w:webHidden/>
+              </w:rPr>
+              <w:instrText xml:space="preserve"> PAGEREF _Toc232520725 \h </w:instrText>
+            </w:r>
+            <w:r>
+              <w:rPr>
+                <w:noProof/>
+                <w:webHidden/>
+              </w:rPr>
+            </w:r>
+            <w:r>
+              <w:rPr>
+                <w:noProof/>
+                <w:webHidden/>
+              </w:rPr>
+              <w:fldChar w:fldCharType="separate"/>
+            </w:r>
+            <w:r>
+              <w:rPr>
+                <w:noProof/>
+                <w:webHidden/>
+              </w:rPr>
+              <w:t>10</w:t>
             </w:r>
             <w:r>
               <w:rPr>
@@ -794,16 +866,16 @@
               <w:noProof/>
               <w:sz w:val="24"/>
               <w:szCs w:val="24"/>
-              <w:lang w:val="es-ES" w:eastAsia="es-ES"/>
+              <w:lang w:eastAsia="es-CO"/>
             </w:rPr>
           </w:pPr>
-          <w:hyperlink w:anchor="_Toc228987997" w:history="1">
+          <w:hyperlink w:anchor="_Toc232520726" w:history="1">
             <w:r>
               <w:rPr>
                 <w:rStyle w:val="Hipervnculo"/>
                 <w:noProof/>
               </w:rPr>
-              <w:t>2. Soportes contables: finalidad como respaldo del registro</w:t>
+              <w:t>2. Clasificación del mobiliario y accesorios</w:t>
             </w:r>
             <w:r>
               <w:rPr>
@@ -824,7 +896,7 @@
                 <w:noProof/>
                 <w:webHidden/>
               </w:rPr>
-              <w:instrText xml:space="preserve"> PAGEREF _Toc228987997 \h </w:instrText>
+              <w:instrText xml:space="preserve"> PAGEREF _Toc232520726 \h </w:instrText>
             </w:r>
             <w:r>
               <w:rPr>
@@ -844,7 +916,7 @@
                 <w:noProof/>
                 <w:webHidden/>
               </w:rPr>
-              <w:t>9</w:t>
+              <w:t>13</w:t>
             </w:r>
             <w:r>
               <w:rPr>
@@ -866,16 +938,16 @@
               <w:noProof/>
               <w:sz w:val="24"/>
               <w:szCs w:val="24"/>
-              <w:lang w:val="es-ES" w:eastAsia="es-ES"/>
+              <w:lang w:eastAsia="es-CO"/>
             </w:rPr>
           </w:pPr>
-          <w:hyperlink w:anchor="_Toc228987998" w:history="1">
+          <w:hyperlink w:anchor="_Toc232520727" w:history="1">
             <w:r>
               <w:rPr>
                 <w:rStyle w:val="Hipervnculo"/>
                 <w:noProof/>
               </w:rPr>
-              <w:t>2.1. Soportes externos: tipos frecuentes y su uso</w:t>
+              <w:t>2.1. Técnicas de intervención según el mobiliario</w:t>
             </w:r>
             <w:r>
               <w:rPr>
@@ -896,7 +968,7 @@
                 <w:noProof/>
                 <w:webHidden/>
               </w:rPr>
-              <w:instrText xml:space="preserve"> PAGEREF _Toc228987998 \h </w:instrText>
+              <w:instrText xml:space="preserve"> PAGEREF _Toc232520727 \h </w:instrText>
             </w:r>
             <w:r>
               <w:rPr>
@@ -916,7 +988,7 @@
                 <w:noProof/>
                 <w:webHidden/>
               </w:rPr>
-              <w:t>9</w:t>
+              <w:t>14</w:t>
             </w:r>
             <w:r>
               <w:rPr>
@@ -938,16 +1010,16 @@
               <w:noProof/>
               <w:sz w:val="24"/>
               <w:szCs w:val="24"/>
-              <w:lang w:val="es-ES" w:eastAsia="es-ES"/>
+              <w:lang w:eastAsia="es-CO"/>
             </w:rPr>
           </w:pPr>
-          <w:hyperlink w:anchor="_Toc228987999" w:history="1">
+          <w:hyperlink w:anchor="_Toc232520728" w:history="1">
             <w:r>
               <w:rPr>
                 <w:rStyle w:val="Hipervnculo"/>
                 <w:noProof/>
               </w:rPr>
-              <w:t>2.2. Soportes internos: notas y comprobantes contables</w:t>
+              <w:t>2.2. Limpieza de accesorios y puntos de contacto</w:t>
             </w:r>
             <w:r>
               <w:rPr>
@@ -968,7 +1040,7 @@
                 <w:noProof/>
                 <w:webHidden/>
               </w:rPr>
-              <w:instrText xml:space="preserve"> PAGEREF _Toc228987999 \h </w:instrText>
+              <w:instrText xml:space="preserve"> PAGEREF _Toc232520728 \h </w:instrText>
             </w:r>
             <w:r>
               <w:rPr>
@@ -988,7 +1060,79 @@
                 <w:noProof/>
                 <w:webHidden/>
               </w:rPr>
-              <w:t>11</w:t>
+              <w:t>19</w:t>
+            </w:r>
+            <w:r>
+              <w:rPr>
+                <w:noProof/>
+                <w:webHidden/>
+              </w:rPr>
+              <w:fldChar w:fldCharType="end"/>
+            </w:r>
+          </w:hyperlink>
+        </w:p>
+        <w:p>
+          <w:pPr>
+            <w:pStyle w:val="TDC2"/>
+            <w:tabs>
+              <w:tab w:val="right" w:leader="dot" w:pos="9962"/>
+            </w:tabs>
+            <w:rPr>
+              <w:rFonts w:eastAsiaTheme="minorEastAsia"/>
+              <w:noProof/>
+              <w:sz w:val="24"/>
+              <w:szCs w:val="24"/>
+              <w:lang w:eastAsia="es-CO"/>
+            </w:rPr>
+          </w:pPr>
+          <w:hyperlink w:anchor="_Toc232520729" w:history="1">
+            <w:r>
+              <w:rPr>
+                <w:rStyle w:val="Hipervnculo"/>
+                <w:noProof/>
+              </w:rPr>
+              <w:t>2.3. Mantenimiento y reporte de novedades</w:t>
+            </w:r>
+            <w:r>
+              <w:rPr>
+                <w:noProof/>
+                <w:webHidden/>
+              </w:rPr>
+              <w:tab/>
+            </w:r>
+            <w:r>
+              <w:rPr>
+                <w:noProof/>
+                <w:webHidden/>
+              </w:rPr>
+              <w:fldChar w:fldCharType="begin"/>
+            </w:r>
+            <w:r>
+              <w:rPr>
+                <w:noProof/>
+                <w:webHidden/>
+              </w:rPr>
+              <w:instrText xml:space="preserve"> PAGEREF _Toc232520729 \h </w:instrText>
+            </w:r>
+            <w:r>
+              <w:rPr>
+                <w:noProof/>
+                <w:webHidden/>
+              </w:rPr>
+            </w:r>
+            <w:r>
+              <w:rPr>
+                <w:noProof/>
+                <w:webHidden/>
+              </w:rPr>
+              <w:fldChar w:fldCharType="separate"/>
+            </w:r>
+            <w:r>
+              <w:rPr>
+                <w:noProof/>
+                <w:webHidden/>
+              </w:rPr>
+              <w:t>20</w:t>
             </w:r>
             <w:r>
               <w:rPr>
@@ -1010,16 +1154,16 @@
               <w:noProof/>
               <w:sz w:val="24"/>
               <w:szCs w:val="24"/>
-              <w:lang w:val="es-ES" w:eastAsia="es-ES"/>
+              <w:lang w:eastAsia="es-CO"/>
             </w:rPr>
           </w:pPr>
-          <w:hyperlink w:anchor="_Toc228988000" w:history="1">
+          <w:hyperlink w:anchor="_Toc232520730" w:history="1">
             <w:r>
               <w:rPr>
                 <w:rStyle w:val="Hipervnculo"/>
                 <w:noProof/>
               </w:rPr>
-              <w:t>3. Ciclo contable: de la transacción al registro</w:t>
+              <w:t>3. Protocolos</w:t>
             </w:r>
             <w:r>
               <w:rPr>
@@ -1040,7 +1184,7 @@
                 <w:noProof/>
                 <w:webHidden/>
               </w:rPr>
-              <w:instrText xml:space="preserve"> PAGEREF _Toc228988000 \h </w:instrText>
+              <w:instrText xml:space="preserve"> PAGEREF _Toc232520730 \h </w:instrText>
             </w:r>
             <w:r>
               <w:rPr>
@@ -1060,7 +1204,7 @@
                 <w:noProof/>
                 <w:webHidden/>
               </w:rPr>
-              <w:t>14</w:t>
+              <w:t>23</w:t>
             </w:r>
             <w:r>
               <w:rPr>
@@ -1082,16 +1226,16 @@
               <w:noProof/>
               <w:sz w:val="24"/>
               <w:szCs w:val="24"/>
-              <w:lang w:val="es-ES" w:eastAsia="es-ES"/>
+              <w:lang w:eastAsia="es-CO"/>
             </w:rPr>
           </w:pPr>
-          <w:hyperlink w:anchor="_Toc228988001" w:history="1">
+          <w:hyperlink w:anchor="_Toc232520731" w:history="1">
             <w:r>
               <w:rPr>
                 <w:rStyle w:val="Hipervnculo"/>
                 <w:noProof/>
               </w:rPr>
-              <w:t>3.1. Del hecho económico al registro contable: etapas, soportes y control del ciclo contable</w:t>
+              <w:t>3.1. Limpieza y desinfección: protocolos de bioseguridad</w:t>
             </w:r>
             <w:r>
               <w:rPr>
@@ -1112,7 +1256,7 @@
                 <w:noProof/>
                 <w:webHidden/>
               </w:rPr>
-              <w:instrText xml:space="preserve"> PAGEREF _Toc228988001 \h </w:instrText>
+              <w:instrText xml:space="preserve"> PAGEREF _Toc232520731 \h </w:instrText>
             </w:r>
             <w:r>
               <w:rPr>
@@ -1132,7 +1276,7 @@
                 <w:noProof/>
                 <w:webHidden/>
               </w:rPr>
-              <w:t>14</w:t>
+              <w:t>26</w:t>
             </w:r>
             <w:r>
               <w:rPr>
@@ -1154,16 +1298,16 @@
               <w:noProof/>
               <w:sz w:val="24"/>
               <w:szCs w:val="24"/>
-              <w:lang w:val="es-ES" w:eastAsia="es-ES"/>
+              <w:lang w:eastAsia="es-CO"/>
             </w:rPr>
           </w:pPr>
-          <w:hyperlink w:anchor="_Toc228988002" w:history="1">
+          <w:hyperlink w:anchor="_Toc232520732" w:history="1">
             <w:r>
               <w:rPr>
                 <w:rStyle w:val="Hipervnculo"/>
                 <w:noProof/>
               </w:rPr>
-              <w:t>4. Cuenta contable: naturaleza, débitos, créditos y saldos</w:t>
+              <w:t>4. Gestión de inventarios, almacenamiento y suministros</w:t>
             </w:r>
             <w:r>
               <w:rPr>
@@ -1184,7 +1328,7 @@
                 <w:noProof/>
                 <w:webHidden/>
               </w:rPr>
-              <w:instrText xml:space="preserve"> PAGEREF _Toc228988002 \h </w:instrText>
+              <w:instrText xml:space="preserve"> PAGEREF _Toc232520732 \h </w:instrText>
             </w:r>
             <w:r>
               <w:rPr>
@@ -1204,7 +1348,7 @@
                 <w:noProof/>
                 <w:webHidden/>
               </w:rPr>
-              <w:t>17</w:t>
+              <w:t>28</w:t>
             </w:r>
             <w:r>
               <w:rPr>
@@ -1226,16 +1370,16 @@
               <w:noProof/>
               <w:sz w:val="24"/>
               <w:szCs w:val="24"/>
-              <w:lang w:val="es-ES" w:eastAsia="es-ES"/>
+              <w:lang w:eastAsia="es-CO"/>
             </w:rPr>
           </w:pPr>
-          <w:hyperlink w:anchor="_Toc228988003" w:history="1">
+          <w:hyperlink w:anchor="_Toc232520733" w:history="1">
             <w:r>
               <w:rPr>
                 <w:rStyle w:val="Hipervnculo"/>
                 <w:noProof/>
               </w:rPr>
-              <w:t>4.1. Concepto y estructura de la cuenta contable</w:t>
+              <w:t>4.1. Conceptos y sistemas de inventario</w:t>
             </w:r>
             <w:r>
               <w:rPr>
@@ -1256,7 +1400,7 @@
                 <w:noProof/>
                 <w:webHidden/>
               </w:rPr>
-              <w:instrText xml:space="preserve"> PAGEREF _Toc228988003 \h </w:instrText>
+              <w:instrText xml:space="preserve"> PAGEREF _Toc232520733 \h </w:instrText>
             </w:r>
             <w:r>
               <w:rPr>
@@ -1276,7 +1420,7 @@
                 <w:noProof/>
                 <w:webHidden/>
               </w:rPr>
-              <w:t>17</w:t>
+              <w:t>28</w:t>
             </w:r>
             <w:r>
               <w:rPr>
@@ -1298,16 +1442,32 @@
               <w:noProof/>
               <w:sz w:val="24"/>
               <w:szCs w:val="24"/>
-              <w:lang w:val="es-ES" w:eastAsia="es-ES"/>
+              <w:lang w:eastAsia="es-CO"/>
             </w:rPr>
           </w:pPr>
-          <w:hyperlink w:anchor="_Toc228988004" w:history="1">
+          <w:hyperlink w:anchor="_Toc232520734" w:history="1">
             <w:r>
               <w:rPr>
                 <w:rStyle w:val="Hipervnculo"/>
                 <w:noProof/>
               </w:rPr>
-              <w:t>4.2. Naturaleza de las cuentas y regla general de aumento/disminución</w:t>
+              <w:t xml:space="preserve">4.2. Control de existencias: máximos, mínimos y </w:t>
+            </w:r>
+            <w:r>
+              <w:rPr>
+                <w:rStyle w:val="Hipervnculo"/>
+                <w:noProof/>
+                <w:spacing w:val="20"/>
+                <w:lang w:val="en-US"/>
+              </w:rPr>
+              <w:t>stock</w:t>
+            </w:r>
+            <w:r>
+              <w:rPr>
+                <w:rStyle w:val="Hipervnculo"/>
+                <w:noProof/>
+              </w:rPr>
+              <w:t xml:space="preserve"> de seguridad</w:t>
             </w:r>
             <w:r>
               <w:rPr>
@@ -1328,7 +1488,7 @@
                 <w:noProof/>
                 <w:webHidden/>
               </w:rPr>
-              <w:instrText xml:space="preserve"> PAGEREF _Toc228988004 \h </w:instrText>
+              <w:instrText xml:space="preserve"> PAGEREF _Toc232520734 \h </w:instrText>
             </w:r>
             <w:r>
               <w:rPr>
@@ -1348,7 +1508,7 @@
                 <w:noProof/>
                 <w:webHidden/>
               </w:rPr>
-              <w:t>18</w:t>
+              <w:t>31</w:t>
             </w:r>
             <w:r>
               <w:rPr>
@@ -1370,16 +1530,16 @@
               <w:noProof/>
               <w:sz w:val="24"/>
               <w:szCs w:val="24"/>
-              <w:lang w:val="es-ES" w:eastAsia="es-ES"/>
+              <w:lang w:eastAsia="es-CO"/>
             </w:rPr>
           </w:pPr>
-          <w:hyperlink w:anchor="_Toc228988005" w:history="1">
+          <w:hyperlink w:anchor="_Toc232520735" w:history="1">
             <w:r>
               <w:rPr>
                 <w:rStyle w:val="Hipervnculo"/>
                 <w:noProof/>
               </w:rPr>
-              <w:t>4.3. Saldos: cálculo e interpretación básica</w:t>
+              <w:t>4.3. Factor de uso y cálculo de suministros</w:t>
             </w:r>
             <w:r>
               <w:rPr>
@@ -1400,7 +1560,7 @@
                 <w:noProof/>
                 <w:webHidden/>
               </w:rPr>
-              <w:instrText xml:space="preserve"> PAGEREF _Toc228988005 \h </w:instrText>
+              <w:instrText xml:space="preserve"> PAGEREF _Toc232520735 \h </w:instrText>
             </w:r>
             <w:r>
               <w:rPr>
@@ -1420,7 +1580,304 @@
                 <w:noProof/>
                 <w:webHidden/>
               </w:rPr>
-              <w:t>24</w:t>
+              <w:t>32</w:t>
+            </w:r>
+            <w:r>
+              <w:rPr>
+                <w:noProof/>
+                <w:webHidden/>
+              </w:rPr>
+              <w:fldChar w:fldCharType="end"/>
+            </w:r>
+          </w:hyperlink>
+        </w:p>
+        <w:p>
+          <w:pPr>
+            <w:pStyle w:val="TDC2"/>
+            <w:tabs>
+              <w:tab w:val="right" w:leader="dot" w:pos="9962"/>
+            </w:tabs>
+            <w:rPr>
+              <w:rFonts w:eastAsiaTheme="minorEastAsia"/>
+              <w:noProof/>
+              <w:sz w:val="24"/>
+              <w:szCs w:val="24"/>
+              <w:lang w:eastAsia="es-CO"/>
+            </w:rPr>
+          </w:pPr>
+          <w:hyperlink w:anchor="_Toc232520736" w:history="1">
+            <w:r>
+              <w:rPr>
+                <w:rStyle w:val="Hipervnculo"/>
+                <w:noProof/>
+              </w:rPr>
+              <w:t>4.4. Almacenamiento y organización</w:t>
+            </w:r>
+            <w:r>
+              <w:rPr>
+                <w:noProof/>
+                <w:webHidden/>
+              </w:rPr>
+              <w:tab/>
+            </w:r>
+            <w:r>
+              <w:rPr>
+                <w:noProof/>
+                <w:webHidden/>
+              </w:rPr>
+              <w:fldChar w:fldCharType="begin"/>
+            </w:r>
+            <w:r>
+              <w:rPr>
+                <w:noProof/>
+                <w:webHidden/>
+              </w:rPr>
+              <w:instrText xml:space="preserve"> PAGEREF _Toc232520736 \h </w:instrText>
+            </w:r>
+            <w:r>
+              <w:rPr>
+                <w:noProof/>
+                <w:webHidden/>
+              </w:rPr>
+            </w:r>
+            <w:r>
+              <w:rPr>
+                <w:noProof/>
+                <w:webHidden/>
+              </w:rPr>
+              <w:fldChar w:fldCharType="separate"/>
+            </w:r>
+            <w:r>
+              <w:rPr>
+                <w:noProof/>
+                <w:webHidden/>
+              </w:rPr>
+              <w:t>33</w:t>
+            </w:r>
+            <w:r>
+              <w:rPr>
+                <w:noProof/>
+                <w:webHidden/>
+              </w:rPr>
+              <w:fldChar w:fldCharType="end"/>
+            </w:r>
+          </w:hyperlink>
+        </w:p>
+        <w:p>
+          <w:pPr>
+            <w:pStyle w:val="TDC2"/>
+            <w:tabs>
+              <w:tab w:val="right" w:leader="dot" w:pos="9962"/>
+            </w:tabs>
+            <w:rPr>
+              <w:rFonts w:eastAsiaTheme="minorEastAsia"/>
+              <w:noProof/>
+              <w:sz w:val="24"/>
+              <w:szCs w:val="24"/>
+              <w:lang w:eastAsia="es-CO"/>
+            </w:rPr>
+          </w:pPr>
+          <w:hyperlink w:anchor="_Toc232520737" w:history="1">
+            <w:r>
+              <w:rPr>
+                <w:rStyle w:val="Hipervnculo"/>
+                <w:noProof/>
+              </w:rPr>
+              <w:t>4.5. Recepción de suministros y criterios éticos</w:t>
+            </w:r>
+            <w:r>
+              <w:rPr>
+                <w:noProof/>
+                <w:webHidden/>
+              </w:rPr>
+              <w:tab/>
+            </w:r>
+            <w:r>
+              <w:rPr>
+                <w:noProof/>
+                <w:webHidden/>
+              </w:rPr>
+              <w:fldChar w:fldCharType="begin"/>
+            </w:r>
+            <w:r>
+              <w:rPr>
+                <w:noProof/>
+                <w:webHidden/>
+              </w:rPr>
+              <w:instrText xml:space="preserve"> PAGEREF _Toc232520737 \h </w:instrText>
+            </w:r>
+            <w:r>
+              <w:rPr>
+                <w:noProof/>
+                <w:webHidden/>
+              </w:rPr>
+            </w:r>
+            <w:r>
+              <w:rPr>
+                <w:noProof/>
+                <w:webHidden/>
+              </w:rPr>
+              <w:fldChar w:fldCharType="separate"/>
+            </w:r>
+            <w:r>
+              <w:rPr>
+                <w:noProof/>
+                <w:webHidden/>
+              </w:rPr>
+              <w:t>34</w:t>
+            </w:r>
+            <w:r>
+              <w:rPr>
+                <w:noProof/>
+                <w:webHidden/>
+              </w:rPr>
+              <w:fldChar w:fldCharType="end"/>
+            </w:r>
+          </w:hyperlink>
+        </w:p>
+        <w:p>
+          <w:pPr>
+            <w:pStyle w:val="TDC2"/>
+            <w:tabs>
+              <w:tab w:val="right" w:leader="dot" w:pos="9962"/>
+            </w:tabs>
+            <w:rPr>
+              <w:rFonts w:eastAsiaTheme="minorEastAsia"/>
+              <w:noProof/>
+              <w:sz w:val="24"/>
+              <w:szCs w:val="24"/>
+              <w:lang w:eastAsia="es-CO"/>
+            </w:rPr>
+          </w:pPr>
+          <w:hyperlink w:anchor="_Toc232520738" w:history="1">
+            <w:r>
+              <w:rPr>
+                <w:rStyle w:val="Hipervnculo"/>
+                <w:noProof/>
+              </w:rPr>
+              <w:t>4.6. Indicaciones técnicas por categoría de suministro</w:t>
+            </w:r>
+            <w:r>
+              <w:rPr>
+                <w:noProof/>
+                <w:webHidden/>
+              </w:rPr>
+              <w:tab/>
+            </w:r>
+            <w:r>
+              <w:rPr>
+                <w:noProof/>
+                <w:webHidden/>
+              </w:rPr>
+              <w:fldChar w:fldCharType="begin"/>
+            </w:r>
+            <w:r>
+              <w:rPr>
+                <w:noProof/>
+                <w:webHidden/>
+              </w:rPr>
+              <w:instrText xml:space="preserve"> PAGEREF _Toc232520738 \h </w:instrText>
+            </w:r>
+            <w:r>
+              <w:rPr>
+                <w:noProof/>
+                <w:webHidden/>
+              </w:rPr>
+            </w:r>
+            <w:r>
+              <w:rPr>
+                <w:noProof/>
+                <w:webHidden/>
+              </w:rPr>
+              <w:fldChar w:fldCharType="separate"/>
+            </w:r>
+            <w:r>
+              <w:rPr>
+                <w:noProof/>
+                <w:webHidden/>
+              </w:rPr>
+              <w:t>35</w:t>
+            </w:r>
+            <w:r>
+              <w:rPr>
+                <w:noProof/>
+                <w:webHidden/>
+              </w:rPr>
+              <w:fldChar w:fldCharType="end"/>
+            </w:r>
+          </w:hyperlink>
+        </w:p>
+        <w:p>
+          <w:pPr>
+            <w:pStyle w:val="TDC2"/>
+            <w:tabs>
+              <w:tab w:val="right" w:leader="dot" w:pos="9962"/>
+            </w:tabs>
+            <w:rPr>
+              <w:rFonts w:eastAsiaTheme="minorEastAsia"/>
+              <w:noProof/>
+              <w:sz w:val="24"/>
+              <w:szCs w:val="24"/>
+              <w:lang w:eastAsia="es-CO"/>
+            </w:rPr>
+          </w:pPr>
+          <w:hyperlink w:anchor="_Toc232520739" w:history="1">
+            <w:r>
+              <w:rPr>
+                <w:rStyle w:val="Hipervnculo"/>
+                <w:noProof/>
+              </w:rPr>
+              <w:t xml:space="preserve">4.7. Organización y control operativo del </w:t>
+            </w:r>
+            <w:r>
+              <w:rPr>
+                <w:rStyle w:val="Hipervnculo"/>
+                <w:noProof/>
+                <w:spacing w:val="20"/>
+                <w:lang w:val="en-US"/>
+              </w:rPr>
+              <w:t>office</w:t>
+            </w:r>
+            <w:r>
+              <w:rPr>
+                <w:noProof/>
+                <w:webHidden/>
+              </w:rPr>
+              <w:tab/>
+            </w:r>
+            <w:r>
+              <w:rPr>
+                <w:noProof/>
+                <w:webHidden/>
+              </w:rPr>
+              <w:fldChar w:fldCharType="begin"/>
+            </w:r>
+            <w:r>
+              <w:rPr>
+                <w:noProof/>
+                <w:webHidden/>
+              </w:rPr>
+              <w:instrText xml:space="preserve"> PAGEREF _Toc232520739 \h </w:instrText>
+            </w:r>
+            <w:r>
+              <w:rPr>
+                <w:noProof/>
+                <w:webHidden/>
+              </w:rPr>
+            </w:r>
+            <w:r>
+              <w:rPr>
+                <w:noProof/>
+                <w:webHidden/>
+              </w:rPr>
+              <w:fldChar w:fldCharType="separate"/>
+            </w:r>
+            <w:r>
+              <w:rPr>
+                <w:noProof/>
+                <w:webHidden/>
+              </w:rPr>
+              <w:t>37</w:t>
             </w:r>
             <w:r>
               <w:rPr>
@@ -1442,16 +1899,16 @@
               <w:noProof/>
               <w:sz w:val="24"/>
               <w:szCs w:val="24"/>
-              <w:lang w:val="es-ES" w:eastAsia="es-ES"/>
+              <w:lang w:eastAsia="es-CO"/>
             </w:rPr>
           </w:pPr>
-          <w:hyperlink w:anchor="_Toc228988006" w:history="1">
+          <w:hyperlink w:anchor="_Toc232520740" w:history="1">
             <w:r>
               <w:rPr>
                 <w:rStyle w:val="Hipervnculo"/>
                 <w:noProof/>
               </w:rPr>
-              <w:t>5. Cuenta T: estructura y uso para registrar movimientos</w:t>
+              <w:t>5. Mantenimiento preventivo en el área de alojamiento</w:t>
             </w:r>
             <w:r>
               <w:rPr>
@@ -1472,7 +1929,7 @@
                 <w:noProof/>
                 <w:webHidden/>
               </w:rPr>
-              <w:instrText xml:space="preserve"> PAGEREF _Toc228988006 \h </w:instrText>
+              <w:instrText xml:space="preserve"> PAGEREF _Toc232520740 \h </w:instrText>
             </w:r>
             <w:r>
               <w:rPr>
@@ -1492,7 +1949,7 @@
                 <w:noProof/>
                 <w:webHidden/>
               </w:rPr>
-              <w:t>28</w:t>
+              <w:t>40</w:t>
             </w:r>
             <w:r>
               <w:rPr>
@@ -1514,16 +1971,16 @@
               <w:noProof/>
               <w:sz w:val="24"/>
               <w:szCs w:val="24"/>
-              <w:lang w:val="es-ES" w:eastAsia="es-ES"/>
+              <w:lang w:eastAsia="es-CO"/>
             </w:rPr>
           </w:pPr>
-          <w:hyperlink w:anchor="_Toc228988007" w:history="1">
+          <w:hyperlink w:anchor="_Toc232520741" w:history="1">
             <w:r>
               <w:rPr>
                 <w:rStyle w:val="Hipervnculo"/>
                 <w:noProof/>
               </w:rPr>
-              <w:t>5.1. Representación gráfica y relación con la partida doble</w:t>
+              <w:t>5.1. Procedimiento de solicitud y control</w:t>
             </w:r>
             <w:r>
               <w:rPr>
@@ -1544,7 +2001,7 @@
                 <w:noProof/>
                 <w:webHidden/>
               </w:rPr>
-              <w:instrText xml:space="preserve"> PAGEREF _Toc228988007 \h </w:instrText>
+              <w:instrText xml:space="preserve"> PAGEREF _Toc232520741 \h </w:instrText>
             </w:r>
             <w:r>
               <w:rPr>
@@ -1564,7 +2021,7 @@
                 <w:noProof/>
                 <w:webHidden/>
               </w:rPr>
-              <w:t>28</w:t>
+              <w:t>41</w:t>
             </w:r>
             <w:r>
               <w:rPr>
@@ -1586,16 +2043,16 @@
               <w:noProof/>
               <w:sz w:val="24"/>
               <w:szCs w:val="24"/>
-              <w:lang w:val="es-ES" w:eastAsia="es-ES"/>
+              <w:lang w:eastAsia="es-CO"/>
             </w:rPr>
           </w:pPr>
-          <w:hyperlink w:anchor="_Toc228988008" w:history="1">
+          <w:hyperlink w:anchor="_Toc232520742" w:history="1">
             <w:r>
               <w:rPr>
                 <w:rStyle w:val="Hipervnculo"/>
                 <w:noProof/>
               </w:rPr>
-              <w:t>5.2. Procedimiento de registro en cuenta T</w:t>
+              <w:t>5.2. Documentos de soporte y seguimiento</w:t>
             </w:r>
             <w:r>
               <w:rPr>
@@ -1616,7 +2073,7 @@
                 <w:noProof/>
                 <w:webHidden/>
               </w:rPr>
-              <w:instrText xml:space="preserve"> PAGEREF _Toc228988008 \h </w:instrText>
+              <w:instrText xml:space="preserve"> PAGEREF _Toc232520742 \h </w:instrText>
             </w:r>
             <w:r>
               <w:rPr>
@@ -1636,7 +2093,127 @@
                 <w:noProof/>
                 <w:webHidden/>
               </w:rPr>
-              <w:t>30</w:t>
+              <w:t>42</w:t>
+            </w:r>
+            <w:r>
+              <w:rPr>
+                <w:noProof/>
+                <w:webHidden/>
+              </w:rPr>
+              <w:fldChar w:fldCharType="end"/>
+            </w:r>
+          </w:hyperlink>
+        </w:p>
+        <w:p>
+          <w:pPr>
+            <w:pStyle w:val="TDC1"/>
+            <w:tabs>
+              <w:tab w:val="right" w:leader="dot" w:pos="9962"/>
+            </w:tabs>
+            <w:rPr>
+              <w:rFonts w:eastAsiaTheme="minorEastAsia"/>
+              <w:noProof/>
+              <w:sz w:val="24"/>
+              <w:szCs w:val="24"/>
+              <w:lang w:eastAsia="es-CO"/>
+            </w:rPr>
+          </w:pPr>
+          <w:hyperlink w:anchor="_Toc232520743" w:history="1">
+            <w:r>
+              <w:rPr>
+                <w:rStyle w:val="Hipervnculo"/>
+                <w:noProof/>
+              </w:rPr>
+              <w:t>6. Objetos olvidados (</w:t>
+            </w:r>
+            <w:r>
+              <w:rPr>
+                <w:rStyle w:val="Hipervnculo"/>
+                <w:noProof/>
+                <w:spacing w:val="20"/>
+                <w:lang w:val="en-US"/>
+              </w:rPr>
+              <w:t>lost</w:t>
+            </w:r>
+            <w:r>
+              <w:rPr>
+                <w:rStyle w:val="Hipervnculo"/>
+                <w:noProof/>
+              </w:rPr>
+              <w:t xml:space="preserve"> </w:t>
+            </w:r>
+            <w:r>
+              <w:rPr>
+                <w:rStyle w:val="Hipervnculo"/>
+                <w:noProof/>
+                <w:spacing w:val="20"/>
+                <w:lang w:val="en-US"/>
+              </w:rPr>
+              <w:t>and</w:t>
+            </w:r>
+            <w:r>
+              <w:rPr>
+                <w:rStyle w:val="Hipervnculo"/>
+                <w:noProof/>
+              </w:rPr>
+              <w:t xml:space="preserve"> </w:t>
+            </w:r>
+            <w:r>
+              <w:rPr>
+                <w:rStyle w:val="Hipervnculo"/>
+                <w:noProof/>
+                <w:spacing w:val="20"/>
+                <w:lang w:val="en-US"/>
+              </w:rPr>
+              <w:t>found</w:t>
+            </w:r>
+            <w:r>
+              <w:rPr>
+                <w:rStyle w:val="Hipervnculo"/>
+                <w:noProof/>
+              </w:rPr>
+              <w:t>)</w:t>
+            </w:r>
+            <w:r>
+              <w:rPr>
+                <w:noProof/>
+                <w:webHidden/>
+              </w:rPr>
+              <w:tab/>
+            </w:r>
+            <w:r>
+              <w:rPr>
+                <w:noProof/>
+                <w:webHidden/>
+              </w:rPr>
+              <w:fldChar w:fldCharType="begin"/>
+            </w:r>
+            <w:r>
+              <w:rPr>
+                <w:noProof/>
+                <w:webHidden/>
+              </w:rPr>
+              <w:instrText xml:space="preserve"> PAGEREF _Toc232520743 \h </w:instrText>
+            </w:r>
+            <w:r>
+              <w:rPr>
+                <w:noProof/>
+                <w:webHidden/>
+              </w:rPr>
+            </w:r>
+            <w:r>
+              <w:rPr>
+                <w:noProof/>
+                <w:webHidden/>
+              </w:rPr>
+              <w:fldChar w:fldCharType="separate"/>
+            </w:r>
+            <w:r>
+              <w:rPr>
+                <w:noProof/>
+                <w:webHidden/>
+              </w:rPr>
+              <w:t>44</w:t>
             </w:r>
             <w:r>
               <w:rPr>
@@ -1658,16 +2235,16 @@
               <w:noProof/>
               <w:sz w:val="24"/>
               <w:szCs w:val="24"/>
-              <w:lang w:val="es-ES" w:eastAsia="es-ES"/>
+              <w:lang w:eastAsia="es-CO"/>
             </w:rPr>
           </w:pPr>
-          <w:hyperlink w:anchor="_Toc228988009" w:history="1">
+          <w:hyperlink w:anchor="_Toc232520744" w:history="1">
             <w:r>
               <w:rPr>
                 <w:rStyle w:val="Hipervnculo"/>
                 <w:noProof/>
               </w:rPr>
-              <w:t>5.3. Determinación de saldos y verificación del equilibrio</w:t>
+              <w:t>6.1. Clasificación de objetos</w:t>
             </w:r>
             <w:r>
               <w:rPr>
@@ -1688,7 +2265,7 @@
                 <w:noProof/>
                 <w:webHidden/>
               </w:rPr>
-              <w:instrText xml:space="preserve"> PAGEREF _Toc228988009 \h </w:instrText>
+              <w:instrText xml:space="preserve"> PAGEREF _Toc232520744 \h </w:instrText>
             </w:r>
             <w:r>
               <w:rPr>
@@ -1708,7 +2285,79 @@
                 <w:noProof/>
                 <w:webHidden/>
               </w:rPr>
-              <w:t>31</w:t>
+              <w:t>44</w:t>
+            </w:r>
+            <w:r>
+              <w:rPr>
+                <w:noProof/>
+                <w:webHidden/>
+              </w:rPr>
+              <w:fldChar w:fldCharType="end"/>
+            </w:r>
+          </w:hyperlink>
+        </w:p>
+        <w:p>
+          <w:pPr>
+            <w:pStyle w:val="TDC2"/>
+            <w:tabs>
+              <w:tab w:val="right" w:leader="dot" w:pos="9962"/>
+            </w:tabs>
+            <w:rPr>
+              <w:rFonts w:eastAsiaTheme="minorEastAsia"/>
+              <w:noProof/>
+              <w:sz w:val="24"/>
+              <w:szCs w:val="24"/>
+              <w:lang w:eastAsia="es-CO"/>
+            </w:rPr>
+          </w:pPr>
+          <w:hyperlink w:anchor="_Toc232520745" w:history="1">
+            <w:r>
+              <w:rPr>
+                <w:rStyle w:val="Hipervnculo"/>
+                <w:noProof/>
+              </w:rPr>
+              <w:t>6.2. Procedimiento de reporte y control</w:t>
+            </w:r>
+            <w:r>
+              <w:rPr>
+                <w:noProof/>
+                <w:webHidden/>
+              </w:rPr>
+              <w:tab/>
+            </w:r>
+            <w:r>
+              <w:rPr>
+                <w:noProof/>
+                <w:webHidden/>
+              </w:rPr>
+              <w:fldChar w:fldCharType="begin"/>
+            </w:r>
+            <w:r>
+              <w:rPr>
+                <w:noProof/>
+                <w:webHidden/>
+              </w:rPr>
+              <w:instrText xml:space="preserve"> PAGEREF _Toc232520745 \h </w:instrText>
+            </w:r>
+            <w:r>
+              <w:rPr>
+                <w:noProof/>
+                <w:webHidden/>
+              </w:rPr>
+            </w:r>
+            <w:r>
+              <w:rPr>
+                <w:noProof/>
+                <w:webHidden/>
+              </w:rPr>
+              <w:fldChar w:fldCharType="separate"/>
+            </w:r>
+            <w:r>
+              <w:rPr>
+                <w:noProof/>
+                <w:webHidden/>
+              </w:rPr>
+              <w:t>45</w:t>
             </w:r>
             <w:r>
               <w:rPr>
@@ -1730,16 +2379,16 @@
               <w:noProof/>
               <w:sz w:val="24"/>
               <w:szCs w:val="24"/>
-              <w:lang w:val="es-ES" w:eastAsia="es-ES"/>
+              <w:lang w:eastAsia="es-CO"/>
             </w:rPr>
           </w:pPr>
-          <w:hyperlink w:anchor="_Toc228988010" w:history="1">
+          <w:hyperlink w:anchor="_Toc232520746" w:history="1">
             <w:r>
               <w:rPr>
                 <w:rStyle w:val="Hipervnculo"/>
                 <w:noProof/>
               </w:rPr>
-              <w:t>Síntesis</w:t>
+              <w:t>7. Pronóstico de ocupación</w:t>
             </w:r>
             <w:r>
               <w:rPr>
@@ -1760,7 +2409,7 @@
                 <w:noProof/>
                 <w:webHidden/>
               </w:rPr>
-              <w:instrText xml:space="preserve"> PAGEREF _Toc228988010 \h </w:instrText>
+              <w:instrText xml:space="preserve"> PAGEREF _Toc232520746 \h </w:instrText>
             </w:r>
             <w:r>
               <w:rPr>
@@ -1780,7 +2429,295 @@
                 <w:noProof/>
                 <w:webHidden/>
               </w:rPr>
-              <w:t>34</w:t>
+              <w:t>47</w:t>
+            </w:r>
+            <w:r>
+              <w:rPr>
+                <w:noProof/>
+                <w:webHidden/>
+              </w:rPr>
+              <w:fldChar w:fldCharType="end"/>
+            </w:r>
+          </w:hyperlink>
+        </w:p>
+        <w:p>
+          <w:pPr>
+            <w:pStyle w:val="TDC2"/>
+            <w:tabs>
+              <w:tab w:val="right" w:leader="dot" w:pos="9962"/>
+            </w:tabs>
+            <w:rPr>
+              <w:rFonts w:eastAsiaTheme="minorEastAsia"/>
+              <w:noProof/>
+              <w:sz w:val="24"/>
+              <w:szCs w:val="24"/>
+              <w:lang w:eastAsia="es-CO"/>
+            </w:rPr>
+          </w:pPr>
+          <w:hyperlink w:anchor="_Toc232520747" w:history="1">
+            <w:r>
+              <w:rPr>
+                <w:rStyle w:val="Hipervnculo"/>
+                <w:noProof/>
+              </w:rPr>
+              <w:t>7.1. Definición e importancia</w:t>
+            </w:r>
+            <w:r>
+              <w:rPr>
+                <w:noProof/>
+                <w:webHidden/>
+              </w:rPr>
+              <w:tab/>
+            </w:r>
+            <w:r>
+              <w:rPr>
+                <w:noProof/>
+                <w:webHidden/>
+              </w:rPr>
+              <w:fldChar w:fldCharType="begin"/>
+            </w:r>
+            <w:r>
+              <w:rPr>
+                <w:noProof/>
+                <w:webHidden/>
+              </w:rPr>
+              <w:instrText xml:space="preserve"> PAGEREF _Toc232520747 \h </w:instrText>
+            </w:r>
+            <w:r>
+              <w:rPr>
+                <w:noProof/>
+                <w:webHidden/>
+              </w:rPr>
+            </w:r>
+            <w:r>
+              <w:rPr>
+                <w:noProof/>
+                <w:webHidden/>
+              </w:rPr>
+              <w:fldChar w:fldCharType="separate"/>
+            </w:r>
+            <w:r>
+              <w:rPr>
+                <w:noProof/>
+                <w:webHidden/>
+              </w:rPr>
+              <w:t>47</w:t>
+            </w:r>
+            <w:r>
+              <w:rPr>
+                <w:noProof/>
+                <w:webHidden/>
+              </w:rPr>
+              <w:fldChar w:fldCharType="end"/>
+            </w:r>
+          </w:hyperlink>
+        </w:p>
+        <w:p>
+          <w:pPr>
+            <w:pStyle w:val="TDC2"/>
+            <w:tabs>
+              <w:tab w:val="right" w:leader="dot" w:pos="9962"/>
+            </w:tabs>
+            <w:rPr>
+              <w:rFonts w:eastAsiaTheme="minorEastAsia"/>
+              <w:noProof/>
+              <w:sz w:val="24"/>
+              <w:szCs w:val="24"/>
+              <w:lang w:eastAsia="es-CO"/>
+            </w:rPr>
+          </w:pPr>
+          <w:hyperlink w:anchor="_Toc232520748" w:history="1">
+            <w:r>
+              <w:rPr>
+                <w:rStyle w:val="Hipervnculo"/>
+                <w:noProof/>
+              </w:rPr>
+              <w:t>7.2. Utilidad del pronóstico</w:t>
+            </w:r>
+            <w:r>
+              <w:rPr>
+                <w:noProof/>
+                <w:webHidden/>
+              </w:rPr>
+              <w:tab/>
+            </w:r>
+            <w:r>
+              <w:rPr>
+                <w:noProof/>
+                <w:webHidden/>
+              </w:rPr>
+              <w:fldChar w:fldCharType="begin"/>
+            </w:r>
+            <w:r>
+              <w:rPr>
+                <w:noProof/>
+                <w:webHidden/>
+              </w:rPr>
+              <w:instrText xml:space="preserve"> PAGEREF _Toc232520748 \h </w:instrText>
+            </w:r>
+            <w:r>
+              <w:rPr>
+                <w:noProof/>
+                <w:webHidden/>
+              </w:rPr>
+            </w:r>
+            <w:r>
+              <w:rPr>
+                <w:noProof/>
+                <w:webHidden/>
+              </w:rPr>
+              <w:fldChar w:fldCharType="separate"/>
+            </w:r>
+            <w:r>
+              <w:rPr>
+                <w:noProof/>
+                <w:webHidden/>
+              </w:rPr>
+              <w:t>48</w:t>
+            </w:r>
+            <w:r>
+              <w:rPr>
+                <w:noProof/>
+                <w:webHidden/>
+              </w:rPr>
+              <w:fldChar w:fldCharType="end"/>
+            </w:r>
+          </w:hyperlink>
+        </w:p>
+        <w:p>
+          <w:pPr>
+            <w:pStyle w:val="TDC2"/>
+            <w:tabs>
+              <w:tab w:val="right" w:leader="dot" w:pos="9962"/>
+            </w:tabs>
+            <w:rPr>
+              <w:rFonts w:eastAsiaTheme="minorEastAsia"/>
+              <w:noProof/>
+              <w:sz w:val="24"/>
+              <w:szCs w:val="24"/>
+              <w:lang w:eastAsia="es-CO"/>
+            </w:rPr>
+          </w:pPr>
+          <w:hyperlink w:anchor="_Toc232520749" w:history="1">
+            <w:r>
+              <w:rPr>
+                <w:rStyle w:val="Hipervnculo"/>
+                <w:noProof/>
+              </w:rPr>
+              <w:t>7.3. Procedimiento de estimación</w:t>
+            </w:r>
+            <w:r>
+              <w:rPr>
+                <w:noProof/>
+                <w:webHidden/>
+              </w:rPr>
+              <w:tab/>
+            </w:r>
+            <w:r>
+              <w:rPr>
+                <w:noProof/>
+                <w:webHidden/>
+              </w:rPr>
+              <w:fldChar w:fldCharType="begin"/>
+            </w:r>
+            <w:r>
+              <w:rPr>
+                <w:noProof/>
+                <w:webHidden/>
+              </w:rPr>
+              <w:instrText xml:space="preserve"> PAGEREF _Toc232520749 \h </w:instrText>
+            </w:r>
+            <w:r>
+              <w:rPr>
+                <w:noProof/>
+                <w:webHidden/>
+              </w:rPr>
+            </w:r>
+            <w:r>
+              <w:rPr>
+                <w:noProof/>
+                <w:webHidden/>
+              </w:rPr>
+              <w:fldChar w:fldCharType="separate"/>
+            </w:r>
+            <w:r>
+              <w:rPr>
+                <w:noProof/>
+                <w:webHidden/>
+              </w:rPr>
+              <w:t>49</w:t>
+            </w:r>
+            <w:r>
+              <w:rPr>
+                <w:noProof/>
+                <w:webHidden/>
+              </w:rPr>
+              <w:fldChar w:fldCharType="end"/>
+            </w:r>
+          </w:hyperlink>
+        </w:p>
+        <w:p>
+          <w:pPr>
+            <w:pStyle w:val="TDC2"/>
+            <w:tabs>
+              <w:tab w:val="right" w:leader="dot" w:pos="9962"/>
+            </w:tabs>
+            <w:rPr>
+              <w:rFonts w:eastAsiaTheme="minorEastAsia"/>
+              <w:noProof/>
+              <w:sz w:val="24"/>
+              <w:szCs w:val="24"/>
+              <w:lang w:eastAsia="es-CO"/>
+            </w:rPr>
+          </w:pPr>
+          <w:hyperlink w:anchor="_Toc232520750" w:history="1">
+            <w:r>
+              <w:rPr>
+                <w:rStyle w:val="Hipervnculo"/>
+                <w:noProof/>
+              </w:rPr>
+              <w:t>7.4. Variables que afectan el pronóstico</w:t>
+            </w:r>
+            <w:r>
+              <w:rPr>
+                <w:noProof/>
+                <w:webHidden/>
+              </w:rPr>
+              <w:tab/>
+            </w:r>
+            <w:r>
+              <w:rPr>
+                <w:noProof/>
+                <w:webHidden/>
+              </w:rPr>
+              <w:fldChar w:fldCharType="begin"/>
+            </w:r>
+            <w:r>
+              <w:rPr>
+                <w:noProof/>
+                <w:webHidden/>
+              </w:rPr>
+              <w:instrText xml:space="preserve"> PAGEREF _Toc232520750 \h </w:instrText>
+            </w:r>
+            <w:r>
+              <w:rPr>
+                <w:noProof/>
+                <w:webHidden/>
+              </w:rPr>
+            </w:r>
+            <w:r>
+              <w:rPr>
+                <w:noProof/>
+                <w:webHidden/>
+              </w:rPr>
+              <w:fldChar w:fldCharType="separate"/>
+            </w:r>
+            <w:r>
+              <w:rPr>
+                <w:noProof/>
+                <w:webHidden/>
+              </w:rPr>
+              <w:t>50</w:t>
             </w:r>
             <w:r>
               <w:rPr>
@@ -1802,16 +2739,16 @@
               <w:noProof/>
               <w:sz w:val="24"/>
               <w:szCs w:val="24"/>
-              <w:lang w:val="es-ES" w:eastAsia="es-ES"/>
+              <w:lang w:eastAsia="es-CO"/>
             </w:rPr>
           </w:pPr>
-          <w:hyperlink w:anchor="_Toc228988011" w:history="1">
+          <w:hyperlink w:anchor="_Toc232520751" w:history="1">
             <w:r>
               <w:rPr>
                 <w:rStyle w:val="Hipervnculo"/>
                 <w:noProof/>
               </w:rPr>
-              <w:t>Glosario</w:t>
+              <w:t>8. Imagen y presentación personal</w:t>
             </w:r>
             <w:r>
               <w:rPr>
@@ -1832,7 +2769,7 @@
                 <w:noProof/>
                 <w:webHidden/>
               </w:rPr>
-              <w:instrText xml:space="preserve"> PAGEREF _Toc228988011 \h </w:instrText>
+              <w:instrText xml:space="preserve"> PAGEREF _Toc232520751 \h </w:instrText>
             </w:r>
             <w:r>
               <w:rPr>
@@ -1852,7 +2789,151 @@
                 <w:noProof/>
                 <w:webHidden/>
               </w:rPr>
-              <w:t>35</w:t>
+              <w:t>52</w:t>
+            </w:r>
+            <w:r>
+              <w:rPr>
+                <w:noProof/>
+                <w:webHidden/>
+              </w:rPr>
+              <w:fldChar w:fldCharType="end"/>
+            </w:r>
+          </w:hyperlink>
+        </w:p>
+        <w:p>
+          <w:pPr>
+            <w:pStyle w:val="TDC2"/>
+            <w:tabs>
+              <w:tab w:val="right" w:leader="dot" w:pos="9962"/>
+            </w:tabs>
+            <w:rPr>
+              <w:rFonts w:eastAsiaTheme="minorEastAsia"/>
+              <w:noProof/>
+              <w:sz w:val="24"/>
+              <w:szCs w:val="24"/>
+              <w:lang w:eastAsia="es-CO"/>
+            </w:rPr>
+          </w:pPr>
+          <w:hyperlink w:anchor="_Toc232520752" w:history="1">
+            <w:r>
+              <w:rPr>
+                <w:rStyle w:val="Hipervnculo"/>
+                <w:noProof/>
+              </w:rPr>
+              <w:t>8.1. Protocolos de porte de uniformes</w:t>
+            </w:r>
+            <w:r>
+              <w:rPr>
+                <w:noProof/>
+                <w:webHidden/>
+              </w:rPr>
+              <w:tab/>
+            </w:r>
+            <w:r>
+              <w:rPr>
+                <w:noProof/>
+                <w:webHidden/>
+              </w:rPr>
+              <w:fldChar w:fldCharType="begin"/>
+            </w:r>
+            <w:r>
+              <w:rPr>
+                <w:noProof/>
+                <w:webHidden/>
+              </w:rPr>
+              <w:instrText xml:space="preserve"> PAGEREF _Toc232520752 \h </w:instrText>
+            </w:r>
+            <w:r>
+              <w:rPr>
+                <w:noProof/>
+                <w:webHidden/>
+              </w:rPr>
+            </w:r>
+            <w:r>
+              <w:rPr>
+                <w:noProof/>
+                <w:webHidden/>
+              </w:rPr>
+              <w:fldChar w:fldCharType="separate"/>
+            </w:r>
+            <w:r>
+              <w:rPr>
+                <w:noProof/>
+                <w:webHidden/>
+              </w:rPr>
+              <w:t>52</w:t>
+            </w:r>
+            <w:r>
+              <w:rPr>
+                <w:noProof/>
+                <w:webHidden/>
+              </w:rPr>
+              <w:fldChar w:fldCharType="end"/>
+            </w:r>
+          </w:hyperlink>
+        </w:p>
+        <w:p>
+          <w:pPr>
+            <w:pStyle w:val="TDC2"/>
+            <w:tabs>
+              <w:tab w:val="right" w:leader="dot" w:pos="9962"/>
+            </w:tabs>
+            <w:rPr>
+              <w:rFonts w:eastAsiaTheme="minorEastAsia"/>
+              <w:noProof/>
+              <w:sz w:val="24"/>
+              <w:szCs w:val="24"/>
+              <w:lang w:eastAsia="es-CO"/>
+            </w:rPr>
+          </w:pPr>
+          <w:hyperlink w:anchor="_Toc232520753" w:history="1">
+            <w:r>
+              <w:rPr>
+                <w:rStyle w:val="Hipervnculo"/>
+                <w:noProof/>
+              </w:rPr>
+              <w:t>8.2. Protocolos de presentación personal</w:t>
+            </w:r>
+            <w:r>
+              <w:rPr>
+                <w:noProof/>
+                <w:webHidden/>
+              </w:rPr>
+              <w:tab/>
+            </w:r>
+            <w:r>
+              <w:rPr>
+                <w:noProof/>
+                <w:webHidden/>
+              </w:rPr>
+              <w:fldChar w:fldCharType="begin"/>
+            </w:r>
+            <w:r>
+              <w:rPr>
+                <w:noProof/>
+                <w:webHidden/>
+              </w:rPr>
+              <w:instrText xml:space="preserve"> PAGEREF _Toc232520753 \h </w:instrText>
+            </w:r>
+            <w:r>
+              <w:rPr>
+                <w:noProof/>
+                <w:webHidden/>
+              </w:rPr>
+            </w:r>
+            <w:r>
+              <w:rPr>
+                <w:noProof/>
+                <w:webHidden/>
+              </w:rPr>
+              <w:fldChar w:fldCharType="separate"/>
+            </w:r>
+            <w:r>
+              <w:rPr>
+                <w:noProof/>
+                <w:webHidden/>
+              </w:rPr>
+              <w:t>53</w:t>
             </w:r>
             <w:r>
               <w:rPr>
@@ -1874,16 +2955,16 @@
               <w:noProof/>
               <w:sz w:val="24"/>
               <w:szCs w:val="24"/>
-              <w:lang w:val="es-ES" w:eastAsia="es-ES"/>
+              <w:lang w:eastAsia="es-CO"/>
             </w:rPr>
           </w:pPr>
-          <w:hyperlink w:anchor="_Toc228988012" w:history="1">
+          <w:hyperlink w:anchor="_Toc232520754" w:history="1">
             <w:r>
               <w:rPr>
                 <w:rStyle w:val="Hipervnculo"/>
                 <w:noProof/>
               </w:rPr>
-              <w:t>Referencias bibliográficas</w:t>
+              <w:t>9. Gestión técnica de suministros</w:t>
             </w:r>
             <w:r>
               <w:rPr>
@@ -1904,7 +2985,7 @@
                 <w:noProof/>
                 <w:webHidden/>
               </w:rPr>
-              <w:instrText xml:space="preserve"> PAGEREF _Toc228988012 \h </w:instrText>
+              <w:instrText xml:space="preserve"> PAGEREF _Toc232520754 \h </w:instrText>
             </w:r>
             <w:r>
               <w:rPr>
@@ -1924,7 +3005,511 @@
                 <w:noProof/>
                 <w:webHidden/>
               </w:rPr>
-              <w:t>36</w:t>
+              <w:t>55</w:t>
+            </w:r>
+            <w:r>
+              <w:rPr>
+                <w:noProof/>
+                <w:webHidden/>
+              </w:rPr>
+              <w:fldChar w:fldCharType="end"/>
+            </w:r>
+          </w:hyperlink>
+        </w:p>
+        <w:p>
+          <w:pPr>
+            <w:pStyle w:val="TDC2"/>
+            <w:tabs>
+              <w:tab w:val="right" w:leader="dot" w:pos="9962"/>
+            </w:tabs>
+            <w:rPr>
+              <w:rFonts w:eastAsiaTheme="minorEastAsia"/>
+              <w:noProof/>
+              <w:sz w:val="24"/>
+              <w:szCs w:val="24"/>
+              <w:lang w:eastAsia="es-CO"/>
+            </w:rPr>
+          </w:pPr>
+          <w:hyperlink w:anchor="_Toc232520755" w:history="1">
+            <w:r>
+              <w:rPr>
+                <w:rStyle w:val="Hipervnculo"/>
+                <w:noProof/>
+              </w:rPr>
+              <w:t>9.1. Definición y clasificación</w:t>
+            </w:r>
+            <w:r>
+              <w:rPr>
+                <w:noProof/>
+                <w:webHidden/>
+              </w:rPr>
+              <w:tab/>
+            </w:r>
+            <w:r>
+              <w:rPr>
+                <w:noProof/>
+                <w:webHidden/>
+              </w:rPr>
+              <w:fldChar w:fldCharType="begin"/>
+            </w:r>
+            <w:r>
+              <w:rPr>
+                <w:noProof/>
+                <w:webHidden/>
+              </w:rPr>
+              <w:instrText xml:space="preserve"> PAGEREF _Toc232520755 \h </w:instrText>
+            </w:r>
+            <w:r>
+              <w:rPr>
+                <w:noProof/>
+                <w:webHidden/>
+              </w:rPr>
+            </w:r>
+            <w:r>
+              <w:rPr>
+                <w:noProof/>
+                <w:webHidden/>
+              </w:rPr>
+              <w:fldChar w:fldCharType="separate"/>
+            </w:r>
+            <w:r>
+              <w:rPr>
+                <w:noProof/>
+                <w:webHidden/>
+              </w:rPr>
+              <w:t>55</w:t>
+            </w:r>
+            <w:r>
+              <w:rPr>
+                <w:noProof/>
+                <w:webHidden/>
+              </w:rPr>
+              <w:fldChar w:fldCharType="end"/>
+            </w:r>
+          </w:hyperlink>
+        </w:p>
+        <w:p>
+          <w:pPr>
+            <w:pStyle w:val="TDC2"/>
+            <w:tabs>
+              <w:tab w:val="right" w:leader="dot" w:pos="9962"/>
+            </w:tabs>
+            <w:rPr>
+              <w:rFonts w:eastAsiaTheme="minorEastAsia"/>
+              <w:noProof/>
+              <w:sz w:val="24"/>
+              <w:szCs w:val="24"/>
+              <w:lang w:eastAsia="es-CO"/>
+            </w:rPr>
+          </w:pPr>
+          <w:hyperlink w:anchor="_Toc232520756" w:history="1">
+            <w:r>
+              <w:rPr>
+                <w:rStyle w:val="Hipervnculo"/>
+                <w:noProof/>
+              </w:rPr>
+              <w:t>9.2. Especificaciones y ficha técnica</w:t>
+            </w:r>
+            <w:r>
+              <w:rPr>
+                <w:noProof/>
+                <w:webHidden/>
+              </w:rPr>
+              <w:tab/>
+            </w:r>
+            <w:r>
+              <w:rPr>
+                <w:noProof/>
+                <w:webHidden/>
+              </w:rPr>
+              <w:fldChar w:fldCharType="begin"/>
+            </w:r>
+            <w:r>
+              <w:rPr>
+                <w:noProof/>
+                <w:webHidden/>
+              </w:rPr>
+              <w:instrText xml:space="preserve"> PAGEREF _Toc232520756 \h </w:instrText>
+            </w:r>
+            <w:r>
+              <w:rPr>
+                <w:noProof/>
+                <w:webHidden/>
+              </w:rPr>
+            </w:r>
+            <w:r>
+              <w:rPr>
+                <w:noProof/>
+                <w:webHidden/>
+              </w:rPr>
+              <w:fldChar w:fldCharType="separate"/>
+            </w:r>
+            <w:r>
+              <w:rPr>
+                <w:noProof/>
+                <w:webHidden/>
+              </w:rPr>
+              <w:t>55</w:t>
+            </w:r>
+            <w:r>
+              <w:rPr>
+                <w:noProof/>
+                <w:webHidden/>
+              </w:rPr>
+              <w:fldChar w:fldCharType="end"/>
+            </w:r>
+          </w:hyperlink>
+        </w:p>
+        <w:p>
+          <w:pPr>
+            <w:pStyle w:val="TDC2"/>
+            <w:tabs>
+              <w:tab w:val="right" w:leader="dot" w:pos="9962"/>
+            </w:tabs>
+            <w:rPr>
+              <w:rFonts w:eastAsiaTheme="minorEastAsia"/>
+              <w:noProof/>
+              <w:sz w:val="24"/>
+              <w:szCs w:val="24"/>
+              <w:lang w:eastAsia="es-CO"/>
+            </w:rPr>
+          </w:pPr>
+          <w:hyperlink w:anchor="_Toc232520757" w:history="1">
+            <w:r>
+              <w:rPr>
+                <w:rStyle w:val="Hipervnculo"/>
+                <w:noProof/>
+              </w:rPr>
+              <w:t>9.3. Unidades de medida y presentación</w:t>
+            </w:r>
+            <w:r>
+              <w:rPr>
+                <w:noProof/>
+                <w:webHidden/>
+              </w:rPr>
+              <w:tab/>
+            </w:r>
+            <w:r>
+              <w:rPr>
+                <w:noProof/>
+                <w:webHidden/>
+              </w:rPr>
+              <w:fldChar w:fldCharType="begin"/>
+            </w:r>
+            <w:r>
+              <w:rPr>
+                <w:noProof/>
+                <w:webHidden/>
+              </w:rPr>
+              <w:instrText xml:space="preserve"> PAGEREF _Toc232520757 \h </w:instrText>
+            </w:r>
+            <w:r>
+              <w:rPr>
+                <w:noProof/>
+                <w:webHidden/>
+              </w:rPr>
+            </w:r>
+            <w:r>
+              <w:rPr>
+                <w:noProof/>
+                <w:webHidden/>
+              </w:rPr>
+              <w:fldChar w:fldCharType="separate"/>
+            </w:r>
+            <w:r>
+              <w:rPr>
+                <w:noProof/>
+                <w:webHidden/>
+              </w:rPr>
+              <w:t>57</w:t>
+            </w:r>
+            <w:r>
+              <w:rPr>
+                <w:noProof/>
+                <w:webHidden/>
+              </w:rPr>
+              <w:fldChar w:fldCharType="end"/>
+            </w:r>
+          </w:hyperlink>
+        </w:p>
+        <w:p>
+          <w:pPr>
+            <w:pStyle w:val="TDC2"/>
+            <w:tabs>
+              <w:tab w:val="right" w:leader="dot" w:pos="9962"/>
+            </w:tabs>
+            <w:rPr>
+              <w:rFonts w:eastAsiaTheme="minorEastAsia"/>
+              <w:noProof/>
+              <w:sz w:val="24"/>
+              <w:szCs w:val="24"/>
+              <w:lang w:eastAsia="es-CO"/>
+            </w:rPr>
+          </w:pPr>
+          <w:hyperlink w:anchor="_Toc232520758" w:history="1">
+            <w:r>
+              <w:rPr>
+                <w:rStyle w:val="Hipervnculo"/>
+                <w:noProof/>
+              </w:rPr>
+              <w:t>9.4. Tabla de rendimiento</w:t>
+            </w:r>
+            <w:r>
+              <w:rPr>
+                <w:noProof/>
+                <w:webHidden/>
+              </w:rPr>
+              <w:tab/>
+            </w:r>
+            <w:r>
+              <w:rPr>
+                <w:noProof/>
+                <w:webHidden/>
+              </w:rPr>
+              <w:fldChar w:fldCharType="begin"/>
+            </w:r>
+            <w:r>
+              <w:rPr>
+                <w:noProof/>
+                <w:webHidden/>
+              </w:rPr>
+              <w:instrText xml:space="preserve"> PAGEREF _Toc232520758 \h </w:instrText>
+            </w:r>
+            <w:r>
+              <w:rPr>
+                <w:noProof/>
+                <w:webHidden/>
+              </w:rPr>
+            </w:r>
+            <w:r>
+              <w:rPr>
+                <w:noProof/>
+                <w:webHidden/>
+              </w:rPr>
+              <w:fldChar w:fldCharType="separate"/>
+            </w:r>
+            <w:r>
+              <w:rPr>
+                <w:noProof/>
+                <w:webHidden/>
+              </w:rPr>
+              <w:t>57</w:t>
+            </w:r>
+            <w:r>
+              <w:rPr>
+                <w:noProof/>
+                <w:webHidden/>
+              </w:rPr>
+              <w:fldChar w:fldCharType="end"/>
+            </w:r>
+          </w:hyperlink>
+        </w:p>
+        <w:p>
+          <w:pPr>
+            <w:pStyle w:val="TDC2"/>
+            <w:tabs>
+              <w:tab w:val="right" w:leader="dot" w:pos="9962"/>
+            </w:tabs>
+            <w:rPr>
+              <w:rFonts w:eastAsiaTheme="minorEastAsia"/>
+              <w:noProof/>
+              <w:sz w:val="24"/>
+              <w:szCs w:val="24"/>
+              <w:lang w:eastAsia="es-CO"/>
+            </w:rPr>
+          </w:pPr>
+          <w:hyperlink w:anchor="_Toc232520759" w:history="1">
+            <w:r>
+              <w:rPr>
+                <w:rStyle w:val="Hipervnculo"/>
+                <w:noProof/>
+              </w:rPr>
+              <w:t>9.5. Procedimientos de solicitud y manejo</w:t>
+            </w:r>
+            <w:r>
+              <w:rPr>
+                <w:noProof/>
+                <w:webHidden/>
+              </w:rPr>
+              <w:tab/>
+            </w:r>
+            <w:r>
+              <w:rPr>
+                <w:noProof/>
+                <w:webHidden/>
+              </w:rPr>
+              <w:fldChar w:fldCharType="begin"/>
+            </w:r>
+            <w:r>
+              <w:rPr>
+                <w:noProof/>
+                <w:webHidden/>
+              </w:rPr>
+              <w:instrText xml:space="preserve"> PAGEREF _Toc232520759 \h </w:instrText>
+            </w:r>
+            <w:r>
+              <w:rPr>
+                <w:noProof/>
+                <w:webHidden/>
+              </w:rPr>
+            </w:r>
+            <w:r>
+              <w:rPr>
+                <w:noProof/>
+                <w:webHidden/>
+              </w:rPr>
+              <w:fldChar w:fldCharType="separate"/>
+            </w:r>
+            <w:r>
+              <w:rPr>
+                <w:noProof/>
+                <w:webHidden/>
+              </w:rPr>
+              <w:t>58</w:t>
+            </w:r>
+            <w:r>
+              <w:rPr>
+                <w:noProof/>
+                <w:webHidden/>
+              </w:rPr>
+              <w:fldChar w:fldCharType="end"/>
+            </w:r>
+          </w:hyperlink>
+        </w:p>
+        <w:p>
+          <w:pPr>
+            <w:pStyle w:val="TDC2"/>
+            <w:tabs>
+              <w:tab w:val="right" w:leader="dot" w:pos="9962"/>
+            </w:tabs>
+            <w:rPr>
+              <w:rFonts w:eastAsiaTheme="minorEastAsia"/>
+              <w:noProof/>
+              <w:sz w:val="24"/>
+              <w:szCs w:val="24"/>
+              <w:lang w:eastAsia="es-CO"/>
+            </w:rPr>
+          </w:pPr>
+          <w:hyperlink w:anchor="_Toc232520760" w:history="1">
+            <w:r>
+              <w:rPr>
+                <w:rStyle w:val="Hipervnculo"/>
+                <w:noProof/>
+              </w:rPr>
+              <w:t>9.6. Catálogo técnico de suministros (ficha técnica)</w:t>
+            </w:r>
+            <w:r>
+              <w:rPr>
+                <w:noProof/>
+                <w:webHidden/>
+              </w:rPr>
+              <w:tab/>
+            </w:r>
+            <w:r>
+              <w:rPr>
+                <w:noProof/>
+                <w:webHidden/>
+              </w:rPr>
+              <w:fldChar w:fldCharType="begin"/>
+            </w:r>
+            <w:r>
+              <w:rPr>
+                <w:noProof/>
+                <w:webHidden/>
+              </w:rPr>
+              <w:instrText xml:space="preserve"> PAGEREF _Toc232520760 \h </w:instrText>
+            </w:r>
+            <w:r>
+              <w:rPr>
+                <w:noProof/>
+                <w:webHidden/>
+              </w:rPr>
+            </w:r>
+            <w:r>
+              <w:rPr>
+                <w:noProof/>
+                <w:webHidden/>
+              </w:rPr>
+              <w:fldChar w:fldCharType="separate"/>
+            </w:r>
+            <w:r>
+              <w:rPr>
+                <w:noProof/>
+                <w:webHidden/>
+              </w:rPr>
+              <w:t>59</w:t>
+            </w:r>
+            <w:r>
+              <w:rPr>
+                <w:noProof/>
+                <w:webHidden/>
+              </w:rPr>
+              <w:fldChar w:fldCharType="end"/>
+            </w:r>
+          </w:hyperlink>
+        </w:p>
+        <w:p>
+          <w:pPr>
+            <w:pStyle w:val="TDC2"/>
+            <w:tabs>
+              <w:tab w:val="right" w:leader="dot" w:pos="9962"/>
+            </w:tabs>
+            <w:rPr>
+              <w:rFonts w:eastAsiaTheme="minorEastAsia"/>
+              <w:noProof/>
+              <w:sz w:val="24"/>
+              <w:szCs w:val="24"/>
+              <w:lang w:eastAsia="es-CO"/>
+            </w:rPr>
+          </w:pPr>
+          <w:hyperlink w:anchor="_Toc232520761" w:history="1">
+            <w:r>
+              <w:rPr>
+                <w:rStyle w:val="Hipervnculo"/>
+                <w:noProof/>
+              </w:rPr>
+              <w:t>9.7. Control de rendimientos y costos</w:t>
+            </w:r>
+            <w:r>
+              <w:rPr>
+                <w:noProof/>
+                <w:webHidden/>
+              </w:rPr>
+              <w:tab/>
+            </w:r>
+            <w:r>
+              <w:rPr>
+                <w:noProof/>
+                <w:webHidden/>
+              </w:rPr>
+              <w:fldChar w:fldCharType="begin"/>
+            </w:r>
+            <w:r>
+              <w:rPr>
+                <w:noProof/>
+                <w:webHidden/>
+              </w:rPr>
+              <w:instrText xml:space="preserve"> PAGEREF _Toc232520761 \h </w:instrText>
+            </w:r>
+            <w:r>
+              <w:rPr>
+                <w:noProof/>
+                <w:webHidden/>
+              </w:rPr>
+            </w:r>
+            <w:r>
+              <w:rPr>
+                <w:noProof/>
+                <w:webHidden/>
+              </w:rPr>
+              <w:fldChar w:fldCharType="separate"/>
+            </w:r>
+            <w:r>
+              <w:rPr>
+                <w:noProof/>
+                <w:webHidden/>
+              </w:rPr>
+              <w:t>60</w:t>
             </w:r>
             <w:r>
               <w:rPr>
@@ -1946,15 +3531,375 @@
               <w:noProof/>
               <w:sz w:val="24"/>
               <w:szCs w:val="24"/>
-              <w:lang w:val="es-ES" w:eastAsia="es-ES"/>
+              <w:lang w:eastAsia="es-CO"/>
             </w:rPr>
           </w:pPr>
-          <w:hyperlink w:anchor="_Toc228988013" w:history="1">
+          <w:hyperlink w:anchor="_Toc232520762" w:history="1">
             <w:r>
               <w:rPr>
                 <w:rStyle w:val="Hipervnculo"/>
                 <w:noProof/>
               </w:rPr>
+              <w:t>10. Gestión de activos de operación</w:t>
+            </w:r>
+            <w:r>
+              <w:rPr>
+                <w:noProof/>
+                <w:webHidden/>
+              </w:rPr>
+              <w:tab/>
+            </w:r>
+            <w:r>
+              <w:rPr>
+                <w:noProof/>
+                <w:webHidden/>
+              </w:rPr>
+              <w:fldChar w:fldCharType="begin"/>
+            </w:r>
+            <w:r>
+              <w:rPr>
+                <w:noProof/>
+                <w:webHidden/>
+              </w:rPr>
+              <w:instrText xml:space="preserve"> PAGEREF _Toc232520762 \h </w:instrText>
+            </w:r>
+            <w:r>
+              <w:rPr>
+                <w:noProof/>
+                <w:webHidden/>
+              </w:rPr>
+            </w:r>
+            <w:r>
+              <w:rPr>
+                <w:noProof/>
+                <w:webHidden/>
+              </w:rPr>
+              <w:fldChar w:fldCharType="separate"/>
+            </w:r>
+            <w:r>
+              <w:rPr>
+                <w:noProof/>
+                <w:webHidden/>
+              </w:rPr>
+              <w:t>66</w:t>
+            </w:r>
+            <w:r>
+              <w:rPr>
+                <w:noProof/>
+                <w:webHidden/>
+              </w:rPr>
+              <w:fldChar w:fldCharType="end"/>
+            </w:r>
+          </w:hyperlink>
+        </w:p>
+        <w:p>
+          <w:pPr>
+            <w:pStyle w:val="TDC2"/>
+            <w:tabs>
+              <w:tab w:val="right" w:leader="dot" w:pos="9962"/>
+            </w:tabs>
+            <w:rPr>
+              <w:rFonts w:eastAsiaTheme="minorEastAsia"/>
+              <w:noProof/>
+              <w:sz w:val="24"/>
+              <w:szCs w:val="24"/>
+              <w:lang w:eastAsia="es-CO"/>
+            </w:rPr>
+          </w:pPr>
+          <w:hyperlink w:anchor="_Toc232520763" w:history="1">
+            <w:r>
+              <w:rPr>
+                <w:rStyle w:val="Hipervnculo"/>
+                <w:noProof/>
+              </w:rPr>
+              <w:t>10.1. Definición y clasificación</w:t>
+            </w:r>
+            <w:r>
+              <w:rPr>
+                <w:noProof/>
+                <w:webHidden/>
+              </w:rPr>
+              <w:tab/>
+            </w:r>
+            <w:r>
+              <w:rPr>
+                <w:noProof/>
+                <w:webHidden/>
+              </w:rPr>
+              <w:fldChar w:fldCharType="begin"/>
+            </w:r>
+            <w:r>
+              <w:rPr>
+                <w:noProof/>
+                <w:webHidden/>
+              </w:rPr>
+              <w:instrText xml:space="preserve"> PAGEREF _Toc232520763 \h </w:instrText>
+            </w:r>
+            <w:r>
+              <w:rPr>
+                <w:noProof/>
+                <w:webHidden/>
+              </w:rPr>
+            </w:r>
+            <w:r>
+              <w:rPr>
+                <w:noProof/>
+                <w:webHidden/>
+              </w:rPr>
+              <w:fldChar w:fldCharType="separate"/>
+            </w:r>
+            <w:r>
+              <w:rPr>
+                <w:noProof/>
+                <w:webHidden/>
+              </w:rPr>
+              <w:t>66</w:t>
+            </w:r>
+            <w:r>
+              <w:rPr>
+                <w:noProof/>
+                <w:webHidden/>
+              </w:rPr>
+              <w:fldChar w:fldCharType="end"/>
+            </w:r>
+          </w:hyperlink>
+        </w:p>
+        <w:p>
+          <w:pPr>
+            <w:pStyle w:val="TDC1"/>
+            <w:tabs>
+              <w:tab w:val="right" w:leader="dot" w:pos="9962"/>
+            </w:tabs>
+            <w:rPr>
+              <w:rFonts w:eastAsiaTheme="minorEastAsia"/>
+              <w:noProof/>
+              <w:sz w:val="24"/>
+              <w:szCs w:val="24"/>
+              <w:lang w:eastAsia="es-CO"/>
+            </w:rPr>
+          </w:pPr>
+          <w:hyperlink w:anchor="_Toc232520764" w:history="1">
+            <w:r>
+              <w:rPr>
+                <w:rStyle w:val="Hipervnculo"/>
+                <w:noProof/>
+              </w:rPr>
+              <w:t>Síntesis</w:t>
+            </w:r>
+            <w:r>
+              <w:rPr>
+                <w:noProof/>
+                <w:webHidden/>
+              </w:rPr>
+              <w:tab/>
+            </w:r>
+            <w:r>
+              <w:rPr>
+                <w:noProof/>
+                <w:webHidden/>
+              </w:rPr>
+              <w:fldChar w:fldCharType="begin"/>
+            </w:r>
+            <w:r>
+              <w:rPr>
+                <w:noProof/>
+                <w:webHidden/>
+              </w:rPr>
+              <w:instrText xml:space="preserve"> PAGEREF _Toc232520764 \h </w:instrText>
+            </w:r>
+            <w:r>
+              <w:rPr>
+                <w:noProof/>
+                <w:webHidden/>
+              </w:rPr>
+            </w:r>
+            <w:r>
+              <w:rPr>
+                <w:noProof/>
+                <w:webHidden/>
+              </w:rPr>
+              <w:fldChar w:fldCharType="separate"/>
+            </w:r>
+            <w:r>
+              <w:rPr>
+                <w:noProof/>
+                <w:webHidden/>
+              </w:rPr>
+              <w:t>69</w:t>
+            </w:r>
+            <w:r>
+              <w:rPr>
+                <w:noProof/>
+                <w:webHidden/>
+              </w:rPr>
+              <w:fldChar w:fldCharType="end"/>
+            </w:r>
+          </w:hyperlink>
+        </w:p>
+        <w:p>
+          <w:pPr>
+            <w:pStyle w:val="TDC1"/>
+            <w:tabs>
+              <w:tab w:val="right" w:leader="dot" w:pos="9962"/>
+            </w:tabs>
+            <w:rPr>
+              <w:rFonts w:eastAsiaTheme="minorEastAsia"/>
+              <w:noProof/>
+              <w:sz w:val="24"/>
+              <w:szCs w:val="24"/>
+              <w:lang w:eastAsia="es-CO"/>
+            </w:rPr>
+          </w:pPr>
+          <w:hyperlink w:anchor="_Toc232520765" w:history="1">
+            <w:r>
+              <w:rPr>
+                <w:rStyle w:val="Hipervnculo"/>
+                <w:noProof/>
+              </w:rPr>
+              <w:t>Glosario</w:t>
+            </w:r>
+            <w:r>
+              <w:rPr>
+                <w:noProof/>
+                <w:webHidden/>
+              </w:rPr>
+              <w:tab/>
+            </w:r>
+            <w:r>
+              <w:rPr>
+                <w:noProof/>
+                <w:webHidden/>
+              </w:rPr>
+              <w:fldChar w:fldCharType="begin"/>
+            </w:r>
+            <w:r>
+              <w:rPr>
+                <w:noProof/>
+                <w:webHidden/>
+              </w:rPr>
+              <w:instrText xml:space="preserve"> PAGEREF _Toc232520765 \h </w:instrText>
+            </w:r>
+            <w:r>
+              <w:rPr>
+                <w:noProof/>
+                <w:webHidden/>
+              </w:rPr>
+            </w:r>
+            <w:r>
+              <w:rPr>
+                <w:noProof/>
+                <w:webHidden/>
+              </w:rPr>
+              <w:fldChar w:fldCharType="separate"/>
+            </w:r>
+            <w:r>
+              <w:rPr>
+                <w:noProof/>
+                <w:webHidden/>
+              </w:rPr>
+              <w:t>71</w:t>
+            </w:r>
+            <w:r>
+              <w:rPr>
+                <w:noProof/>
+                <w:webHidden/>
+              </w:rPr>
+              <w:fldChar w:fldCharType="end"/>
+            </w:r>
+          </w:hyperlink>
+        </w:p>
+        <w:p>
+          <w:pPr>
+            <w:pStyle w:val="TDC1"/>
+            <w:tabs>
+              <w:tab w:val="right" w:leader="dot" w:pos="9962"/>
+            </w:tabs>
+            <w:rPr>
+              <w:rFonts w:eastAsiaTheme="minorEastAsia"/>
+              <w:noProof/>
+              <w:sz w:val="24"/>
+              <w:szCs w:val="24"/>
+              <w:lang w:eastAsia="es-CO"/>
+            </w:rPr>
+          </w:pPr>
+          <w:hyperlink w:anchor="_Toc232520766" w:history="1">
+            <w:r>
+              <w:rPr>
+                <w:rStyle w:val="Hipervnculo"/>
+                <w:noProof/>
+              </w:rPr>
+              <w:t>Referencias bibliográficas</w:t>
+            </w:r>
+            <w:r>
+              <w:rPr>
+                <w:noProof/>
+                <w:webHidden/>
+              </w:rPr>
+              <w:tab/>
+            </w:r>
+            <w:r>
+              <w:rPr>
+                <w:noProof/>
+                <w:webHidden/>
+              </w:rPr>
+              <w:fldChar w:fldCharType="begin"/>
+            </w:r>
+            <w:r>
+              <w:rPr>
+                <w:noProof/>
+                <w:webHidden/>
+              </w:rPr>
+              <w:instrText xml:space="preserve"> PAGEREF _Toc232520766 \h </w:instrText>
+            </w:r>
+            <w:r>
+              <w:rPr>
+                <w:noProof/>
+                <w:webHidden/>
+              </w:rPr>
+            </w:r>
+            <w:r>
+              <w:rPr>
+                <w:noProof/>
+                <w:webHidden/>
+              </w:rPr>
+              <w:fldChar w:fldCharType="separate"/>
+            </w:r>
+            <w:r>
+              <w:rPr>
+                <w:noProof/>
+                <w:webHidden/>
+              </w:rPr>
+              <w:t>73</w:t>
+            </w:r>
+            <w:r>
+              <w:rPr>
+                <w:noProof/>
+                <w:webHidden/>
+              </w:rPr>
+              <w:fldChar w:fldCharType="end"/>
+            </w:r>
+          </w:hyperlink>
+        </w:p>
+        <w:p>
+          <w:pPr>
+            <w:pStyle w:val="TDC1"/>
+            <w:tabs>
+              <w:tab w:val="right" w:leader="dot" w:pos="9962"/>
+            </w:tabs>
+            <w:rPr>
+              <w:rFonts w:eastAsiaTheme="minorEastAsia"/>
+              <w:noProof/>
+              <w:sz w:val="24"/>
+              <w:szCs w:val="24"/>
+              <w:lang w:eastAsia="es-CO"/>
+            </w:rPr>
+          </w:pPr>
+          <w:hyperlink w:anchor="_Toc232520767" w:history="1">
+            <w:r>
+              <w:rPr>
+                <w:rStyle w:val="Hipervnculo"/>
+                <w:noProof/>
+              </w:rPr>
               <w:t>Créditos</w:t>
             </w:r>
             <w:r>
@@ -1976,7 +3921,7 @@
                 <w:noProof/>
                 <w:webHidden/>
               </w:rPr>
-              <w:instrText xml:space="preserve"> PAGEREF _Toc228988013 \h </w:instrText>
+              <w:instrText xml:space="preserve"> PAGEREF _Toc232520767 \h </w:instrText>
             </w:r>
             <w:r>
               <w:rPr>
@@ -1996,7 +3941,7 @@
                 <w:noProof/>
                 <w:webHidden/>
               </w:rPr>
-              <w:t>39</w:t>
+              <w:t>76</w:t>
             </w:r>
             <w:r>
               <w:rPr>
@@ -2024,7 +3969,7 @@
       <w:pPr>
         <w:pStyle w:val="Titulosgenerales"/>
       </w:pPr>
-      <w:bookmarkStart w:id="0" w:name="_Toc228987994"/>
+      <w:bookmarkStart w:id="0" w:name="_Toc232520722"/>
       <w:r>
         <w:lastRenderedPageBreak/>
         <w:t>Introducción</w:t>
@@ -2072,10 +4017,12 @@
       <w:pPr>
         <w:pStyle w:val="Ttulo1"/>
       </w:pPr>
+      <w:bookmarkStart w:id="1" w:name="_Toc232520723"/>
       <w:r>
         <w:lastRenderedPageBreak/>
         <w:t>Técnicas operativas y gestión química</w:t>
       </w:r>
+      <w:bookmarkEnd w:id="1"/>
     </w:p>
     <w:p>
       <w:r>
@@ -2084,8 +4031,9 @@
       <w:r>
         <w:t>.</w:t>
       </w:r>
-    </w:p>
-    <w:p>
+      <w:r>
+        <w:t xml:space="preserve"> </w:t>
+      </w:r>
       <w:r>
         <w:t>La meta es alcanzar la eficiencia estética y sanitaria sin comprometer la vida útil de los materiales.</w:t>
       </w:r>
@@ -2094,8 +4042,13 @@
       <w:pPr>
         <w:pStyle w:val="Ttulo2"/>
       </w:pPr>
-      <w:r>
-        <w:t xml:space="preserve">Técnicas de limpieza por superficies y elementos </w:t>
+      <w:bookmarkStart w:id="2" w:name="_Toc232520724"/>
+      <w:r>
+        <w:t>Técnicas de limpieza por superficies y elementos</w:t>
+      </w:r>
+      <w:bookmarkEnd w:id="2"/>
+      <w:r>
+        <w:t xml:space="preserve"> </w:t>
       </w:r>
     </w:p>
     <w:p>
@@ -2562,8 +4515,13 @@
       <w:pPr>
         <w:pStyle w:val="Ttulo2"/>
       </w:pPr>
-      <w:r>
-        <w:t xml:space="preserve">Productos de aseo y desinfección: gestión técnica </w:t>
+      <w:bookmarkStart w:id="3" w:name="_Toc232520725"/>
+      <w:r>
+        <w:t>Productos de aseo y desinfección: gestión técnica</w:t>
+      </w:r>
+      <w:bookmarkEnd w:id="3"/>
+      <w:r>
+        <w:t xml:space="preserve"> </w:t>
       </w:r>
     </w:p>
     <w:p>
@@ -2573,7 +4531,7 @@
     </w:p>
     <w:p>
       <w:r>
-        <w:t xml:space="preserve">La gestión técnica de estos productos comprende las actividades relacionadas con su selección, identificación, almacenamiento, manipulación, preparación y aplicación, teniendo en cuenta las características de cada sustancia, las superficies sobre las cuales serán utilizadas y los protocolos establecidos por la organización. </w:t>
+        <w:t>La gestión técnica de estos productos comprende las actividades relacionadas con su selección, identificación, almacenamiento, manipulación, preparación y aplicación, teniendo en cuenta las características de cada sustancia, las superficies sobre las cuales serán utilizadas y los protocolos establecidos por la organización.</w:t>
       </w:r>
     </w:p>
     <w:p>
@@ -2947,10 +4905,12 @@
       <w:pPr>
         <w:pStyle w:val="Ttulo1"/>
       </w:pPr>
+      <w:bookmarkStart w:id="4" w:name="_Toc232520726"/>
       <w:r>
         <w:lastRenderedPageBreak/>
         <w:t>Clasificación del mobiliario y accesorios</w:t>
       </w:r>
+      <w:bookmarkEnd w:id="4"/>
     </w:p>
     <w:p>
       <w:r>
@@ -3057,9 +5017,11 @@
       <w:pPr>
         <w:pStyle w:val="Ttulo2"/>
       </w:pPr>
+      <w:bookmarkStart w:id="5" w:name="_Toc232520727"/>
       <w:r>
         <w:t>Técnicas de intervención según el mobiliario</w:t>
       </w:r>
+      <w:bookmarkEnd w:id="5"/>
     </w:p>
     <w:p>
       <w:r>
@@ -3102,10 +5064,6 @@
     </w:p>
     <w:p>
       <w:r>
-        <w:rPr>
-          <w:b/>
-          <w:bCs/>
-        </w:rPr>
         <w:t>Material</w:t>
       </w:r>
       <w:r>
@@ -3114,10 +5072,6 @@
     </w:p>
     <w:p>
       <w:r>
-        <w:rPr>
-          <w:b/>
-          <w:bCs/>
-        </w:rPr>
         <w:t>Técnica de limpieza</w:t>
       </w:r>
       <w:r>
@@ -3126,10 +5080,6 @@
     </w:p>
     <w:p>
       <w:r>
-        <w:rPr>
-          <w:b/>
-          <w:bCs/>
-        </w:rPr>
         <w:t>Frecuencia sugerida</w:t>
       </w:r>
       <w:r>
@@ -3154,10 +5104,6 @@
     </w:p>
     <w:p>
       <w:r>
-        <w:rPr>
-          <w:b/>
-          <w:bCs/>
-        </w:rPr>
         <w:t>Material</w:t>
       </w:r>
       <w:r>
@@ -3166,10 +5112,6 @@
     </w:p>
     <w:p>
       <w:r>
-        <w:rPr>
-          <w:b/>
-          <w:bCs/>
-        </w:rPr>
         <w:t>Técnica de limpieza</w:t>
       </w:r>
       <w:r>
@@ -3178,10 +5120,6 @@
     </w:p>
     <w:p>
       <w:r>
-        <w:rPr>
-          <w:b/>
-          <w:bCs/>
-        </w:rPr>
         <w:t>Frecuencia sugerida</w:t>
       </w:r>
       <w:r>
@@ -3211,10 +5149,6 @@
     </w:p>
     <w:p>
       <w:r>
-        <w:rPr>
-          <w:b/>
-          <w:bCs/>
-        </w:rPr>
         <w:t>Material</w:t>
       </w:r>
       <w:r>
@@ -3223,10 +5157,6 @@
     </w:p>
     <w:p>
       <w:r>
-        <w:rPr>
-          <w:b/>
-          <w:bCs/>
-        </w:rPr>
         <w:t>Técnica de limpieza</w:t>
       </w:r>
       <w:r>
@@ -3244,10 +5174,6 @@
     </w:p>
     <w:p>
       <w:r>
-        <w:rPr>
-          <w:b/>
-          <w:bCs/>
-        </w:rPr>
         <w:t>Frecuencia</w:t>
       </w:r>
       <w:r>
@@ -3279,10 +5205,6 @@
     </w:p>
     <w:p>
       <w:r>
-        <w:rPr>
-          <w:b/>
-          <w:bCs/>
-        </w:rPr>
         <w:t>Material</w:t>
       </w:r>
       <w:r>
@@ -3291,10 +5213,6 @@
     </w:p>
     <w:p>
       <w:r>
-        <w:rPr>
-          <w:b/>
-          <w:bCs/>
-        </w:rPr>
         <w:t>Técnica de limpieza</w:t>
       </w:r>
       <w:r>
@@ -3303,10 +5221,6 @@
     </w:p>
     <w:p>
       <w:r>
-        <w:rPr>
-          <w:b/>
-          <w:bCs/>
-        </w:rPr>
         <w:t>Frecuencia sugerida</w:t>
       </w:r>
       <w:r>
@@ -3826,14 +5740,12 @@
             <w:r>
               <w:t xml:space="preserve"> (pantallas) / </w:t>
             </w:r>
-            <w:proofErr w:type="spellStart"/>
             <w:r>
               <w:rPr>
                 <w:rStyle w:val="Extranjerismo"/>
               </w:rPr>
               <w:t>brasso</w:t>
             </w:r>
-            <w:proofErr w:type="spellEnd"/>
             <w:r>
               <w:t xml:space="preserve"> (metal)</w:t>
             </w:r>
@@ -3985,8 +5897,13 @@
       <w:pPr>
         <w:pStyle w:val="Ttulo2"/>
       </w:pPr>
-      <w:r>
-        <w:t xml:space="preserve">Limpieza de accesorios y puntos de contacto </w:t>
+      <w:bookmarkStart w:id="6" w:name="_Toc232520728"/>
+      <w:r>
+        <w:t>Limpieza de accesorios y puntos de contacto</w:t>
+      </w:r>
+      <w:bookmarkEnd w:id="6"/>
+      <w:r>
+        <w:t xml:space="preserve"> </w:t>
       </w:r>
     </w:p>
     <w:p>
@@ -4109,9 +6026,11 @@
       <w:pPr>
         <w:pStyle w:val="Ttulo2"/>
       </w:pPr>
+      <w:bookmarkStart w:id="7" w:name="_Toc232520729"/>
       <w:r>
         <w:t>Mantenimiento y reporte de novedades</w:t>
       </w:r>
+      <w:bookmarkEnd w:id="7"/>
     </w:p>
     <w:p>
       <w:r>
@@ -4229,10 +6148,12 @@
       <w:pPr>
         <w:pStyle w:val="Ttulo1"/>
       </w:pPr>
+      <w:bookmarkStart w:id="8" w:name="_Toc232520730"/>
       <w:r>
         <w:lastRenderedPageBreak/>
         <w:t>Protocolos</w:t>
       </w:r>
+      <w:bookmarkEnd w:id="8"/>
     </w:p>
     <w:p>
       <w:r>
@@ -4916,9 +6837,11 @@
       <w:pPr>
         <w:pStyle w:val="Ttulo2"/>
       </w:pPr>
+      <w:bookmarkStart w:id="9" w:name="_Toc232520731"/>
       <w:r>
         <w:t>Limpieza y desinfección: protocolos de bioseguridad</w:t>
       </w:r>
+      <w:bookmarkEnd w:id="9"/>
       <w:r>
         <w:tab/>
       </w:r>
@@ -5100,10 +7023,12 @@
       <w:pPr>
         <w:pStyle w:val="Ttulo1"/>
       </w:pPr>
+      <w:bookmarkStart w:id="10" w:name="_Toc232520732"/>
       <w:r>
         <w:lastRenderedPageBreak/>
         <w:t>Gestión de inventarios, almacenamiento y suministros</w:t>
       </w:r>
+      <w:bookmarkEnd w:id="10"/>
     </w:p>
     <w:p>
       <w:r>
@@ -5119,9 +7044,11 @@
       <w:pPr>
         <w:pStyle w:val="Ttulo2"/>
       </w:pPr>
+      <w:bookmarkStart w:id="11" w:name="_Toc232520733"/>
       <w:r>
         <w:t>Conceptos y sistemas de inventario</w:t>
       </w:r>
+      <w:bookmarkEnd w:id="11"/>
     </w:p>
     <w:p>
       <w:r>
@@ -5417,6 +7344,7 @@
       <w:pPr>
         <w:pStyle w:val="Ttulo2"/>
       </w:pPr>
+      <w:bookmarkStart w:id="12" w:name="_Toc232520734"/>
       <w:r>
         <w:lastRenderedPageBreak/>
         <w:t xml:space="preserve">Control de existencias: máximos, mínimos y </w:t>
@@ -5430,10 +7358,14 @@
       <w:r>
         <w:t xml:space="preserve"> de seguridad</w:t>
       </w:r>
+      <w:bookmarkEnd w:id="12"/>
     </w:p>
     <w:p>
       <w:r>
         <w:t>El control de existencias en el área de alojamiento permite supervisar y gestionar la disponibilidad de insumos, materiales y recursos necesarios para garantizar la continuidad de las operaciones hoteleras. Su adecuada administración facilita el abastecimiento oportuno de productos utilizados en las actividades de limpieza, acondicionamiento y atención al huésped, evitando faltantes, acumulación innecesaria de inventario y pérdidas operativas</w:t>
+      </w:r>
+      <w:r>
+        <w:t>.</w:t>
       </w:r>
     </w:p>
     <w:p>
@@ -5470,7 +7402,10 @@
         <w:t xml:space="preserve"> mínimo</w:t>
       </w:r>
       <w:r>
-        <w:t>: cantidad límite inferior de un producto. Al llegar a este punto, se debe generar una orden de compra.</w:t>
+        <w:t xml:space="preserve">. </w:t>
+      </w:r>
+      <w:r>
+        <w:t>Es la cantidad mínima de productos que se deben mantener en el almacén para evitar desabastecimientos durante la operación.</w:t>
       </w:r>
     </w:p>
     <w:p>
@@ -5497,7 +7432,16 @@
         <w:t xml:space="preserve"> máximo</w:t>
       </w:r>
       <w:r>
-        <w:t>: cantidad máxima que el almacén puede o debe custodiar para evitar deterioro o pérdidas de espacio.</w:t>
+        <w:t>.</w:t>
+      </w:r>
+      <w:r>
+        <w:t xml:space="preserve"> </w:t>
+      </w:r>
+      <w:r>
+        <w:t>Es la c</w:t>
+      </w:r>
+      <w:r>
+        <w:t>antidad máxima que el almacén puede o debe custodiar para evitar deterioro o pérdidas de espacio.</w:t>
       </w:r>
     </w:p>
     <w:p>
@@ -5524,7 +7468,10 @@
         <w:t xml:space="preserve"> de seguridad</w:t>
       </w:r>
       <w:r>
-        <w:t>: reserva extra para cubrir retrasos de proveedores o picos inesperados de ocupación.</w:t>
+        <w:t>. R</w:t>
+      </w:r>
+      <w:r>
+        <w:t>eserva extra para cubrir retrasos de proveedores o picos inesperados de ocupación.</w:t>
       </w:r>
     </w:p>
     <w:p>
@@ -5558,16 +7505,30 @@
         <w:t>)</w:t>
       </w:r>
       <w:r>
-        <w:t>: días que transcurren desde que se solicita el pedido hasta que llega al hotel.</w:t>
+        <w:t>.</w:t>
+      </w:r>
+      <w:r>
+        <w:t xml:space="preserve"> </w:t>
+      </w:r>
+      <w:r>
+        <w:t>D</w:t>
+      </w:r>
+      <w:r>
+        <w:t>ías que transcurren desde que se solicita el pedido hasta que llega al hotel.</w:t>
       </w:r>
     </w:p>
     <w:p>
       <w:pPr>
         <w:pStyle w:val="Ttulo2"/>
       </w:pPr>
+      <w:bookmarkStart w:id="13" w:name="_Toc232520735"/>
       <w:r>
         <w:lastRenderedPageBreak/>
-        <w:t xml:space="preserve">Factor de uso y cálculo de suministros </w:t>
+        <w:t>Factor de uso y cálculo de suministros</w:t>
+      </w:r>
+      <w:bookmarkEnd w:id="13"/>
+      <w:r>
+        <w:t xml:space="preserve"> </w:t>
       </w:r>
     </w:p>
     <w:p>
@@ -5638,10 +7599,12 @@
       <w:pPr>
         <w:pStyle w:val="Ttulo2"/>
       </w:pPr>
+      <w:bookmarkStart w:id="14" w:name="_Toc232520736"/>
       <w:r>
         <w:lastRenderedPageBreak/>
         <w:t>Almacenamiento y organización</w:t>
       </w:r>
+      <w:bookmarkEnd w:id="14"/>
     </w:p>
     <w:p>
       <w:r>
@@ -5733,10 +7696,12 @@
       <w:pPr>
         <w:pStyle w:val="Ttulo2"/>
       </w:pPr>
+      <w:bookmarkStart w:id="15" w:name="_Toc232520737"/>
       <w:r>
         <w:lastRenderedPageBreak/>
         <w:t>Recepción de suministros y criterios éticos</w:t>
       </w:r>
+      <w:bookmarkEnd w:id="15"/>
     </w:p>
     <w:p>
       <w:r>
@@ -5762,7 +7727,16 @@
         <w:t>Verificación técnica</w:t>
       </w:r>
       <w:r>
-        <w:t>: cotejar la factura o remisión contra la mercancía física (cantidad, peso, estado del empaque).</w:t>
+        <w:t>.</w:t>
+      </w:r>
+      <w:r>
+        <w:t xml:space="preserve"> </w:t>
+      </w:r>
+      <w:r>
+        <w:t>C</w:t>
+      </w:r>
+      <w:r>
+        <w:t>otejar la factura o remisión contra la mercancía física (cantidad, peso, estado del empaque).</w:t>
       </w:r>
     </w:p>
     <w:p>
@@ -5774,7 +7748,16 @@
         <w:t>Criterios de devolución</w:t>
       </w:r>
       <w:r>
-        <w:t>: si el producto está vencido, el empaque está roto o no corresponde a la ficha técnica solicitada, se genera un reporte de novedad y se procede a la devolución.</w:t>
+        <w:t>.</w:t>
+      </w:r>
+      <w:r>
+        <w:t xml:space="preserve"> </w:t>
+      </w:r>
+      <w:r>
+        <w:t>S</w:t>
+      </w:r>
+      <w:r>
+        <w:t>i el producto está vencido, el empaque está roto o no corresponde a la ficha técnica solicitada, se genera un reporte de novedad y se procede a la devolución.</w:t>
       </w:r>
     </w:p>
     <w:p>
@@ -5786,17 +7769,28 @@
         <w:t>Responsabilidad ética</w:t>
       </w:r>
       <w:r>
-        <w:t>: el manejo de inventarios requiere transparencia total. Está prohibido el uso personal de suministros del hotel o la alteración de registros para ocultar faltantes.</w:t>
+        <w:t>.</w:t>
+      </w:r>
+      <w:r>
+        <w:t xml:space="preserve"> </w:t>
+      </w:r>
+      <w:r>
+        <w:t>E</w:t>
+      </w:r>
+      <w:r>
+        <w:t>l manejo de inventarios requiere transparencia total. Está prohibido el uso personal de suministros del hotel o la alteración de registros para ocultar faltantes.</w:t>
       </w:r>
     </w:p>
     <w:p>
       <w:pPr>
         <w:pStyle w:val="Ttulo2"/>
       </w:pPr>
+      <w:bookmarkStart w:id="16" w:name="_Toc232520738"/>
       <w:r>
         <w:lastRenderedPageBreak/>
         <w:t>Indicaciones técnicas por categoría de suministro</w:t>
       </w:r>
+      <w:bookmarkEnd w:id="16"/>
     </w:p>
     <w:p>
       <w:r>
@@ -6156,6 +8150,7 @@
       <w:pPr>
         <w:pStyle w:val="Ttulo2"/>
       </w:pPr>
+      <w:bookmarkStart w:id="17" w:name="_Toc232520739"/>
       <w:r>
         <w:t xml:space="preserve">Organización y control operativo del </w:t>
       </w:r>
@@ -6165,6 +8160,7 @@
         </w:rPr>
         <w:t>office</w:t>
       </w:r>
+      <w:bookmarkEnd w:id="17"/>
     </w:p>
     <w:p>
       <w:r>
@@ -6248,7 +8244,16 @@
         <w:t>Recepción y ubicación</w:t>
       </w:r>
       <w:r>
-        <w:t xml:space="preserve">: al recibir los suministros desde el almacén, se colocan en el </w:t>
+        <w:t>.</w:t>
+      </w:r>
+      <w:r>
+        <w:t xml:space="preserve"> </w:t>
+      </w:r>
+      <w:r>
+        <w:t>A</w:t>
+      </w:r>
+      <w:r>
+        <w:t xml:space="preserve">l recibir los suministros desde el almacén, se colocan en el </w:t>
       </w:r>
       <w:r>
         <w:rPr>
@@ -6276,7 +8281,10 @@
         <w:t>Rotación (PEPS / FIFO)</w:t>
       </w:r>
       <w:r>
-        <w:t>: los productos que ya estaban en el estante se mueven hacia adelante, y los productos nuevos se colocan atrás o abajo.</w:t>
+        <w:t>. L</w:t>
+      </w:r>
+      <w:r>
+        <w:t>os productos que ya estaban en el estante se mueven hacia adelante, y los productos nuevos se colocan atrás o abajo.</w:t>
       </w:r>
     </w:p>
     <w:p>
@@ -6295,7 +8303,20 @@
         <w:t>Seguridad y accesibilidad</w:t>
       </w:r>
       <w:r>
-        <w:t>: todos los productos químicos deben estar correctamente rotulados (con la etiqueta original y la FDS /SGA visible), y las estanterías deben estar a una altura de 15 cm del piso (para limpieza y control de plagas) y lejos de la lencería.</w:t>
+        <w:rPr>
+          <w:b/>
+          <w:bCs/>
+        </w:rPr>
+        <w:t>.</w:t>
+      </w:r>
+      <w:r>
+        <w:t xml:space="preserve"> </w:t>
+      </w:r>
+      <w:r>
+        <w:t>T</w:t>
+      </w:r>
+      <w:r>
+        <w:t>odos los productos químicos deben estar correctamente rotulados (con la etiqueta original y la FDS /SGA visible), y las estanterías deben estar a una altura de 15 cm del piso (para limpieza y control de plagas) y lejos de la lencería.</w:t>
       </w:r>
     </w:p>
     <w:p>
@@ -6314,7 +8335,16 @@
         <w:t>Devolución</w:t>
       </w:r>
       <w:r>
-        <w:t xml:space="preserve">: al finalizar el turno, los suministros sobrantes o envases vacíos (en el caso de químicos) deben regresar al </w:t>
+        <w:t>.</w:t>
+      </w:r>
+      <w:r>
+        <w:t xml:space="preserve"> </w:t>
+      </w:r>
+      <w:r>
+        <w:t>A</w:t>
+      </w:r>
+      <w:r>
+        <w:t xml:space="preserve">l finalizar el turno, los suministros sobrantes o envases vacíos (en el caso de químicos) deben regresar al </w:t>
       </w:r>
       <w:r>
         <w:rPr>
@@ -6328,9 +8358,38 @@
     </w:p>
     <w:p>
       <w:pPr>
-        <w:pStyle w:val="Prrafodelista"/>
-        <w:ind w:left="1429" w:firstLine="0"/>
-      </w:pPr>
+        <w:rPr>
+          <w:b/>
+          <w:bCs/>
+        </w:rPr>
+      </w:pPr>
+      <w:r>
+        <w:rPr>
+          <w:b/>
+          <w:bCs/>
+        </w:rPr>
+        <w:t>¿Sabías qué?</w:t>
+      </w:r>
+    </w:p>
+    <w:p>
+      <w:r>
+        <w:t xml:space="preserve">Lo invitamos </w:t>
+      </w:r>
+      <w:r>
+        <w:t>a</w:t>
+      </w:r>
+      <w:r>
+        <w:t>l siguiente pódcast:</w:t>
+      </w:r>
+    </w:p>
+    <w:p>
+      <w:pPr>
+        <w:spacing w:before="0" w:after="160" w:line="259" w:lineRule="auto"/>
+        <w:ind w:firstLine="0"/>
+      </w:pPr>
+      <w:r>
+        <w:br w:type="page"/>
+      </w:r>
     </w:p>
     <w:tbl>
       <w:tblPr>
@@ -6359,16 +8418,16 @@
               <w:rPr>
                 <w:b/>
                 <w:bCs/>
-                <w:highlight w:val="yellow"/>
-              </w:rPr>
-              <w:t>Transcripción del pódcast. Sintonía</w:t>
+              </w:rPr>
+              <w:lastRenderedPageBreak/>
+              <w:t xml:space="preserve">Transcripción del pódcast. </w:t>
             </w:r>
             <w:r>
               <w:rPr>
                 <w:b/>
                 <w:bCs/>
               </w:rPr>
-              <w:t xml:space="preserve"> Contable: El lenguaje de los negocios</w:t>
+              <w:t>Inventarios hoteleros: Organización, control y operación</w:t>
             </w:r>
           </w:p>
         </w:tc>
@@ -6384,21 +8443,22 @@
                 <w:b/>
                 <w:bCs/>
               </w:rPr>
-              <w:t>Hombre:</w:t>
-            </w:r>
-            <w:r>
-              <w:t xml:space="preserve"> hay meses en los que el dinero parece desaparecer.</w:t>
-            </w:r>
-          </w:p>
-          <w:p>
-            <w:r>
-              <w:t>Se pagan cuentas, se hacen compras, ingresa algo de dinero…</w:t>
-            </w:r>
-          </w:p>
-          <w:p>
-            <w:r>
-              <w:lastRenderedPageBreak/>
-              <w:t>pero cuando llega el final del mes, uno no sabe muy bien en qué se lo gastó.</w:t>
+              <w:t>Hombre</w:t>
+            </w:r>
+            <w:r>
+              <w:t>: h</w:t>
+            </w:r>
+            <w:r>
+              <w:t xml:space="preserve">oy es uno de esos días en que el hotel está a máxima capacidad. Hay huéspedes llegando, otros haciendo </w:t>
+            </w:r>
+            <w:r>
+              <w:rPr>
+                <w:rStyle w:val="Extranjerismo"/>
+              </w:rPr>
+              <w:t>check-out</w:t>
+            </w:r>
+            <w:r>
+              <w:t xml:space="preserve"> y, justo en ese momento, alguien descubre que ya no quedan toallas limpias.</w:t>
             </w:r>
           </w:p>
           <w:p>
@@ -6407,10 +8467,300 @@
                 <w:b/>
                 <w:bCs/>
               </w:rPr>
-              <w:t>Mujer:</w:t>
-            </w:r>
-            <w:r>
-              <w:t xml:space="preserve"> esa sensación de revisar los números y no entender qué pasó con el dinero es más común de lo que parece. Y no solo ocurre en la vida personal. También puede pasar dentro de una empresa.</w:t>
+              <w:t>Mujer</w:t>
+            </w:r>
+            <w:r>
+              <w:t>: u</w:t>
+            </w:r>
+            <w:r>
+              <w:t>n verdadero dolor de cabeza para la operación. Porque cuando faltan los suministros, el problema termina llegando directamente al huésped.</w:t>
+            </w:r>
+          </w:p>
+          <w:p>
+            <w:r>
+              <w:rPr>
+                <w:b/>
+                <w:bCs/>
+              </w:rPr>
+              <w:t>Hombre</w:t>
+            </w:r>
+            <w:r>
+              <w:t>: u</w:t>
+            </w:r>
+            <w:r>
+              <w:t>n hotel no puede darse el lujo de improvisar. Los recursos tienen que estar disponibles antes de que alguien los necesite.</w:t>
+            </w:r>
+          </w:p>
+          <w:p>
+            <w:r>
+              <w:rPr>
+                <w:b/>
+                <w:bCs/>
+              </w:rPr>
+              <w:t>Mujer</w:t>
+            </w:r>
+            <w:r>
+              <w:tab/>
+            </w:r>
+            <w:r>
+              <w:t>: p</w:t>
+            </w:r>
+            <w:r>
+              <w:t>orque una cosa es controlar elementos como el jabón, el champú o el papel higiénico, y otra muy distinta es llevar el registro de los equipos del hotel.</w:t>
+            </w:r>
+          </w:p>
+          <w:p>
+            <w:r>
+              <w:rPr>
+                <w:b/>
+                <w:bCs/>
+              </w:rPr>
+              <w:t>Hombre</w:t>
+            </w:r>
+            <w:r>
+              <w:t>: e</w:t>
+            </w:r>
+            <w:r>
+              <w:t>xactamente. Algunos recursos están entrando y saliendo todo el tiempo como el café, la papelería o los productos de aseo. Son elementos que se consumen y deben reponerse con frecuencia.</w:t>
+            </w:r>
+          </w:p>
+          <w:p>
+            <w:r>
+              <w:rPr>
+                <w:b/>
+                <w:bCs/>
+              </w:rPr>
+              <w:t>Mujer</w:t>
+            </w:r>
+            <w:r>
+              <w:tab/>
+            </w:r>
+            <w:r>
+              <w:t>: a</w:t>
+            </w:r>
+            <w:r>
+              <w:t>hora, hay otros recursos que funcionan de manera diferente. No se gastan después de un uso, sino que acompañan la operación todos los días, como las sábanas, las toallas y la cristalería.</w:t>
+            </w:r>
+          </w:p>
+          <w:p>
+            <w:r>
+              <w:rPr>
+                <w:b/>
+                <w:bCs/>
+              </w:rPr>
+              <w:t>Hombre</w:t>
+            </w:r>
+            <w:r>
+              <w:t>: y</w:t>
+            </w:r>
+            <w:r>
+              <w:t xml:space="preserve"> finalmente están los llamados activos fijos. Son esos bienes que permanecen durante años en el hotel, como el mobiliario, los equipos y la maquinaria.</w:t>
+            </w:r>
+          </w:p>
+          <w:p>
+            <w:r>
+              <w:rPr>
+                <w:b/>
+                <w:bCs/>
+              </w:rPr>
+              <w:lastRenderedPageBreak/>
+              <w:t>Mujer</w:t>
+            </w:r>
+            <w:r>
+              <w:t>: e</w:t>
+            </w:r>
+            <w:r>
+              <w:t>l verdadero reto consiste en tener lo necesario cuando se necesita, pero sin llenar las bodegas de productos que no hacen falta.</w:t>
+            </w:r>
+          </w:p>
+          <w:p>
+            <w:r>
+              <w:rPr>
+                <w:b/>
+                <w:bCs/>
+              </w:rPr>
+              <w:t>Hombre</w:t>
+            </w:r>
+            <w:r>
+              <w:t>: p</w:t>
+            </w:r>
+            <w:r>
+              <w:t xml:space="preserve">ara eso los hoteles establecen parámetros de control. Definen un </w:t>
+            </w:r>
+            <w:r>
+              <w:rPr>
+                <w:rStyle w:val="Extranjerismo"/>
+              </w:rPr>
+              <w:t>stock</w:t>
+            </w:r>
+            <w:r>
+              <w:t xml:space="preserve"> mínimo, un </w:t>
+            </w:r>
+            <w:r>
+              <w:rPr>
+                <w:rStyle w:val="Extranjerismo"/>
+              </w:rPr>
+              <w:t>stock</w:t>
+            </w:r>
+            <w:r>
+              <w:t xml:space="preserve"> máximo y un stock de seguridad. Esto ayuda a planificar las compras y prevenir el desabastecimiento.</w:t>
+            </w:r>
+          </w:p>
+          <w:p>
+            <w:r>
+              <w:rPr>
+                <w:b/>
+                <w:bCs/>
+              </w:rPr>
+              <w:t>Mujer</w:t>
+            </w:r>
+            <w:r>
+              <w:tab/>
+            </w:r>
+            <w:r>
+              <w:t>: y</w:t>
+            </w:r>
+            <w:r>
+              <w:t xml:space="preserve"> para que nada se quede olvidado en una estantería existe una regla muy sencilla que se conoce como PEPS: Primeras Entradas, Primeras Salidas.</w:t>
+            </w:r>
+          </w:p>
+          <w:p>
+            <w:r>
+              <w:rPr>
+                <w:b/>
+                <w:bCs/>
+              </w:rPr>
+              <w:t>Hombre</w:t>
+            </w:r>
+            <w:r>
+              <w:t>: a</w:t>
+            </w:r>
+            <w:r>
+              <w:t>sí los productos más antiguos se utilizan primero y se evita que terminen deteriorándose o perdiéndose en la bodega. Algo especialmente importante cuando se trabaja con productos químicos o artículos de aseo.</w:t>
+            </w:r>
+          </w:p>
+          <w:p>
+            <w:r>
+              <w:rPr>
+                <w:b/>
+                <w:bCs/>
+              </w:rPr>
+              <w:t>Mujer</w:t>
+            </w:r>
+            <w:r>
+              <w:tab/>
+            </w:r>
+            <w:r>
+              <w:t>: l</w:t>
+            </w:r>
+            <w:r>
+              <w:t>a forma en que se almacenan los productos es un detalle que no puede pasar desapercibido. Una bodega organizada y bien ventilada ayuda a conservarlos en mejores condiciones.</w:t>
+            </w:r>
+          </w:p>
+          <w:p>
+            <w:r>
+              <w:rPr>
+                <w:b/>
+                <w:bCs/>
+              </w:rPr>
+              <w:t>Hombre</w:t>
+            </w:r>
+            <w:r>
+              <w:t>: a</w:t>
+            </w:r>
+            <w:r>
+              <w:t>demás, no todos los productos pueden compartir el mismo espacio. Por ejemplo, los productos químicos no deberían almacenarse junto a textiles o alimentos. Cada uno necesita condiciones de manejo diferentes.</w:t>
+            </w:r>
+          </w:p>
+          <w:p>
+            <w:r>
+              <w:rPr>
+                <w:b/>
+                <w:bCs/>
+              </w:rPr>
+              <w:t>Mujer</w:t>
+            </w:r>
+            <w:r>
+              <w:tab/>
+            </w:r>
+            <w:r>
+              <w:t>: y</w:t>
+            </w:r>
+            <w:r>
+              <w:t xml:space="preserve"> donde todo eso cobra vida en el día a día es en el office de piso.</w:t>
+            </w:r>
+          </w:p>
+          <w:p>
+            <w:r>
+              <w:rPr>
+                <w:b/>
+                <w:bCs/>
+              </w:rPr>
+              <w:t>Hombre</w:t>
+            </w:r>
+            <w:r>
+              <w:t>: e</w:t>
+            </w:r>
+            <w:r>
+              <w:t>se espacio funciona como un almacén satélite. Es desde donde se abastece el trabajo diario del equipo de limpieza.</w:t>
+            </w:r>
+          </w:p>
+          <w:p>
+            <w:r>
+              <w:rPr>
+                <w:b/>
+                <w:bCs/>
+              </w:rPr>
+              <w:lastRenderedPageBreak/>
+              <w:t>Mujer</w:t>
+            </w:r>
+            <w:r>
+              <w:tab/>
+            </w:r>
+            <w:r>
+              <w:t>: a</w:t>
+            </w:r>
+            <w:r>
+              <w:t>llí se organizan los productos de aseo, el champú, el jabón, esos detallitos que van en el baño y la lencería del turno. Los químicos deben estar bien rotulados y los materiales ubicados según su frecuencia de uso.</w:t>
+            </w:r>
+          </w:p>
+          <w:p>
+            <w:r>
+              <w:rPr>
+                <w:b/>
+                <w:bCs/>
+              </w:rPr>
+              <w:t>Hombre</w:t>
+            </w:r>
+            <w:r>
+              <w:t>: c</w:t>
+            </w:r>
+            <w:r>
+              <w:t>uando termina el turno toca devolver sobrantes y envases vacíos. Eso es lo que mantiene el control real del inventario.</w:t>
+            </w:r>
+          </w:p>
+          <w:p>
+            <w:r>
+              <w:t>Mujer</w:t>
+            </w:r>
+            <w:r>
+              <w:tab/>
+              <w:t>Porque un inventario bien manejado no depende solo de los sistemas. Depende de que cada persona haga bien su parte.</w:t>
+            </w:r>
+          </w:p>
+          <w:p>
+            <w:r>
+              <w:rPr>
+                <w:b/>
+                <w:bCs/>
+              </w:rPr>
+              <w:t>Hombre</w:t>
+            </w:r>
+            <w:r>
+              <w:t>: a</w:t>
+            </w:r>
+            <w:r>
+              <w:t>l final, nadie en el hotel debería enterarse de que hubo un problema de inventario. Si el sistema funciona, el huésped simplemente encuentra lo que necesita y nunca se dio cuenta de que por un momento faltaban toallas limpias.</w:t>
             </w:r>
           </w:p>
         </w:tc>
@@ -6426,10 +8776,12 @@
       <w:pPr>
         <w:pStyle w:val="Ttulo1"/>
       </w:pPr>
+      <w:bookmarkStart w:id="18" w:name="_Toc232520740"/>
       <w:r>
         <w:lastRenderedPageBreak/>
         <w:t>Mantenimiento preventivo en el área de alojamiento</w:t>
       </w:r>
+      <w:bookmarkEnd w:id="18"/>
     </w:p>
     <w:p>
       <w:r>
@@ -6460,12 +8812,6 @@
       <w:r>
         <w:t>La programación de estas actividades depende de la intensidad de uso de cada elemento y las recomendaciones del fabricante.</w:t>
       </w:r>
-    </w:p>
-    <w:p>
-      <w:pPr>
-        <w:spacing w:before="0" w:after="160" w:line="259" w:lineRule="auto"/>
-        <w:ind w:firstLine="0"/>
-      </w:pPr>
       <w:r>
         <w:br w:type="page"/>
       </w:r>
@@ -6842,8 +9188,13 @@
       <w:pPr>
         <w:pStyle w:val="Ttulo2"/>
       </w:pPr>
-      <w:r>
-        <w:t xml:space="preserve">Procedimiento de solicitud y control </w:t>
+      <w:bookmarkStart w:id="19" w:name="_Toc232520741"/>
+      <w:r>
+        <w:t>Procedimiento de solicitud y control</w:t>
+      </w:r>
+      <w:bookmarkEnd w:id="19"/>
+      <w:r>
+        <w:t xml:space="preserve"> </w:t>
       </w:r>
     </w:p>
     <w:p>
@@ -6852,7 +9203,17 @@
       </w:r>
     </w:p>
     <w:p>
-      <w:r>
+      <w:pPr>
+        <w:rPr>
+          <w:b/>
+          <w:bCs/>
+        </w:rPr>
+      </w:pPr>
+      <w:r>
+        <w:rPr>
+          <w:b/>
+          <w:bCs/>
+        </w:rPr>
         <w:lastRenderedPageBreak/>
         <w:t>Procedimiento de solicitud y control de mantenimiento en alojamiento</w:t>
       </w:r>
@@ -6961,9 +9322,11 @@
       <w:pPr>
         <w:pStyle w:val="Ttulo2"/>
       </w:pPr>
+      <w:bookmarkStart w:id="20" w:name="_Toc232520742"/>
       <w:r>
         <w:t>Documentos de soporte y seguimiento</w:t>
       </w:r>
+      <w:bookmarkEnd w:id="20"/>
     </w:p>
     <w:p>
       <w:r>
@@ -7052,6 +9415,7 @@
       <w:pPr>
         <w:pStyle w:val="Ttulo1"/>
       </w:pPr>
+      <w:bookmarkStart w:id="21" w:name="_Toc232520743"/>
       <w:r>
         <w:lastRenderedPageBreak/>
         <w:t>Objetos olvidados (</w:t>
@@ -7060,12 +9424,51 @@
         <w:rPr>
           <w:rStyle w:val="Extranjerismo"/>
         </w:rPr>
-        <w:t>l</w:t>
+        <w:t>L</w:t>
       </w:r>
       <w:r>
         <w:rPr>
           <w:rStyle w:val="Extranjerismo"/>
         </w:rPr>
+        <w:t xml:space="preserve">ost </w:t>
+      </w:r>
+      <w:r>
+        <w:rPr>
+          <w:rStyle w:val="Extranjerismo"/>
+        </w:rPr>
+        <w:t xml:space="preserve">and </w:t>
+      </w:r>
+      <w:r>
+        <w:rPr>
+          <w:rStyle w:val="Extranjerismo"/>
+        </w:rPr>
+        <w:t>F</w:t>
+      </w:r>
+      <w:r>
+        <w:rPr>
+          <w:rStyle w:val="Extranjerismo"/>
+        </w:rPr>
+        <w:t>ound</w:t>
+      </w:r>
+      <w:r>
+        <w:t>)</w:t>
+      </w:r>
+      <w:bookmarkEnd w:id="21"/>
+    </w:p>
+    <w:p>
+      <w:r>
+        <w:t xml:space="preserve">Los objetos olvidados, conocidos en hotelería como </w:t>
+      </w:r>
+      <w:r>
+        <w:rPr>
+          <w:rStyle w:val="Extranjerismo"/>
+        </w:rPr>
+        <w:t>L</w:t>
+      </w:r>
+      <w:r>
+        <w:rPr>
+          <w:rStyle w:val="Extranjerismo"/>
+        </w:rPr>
         <w:t>ost</w:t>
       </w:r>
       <w:r>
@@ -7084,76 +9487,43 @@
         <w:rPr>
           <w:rStyle w:val="Extranjerismo"/>
         </w:rPr>
-        <w:t>found</w:t>
-      </w:r>
-      <w:r>
-        <w:t>)</w:t>
-      </w:r>
-    </w:p>
-    <w:p>
-      <w:r>
-        <w:t xml:space="preserve">Los objetos olvidados, conocidos en hotelería como </w:t>
+        <w:t>F</w:t>
       </w:r>
       <w:r>
         <w:rPr>
           <w:rStyle w:val="Extranjerismo"/>
         </w:rPr>
-        <w:t>l</w:t>
+        <w:t>ound</w:t>
+      </w:r>
+      <w:r>
+        <w:t>, hacen referencia a los artículos, pertenencias o elementos personales que los huéspedes dejan accidentalmente en habitaciones, áreas comunes u otros espacios del establecimiento después de su salida (</w:t>
       </w:r>
       <w:r>
         <w:rPr>
           <w:rStyle w:val="Extranjerismo"/>
         </w:rPr>
-        <w:t>ost</w:t>
-      </w:r>
+        <w:t>Check-out</w:t>
+      </w:r>
+      <w:r>
+        <w:t>). La adecuada administración de estos elementos es fundamental para garantizar su control, custodia y posible devolución.</w:t>
+      </w:r>
+    </w:p>
+    <w:p>
+      <w:r>
+        <w:t>La gestión de objetos olvidados requiere la aplicación de procedimientos organizados para el reporte, registro, clasificación, almacenamiento y seguimiento de cada pertenencia encontrada durante las labores operativas del área de alojamiento. Estas acciones permiten mantener la trazabilidad de los elementos, prevenir pérdidas y asegurar el cumplimiento de los protocolos internos establecidos por el hotel.</w:t>
+      </w:r>
+    </w:p>
+    <w:p>
+      <w:pPr>
+        <w:pStyle w:val="Ttulo2"/>
+      </w:pPr>
+      <w:bookmarkStart w:id="22" w:name="_Toc232520744"/>
+      <w:r>
+        <w:t>Clasificación de objetos</w:t>
+      </w:r>
+      <w:bookmarkEnd w:id="22"/>
       <w:r>
         <w:t xml:space="preserve"> </w:t>
-      </w:r>
-      <w:r>
-        <w:rPr>
-          <w:rStyle w:val="Extranjerismo"/>
-        </w:rPr>
-        <w:t>and</w:t>
-      </w:r>
-      <w:r>
-        <w:t xml:space="preserve"> </w:t>
-      </w:r>
-      <w:r>
-        <w:rPr>
-          <w:rStyle w:val="Extranjerismo"/>
-        </w:rPr>
-        <w:t>f</w:t>
-      </w:r>
-      <w:r>
-        <w:rPr>
-          <w:rStyle w:val="Extranjerismo"/>
-        </w:rPr>
-        <w:t>ound</w:t>
-      </w:r>
-      <w:r>
-        <w:t>, hacen referencia a los artículos, pertenencias o elementos personales que los huéspedes dejan accidentalmente en habitaciones, áreas comunes u otros espacios del establecimiento después de su salida (</w:t>
-      </w:r>
-      <w:r>
-        <w:rPr>
-          <w:rStyle w:val="Extranjerismo"/>
-        </w:rPr>
-        <w:t>Check-out</w:t>
-      </w:r>
-      <w:r>
-        <w:t>). La adecuada administración de estos elementos es fundamental para garantizar su control, custodia y posible devolución.</w:t>
-      </w:r>
-    </w:p>
-    <w:p>
-      <w:r>
-        <w:t>La gestión de objetos olvidados requiere la aplicación de procedimientos organizados para el reporte, registro, clasificación, almacenamiento y seguimiento de cada pertenencia encontrada durante las labores operativas del área de alojamiento. Estas acciones permiten mantener la trazabilidad de los elementos, prevenir pérdidas y asegurar el cumplimiento de los protocolos internos establecidos por el hotel.</w:t>
-      </w:r>
-    </w:p>
-    <w:p>
-      <w:pPr>
-        <w:pStyle w:val="Ttulo2"/>
-      </w:pPr>
-      <w:r>
-        <w:t xml:space="preserve">Clasificación de objetos </w:t>
       </w:r>
     </w:p>
     <w:p>
@@ -7173,7 +9543,7 @@
         <w:rPr>
           <w:rStyle w:val="Extranjerismo"/>
         </w:rPr>
-        <w:t>l</w:t>
+        <w:t>L</w:t>
       </w:r>
       <w:r>
         <w:rPr>
@@ -7197,7 +9567,7 @@
         <w:rPr>
           <w:rStyle w:val="Extranjerismo"/>
         </w:rPr>
-        <w:t>f</w:t>
+        <w:t>F</w:t>
       </w:r>
       <w:r>
         <w:rPr>
@@ -7228,7 +9598,16 @@
         <w:t xml:space="preserve">. </w:t>
       </w:r>
       <w:r>
-        <w:t>Joyas, dinero en efectivo, dispositivos electrónicos (celulares, laptops), pasaportes o documentos de identidad.</w:t>
+        <w:t xml:space="preserve">Joyas, dinero en efectivo, dispositivos electrónicos (celulares, </w:t>
+      </w:r>
+      <w:r>
+        <w:rPr>
+          <w:rStyle w:val="Extranjerismo"/>
+        </w:rPr>
+        <w:t>laptops</w:t>
+      </w:r>
+      <w:r>
+        <w:t>), pasaportes o documentos de identidad.</w:t>
       </w:r>
       <w:r>
         <w:tab/>
@@ -7314,9 +9693,11 @@
       <w:pPr>
         <w:pStyle w:val="Ttulo2"/>
       </w:pPr>
+      <w:bookmarkStart w:id="23" w:name="_Toc232520745"/>
       <w:r>
         <w:t>Procedimiento de reporte y control</w:t>
       </w:r>
+      <w:bookmarkEnd w:id="23"/>
     </w:p>
     <w:p>
       <w:r>
@@ -7331,7 +9712,7 @@
         <w:rPr>
           <w:rStyle w:val="Extranjerismo"/>
         </w:rPr>
-        <w:t>l</w:t>
+        <w:t>L</w:t>
       </w:r>
       <w:r>
         <w:rPr>
@@ -7343,7 +9724,13 @@
         <w:rPr>
           <w:rStyle w:val="Extranjerismo"/>
         </w:rPr>
-        <w:t xml:space="preserve"> and f</w:t>
+        <w:t xml:space="preserve"> and </w:t>
+      </w:r>
+      <w:r>
+        <w:rPr>
+          <w:rStyle w:val="Extranjerismo"/>
+        </w:rPr>
+        <w:t>F</w:t>
       </w:r>
       <w:r>
         <w:rPr>
@@ -7577,10 +9964,12 @@
       <w:pPr>
         <w:pStyle w:val="Ttulo1"/>
       </w:pPr>
+      <w:bookmarkStart w:id="24" w:name="_Toc232520746"/>
       <w:r>
         <w:lastRenderedPageBreak/>
         <w:t>Pronóstico de ocupación</w:t>
       </w:r>
+      <w:bookmarkEnd w:id="24"/>
     </w:p>
     <w:p>
       <w:pPr>
@@ -7594,9 +9983,11 @@
       <w:pPr>
         <w:pStyle w:val="Ttulo2"/>
       </w:pPr>
+      <w:bookmarkStart w:id="25" w:name="_Toc232520747"/>
       <w:r>
         <w:t>Definición e importancia</w:t>
       </w:r>
+      <w:bookmarkEnd w:id="25"/>
     </w:p>
     <w:p>
       <w:r>
@@ -7630,9 +10021,11 @@
       <w:pPr>
         <w:pStyle w:val="Ttulo2"/>
       </w:pPr>
+      <w:bookmarkStart w:id="26" w:name="_Toc232520748"/>
       <w:r>
         <w:t>Utilidad del pronóstico</w:t>
       </w:r>
+      <w:bookmarkEnd w:id="26"/>
     </w:p>
     <w:p>
       <w:r>
@@ -7658,6 +10051,10 @@
         </w:numPr>
       </w:pPr>
       <w:r>
+        <w:rPr>
+          <w:b/>
+          <w:bCs/>
+        </w:rPr>
         <w:t>Programación de turnos</w:t>
       </w:r>
       <w:r>
@@ -7680,6 +10077,10 @@
         </w:numPr>
       </w:pPr>
       <w:r>
+        <w:rPr>
+          <w:b/>
+          <w:bCs/>
+        </w:rPr>
         <w:t>Gestión de compras</w:t>
       </w:r>
       <w:r>
@@ -7702,6 +10103,10 @@
         </w:numPr>
       </w:pPr>
       <w:r>
+        <w:rPr>
+          <w:b/>
+          <w:bCs/>
+        </w:rPr>
         <w:t>Mantenimiento programado</w:t>
       </w:r>
       <w:r>
@@ -7720,6 +10125,10 @@
         </w:numPr>
       </w:pPr>
       <w:r>
+        <w:rPr>
+          <w:b/>
+          <w:bCs/>
+        </w:rPr>
         <w:lastRenderedPageBreak/>
         <w:t>Control de presupuesto</w:t>
       </w:r>
@@ -7738,9 +10147,11 @@
       <w:pPr>
         <w:pStyle w:val="Ttulo2"/>
       </w:pPr>
+      <w:bookmarkStart w:id="27" w:name="_Toc232520749"/>
       <w:r>
         <w:t>Procedimiento de estimación</w:t>
       </w:r>
+      <w:bookmarkEnd w:id="27"/>
     </w:p>
     <w:p>
       <w:r>
@@ -7763,7 +10174,16 @@
         <w:t>Recopilación de datos</w:t>
       </w:r>
       <w:r>
-        <w:t>: se toma el total de habitaciones del hotel (capacidad instalada).</w:t>
+        <w:t>.</w:t>
+      </w:r>
+      <w:r>
+        <w:t xml:space="preserve"> </w:t>
+      </w:r>
+      <w:r>
+        <w:t>S</w:t>
+      </w:r>
+      <w:r>
+        <w:t>e toma el total de habitaciones del hotel (capacidad instalada).</w:t>
       </w:r>
     </w:p>
     <w:p>
@@ -7782,7 +10202,16 @@
         <w:t>Análisis de reservas</w:t>
       </w:r>
       <w:r>
-        <w:t>: se suman las reservas confirmadas, los grupos bloqueados y el promedio histórico de clientes que llegan sin reserva (</w:t>
+        <w:t>.</w:t>
+      </w:r>
+      <w:r>
+        <w:t xml:space="preserve"> </w:t>
+      </w:r>
+      <w:r>
+        <w:t>S</w:t>
+      </w:r>
+      <w:r>
+        <w:t>e suman las reservas confirmadas, los grupos bloqueados y el promedio histórico de clientes que llegan sin reserva (</w:t>
       </w:r>
       <w:r>
         <w:rPr>
@@ -7810,7 +10239,20 @@
         <w:t>Cálculo del porcentaje de ocupación</w:t>
       </w:r>
       <w:r>
-        <w:t>: se aplica la fórmula técnica para obtener el indicador.</w:t>
+        <w:rPr>
+          <w:b/>
+          <w:bCs/>
+        </w:rPr>
+        <w:t>.</w:t>
+      </w:r>
+      <w:r>
+        <w:t xml:space="preserve"> </w:t>
+      </w:r>
+      <w:r>
+        <w:t>Se</w:t>
+      </w:r>
+      <w:r>
+        <w:t xml:space="preserve"> aplica la fórmula técnica para obtener el indicador.</w:t>
       </w:r>
     </w:p>
     <w:p>
@@ -7895,10 +10337,12 @@
       <w:pPr>
         <w:pStyle w:val="Ttulo2"/>
       </w:pPr>
+      <w:bookmarkStart w:id="28" w:name="_Toc232520750"/>
       <w:r>
         <w:lastRenderedPageBreak/>
         <w:t>Variables que afectan el pronóstico</w:t>
       </w:r>
+      <w:bookmarkEnd w:id="28"/>
     </w:p>
     <w:p>
       <w:r>
@@ -7936,7 +10380,20 @@
         <w:t>Cancelaciones de último momento</w:t>
       </w:r>
       <w:r>
-        <w:t>: reducen la ocupación prevista.</w:t>
+        <w:rPr>
+          <w:b/>
+          <w:bCs/>
+        </w:rPr>
+        <w:t>.</w:t>
+      </w:r>
+      <w:r>
+        <w:t xml:space="preserve"> </w:t>
+      </w:r>
+      <w:r>
+        <w:t>R</w:t>
+      </w:r>
+      <w:r>
+        <w:t>educen la ocupación prevista.</w:t>
       </w:r>
     </w:p>
     <w:p>
@@ -7949,21 +10406,43 @@
       </w:pPr>
       <w:r>
         <w:rPr>
-          <w:b/>
-          <w:bCs/>
-        </w:rPr>
-        <w:t>No-</w:t>
-      </w:r>
-      <w:r>
-        <w:rPr>
           <w:rStyle w:val="Extranjerismo"/>
           <w:b/>
           <w:bCs/>
         </w:rPr>
+        <w:t>No</w:t>
+      </w:r>
+      <w:r>
+        <w:rPr>
+          <w:b/>
+          <w:bCs/>
+        </w:rPr>
+        <w:t>-</w:t>
+      </w:r>
+      <w:r>
+        <w:rPr>
+          <w:rStyle w:val="Extranjerismo"/>
+          <w:b/>
+          <w:bCs/>
+        </w:rPr>
         <w:t>shows</w:t>
       </w:r>
       <w:r>
-        <w:t>: huéspedes con reserva que no se presentan.</w:t>
+        <w:rPr>
+          <w:rStyle w:val="Extranjerismo"/>
+          <w:b/>
+          <w:bCs/>
+        </w:rPr>
+        <w:t>.</w:t>
+      </w:r>
+      <w:r>
+        <w:t xml:space="preserve"> </w:t>
+      </w:r>
+      <w:r>
+        <w:t>H</w:t>
+      </w:r>
+      <w:r>
+        <w:t>uéspedes con reserva que no se presentan.</w:t>
       </w:r>
     </w:p>
     <w:p>
@@ -7983,7 +10462,16 @@
         <w:t>Salidas anticipadas o prolongaciones de estancia</w:t>
       </w:r>
       <w:r>
-        <w:t>: huéspedes que deciden irse antes o quedarse más días de lo planeado.</w:t>
+        <w:t>.</w:t>
+      </w:r>
+      <w:r>
+        <w:t xml:space="preserve"> </w:t>
+      </w:r>
+      <w:r>
+        <w:t>H</w:t>
+      </w:r>
+      <w:r>
+        <w:t>uéspedes que deciden irse antes o quedarse más días de lo planeado.</w:t>
       </w:r>
     </w:p>
     <w:p>
@@ -8002,7 +10490,20 @@
         <w:t>Eventos locales</w:t>
       </w:r>
       <w:r>
-        <w:t>: ferias, congresos o festividades que aumentan la demanda inesperadamente.</w:t>
+        <w:rPr>
+          <w:b/>
+          <w:bCs/>
+        </w:rPr>
+        <w:t>.</w:t>
+      </w:r>
+      <w:r>
+        <w:t xml:space="preserve"> </w:t>
+      </w:r>
+      <w:r>
+        <w:t>F</w:t>
+      </w:r>
+      <w:r>
+        <w:t>erias, congresos o festividades que aumentan la demanda inesperadamente.</w:t>
       </w:r>
     </w:p>
     <w:p>
@@ -8018,10 +10519,12 @@
       <w:pPr>
         <w:pStyle w:val="Ttulo1"/>
       </w:pPr>
+      <w:bookmarkStart w:id="29" w:name="_Toc232520751"/>
       <w:r>
         <w:lastRenderedPageBreak/>
         <w:t>Imagen y presentación personal</w:t>
       </w:r>
+      <w:bookmarkEnd w:id="29"/>
     </w:p>
     <w:p>
       <w:r>
@@ -8037,13 +10540,21 @@
       <w:r>
         <w:t>Además, una buena imagen personal favorece la comunicación con el huésped, y contribuye al cumplimiento de los protocolos de bioseguridad, orden y seguridad en el área de alojamiento, proyectando responsabilidad, respeto y compromiso con la calidad del servicio</w:t>
       </w:r>
+      <w:r>
+        <w:t>.</w:t>
+      </w:r>
     </w:p>
     <w:p>
       <w:pPr>
         <w:pStyle w:val="Ttulo2"/>
       </w:pPr>
-      <w:r>
-        <w:t xml:space="preserve">Protocolos de porte de uniformes </w:t>
+      <w:bookmarkStart w:id="30" w:name="_Toc232520752"/>
+      <w:r>
+        <w:t>Protocolos de porte de uniformes</w:t>
+      </w:r>
+      <w:bookmarkEnd w:id="30"/>
+      <w:r>
+        <w:t xml:space="preserve"> </w:t>
       </w:r>
     </w:p>
     <w:p>
@@ -8076,7 +10587,16 @@
         <w:t>Estado general</w:t>
       </w:r>
       <w:r>
-        <w:t>: el uniforme debe estar permanentemente limpio, planchado y en buen estado de costura (sin botones faltantes ni dobladillos sueltos).</w:t>
+        <w:t>.</w:t>
+      </w:r>
+      <w:r>
+        <w:t xml:space="preserve"> </w:t>
+      </w:r>
+      <w:r>
+        <w:t>E</w:t>
+      </w:r>
+      <w:r>
+        <w:t>l uniforme debe estar permanentemente limpio, planchado y en buen estado de costura (sin botones faltantes ni dobladillos sueltos).</w:t>
       </w:r>
     </w:p>
     <w:p>
@@ -8095,7 +10615,16 @@
         <w:t>Identificación</w:t>
       </w:r>
       <w:r>
-        <w:t>: el carné o placa de identificación (gafete) debe portarse siempre en un lugar visible, generalmente al lado izquierdo del pecho.</w:t>
+        <w:t>.</w:t>
+      </w:r>
+      <w:r>
+        <w:t xml:space="preserve"> </w:t>
+      </w:r>
+      <w:r>
+        <w:t>E</w:t>
+      </w:r>
+      <w:r>
+        <w:t>l carné o placa de identificación (gafete) debe portarse siempre en un lugar visible, generalmente al lado izquierdo del pecho.</w:t>
       </w:r>
     </w:p>
     <w:p>
@@ -8114,7 +10643,16 @@
         <w:t>Calzado</w:t>
       </w:r>
       <w:r>
-        <w:t>: debe ser de color oscuro (según el estándar del hotel), de material antideslizante, cerrado y mantenerse siempre lustrado.</w:t>
+        <w:t>.</w:t>
+      </w:r>
+      <w:r>
+        <w:t xml:space="preserve"> </w:t>
+      </w:r>
+      <w:r>
+        <w:t>D</w:t>
+      </w:r>
+      <w:r>
+        <w:t>ebe ser de color oscuro (según el estándar del hotel), de material antideslizante, cerrado y mantenerse siempre lustrado.</w:t>
       </w:r>
     </w:p>
     <w:p>
@@ -8133,16 +10671,27 @@
         <w:t>Restricciones</w:t>
       </w:r>
       <w:r>
-        <w:t>: el uniforme es para uso exclusivo dentro de las instalaciones del hotel. No se debe portar en la calle ni en lugares públicos ajenos a la jornada laboral.</w:t>
+        <w:t>.</w:t>
+      </w:r>
+      <w:r>
+        <w:t xml:space="preserve"> </w:t>
+      </w:r>
+      <w:r>
+        <w:t>E</w:t>
+      </w:r>
+      <w:r>
+        <w:t>l uniforme es para uso exclusivo dentro de las instalaciones del hotel. No se debe portar en la calle ni en lugares públicos ajenos a la jornada laboral.</w:t>
       </w:r>
     </w:p>
     <w:p>
       <w:pPr>
         <w:pStyle w:val="Ttulo2"/>
       </w:pPr>
+      <w:bookmarkStart w:id="31" w:name="_Toc232520753"/>
       <w:r>
         <w:t>Protocolos de presentación personal</w:t>
       </w:r>
+      <w:bookmarkEnd w:id="31"/>
       <w:r>
         <w:tab/>
       </w:r>
@@ -8179,7 +10728,16 @@
         <w:t>Cabello</w:t>
       </w:r>
       <w:r>
-        <w:t>: debe mantenerse limpio. En el caso de cabello largo, este debe ir totalmente recogido (moño o malla) para evitar la caída de cabellos en camas o baños.</w:t>
+        <w:t>.</w:t>
+      </w:r>
+      <w:r>
+        <w:t xml:space="preserve"> </w:t>
+      </w:r>
+      <w:r>
+        <w:t>D</w:t>
+      </w:r>
+      <w:r>
+        <w:t>ebe mantenerse limpio. En el caso de cabello largo, este debe ir totalmente recogido (moño o malla) para evitar la caída de cabellos en camas o baños.</w:t>
       </w:r>
     </w:p>
     <w:p>
@@ -8198,7 +10756,10 @@
         <w:t>Manos y uñas</w:t>
       </w:r>
       <w:r>
-        <w:t>: las uñas deben estar cortas, limpias y sin esmaltes de colores llamativos (se prefiere brillo natural o tonos tipo "francés"). Esto facilita la manipulación higiénica de la lencería.</w:t>
+        <w:t>. L</w:t>
+      </w:r>
+      <w:r>
+        <w:t>as uñas deben estar cortas, limpias y sin esmaltes de colores llamativos (se prefiere brillo natural o tonos tipo "francés"). Esto facilita la manipulación higiénica de la lencería.</w:t>
       </w:r>
     </w:p>
     <w:p>
@@ -8217,7 +10778,16 @@
         <w:t>Maquillaje y fragancias</w:t>
       </w:r>
       <w:r>
-        <w:t>: el maquillaje debe ser natural y discreto. Se prohíbe el uso de perfumes fuertes o llamativos; se recomiendan colonias frescas o simplemente el uso de desodorante neutro.</w:t>
+        <w:t>.</w:t>
+      </w:r>
+      <w:r>
+        <w:t xml:space="preserve"> </w:t>
+      </w:r>
+      <w:r>
+        <w:t>E</w:t>
+      </w:r>
+      <w:r>
+        <w:t>l maquillaje debe ser natural y discreto. Se prohíbe el uso de perfumes fuertes o llamativos; se recomiendan colonias frescas o simplemente el uso de desodorante neutro.</w:t>
       </w:r>
     </w:p>
     <w:p>
@@ -8236,7 +10806,16 @@
         <w:t>Accesorios</w:t>
       </w:r>
       <w:r>
-        <w:t>: por seguridad y ergonomía, se debe limitar el uso de joyas. Se permite un reloj sencillo y anillos de boda lisos. Se deben evitar aretes largos o colgantes que puedan enredarse durante la limpieza.</w:t>
+        <w:t>.</w:t>
+      </w:r>
+      <w:r>
+        <w:t xml:space="preserve"> </w:t>
+      </w:r>
+      <w:r>
+        <w:t>P</w:t>
+      </w:r>
+      <w:r>
+        <w:t>or seguridad y ergonomía, se debe limitar el uso de joyas. Se permite un reloj sencillo y anillos de boda lisos. Se deben evitar aretes largos o colgantes que puedan enredarse durante la limpieza.</w:t>
       </w:r>
     </w:p>
     <w:p>
@@ -8252,10 +10831,12 @@
       <w:pPr>
         <w:pStyle w:val="Ttulo1"/>
       </w:pPr>
+      <w:bookmarkStart w:id="32" w:name="_Toc232520754"/>
       <w:r>
         <w:lastRenderedPageBreak/>
         <w:t>Gestión técnica de suministros</w:t>
       </w:r>
+      <w:bookmarkEnd w:id="32"/>
     </w:p>
     <w:p>
       <w:r>
@@ -8266,9 +10847,11 @@
       <w:pPr>
         <w:pStyle w:val="Ttulo2"/>
       </w:pPr>
+      <w:bookmarkStart w:id="33" w:name="_Toc232520755"/>
       <w:r>
         <w:t>Definición y clasificación</w:t>
       </w:r>
+      <w:bookmarkEnd w:id="33"/>
     </w:p>
     <w:p>
       <w:r>
@@ -8403,9 +10986,11 @@
       <w:pPr>
         <w:pStyle w:val="Ttulo2"/>
       </w:pPr>
+      <w:bookmarkStart w:id="34" w:name="_Toc232520756"/>
       <w:r>
         <w:t>Especificaciones y ficha técnica</w:t>
       </w:r>
+      <w:bookmarkEnd w:id="34"/>
       <w:r>
         <w:tab/>
       </w:r>
@@ -8512,14 +11097,16 @@
       <w:pPr>
         <w:pStyle w:val="Ttulo2"/>
       </w:pPr>
+      <w:bookmarkStart w:id="35" w:name="_Toc232520757"/>
       <w:r>
         <w:lastRenderedPageBreak/>
         <w:t>Unidades de medida y presentación</w:t>
       </w:r>
-    </w:p>
-    <w:p>
-      <w:r>
-        <w:t>Permiten identificar y controlar correctamente las cantidades y formas de distribución de los productos e insumos utilizados en la operación hotelera. Su adecuada aplicación facilita el manejo de inventarios, el control de consumo y el uso eficiente de los recursos en el área de alojamiento. Para el control de inventarios, los suministros se gestionan bajo unidades estandarizadas:</w:t>
+      <w:bookmarkEnd w:id="35"/>
+    </w:p>
+    <w:p>
+      <w:r>
+        <w:t>Las unidades de medida y presentación son criterios que permiten determinar la cantidad y forma de entrega de los insumos utilizados en la operación hotelera. Su adecuada gestión contribuye a la eficiencia en el uso de recursos, la optimización de costos y la garantía de la calidad del servicio.</w:t>
       </w:r>
     </w:p>
     <w:p>
@@ -8535,10 +11122,23 @@
           <w:b/>
           <w:bCs/>
         </w:rPr>
-        <w:t>Líquidos (químicos):</w:t>
-      </w:r>
-      <w:r>
-        <w:t xml:space="preserve"> galones, litros o pimpinas (para dilución posterior).</w:t>
+        <w:t>Líquidos (químicos)</w:t>
+      </w:r>
+      <w:r>
+        <w:rPr>
+          <w:b/>
+          <w:bCs/>
+        </w:rPr>
+        <w:t>.</w:t>
+      </w:r>
+      <w:r>
+        <w:t xml:space="preserve"> </w:t>
+      </w:r>
+      <w:r>
+        <w:t>G</w:t>
+      </w:r>
+      <w:r>
+        <w:t>alones, litros o pimpinas (para dilución posterior).</w:t>
       </w:r>
     </w:p>
     <w:p>
@@ -8554,19 +11154,27 @@
           <w:b/>
           <w:bCs/>
         </w:rPr>
-        <w:t>Amenidades:</w:t>
-      </w:r>
-      <w:r>
-        <w:t xml:space="preserve"> unidades (</w:t>
-      </w:r>
-      <w:proofErr w:type="spellStart"/>
-      <w:r>
-        <w:rPr>
-          <w:rStyle w:val="Extranjerismo"/>
-        </w:rPr>
+        <w:t>Amenidades</w:t>
+      </w:r>
+      <w:r>
+        <w:rPr>
+          <w:b/>
+          <w:bCs/>
+        </w:rPr>
+        <w:t>.</w:t>
+      </w:r>
+      <w:r>
+        <w:t xml:space="preserve"> </w:t>
+      </w:r>
+      <w:r>
+        <w:t>U</w:t>
+      </w:r>
+      <w:r>
+        <w:t>nidades (</w:t>
+      </w:r>
+      <w:r>
         <w:t>unids</w:t>
       </w:r>
-      <w:proofErr w:type="spellEnd"/>
       <w:r>
         <w:t>), cajas o gruesas (144 unidades).</w:t>
       </w:r>
@@ -8584,10 +11192,23 @@
           <w:b/>
           <w:bCs/>
         </w:rPr>
-        <w:t>Papelería:</w:t>
-      </w:r>
-      <w:r>
-        <w:t xml:space="preserve"> resmas, paquetes o bloques.</w:t>
+        <w:t>Papelería</w:t>
+      </w:r>
+      <w:r>
+        <w:rPr>
+          <w:b/>
+          <w:bCs/>
+        </w:rPr>
+        <w:t>.</w:t>
+      </w:r>
+      <w:r>
+        <w:t xml:space="preserve"> </w:t>
+      </w:r>
+      <w:r>
+        <w:t>R</w:t>
+      </w:r>
+      <w:r>
+        <w:t>esmas, paquetes o bloques.</w:t>
       </w:r>
     </w:p>
     <w:p>
@@ -8603,10 +11224,23 @@
           <w:b/>
           <w:bCs/>
         </w:rPr>
-        <w:t>Presentación:</w:t>
-      </w:r>
-      <w:r>
-        <w:t xml:space="preserve"> se refiere al empaque (</w:t>
+        <w:t>Presentación</w:t>
+      </w:r>
+      <w:r>
+        <w:rPr>
+          <w:b/>
+          <w:bCs/>
+        </w:rPr>
+        <w:t>.</w:t>
+      </w:r>
+      <w:r>
+        <w:t xml:space="preserve"> </w:t>
+      </w:r>
+      <w:r>
+        <w:t>S</w:t>
+      </w:r>
+      <w:r>
+        <w:t>e refiere al empaque (</w:t>
       </w:r>
       <w:r>
         <w:rPr>
@@ -8640,9 +11274,11 @@
       <w:pPr>
         <w:pStyle w:val="Ttulo2"/>
       </w:pPr>
+      <w:bookmarkStart w:id="36" w:name="_Toc232520758"/>
       <w:r>
         <w:t>Tabla de rendimiento</w:t>
       </w:r>
+      <w:bookmarkEnd w:id="36"/>
     </w:p>
     <w:p>
       <w:r>
@@ -8907,9 +11543,11 @@
       <w:pPr>
         <w:pStyle w:val="Ttulo2"/>
       </w:pPr>
+      <w:bookmarkStart w:id="37" w:name="_Toc232520759"/>
       <w:r>
         <w:t>Procedimientos de solicitud y manejo</w:t>
       </w:r>
+      <w:bookmarkEnd w:id="37"/>
     </w:p>
     <w:p>
       <w:r>
@@ -8932,7 +11570,16 @@
         <w:t>Requisición</w:t>
       </w:r>
       <w:r>
-        <w:t>: el auxiliar de habitaciones o la camarera solicita al ama de llaves los insumos necesarios para su turno mediante un formato de requisición interno.</w:t>
+        <w:t>.</w:t>
+      </w:r>
+      <w:r>
+        <w:t xml:space="preserve"> </w:t>
+      </w:r>
+      <w:r>
+        <w:t>E</w:t>
+      </w:r>
+      <w:r>
+        <w:t>l auxiliar de habitaciones o la camarera solicita al ama de llaves los insumos necesarios para su turno mediante un formato de requisición interno.</w:t>
       </w:r>
     </w:p>
     <w:p>
@@ -8951,7 +11598,16 @@
         <w:t>Entrega y carga del carro</w:t>
       </w:r>
       <w:r>
-        <w:t xml:space="preserve">: el personal alista su carro de limpieza verificando que lleve el </w:t>
+        <w:t>.</w:t>
+      </w:r>
+      <w:r>
+        <w:t xml:space="preserve"> </w:t>
+      </w:r>
+      <w:r>
+        <w:t>E</w:t>
+      </w:r>
+      <w:r>
+        <w:t xml:space="preserve">l personal alista su carro de limpieza verificando que lleve el </w:t>
       </w:r>
       <w:r>
         <w:rPr>
@@ -8980,7 +11636,16 @@
         <w:t>Devolución</w:t>
       </w:r>
       <w:r>
-        <w:t xml:space="preserve">: al finalizar el turno, los suministros sobrantes o envases vacíos (en el caso de químicos) deben regresar al </w:t>
+        <w:t>.</w:t>
+      </w:r>
+      <w:r>
+        <w:t xml:space="preserve"> </w:t>
+      </w:r>
+      <w:r>
+        <w:t>A</w:t>
+      </w:r>
+      <w:r>
+        <w:t xml:space="preserve">l finalizar el turno, los suministros sobrantes o envases vacíos (en el caso de químicos) deben regresar al </w:t>
       </w:r>
       <w:r>
         <w:rPr>
@@ -8996,9 +11661,11 @@
       <w:pPr>
         <w:pStyle w:val="Ttulo2"/>
       </w:pPr>
+      <w:bookmarkStart w:id="38" w:name="_Toc232520760"/>
       <w:r>
         <w:t>Catálogo técnico de suministros (ficha técnica)</w:t>
       </w:r>
+      <w:bookmarkEnd w:id="38"/>
     </w:p>
     <w:p>
       <w:r>
@@ -9144,13 +11811,8 @@
               <w:ind w:firstLine="0"/>
             </w:pPr>
             <w:r>
-              <w:t xml:space="preserve">Galón / bidón 5 </w:t>
-            </w:r>
-            <w:proofErr w:type="spellStart"/>
-            <w:r>
-              <w:t>lts</w:t>
-            </w:r>
-            <w:proofErr w:type="spellEnd"/>
+              <w:t>Galón / bidón 5 lts</w:t>
+            </w:r>
           </w:p>
         </w:tc>
       </w:tr>
@@ -9191,13 +11853,8 @@
               <w:ind w:firstLine="0"/>
             </w:pPr>
             <w:r>
-              <w:t xml:space="preserve">Quinta generación, amplio espectro </w:t>
-            </w:r>
-            <w:proofErr w:type="spellStart"/>
-            <w:r>
-              <w:t>virucida</w:t>
-            </w:r>
-            <w:proofErr w:type="spellEnd"/>
+              <w:t>Quinta generación, amplio espectro virucida</w:t>
+            </w:r>
           </w:p>
         </w:tc>
         <w:tc>
@@ -9307,15 +11964,7 @@
               <w:ind w:firstLine="0"/>
             </w:pPr>
             <w:r>
-              <w:t xml:space="preserve">Doble hoja, </w:t>
-            </w:r>
-            <w:proofErr w:type="spellStart"/>
-            <w:r>
-              <w:t>precortado</w:t>
-            </w:r>
-            <w:proofErr w:type="spellEnd"/>
-            <w:r>
-              <w:t>, 250 hojas / rollo</w:t>
+              <w:t>Doble hoja, precortado, 250 hojas / rollo</w:t>
             </w:r>
           </w:p>
         </w:tc>
@@ -9412,9 +12061,11 @@
       <w:pPr>
         <w:pStyle w:val="Ttulo2"/>
       </w:pPr>
+      <w:bookmarkStart w:id="39" w:name="_Toc232520761"/>
       <w:r>
         <w:t>Control de rendimientos y costos</w:t>
       </w:r>
+      <w:bookmarkEnd w:id="39"/>
     </w:p>
     <w:p>
       <w:r>
@@ -9679,6 +12330,33 @@
         <w:t>Nota. Sena, (2026).</w:t>
       </w:r>
     </w:p>
+    <w:p>
+      <w:pPr>
+        <w:rPr>
+          <w:b/>
+          <w:bCs/>
+        </w:rPr>
+      </w:pPr>
+      <w:r>
+        <w:rPr>
+          <w:b/>
+          <w:bCs/>
+        </w:rPr>
+        <w:lastRenderedPageBreak/>
+        <w:t>¿Sabías qué?</w:t>
+      </w:r>
+    </w:p>
+    <w:p>
+      <w:r>
+        <w:t xml:space="preserve">Lo invitamos </w:t>
+      </w:r>
+      <w:r>
+        <w:t>a</w:t>
+      </w:r>
+      <w:r>
+        <w:t>l siguiente pódcast:</w:t>
+      </w:r>
+    </w:p>
     <w:tbl>
       <w:tblPr>
         <w:tblStyle w:val="Tablaconcuadrcula"/>
@@ -9707,8 +12385,7 @@
                 <w:b/>
                 <w:bCs/>
               </w:rPr>
-              <w:lastRenderedPageBreak/>
-              <w:t>Transcripción del pódcast. Sintonía Contable: El lenguaje de los negocios</w:t>
+              <w:t>Transcripción del pódcast. Control técnico de suministros: eficiencia y organización en hotelería.</w:t>
             </w:r>
           </w:p>
         </w:tc>
@@ -9724,38 +12401,34 @@
                 <w:b/>
                 <w:bCs/>
               </w:rPr>
-              <w:t>Hombre:</w:t>
-            </w:r>
-            <w:r>
-              <w:t xml:space="preserve"> hay meses en los que el dinero parece desaparecer.</w:t>
-            </w:r>
-          </w:p>
-          <w:p>
-            <w:r>
-              <w:t>Se pagan cuentas, se hacen compras, ingresa algo de dinero…</w:t>
-            </w:r>
-          </w:p>
-          <w:p>
-            <w:r>
-              <w:t>pero cuando llega el final del mes, uno no sabe muy bien en qué se lo gastó.</w:t>
-            </w:r>
-          </w:p>
-          <w:p>
-            <w:pPr>
+              <w:t>Mujer</w:t>
+            </w:r>
+            <w:r>
+              <w:t>: bienvenidos a este espacio formativo; Cuando un huésped ingresa a una habitación de hotel encuentra todo dispuesto para su comodidad: amenidades disponibles, espacios limpios, lencería en buen estado y los elementos necesarios para una estadía confortable. Sin embargo, detrás de esa experiencia existe un proceso poco visible, pero fundamental para la operación hotelera: la gestión técnica de suministros.</w:t>
+            </w:r>
+          </w:p>
+          <w:p>
+            <w:r>
               <w:rPr>
                 <w:b/>
                 <w:bCs/>
               </w:rPr>
-            </w:pPr>
+              <w:t>Hombre</w:t>
+            </w:r>
+            <w:r>
+              <w:t>: y aunque muchas veces los suministros pasan desapercibidos para el huésped, su adecuada administración resulta indispensable para garantizar la continuidad del servicio, optimizar recursos y mantener los estándares de calidad del establecimiento.</w:t>
+            </w:r>
+          </w:p>
+          <w:p>
             <w:r>
               <w:rPr>
                 <w:b/>
                 <w:bCs/>
               </w:rPr>
-              <w:t>Mujer:</w:t>
-            </w:r>
-            <w:r>
-              <w:t xml:space="preserve"> esa sensación de revisar los números y no entender qué pasó con el dinero es más común de lo que parece. Y no solo ocurre en la vida personal. También puede pasar dentro de una empresa.</w:t>
+              <w:t>Mujer</w:t>
+            </w:r>
+            <w:r>
+              <w:t>: por eso, en este episodio hablaremos sobre el control técnico de suministros y su importancia dentro de la gestión operativa de los establecimientos de alojamiento. ¡Bienvenidos!</w:t>
             </w:r>
           </w:p>
           <w:p>
@@ -9764,20 +12437,10 @@
                 <w:b/>
                 <w:bCs/>
               </w:rPr>
-              <w:t>Hombre:</w:t>
-            </w:r>
-            <w:r>
-              <w:t xml:space="preserve"> todos los días una empresa realiza operaciones económicas.</w:t>
-            </w:r>
-          </w:p>
-          <w:p>
-            <w:r>
-              <w:t xml:space="preserve">Compra insumos, vende productos o servicios, paga salarios, cancela arriendos, cobra facturas o adquiere activos. </w:t>
-            </w:r>
-          </w:p>
-          <w:p>
-            <w:r>
-              <w:t>Cada una de esas acciones contiene información financiera.</w:t>
+              <w:t>Hombre</w:t>
+            </w:r>
+            <w:r>
+              <w:t>: la gestión de suministros integra actividades relacionadas con el control, manejo, conservación, almacenamiento y distribución de los insumos requeridos para el funcionamiento de habitaciones y áreas comunes.</w:t>
             </w:r>
           </w:p>
           <w:p>
@@ -9786,10 +12449,11 @@
                 <w:b/>
                 <w:bCs/>
               </w:rPr>
-              <w:t>Mujer:</w:t>
-            </w:r>
-            <w:r>
-              <w:t xml:space="preserve"> un dato en una factura, otro en un recibo, otro en un correo. La información se encuentra dispersa y es necesario organizarla para entender qué está pasando realmente en la organización.</w:t>
+              <w:lastRenderedPageBreak/>
+              <w:t>Mujer</w:t>
+            </w:r>
+            <w:r>
+              <w:t>: su objetivo principal es asegurar que cada área disponga de los materiales necesarios en el momento oportuno, evitando faltantes que puedan afectar la atención al huésped o generar interrupciones en la operación.</w:t>
             </w:r>
           </w:p>
           <w:p>
@@ -9798,35 +12462,29 @@
                 <w:b/>
                 <w:bCs/>
               </w:rPr>
-              <w:t>Hombre:</w:t>
-            </w:r>
+              <w:t>Hombre</w:t>
+            </w:r>
+            <w:r>
+              <w:t>: para lograr este objetivo, dentro de un hotel, los suministros se clasifican generalmente en tres grandes grupos: amenidades, suministros de limpieza y suministros de papelería y complementos.</w:t>
+            </w:r>
+          </w:p>
+          <w:p>
             <w:r>
               <w:rPr>
                 <w:b/>
                 <w:bCs/>
               </w:rPr>
-              <w:t xml:space="preserve"> p</w:t>
-            </w:r>
-            <w:r>
-              <w:t>or eso la contabilidad no es solo una obligación administrativa sino un sistema que permite ordenar esa realidad económica.</w:t>
-            </w:r>
-          </w:p>
-          <w:p>
-            <w:r>
-              <w:t>Es la mejor manera de organizar las transacciones y convertirlas en información que se pueda revisar, explicar y comparar en el tiempo.</w:t>
-            </w:r>
-          </w:p>
-          <w:p>
+              <w:t>Mujer</w:t>
+            </w:r>
             <w:r>
               <w:rPr>
                 <w:b/>
                 <w:bCs/>
               </w:rPr>
-              <w:lastRenderedPageBreak/>
-              <w:t>Mujer:</w:t>
-            </w:r>
-            <w:r>
-              <w:t xml:space="preserve"> vamos al grano. La contabilidad funciona como un sistema de información que identifica, mide, clasifica, registra y comunica los hechos económicos que ocurren dentro de una organización.</w:t>
+              <w:t xml:space="preserve">: </w:t>
+            </w:r>
+            <w:r>
+              <w:t>las amenidades corresponden a los artículos de aseo y confort que se ponen a disposición del huésped, como jabones, champú, kits dentales o gorros de ducha.</w:t>
             </w:r>
           </w:p>
           <w:p>
@@ -9835,15 +12493,10 @@
                 <w:b/>
                 <w:bCs/>
               </w:rPr>
-              <w:t>Hombre:</w:t>
-            </w:r>
-            <w:r>
-              <w:t xml:space="preserve"> ese proceso se realiza siguiendo reglas y criterios que buscan que la información sea clara, consistente y útil para quienes la necesitan. (Pausa corta)</w:t>
-            </w:r>
-          </w:p>
-          <w:p>
-            <w:r>
-              <w:t>En Colombia, estos principios están respaldados por normas como la Ley 1314 de 2009 y el Decreto 2420 de 2015.</w:t>
+              <w:t>Hombre</w:t>
+            </w:r>
+            <w:r>
+              <w:t>: por su parte, los suministros de limpieza incluyen productos utilizados para los procesos de higienización y desinfección, como detergentes, desinfectantes, limpiavidrios y otros productos químicos especializados.</w:t>
             </w:r>
           </w:p>
           <w:p>
@@ -9852,10 +12505,10 @@
                 <w:b/>
                 <w:bCs/>
               </w:rPr>
-              <w:t>Mujer:</w:t>
-            </w:r>
-            <w:r>
-              <w:t xml:space="preserve"> pero más allá de la norma, la contabilidad cumple una función muy práctica porque permite responder preguntas fundamentales sobre la operación de una empresa.</w:t>
+              <w:t>Mujer</w:t>
+            </w:r>
+            <w:r>
+              <w:t xml:space="preserve">: ahora bien, los suministros de papelería y complementos comprenden elementos como directorios de servicios, libretas, bolígrafos, papel higiénico, pañuelos faciales y bolsas de lavandería. </w:t>
             </w:r>
           </w:p>
           <w:p>
@@ -9864,10 +12517,10 @@
                 <w:b/>
                 <w:bCs/>
               </w:rPr>
-              <w:t>Hombre:</w:t>
-            </w:r>
-            <w:r>
-              <w:t xml:space="preserve"> por ejemplo: cuánto se vendió realmente en un periodo, qué costos están aumentando, tiene la empresa recursos suficientes para cumplir sus pagos, cuánto se debe a proveedores o cuánto deben los clientes.</w:t>
+              <w:t>Hombre</w:t>
+            </w:r>
+            <w:r>
+              <w:t>: ahora hablaremos de las estrategias para administrar adecuadamente estos recursos; para esto, los hoteles utilizan herramientas como especificaciones técnicas, fichas técnicas y fichas de datos de seguridad, conocidas también como FDS o SGA.</w:t>
             </w:r>
           </w:p>
           <w:p>
@@ -9876,15 +12529,11 @@
                 <w:b/>
                 <w:bCs/>
               </w:rPr>
-              <w:t>Mujer:</w:t>
-            </w:r>
-            <w:r>
-              <w:t xml:space="preserve"> cuando esa información está organizada, la empresa puede gestionar mejor su operación. </w:t>
-            </w:r>
-          </w:p>
-          <w:p>
-            <w:r>
-              <w:t>Planear compras, controlar gastos, priorizar pagos y detectar posibles inconsistencias.</w:t>
+              <w:lastRenderedPageBreak/>
+              <w:t>Mujer</w:t>
+            </w:r>
+            <w:r>
+              <w:t>: las especificaciones técnicas permiten conocer características como composición, presentación, capacidad, condiciones de almacenamiento y medidas de seguridad asociadas a cada producto.</w:t>
             </w:r>
           </w:p>
           <w:p>
@@ -9893,15 +12542,10 @@
                 <w:b/>
                 <w:bCs/>
               </w:rPr>
-              <w:t>Hombre:</w:t>
-            </w:r>
-            <w:r>
-              <w:t xml:space="preserve"> también ayuda a tomar decisiones con más seguridad.</w:t>
-            </w:r>
-          </w:p>
-          <w:p>
-            <w:r>
-              <w:t>En lugar de intuiciones, las decisiones se apoyan en información organizada.</w:t>
+              <w:t>Hombre</w:t>
+            </w:r>
+            <w:r>
+              <w:t>: mientras tanto, las fichas técnicas reúnen información relacionada con instrucciones de uso, características físicas y químicas, vida útil y recomendaciones para la correcta manipulación de los insumos.</w:t>
             </w:r>
           </w:p>
           <w:p>
@@ -9910,16 +12554,10 @@
                 <w:b/>
                 <w:bCs/>
               </w:rPr>
-              <w:lastRenderedPageBreak/>
-              <w:t>Mujer:</w:t>
-            </w:r>
-            <w:r>
-              <w:t xml:space="preserve"> la información contable también es importante para diferentes usuarios. </w:t>
-            </w:r>
-          </w:p>
-          <w:p>
-            <w:r>
-              <w:t>Dentro de la organización, la dirección y los responsables de procesos la utilizan para planear, controlar y evaluar resultados.</w:t>
+              <w:t>Mujer</w:t>
+            </w:r>
+            <w:r>
+              <w:t>: en el caso de los productos químicos, las fichas de datos de seguridad permiten identificar niveles de riesgo, elementos de protección personal requeridos y procedimientos de primeros auxilios ante posibles incidentes; esto es, importantísimo.</w:t>
             </w:r>
           </w:p>
           <w:p>
@@ -9928,15 +12566,10 @@
                 <w:b/>
                 <w:bCs/>
               </w:rPr>
-              <w:t>Hombre:</w:t>
-            </w:r>
-            <w:r>
-              <w:t xml:space="preserve"> fuera de la organización, otros actores también necesitan esa información. </w:t>
-            </w:r>
-          </w:p>
-          <w:p>
-            <w:r>
-              <w:t>Inversionistas, bancos, proveedores o acreedores la analizan para evaluar la situación financiera y tomar decisiones económicas.</w:t>
+              <w:t>Hombre</w:t>
+            </w:r>
+            <w:r>
+              <w:t>: otro aspecto fundamental dentro de la gestión técnica de suministros corresponde al control mediante unidades de medida y presentaciones estandarizadas.</w:t>
             </w:r>
           </w:p>
           <w:p>
@@ -9945,10 +12578,10 @@
                 <w:b/>
                 <w:bCs/>
               </w:rPr>
-              <w:t>Mujer:</w:t>
-            </w:r>
-            <w:r>
-              <w:t xml:space="preserve"> la contabilidad termina reuniendo toda esa información económica de la empresa. La organiza y la convierte en información útil para quienes necesitan entender cómo está funcionando el negocio.</w:t>
+              <w:t>Mujer</w:t>
+            </w:r>
+            <w:r>
+              <w:t>: en el caso de los productos líquidos estos suelen administrarse en litros, galones o pimpinas; las amenidades se controlan por unidades, cajas o gruesas; y los suministros de papelería se registran mediante resmas, paquetes o bloques.</w:t>
             </w:r>
           </w:p>
           <w:p>
@@ -9957,20 +12590,10 @@
                 <w:b/>
                 <w:bCs/>
               </w:rPr>
-              <w:t>Hombre:</w:t>
-            </w:r>
-            <w:r>
-              <w:t xml:space="preserve"> la gerencia la utiliza para planear y controlar.</w:t>
-            </w:r>
-          </w:p>
-          <w:p>
-            <w:r>
-              <w:t>Las áreas internas la usan para gestionar inventarios y costos.</w:t>
-            </w:r>
-          </w:p>
-          <w:p>
-            <w:r>
-              <w:t>Los dueños la analizan para evaluar la rentabilidad y el riesgo.</w:t>
+              <w:t>Hombre</w:t>
+            </w:r>
+            <w:r>
+              <w:t>: estas unidades facilitan el control de inventarios y permiten realizar un seguimiento más preciso del consumo de recursos dentro de la operación hotelera.</w:t>
             </w:r>
           </w:p>
           <w:p>
@@ -9979,10 +12602,11 @@
                 <w:b/>
                 <w:bCs/>
               </w:rPr>
-              <w:t>Mujer:</w:t>
-            </w:r>
-            <w:r>
-              <w:t xml:space="preserve"> y las entidades del Estado la requieren para efectos de control e impuestos. Por eso, más que un montón de números, la contabilidad es una herramienta fundamental para comprender cómo funciona una entidad.</w:t>
+              <w:lastRenderedPageBreak/>
+              <w:t>Mujer</w:t>
+            </w:r>
+            <w:r>
+              <w:t>: y para complementar este control, los establecimientos utilizan tablas de rendimiento, herramientas que permiten calcular el consumo promedio de los insumos utilizados en las habitaciones y áreas de servicio.</w:t>
             </w:r>
           </w:p>
           <w:p>
@@ -9991,16 +12615,10 @@
                 <w:b/>
                 <w:bCs/>
               </w:rPr>
-              <w:t>Hombre:</w:t>
-            </w:r>
-            <w:r>
-              <w:t xml:space="preserve"> al final, entender las finanzas de una empresa no depende solo del dinero que entra o sale.</w:t>
-            </w:r>
-          </w:p>
-          <w:p>
-            <w:r>
-              <w:lastRenderedPageBreak/>
-              <w:t>Depende de cómo se organiza y se interpreta esa información.</w:t>
+              <w:t>Hombre</w:t>
+            </w:r>
+            <w:r>
+              <w:t>: gracias a estas tablas es posible determinar, por ejemplo, cuánta cantidad de papel higiénico, champú o limpiavidrios se utiliza durante el acondicionamiento de una habitación. Esta información resulta valiosa para la planeación de compras, el control presupuestal y la prevención de desperdicios operativos.</w:t>
             </w:r>
           </w:p>
           <w:p>
@@ -10009,12 +12627,110 @@
                 <w:b/>
                 <w:bCs/>
               </w:rPr>
-              <w:t>Mujer:</w:t>
-            </w:r>
-            <w:r>
-              <w:t xml:space="preserve"> así concluimos nuestro programa de hoy. Gracias por escucharnos. Nos encontramos en el próximo episodio.</w:t>
-            </w:r>
-          </w:p>
+              <w:t>Mujer</w:t>
+            </w:r>
+            <w:r>
+              <w:t>: continuamos y ahora abordaremos la trazabilidad; esta también forma parte importante del proceso del control técnico de suministros. Todo inicia con la requisición interna realizada por camareras o auxiliares de habitaciones, quienes solicitan los insumos necesarios para desarrollar sus actividades diarias.</w:t>
+            </w:r>
+          </w:p>
+          <w:p>
+            <w:r>
+              <w:rPr>
+                <w:b/>
+                <w:bCs/>
+              </w:rPr>
+              <w:t>Hombre</w:t>
+            </w:r>
+            <w:r>
+              <w:t>: posteriormente se realiza la entrega de suministros y la carga de los carros de limpieza de acuerdo con el número de habitaciones asignadas y las necesidades operativas de cada jornada.</w:t>
+            </w:r>
+          </w:p>
+          <w:p>
+            <w:r>
+              <w:rPr>
+                <w:b/>
+                <w:bCs/>
+              </w:rPr>
+              <w:t>Mujer</w:t>
+            </w:r>
+            <w:r>
+              <w:t>: al finalizar el turno, los productos sobrantes y los envases vacíos deben regresar al office o almacén de piso para su conteo, registro y control correspondiente. Este procedimiento permite mantener un seguimiento permanente sobre los recursos utilizados y fortalecer la administración de inventarios.</w:t>
+            </w:r>
+          </w:p>
+          <w:p>
+            <w:r>
+              <w:rPr>
+                <w:b/>
+                <w:bCs/>
+              </w:rPr>
+              <w:lastRenderedPageBreak/>
+              <w:t>Hombre</w:t>
+            </w:r>
+            <w:r>
+              <w:t>: finalmente, el control de rendimientos y costos permite evaluar si los suministros están siendo utilizados de manera eficiente y acorde con los estándares definidos por el establecimiento.</w:t>
+            </w:r>
+          </w:p>
+          <w:p>
+            <w:r>
+              <w:rPr>
+                <w:b/>
+                <w:bCs/>
+              </w:rPr>
+              <w:t>Mujer</w:t>
+            </w:r>
+            <w:r>
+              <w:t>: porque un consumo insuficiente puede afectar la calidad de la limpieza y la satisfacción del huésped, mientras que un consumo excesivo genera desperdicios, incrementa los costos y puede incluso deteriorar superficies y equipos.</w:t>
+            </w:r>
+          </w:p>
+          <w:p>
+            <w:r>
+              <w:rPr>
+                <w:b/>
+                <w:bCs/>
+              </w:rPr>
+              <w:t>Hombre</w:t>
+            </w:r>
+            <w:r>
+              <w:t>: por esta razón, la gestión técnica de suministros no debe entenderse únicamente como una actividad de almacenamiento o abastecimiento.</w:t>
+            </w:r>
+          </w:p>
+          <w:p>
+            <w:r>
+              <w:rPr>
+                <w:b/>
+                <w:bCs/>
+              </w:rPr>
+              <w:t>Mujer</w:t>
+            </w:r>
+            <w:r>
+              <w:t>: se trata de un proceso estratégico que contribuye al equilibrio entre calidad del servicio, sostenibilidad operativa y optimización de recursos dentro de los establecimientos de alojamiento.</w:t>
+            </w:r>
+          </w:p>
+          <w:p>
+            <w:r>
+              <w:rPr>
+                <w:b/>
+                <w:bCs/>
+              </w:rPr>
+              <w:t>Hombre</w:t>
+            </w:r>
+            <w:r>
+              <w:t>: y cuando existe control, trazabilidad y una adecuada gestión de inventarios, los suministros dejan de ser un gasto operativo para convertirse en una herramienta que fortalece la eficiencia y la competitividad hotelera.</w:t>
+            </w:r>
+          </w:p>
+          <w:p>
+            <w:r>
+              <w:rPr>
+                <w:b/>
+                <w:bCs/>
+              </w:rPr>
+              <w:t>Mujer</w:t>
+            </w:r>
+            <w:r>
+              <w:t>: gracias por su compañía. Nos escuchamos en el próximo programa.</w:t>
+            </w:r>
+          </w:p>
+          <w:p/>
         </w:tc>
       </w:tr>
     </w:tbl>
@@ -10036,10 +12752,12 @@
       <w:pPr>
         <w:pStyle w:val="Ttulo1"/>
       </w:pPr>
+      <w:bookmarkStart w:id="40" w:name="_Toc232520762"/>
       <w:r>
         <w:lastRenderedPageBreak/>
         <w:t>Gestión de activos de operación</w:t>
       </w:r>
+      <w:bookmarkEnd w:id="40"/>
     </w:p>
     <w:p>
       <w:r>
@@ -10055,9 +12773,11 @@
       <w:pPr>
         <w:pStyle w:val="Ttulo2"/>
       </w:pPr>
+      <w:bookmarkStart w:id="41" w:name="_Toc232520763"/>
       <w:r>
         <w:t>Definición y clasificación</w:t>
       </w:r>
+      <w:bookmarkEnd w:id="41"/>
     </w:p>
     <w:p>
       <w:r>
@@ -10097,10 +12817,20 @@
           <w:b/>
           <w:bCs/>
         </w:rPr>
-        <w:t>Lencería (blancos):</w:t>
-      </w:r>
-      <w:r>
-        <w:t xml:space="preserve"> sábanas, fundas, protectores de colchón, edredones (</w:t>
+        <w:t>Lencería (blancos)</w:t>
+      </w:r>
+      <w:r>
+        <w:rPr>
+          <w:b/>
+          <w:bCs/>
+        </w:rPr>
+        <w:t xml:space="preserve">. </w:t>
+      </w:r>
+      <w:r>
+        <w:t>S</w:t>
+      </w:r>
+      <w:r>
+        <w:t>ábanas, fundas, protectores de colchón, edredones (</w:t>
       </w:r>
       <w:r>
         <w:rPr>
@@ -10128,7 +12858,16 @@
         <w:t>Menaje y cristalería</w:t>
       </w:r>
       <w:r>
-        <w:t>: vasos, tazas, platos de minibar, termos y bandejas.</w:t>
+        <w:t>.</w:t>
+      </w:r>
+      <w:r>
+        <w:t xml:space="preserve"> </w:t>
+      </w:r>
+      <w:r>
+        <w:t>V</w:t>
+      </w:r>
+      <w:r>
+        <w:t>asos, tazas, platos de minibar, termos y bandejas.</w:t>
       </w:r>
     </w:p>
     <w:p>
@@ -10147,7 +12886,6 @@
         <w:lastRenderedPageBreak/>
         <w:t xml:space="preserve">Elementos de </w:t>
       </w:r>
-      <w:proofErr w:type="spellStart"/>
       <w:r>
         <w:rPr>
           <w:rStyle w:val="Extranjerismo"/>
@@ -10156,9 +12894,17 @@
         </w:rPr>
         <w:t>confort</w:t>
       </w:r>
-      <w:proofErr w:type="spellEnd"/>
-      <w:r>
-        <w:t>: almohadas, mantas adicionales, cojines decorativos y pies de cama.</w:t>
+      <w:r>
+        <w:t>.</w:t>
+      </w:r>
+      <w:r>
+        <w:t xml:space="preserve"> </w:t>
+      </w:r>
+      <w:r>
+        <w:t>A</w:t>
+      </w:r>
+      <w:r>
+        <w:t>lmohadas, mantas adicionales, cojines decorativos y pies de cama.</w:t>
       </w:r>
     </w:p>
     <w:p>
@@ -10177,7 +12923,16 @@
         <w:t>Accesorios de habitación</w:t>
       </w:r>
       <w:r>
-        <w:t>: ganchos de ropa (perchas), cubetas de hielo, secadores de pelo y planchas.</w:t>
+        <w:t>.</w:t>
+      </w:r>
+      <w:r>
+        <w:t xml:space="preserve"> </w:t>
+      </w:r>
+      <w:r>
+        <w:t>G</w:t>
+      </w:r>
+      <w:r>
+        <w:t>anchos de ropa (perchas), cubetas de hielo, secadores de pelo y planchas.</w:t>
       </w:r>
     </w:p>
     <w:p>
@@ -10514,7 +13269,16 @@
         <w:t>Conteo en la salida</w:t>
       </w:r>
       <w:r>
-        <w:t>: al hacer el aseo, el auxiliar de habitaciones verifica que no falten activos (ej. Toallas o ganchos).</w:t>
+        <w:t>.</w:t>
+      </w:r>
+      <w:r>
+        <w:t xml:space="preserve"> </w:t>
+      </w:r>
+      <w:r>
+        <w:t>A</w:t>
+      </w:r>
+      <w:r>
+        <w:t>l hacer el aseo, el auxiliar de habitaciones verifica que no falten activos (ej. Toallas o ganchos).</w:t>
       </w:r>
     </w:p>
     <w:p>
@@ -10533,7 +13297,16 @@
         <w:t>Reporte de bajas</w:t>
       </w:r>
       <w:r>
-        <w:t>: si una sábana está rota o manchada permanentemente, se retira de operación y se reporta como "baja".</w:t>
+        <w:t>.</w:t>
+      </w:r>
+      <w:r>
+        <w:t xml:space="preserve"> </w:t>
+      </w:r>
+      <w:r>
+        <w:t>S</w:t>
+      </w:r>
+      <w:r>
+        <w:t>i una sábana está rota o manchada permanentemente, se retira de operación y se reporta como "baja".</w:t>
       </w:r>
     </w:p>
     <w:p>
@@ -10560,7 +13333,16 @@
         <w:t>stock</w:t>
       </w:r>
       <w:r>
-        <w:t xml:space="preserve">: el ama de llaves autoriza la salida de activos nuevos del almacén para mantener el par </w:t>
+        <w:t>.</w:t>
+      </w:r>
+      <w:r>
+        <w:t xml:space="preserve"> </w:t>
+      </w:r>
+      <w:r>
+        <w:t>E</w:t>
+      </w:r>
+      <w:r>
+        <w:t xml:space="preserve">l ama de llaves autoriza la salida de activos nuevos del almacén para mantener el par </w:t>
       </w:r>
       <w:r>
         <w:rPr>
@@ -10588,7 +13370,16 @@
         <w:t>Rotación</w:t>
       </w:r>
       <w:r>
-        <w:t>: para que el desgaste sea uniforme, la lencería que sale de lavandería debe colocarse debajo de la que ya está en el estante (uso equitativo).</w:t>
+        <w:t>.</w:t>
+      </w:r>
+      <w:r>
+        <w:t xml:space="preserve"> </w:t>
+      </w:r>
+      <w:r>
+        <w:t>P</w:t>
+      </w:r>
+      <w:r>
+        <w:t>ara que el desgaste sea uniforme, la lencería que sale de lavandería debe colocarse debajo de la que ya está en el estante (uso equitativo).</w:t>
       </w:r>
       <w:r>
         <w:t xml:space="preserve"> </w:t>
@@ -10605,12 +13396,12 @@
           <w:u w:val="single"/>
         </w:rPr>
       </w:pPr>
-      <w:bookmarkStart w:id="1" w:name="_Toc228988010"/>
+      <w:bookmarkStart w:id="42" w:name="_Toc232520764"/>
       <w:r>
         <w:lastRenderedPageBreak/>
         <w:t>Síntesis</w:t>
       </w:r>
-      <w:bookmarkEnd w:id="1"/>
+      <w:bookmarkEnd w:id="42"/>
       <w:r>
         <w:t xml:space="preserve"> </w:t>
       </w:r>
@@ -10695,10 +13486,10 @@
           <w:lang w:eastAsia="es-CO"/>
         </w:rPr>
         <w:drawing>
-          <wp:inline distT="0" distB="0" distL="0" distR="0" wp14:anchorId="62281403" wp14:editId="3D15CF4F">
-            <wp:extent cx="6332220" cy="3802380"/>
-            <wp:effectExtent l="0" t="0" r="0" b="7620"/>
-            <wp:docPr id="1587880162" name="Imagen 1" descr="El componente formativo Operación, supervisión e inventarios en el área de alojamiento orienta el desarrollo de conocimientos y habilidades relacionadas con la gestión operativa, técnica y administrativa de los procesos hoteleros en el área de alojamiento. Integra procedimientos de limpieza, desinfección, manejo técnico de productos químicos, bioseguridad, mantenimiento preventivo y reporte de novedades, aplicando técnicas según superficies, mobiliario y puntos de contacto. Además, fortalece competencias en administración de inventarios, almacenamiento, control de suministros, gestión de activos operativos y manejo de documentos de seguimiento. Asimismo, aborda el pronóstico de ocupación, la planificación operativa, el control de objetos olvidados (Lost &amp; Found) y los protocolos de imagen y presentación personal, contribuyendo al cumplimiento de estándares de calidad, seguridad, organización y servicio en el sector hotelero. "/>
+          <wp:inline distT="0" distB="0" distL="0" distR="0" wp14:anchorId="6EEB1793" wp14:editId="2943C502">
+            <wp:extent cx="5691917" cy="6447141"/>
+            <wp:effectExtent l="0" t="0" r="4445" b="0"/>
+            <wp:docPr id="224131332" name="Imagen 6" descr="El componente formativo Operación, supervisión e inventarios en el área de alojamiento orienta el desarrollo de conocimientos y habilidades relacionadas con la gestión operativa, técnica y administrativa de los procesos hoteleros en el área de alojamiento. Integra procedimientos de limpieza, desinfección, manejo técnico de productos químicos, bioseguridad, mantenimiento preventivo y reporte de novedades, aplicando técnicas según superficies, mobiliario y puntos de contacto. Además, fortalece competencias en administración de inventarios, almacenamiento, control de suministros, gestión de activos operativos y manejo de documentos de seguimiento. Asimismo, aborda el pronóstico de ocupación, la planificación operativa, el control de objetos olvidados (Lost &amp; Found) y los protocolos de imagen y presentación personal, contribuyendo al cumplimiento de estándares de calidad, seguridad, organización y servicio en el sector hotelero. "/>
             <wp:cNvGraphicFramePr>
               <a:graphicFrameLocks xmlns:a="http://schemas.openxmlformats.org/drawingml/2006/main" noChangeAspect="1"/>
             </wp:cNvGraphicFramePr>
@@ -10706,23 +13497,33 @@
               <a:graphicData uri="http://schemas.openxmlformats.org/drawingml/2006/picture">
                 <pic:pic xmlns:pic="http://schemas.openxmlformats.org/drawingml/2006/picture">
                   <pic:nvPicPr>
-                    <pic:cNvPr id="1587880162" name="Imagen 1" descr="El componente formativo Operación, supervisión e inventarios en el área de alojamiento orienta el desarrollo de conocimientos y habilidades relacionadas con la gestión operativa, técnica y administrativa de los procesos hoteleros en el área de alojamiento. Integra procedimientos de limpieza, desinfección, manejo técnico de productos químicos, bioseguridad, mantenimiento preventivo y reporte de novedades, aplicando técnicas según superficies, mobiliario y puntos de contacto. Además, fortalece competencias en administración de inventarios, almacenamiento, control de suministros, gestión de activos operativos y manejo de documentos de seguimiento. Asimismo, aborda el pronóstico de ocupación, la planificación operativa, el control de objetos olvidados (Lost &amp; Found) y los protocolos de imagen y presentación personal, contribuyendo al cumplimiento de estándares de calidad, seguridad, organización y servicio en el sector hotelero. "/>
-                    <pic:cNvPicPr/>
+                    <pic:cNvPr id="224131332" name="Imagen 6" descr="El componente formativo Operación, supervisión e inventarios en el área de alojamiento orienta el desarrollo de conocimientos y habilidades relacionadas con la gestión operativa, técnica y administrativa de los procesos hoteleros en el área de alojamiento. Integra procedimientos de limpieza, desinfección, manejo técnico de productos químicos, bioseguridad, mantenimiento preventivo y reporte de novedades, aplicando técnicas según superficies, mobiliario y puntos de contacto. Además, fortalece competencias en administración de inventarios, almacenamiento, control de suministros, gestión de activos operativos y manejo de documentos de seguimiento. Asimismo, aborda el pronóstico de ocupación, la planificación operativa, el control de objetos olvidados (Lost &amp; Found) y los protocolos de imagen y presentación personal, contribuyendo al cumplimiento de estándares de calidad, seguridad, organización y servicio en el sector hotelero. "/>
+                    <pic:cNvPicPr>
+                      <a:picLocks noChangeAspect="1" noChangeArrowheads="1"/>
+                    </pic:cNvPicPr>
                   </pic:nvPicPr>
                   <pic:blipFill>
-                    <a:blip r:embed="rId14"/>
+                    <a:blip r:embed="rId14">
+                      <a:extLst>
+                        <a:ext uri="{28A0092B-C50C-407E-A947-70E740481C1C}">
+                          <a14:useLocalDpi xmlns:a14="http://schemas.microsoft.com/office/drawing/2010/main" val="0"/>
+                        </a:ext>
+                      </a:extLst>
+                    </a:blip>
+                    <a:srcRect/>
                     <a:stretch>
                       <a:fillRect/>
                     </a:stretch>
                   </pic:blipFill>
-                  <pic:spPr>
+                  <pic:spPr bwMode="auto">
                     <a:xfrm>
                       <a:off x="0" y="0"/>
-                      <a:ext cx="6332220" cy="3802380"/>
+                      <a:ext cx="5703028" cy="6459726"/>
                     </a:xfrm>
                     <a:prstGeom prst="rect">
                       <a:avLst/>
                     </a:prstGeom>
+                    <a:noFill/>
                   </pic:spPr>
                 </pic:pic>
               </a:graphicData>
@@ -10733,40 +13534,14 @@
     </w:p>
     <w:p>
       <w:pPr>
-        <w:rPr>
-          <w:noProof/>
-          <w:lang w:eastAsia="es-CO"/>
-        </w:rPr>
-      </w:pPr>
-    </w:p>
-    <w:p>
-      <w:pPr>
-        <w:ind w:firstLine="0"/>
-        <w:jc w:val="center"/>
-        <w:rPr>
-          <w:noProof/>
-          <w:lang w:eastAsia="es-CO"/>
-        </w:rPr>
-      </w:pPr>
-    </w:p>
-    <w:p>
-      <w:pPr>
-        <w:rPr>
-          <w:noProof/>
-          <w:lang w:eastAsia="es-CO"/>
-        </w:rPr>
-      </w:pPr>
-    </w:p>
-    <w:p>
-      <w:pPr>
         <w:pStyle w:val="Titulosgenerales"/>
       </w:pPr>
-      <w:bookmarkStart w:id="2" w:name="_Toc228988011"/>
+      <w:bookmarkStart w:id="43" w:name="_Toc232520765"/>
       <w:r>
         <w:lastRenderedPageBreak/>
         <w:t>Glosario</w:t>
       </w:r>
-      <w:bookmarkEnd w:id="2"/>
+      <w:bookmarkEnd w:id="43"/>
     </w:p>
     <w:p>
       <w:r>
@@ -10918,7 +13693,23 @@
           <w:b/>
           <w:bCs/>
         </w:rPr>
-        <w:t>Lost and Found</w:t>
+        <w:t xml:space="preserve">Lost and </w:t>
+      </w:r>
+      <w:r>
+        <w:rPr>
+          <w:rStyle w:val="Extranjerismo"/>
+          <w:b/>
+          <w:bCs/>
+        </w:rPr>
+        <w:t>f</w:t>
+      </w:r>
+      <w:r>
+        <w:rPr>
+          <w:rStyle w:val="Extranjerismo"/>
+          <w:b/>
+          <w:bCs/>
+        </w:rPr>
+        <w:t>ound</w:t>
       </w:r>
       <w:r>
         <w:rPr>
@@ -11046,12 +13837,12 @@
       <w:pPr>
         <w:pStyle w:val="Titulosgenerales"/>
       </w:pPr>
-      <w:bookmarkStart w:id="3" w:name="_Toc228988012"/>
+      <w:bookmarkStart w:id="44" w:name="_Toc232520766"/>
       <w:r>
         <w:lastRenderedPageBreak/>
         <w:t>Referencias bibliográficas</w:t>
       </w:r>
-      <w:bookmarkEnd w:id="3"/>
+      <w:bookmarkEnd w:id="44"/>
       <w:r>
         <w:t xml:space="preserve"> </w:t>
       </w:r>
@@ -11082,13 +13873,8 @@
       </w:r>
     </w:p>
     <w:p>
-      <w:proofErr w:type="spellStart"/>
-      <w:r>
-        <w:t>Cotelco</w:t>
-      </w:r>
-      <w:proofErr w:type="spellEnd"/>
-      <w:r>
-        <w:t xml:space="preserve">. (2020). Protocolos de limpieza y desinfección para el sector hotelero. </w:t>
+      <w:r>
+        <w:t xml:space="preserve">Cotelco. (2020). Protocolos de limpieza y desinfección para el sector hotelero. </w:t>
       </w:r>
       <w:hyperlink r:id="rId16" w:history="1">
         <w:r>
@@ -11250,12 +14036,12 @@
       <w:pPr>
         <w:pStyle w:val="Titulosgenerales"/>
       </w:pPr>
-      <w:bookmarkStart w:id="4" w:name="_Toc228988013"/>
+      <w:bookmarkStart w:id="45" w:name="_Toc232520767"/>
       <w:r>
         <w:lastRenderedPageBreak/>
         <w:t>Créditos</w:t>
       </w:r>
-      <w:bookmarkEnd w:id="4"/>
+      <w:bookmarkEnd w:id="45"/>
     </w:p>
     <w:tbl>
       <w:tblPr>
@@ -11516,13 +14302,8 @@
               </w:rPr>
             </w:pPr>
             <w:r>
-              <w:t xml:space="preserve">Jair Enrique Coll </w:t>
-            </w:r>
-            <w:proofErr w:type="spellStart"/>
-            <w:r>
-              <w:t>Gallardo</w:t>
-            </w:r>
-            <w:proofErr w:type="spellEnd"/>
+              <w:t>Jair Enrique Coll Gallardo</w:t>
+            </w:r>
           </w:p>
         </w:tc>
         <w:tc>
@@ -17925,7 +20706,6 @@
   <w:style w:type="character" w:default="1" w:styleId="Fuentedeprrafopredeter">
     <w:name w:val="Default Paragraph Font"/>
     <w:uiPriority w:val="1"/>
-    <w:semiHidden/>
     <w:unhideWhenUsed/>
   </w:style>
   <w:style w:type="table" w:default="1" w:styleId="Tablanormal">
@@ -19101,6 +21881,10 @@
 </file>
 
 <file path=customXml/item1.xml><?xml version="1.0" encoding="utf-8"?>
+<b:Sources xmlns:b="http://schemas.openxmlformats.org/officeDocument/2006/bibliography" xmlns="http://schemas.openxmlformats.org/officeDocument/2006/bibliography" SelectedStyle="\APASixthEditionOfficeOnline.xsl" StyleName="APA" Version="6"/>
+</file>
+
+<file path=customXml/item2.xml><?xml version="1.0" encoding="utf-8"?>
 <?mso-contentType ?>
 <FormTemplates xmlns="http://schemas.microsoft.com/sharepoint/v3/contenttype/forms">
   <Display>DocumentLibraryForm</Display>
@@ -19109,11 +21893,18 @@
 </FormTemplates>
 </file>
 
-<file path=customXml/item2.xml><?xml version="1.0" encoding="utf-8"?>
-<b:Sources xmlns:b="http://schemas.openxmlformats.org/officeDocument/2006/bibliography" xmlns="http://schemas.openxmlformats.org/officeDocument/2006/bibliography" SelectedStyle="\APASixthEditionOfficeOnline.xsl" StyleName="APA" Version="6"/>
+<file path=customXml/item3.xml><?xml version="1.0" encoding="utf-8"?>
+<p:properties xmlns:p="http://schemas.microsoft.com/office/2006/metadata/properties" xmlns:xsi="http://www.w3.org/2001/XMLSchema-instance" xmlns:pc="http://schemas.microsoft.com/office/infopath/2007/PartnerControls">
+  <documentManagement>
+    <TaxCatchAll xmlns="13c90a0b-73bc-4dc0-be5f-28d77b615beb" xsi:nil="true"/>
+    <lcf76f155ced4ddcb4097134ff3c332f xmlns="13c93bba-48ce-428c-bfe5-88b42c19b028">
+      <Terms xmlns="http://schemas.microsoft.com/office/infopath/2007/PartnerControls"/>
+    </lcf76f155ced4ddcb4097134ff3c332f>
+  </documentManagement>
+</p:properties>
 </file>
 
-<file path=customXml/item3.xml><?xml version="1.0" encoding="utf-8"?>
+<file path=customXml/item4.xml><?xml version="1.0" encoding="utf-8"?>
 <ct:contentTypeSchema xmlns:ct="http://schemas.microsoft.com/office/2006/metadata/contentType" xmlns:ma="http://schemas.microsoft.com/office/2006/metadata/properties/metaAttributes" ct:_="" ma:_="" ma:contentTypeName="Documento" ma:contentTypeID="0x0101006A81D6BD42E8DF4C91013959704817E1" ma:contentTypeVersion="15" ma:contentTypeDescription="Crear nuevo documento." ma:contentTypeScope="" ma:versionID="bf4f72ffd194f0963ff564daca6869f7">
   <xsd:schema xmlns:xsd="http://www.w3.org/2001/XMLSchema" xmlns:xs="http://www.w3.org/2001/XMLSchema" xmlns:p="http://schemas.microsoft.com/office/2006/metadata/properties" xmlns:ns2="13c90a0b-73bc-4dc0-be5f-28d77b615beb" xmlns:ns3="13c93bba-48ce-428c-bfe5-88b42c19b028" targetNamespace="http://schemas.microsoft.com/office/2006/metadata/properties" ma:root="true" ma:fieldsID="8718d6f4873a5b1392a45044efa78385" ns2:_="" ns3:_="">
     <xsd:import namespace="13c90a0b-73bc-4dc0-be5f-28d77b615beb"/>
@@ -19348,18 +22139,15 @@
 </ct:contentTypeSchema>
 </file>
 
-<file path=customXml/item4.xml><?xml version="1.0" encoding="utf-8"?>
-<p:properties xmlns:p="http://schemas.microsoft.com/office/2006/metadata/properties" xmlns:xsi="http://www.w3.org/2001/XMLSchema-instance" xmlns:pc="http://schemas.microsoft.com/office/infopath/2007/PartnerControls">
-  <documentManagement>
-    <TaxCatchAll xmlns="13c90a0b-73bc-4dc0-be5f-28d77b615beb" xsi:nil="true"/>
-    <lcf76f155ced4ddcb4097134ff3c332f xmlns="13c93bba-48ce-428c-bfe5-88b42c19b028">
-      <Terms xmlns="http://schemas.microsoft.com/office/infopath/2007/PartnerControls"/>
-    </lcf76f155ced4ddcb4097134ff3c332f>
-  </documentManagement>
-</p:properties>
+<file path=customXml/itemProps1.xml><?xml version="1.0" encoding="utf-8"?>
+<ds:datastoreItem xmlns:ds="http://schemas.openxmlformats.org/officeDocument/2006/customXml" ds:itemID="{EAE431FD-7059-4C09-804B-C9D69EB7B213}">
+  <ds:schemaRefs>
+    <ds:schemaRef ds:uri="http://schemas.openxmlformats.org/officeDocument/2006/bibliography"/>
+  </ds:schemaRefs>
+</ds:datastoreItem>
 </file>
 
-<file path=customXml/itemProps1.xml><?xml version="1.0" encoding="utf-8"?>
+<file path=customXml/itemProps2.xml><?xml version="1.0" encoding="utf-8"?>
 <ds:datastoreItem xmlns:ds="http://schemas.openxmlformats.org/officeDocument/2006/customXml" ds:itemID="{10663269-2064-4804-8290-36D4A57F5557}">
   <ds:schemaRefs>
     <ds:schemaRef ds:uri="http://schemas.microsoft.com/sharepoint/v3/contenttype/forms"/>
@@ -19367,15 +22155,18 @@
 </ds:datastoreItem>
 </file>
 
-<file path=customXml/itemProps2.xml><?xml version="1.0" encoding="utf-8"?>
-<ds:datastoreItem xmlns:ds="http://schemas.openxmlformats.org/officeDocument/2006/customXml" ds:itemID="{EAE431FD-7059-4C09-804B-C9D69EB7B213}">
+<file path=customXml/itemProps3.xml><?xml version="1.0" encoding="utf-8"?>
+<ds:datastoreItem xmlns:ds="http://schemas.openxmlformats.org/officeDocument/2006/customXml" ds:itemID="{1279454D-02BE-4A9C-A117-DCD1573E2608}">
   <ds:schemaRefs>
-    <ds:schemaRef ds:uri="http://schemas.openxmlformats.org/officeDocument/2006/bibliography"/>
+    <ds:schemaRef ds:uri="http://schemas.microsoft.com/office/2006/metadata/properties"/>
+    <ds:schemaRef ds:uri="http://schemas.microsoft.com/office/infopath/2007/PartnerControls"/>
+    <ds:schemaRef ds:uri="13c90a0b-73bc-4dc0-be5f-28d77b615beb"/>
+    <ds:schemaRef ds:uri="13c93bba-48ce-428c-bfe5-88b42c19b028"/>
   </ds:schemaRefs>
 </ds:datastoreItem>
 </file>
 
-<file path=customXml/itemProps3.xml><?xml version="1.0" encoding="utf-8"?>
+<file path=customXml/itemProps4.xml><?xml version="1.0" encoding="utf-8"?>
 <ds:datastoreItem xmlns:ds="http://schemas.openxmlformats.org/officeDocument/2006/customXml" ds:itemID="{9C14B031-69D2-4815-A77A-60B4EECF27A0}">
   <ds:schemaRefs>
     <ds:schemaRef ds:uri="http://schemas.microsoft.com/office/2006/metadata/contentType"/>
@@ -19392,15 +22183,4 @@
     <ds:schemaRef ds:uri="http://schemas.microsoft.com/internal/obd"/>
   </ds:schemaRefs>
 </ds:datastoreItem>
-</file>
-
-<file path=customXml/itemProps4.xml><?xml version="1.0" encoding="utf-8"?>
-<ds:datastoreItem xmlns:ds="http://schemas.openxmlformats.org/officeDocument/2006/customXml" ds:itemID="{1279454D-02BE-4A9C-A117-DCD1573E2608}">
-  <ds:schemaRefs>
-    <ds:schemaRef ds:uri="http://schemas.microsoft.com/office/2006/metadata/properties"/>
-    <ds:schemaRef ds:uri="http://schemas.microsoft.com/office/infopath/2007/PartnerControls"/>
-    <ds:schemaRef ds:uri="13c90a0b-73bc-4dc0-be5f-28d77b615beb"/>
-    <ds:schemaRef ds:uri="13c93bba-48ce-428c-bfe5-88b42c19b028"/>
-  </ds:schemaRefs>
-</ds:datastoreItem>
 </file>
--- a/fuentes/621602_CF15_DU.docx
+++ b/fuentes/621602_CF15_DU.docx
@@ -489,7 +489,18 @@
           <w:kern w:val="0"/>
           <w14:ligatures w14:val="none"/>
         </w:rPr>
-        <w:t>ma</w:t>
+        <w:t>M</w:t>
+      </w:r>
+      <w:r>
+        <w:rPr>
+          <w:rFonts w:ascii="Calibri" w:hAnsi="Calibri"/>
+          <w:b/>
+          <w:bCs/>
+          <w:color w:val="000000" w:themeColor="text1"/>
+          <w:kern w:val="0"/>
+          <w14:ligatures w14:val="none"/>
+        </w:rPr>
+        <w:t>a</w:t>
       </w:r>
       <w:r>
         <w:rPr>
@@ -581,7 +592,7 @@
           <w:r>
             <w:fldChar w:fldCharType="separate"/>
           </w:r>
-          <w:hyperlink w:anchor="_Toc232520722" w:history="1">
+          <w:hyperlink w:anchor="_Toc233278204" w:history="1">
             <w:r>
               <w:rPr>
                 <w:rStyle w:val="Hipervnculo"/>
@@ -608,7 +619,7 @@
                 <w:noProof/>
                 <w:webHidden/>
               </w:rPr>
-              <w:instrText xml:space="preserve"> PAGEREF _Toc232520722 \h </w:instrText>
+              <w:instrText xml:space="preserve"> PAGEREF _Toc233278204 \h </w:instrText>
             </w:r>
             <w:r>
               <w:rPr>
@@ -653,7 +664,7 @@
               <w:lang w:eastAsia="es-CO"/>
             </w:rPr>
           </w:pPr>
-          <w:hyperlink w:anchor="_Toc232520723" w:history="1">
+          <w:hyperlink w:anchor="_Toc233278205" w:history="1">
             <w:r>
               <w:rPr>
                 <w:rStyle w:val="Hipervnculo"/>
@@ -680,7 +691,7 @@
                 <w:noProof/>
                 <w:webHidden/>
               </w:rPr>
-              <w:instrText xml:space="preserve"> PAGEREF _Toc232520723 \h </w:instrText>
+              <w:instrText xml:space="preserve"> PAGEREF _Toc233278205 \h </w:instrText>
             </w:r>
             <w:r>
               <w:rPr>
@@ -725,7 +736,7 @@
               <w:lang w:eastAsia="es-CO"/>
             </w:rPr>
           </w:pPr>
-          <w:hyperlink w:anchor="_Toc232520724" w:history="1">
+          <w:hyperlink w:anchor="_Toc233278206" w:history="1">
             <w:r>
               <w:rPr>
                 <w:rStyle w:val="Hipervnculo"/>
@@ -752,7 +763,7 @@
                 <w:noProof/>
                 <w:webHidden/>
               </w:rPr>
-              <w:instrText xml:space="preserve"> PAGEREF _Toc232520724 \h </w:instrText>
+              <w:instrText xml:space="preserve"> PAGEREF _Toc233278206 \h </w:instrText>
             </w:r>
             <w:r>
               <w:rPr>
@@ -797,7 +808,7 @@
               <w:lang w:eastAsia="es-CO"/>
             </w:rPr>
           </w:pPr>
-          <w:hyperlink w:anchor="_Toc232520725" w:history="1">
+          <w:hyperlink w:anchor="_Toc233278207" w:history="1">
             <w:r>
               <w:rPr>
                 <w:rStyle w:val="Hipervnculo"/>
@@ -824,7 +835,7 @@
                 <w:noProof/>
                 <w:webHidden/>
               </w:rPr>
-              <w:instrText xml:space="preserve"> PAGEREF _Toc232520725 \h </w:instrText>
+              <w:instrText xml:space="preserve"> PAGEREF _Toc233278207 \h </w:instrText>
             </w:r>
             <w:r>
               <w:rPr>
@@ -869,7 +880,7 @@
               <w:lang w:eastAsia="es-CO"/>
             </w:rPr>
           </w:pPr>
-          <w:hyperlink w:anchor="_Toc232520726" w:history="1">
+          <w:hyperlink w:anchor="_Toc233278208" w:history="1">
             <w:r>
               <w:rPr>
                 <w:rStyle w:val="Hipervnculo"/>
@@ -896,7 +907,7 @@
                 <w:noProof/>
                 <w:webHidden/>
               </w:rPr>
-              <w:instrText xml:space="preserve"> PAGEREF _Toc232520726 \h </w:instrText>
+              <w:instrText xml:space="preserve"> PAGEREF _Toc233278208 \h </w:instrText>
             </w:r>
             <w:r>
               <w:rPr>
@@ -941,7 +952,7 @@
               <w:lang w:eastAsia="es-CO"/>
             </w:rPr>
           </w:pPr>
-          <w:hyperlink w:anchor="_Toc232520727" w:history="1">
+          <w:hyperlink w:anchor="_Toc233278209" w:history="1">
             <w:r>
               <w:rPr>
                 <w:rStyle w:val="Hipervnculo"/>
@@ -968,7 +979,7 @@
                 <w:noProof/>
                 <w:webHidden/>
               </w:rPr>
-              <w:instrText xml:space="preserve"> PAGEREF _Toc232520727 \h </w:instrText>
+              <w:instrText xml:space="preserve"> PAGEREF _Toc233278209 \h </w:instrText>
             </w:r>
             <w:r>
               <w:rPr>
@@ -1013,7 +1024,7 @@
               <w:lang w:eastAsia="es-CO"/>
             </w:rPr>
           </w:pPr>
-          <w:hyperlink w:anchor="_Toc232520728" w:history="1">
+          <w:hyperlink w:anchor="_Toc233278210" w:history="1">
             <w:r>
               <w:rPr>
                 <w:rStyle w:val="Hipervnculo"/>
@@ -1040,7 +1051,7 @@
                 <w:noProof/>
                 <w:webHidden/>
               </w:rPr>
-              <w:instrText xml:space="preserve"> PAGEREF _Toc232520728 \h </w:instrText>
+              <w:instrText xml:space="preserve"> PAGEREF _Toc233278210 \h </w:instrText>
             </w:r>
             <w:r>
               <w:rPr>
@@ -1085,7 +1096,7 @@
               <w:lang w:eastAsia="es-CO"/>
             </w:rPr>
           </w:pPr>
-          <w:hyperlink w:anchor="_Toc232520729" w:history="1">
+          <w:hyperlink w:anchor="_Toc233278211" w:history="1">
             <w:r>
               <w:rPr>
                 <w:rStyle w:val="Hipervnculo"/>
@@ -1112,7 +1123,7 @@
                 <w:noProof/>
                 <w:webHidden/>
               </w:rPr>
-              <w:instrText xml:space="preserve"> PAGEREF _Toc232520729 \h </w:instrText>
+              <w:instrText xml:space="preserve"> PAGEREF _Toc233278211 \h </w:instrText>
             </w:r>
             <w:r>
               <w:rPr>
@@ -1157,7 +1168,7 @@
               <w:lang w:eastAsia="es-CO"/>
             </w:rPr>
           </w:pPr>
-          <w:hyperlink w:anchor="_Toc232520730" w:history="1">
+          <w:hyperlink w:anchor="_Toc233278212" w:history="1">
             <w:r>
               <w:rPr>
                 <w:rStyle w:val="Hipervnculo"/>
@@ -1184,7 +1195,7 @@
                 <w:noProof/>
                 <w:webHidden/>
               </w:rPr>
-              <w:instrText xml:space="preserve"> PAGEREF _Toc232520730 \h </w:instrText>
+              <w:instrText xml:space="preserve"> PAGEREF _Toc233278212 \h </w:instrText>
             </w:r>
             <w:r>
               <w:rPr>
@@ -1229,7 +1240,7 @@
               <w:lang w:eastAsia="es-CO"/>
             </w:rPr>
           </w:pPr>
-          <w:hyperlink w:anchor="_Toc232520731" w:history="1">
+          <w:hyperlink w:anchor="_Toc233278213" w:history="1">
             <w:r>
               <w:rPr>
                 <w:rStyle w:val="Hipervnculo"/>
@@ -1256,7 +1267,7 @@
                 <w:noProof/>
                 <w:webHidden/>
               </w:rPr>
-              <w:instrText xml:space="preserve"> PAGEREF _Toc232520731 \h </w:instrText>
+              <w:instrText xml:space="preserve"> PAGEREF _Toc233278213 \h </w:instrText>
             </w:r>
             <w:r>
               <w:rPr>
@@ -1301,7 +1312,7 @@
               <w:lang w:eastAsia="es-CO"/>
             </w:rPr>
           </w:pPr>
-          <w:hyperlink w:anchor="_Toc232520732" w:history="1">
+          <w:hyperlink w:anchor="_Toc233278214" w:history="1">
             <w:r>
               <w:rPr>
                 <w:rStyle w:val="Hipervnculo"/>
@@ -1328,7 +1339,7 @@
                 <w:noProof/>
                 <w:webHidden/>
               </w:rPr>
-              <w:instrText xml:space="preserve"> PAGEREF _Toc232520732 \h </w:instrText>
+              <w:instrText xml:space="preserve"> PAGEREF _Toc233278214 \h </w:instrText>
             </w:r>
             <w:r>
               <w:rPr>
@@ -1373,7 +1384,7 @@
               <w:lang w:eastAsia="es-CO"/>
             </w:rPr>
           </w:pPr>
-          <w:hyperlink w:anchor="_Toc232520733" w:history="1">
+          <w:hyperlink w:anchor="_Toc233278215" w:history="1">
             <w:r>
               <w:rPr>
                 <w:rStyle w:val="Hipervnculo"/>
@@ -1400,7 +1411,7 @@
                 <w:noProof/>
                 <w:webHidden/>
               </w:rPr>
-              <w:instrText xml:space="preserve"> PAGEREF _Toc232520733 \h </w:instrText>
+              <w:instrText xml:space="preserve"> PAGEREF _Toc233278215 \h </w:instrText>
             </w:r>
             <w:r>
               <w:rPr>
@@ -1445,7 +1456,7 @@
               <w:lang w:eastAsia="es-CO"/>
             </w:rPr>
           </w:pPr>
-          <w:hyperlink w:anchor="_Toc232520734" w:history="1">
+          <w:hyperlink w:anchor="_Toc233278216" w:history="1">
             <w:r>
               <w:rPr>
                 <w:rStyle w:val="Hipervnculo"/>
@@ -1488,7 +1499,7 @@
                 <w:noProof/>
                 <w:webHidden/>
               </w:rPr>
-              <w:instrText xml:space="preserve"> PAGEREF _Toc232520734 \h </w:instrText>
+              <w:instrText xml:space="preserve"> PAGEREF _Toc233278216 \h </w:instrText>
             </w:r>
             <w:r>
               <w:rPr>
@@ -1533,7 +1544,7 @@
               <w:lang w:eastAsia="es-CO"/>
             </w:rPr>
           </w:pPr>
-          <w:hyperlink w:anchor="_Toc232520735" w:history="1">
+          <w:hyperlink w:anchor="_Toc233278217" w:history="1">
             <w:r>
               <w:rPr>
                 <w:rStyle w:val="Hipervnculo"/>
@@ -1560,7 +1571,7 @@
                 <w:noProof/>
                 <w:webHidden/>
               </w:rPr>
-              <w:instrText xml:space="preserve"> PAGEREF _Toc232520735 \h </w:instrText>
+              <w:instrText xml:space="preserve"> PAGEREF _Toc233278217 \h </w:instrText>
             </w:r>
             <w:r>
               <w:rPr>
@@ -1605,7 +1616,7 @@
               <w:lang w:eastAsia="es-CO"/>
             </w:rPr>
           </w:pPr>
-          <w:hyperlink w:anchor="_Toc232520736" w:history="1">
+          <w:hyperlink w:anchor="_Toc233278218" w:history="1">
             <w:r>
               <w:rPr>
                 <w:rStyle w:val="Hipervnculo"/>
@@ -1632,7 +1643,7 @@
                 <w:noProof/>
                 <w:webHidden/>
               </w:rPr>
-              <w:instrText xml:space="preserve"> PAGEREF _Toc232520736 \h </w:instrText>
+              <w:instrText xml:space="preserve"> PAGEREF _Toc233278218 \h </w:instrText>
             </w:r>
             <w:r>
               <w:rPr>
@@ -1677,7 +1688,7 @@
               <w:lang w:eastAsia="es-CO"/>
             </w:rPr>
           </w:pPr>
-          <w:hyperlink w:anchor="_Toc232520737" w:history="1">
+          <w:hyperlink w:anchor="_Toc233278219" w:history="1">
             <w:r>
               <w:rPr>
                 <w:rStyle w:val="Hipervnculo"/>
@@ -1704,7 +1715,7 @@
                 <w:noProof/>
                 <w:webHidden/>
               </w:rPr>
-              <w:instrText xml:space="preserve"> PAGEREF _Toc232520737 \h </w:instrText>
+              <w:instrText xml:space="preserve"> PAGEREF _Toc233278219 \h </w:instrText>
             </w:r>
             <w:r>
               <w:rPr>
@@ -1749,7 +1760,7 @@
               <w:lang w:eastAsia="es-CO"/>
             </w:rPr>
           </w:pPr>
-          <w:hyperlink w:anchor="_Toc232520738" w:history="1">
+          <w:hyperlink w:anchor="_Toc233278220" w:history="1">
             <w:r>
               <w:rPr>
                 <w:rStyle w:val="Hipervnculo"/>
@@ -1776,7 +1787,7 @@
                 <w:noProof/>
                 <w:webHidden/>
               </w:rPr>
-              <w:instrText xml:space="preserve"> PAGEREF _Toc232520738 \h </w:instrText>
+              <w:instrText xml:space="preserve"> PAGEREF _Toc233278220 \h </w:instrText>
             </w:r>
             <w:r>
               <w:rPr>
@@ -1821,7 +1832,7 @@
               <w:lang w:eastAsia="es-CO"/>
             </w:rPr>
           </w:pPr>
-          <w:hyperlink w:anchor="_Toc232520739" w:history="1">
+          <w:hyperlink w:anchor="_Toc233278221" w:history="1">
             <w:r>
               <w:rPr>
                 <w:rStyle w:val="Hipervnculo"/>
@@ -1857,7 +1868,7 @@
                 <w:noProof/>
                 <w:webHidden/>
               </w:rPr>
-              <w:instrText xml:space="preserve"> PAGEREF _Toc232520739 \h </w:instrText>
+              <w:instrText xml:space="preserve"> PAGEREF _Toc233278221 \h </w:instrText>
             </w:r>
             <w:r>
               <w:rPr>
@@ -1902,7 +1913,7 @@
               <w:lang w:eastAsia="es-CO"/>
             </w:rPr>
           </w:pPr>
-          <w:hyperlink w:anchor="_Toc232520740" w:history="1">
+          <w:hyperlink w:anchor="_Toc233278222" w:history="1">
             <w:r>
               <w:rPr>
                 <w:rStyle w:val="Hipervnculo"/>
@@ -1929,7 +1940,7 @@
                 <w:noProof/>
                 <w:webHidden/>
               </w:rPr>
-              <w:instrText xml:space="preserve"> PAGEREF _Toc232520740 \h </w:instrText>
+              <w:instrText xml:space="preserve"> PAGEREF _Toc233278222 \h </w:instrText>
             </w:r>
             <w:r>
               <w:rPr>
@@ -1949,7 +1960,7 @@
                 <w:noProof/>
                 <w:webHidden/>
               </w:rPr>
-              <w:t>40</w:t>
+              <w:t>42</w:t>
             </w:r>
             <w:r>
               <w:rPr>
@@ -1974,7 +1985,7 @@
               <w:lang w:eastAsia="es-CO"/>
             </w:rPr>
           </w:pPr>
-          <w:hyperlink w:anchor="_Toc232520741" w:history="1">
+          <w:hyperlink w:anchor="_Toc233278223" w:history="1">
             <w:r>
               <w:rPr>
                 <w:rStyle w:val="Hipervnculo"/>
@@ -2001,7 +2012,7 @@
                 <w:noProof/>
                 <w:webHidden/>
               </w:rPr>
-              <w:instrText xml:space="preserve"> PAGEREF _Toc232520741 \h </w:instrText>
+              <w:instrText xml:space="preserve"> PAGEREF _Toc233278223 \h </w:instrText>
             </w:r>
             <w:r>
               <w:rPr>
@@ -2021,7 +2032,7 @@
                 <w:noProof/>
                 <w:webHidden/>
               </w:rPr>
-              <w:t>41</w:t>
+              <w:t>43</w:t>
             </w:r>
             <w:r>
               <w:rPr>
@@ -2046,7 +2057,7 @@
               <w:lang w:eastAsia="es-CO"/>
             </w:rPr>
           </w:pPr>
-          <w:hyperlink w:anchor="_Toc232520742" w:history="1">
+          <w:hyperlink w:anchor="_Toc233278224" w:history="1">
             <w:r>
               <w:rPr>
                 <w:rStyle w:val="Hipervnculo"/>
@@ -2073,7 +2084,7 @@
                 <w:noProof/>
                 <w:webHidden/>
               </w:rPr>
-              <w:instrText xml:space="preserve"> PAGEREF _Toc232520742 \h </w:instrText>
+              <w:instrText xml:space="preserve"> PAGEREF _Toc233278224 \h </w:instrText>
             </w:r>
             <w:r>
               <w:rPr>
@@ -2093,7 +2104,7 @@
                 <w:noProof/>
                 <w:webHidden/>
               </w:rPr>
-              <w:t>42</w:t>
+              <w:t>44</w:t>
             </w:r>
             <w:r>
               <w:rPr>
@@ -2118,7 +2129,7 @@
               <w:lang w:eastAsia="es-CO"/>
             </w:rPr>
           </w:pPr>
-          <w:hyperlink w:anchor="_Toc232520743" w:history="1">
+          <w:hyperlink w:anchor="_Toc233278225" w:history="1">
             <w:r>
               <w:rPr>
                 <w:rStyle w:val="Hipervnculo"/>
@@ -2133,45 +2144,13 @@
                 <w:spacing w:val="20"/>
                 <w:lang w:val="en-US"/>
               </w:rPr>
-              <w:t>lost</w:t>
+              <w:t>Lost and Found</w:t>
             </w:r>
             <w:r>
               <w:rPr>
                 <w:rStyle w:val="Hipervnculo"/>
                 <w:noProof/>
               </w:rPr>
-              <w:t xml:space="preserve"> </w:t>
-            </w:r>
-            <w:r>
-              <w:rPr>
-                <w:rStyle w:val="Hipervnculo"/>
-                <w:noProof/>
-                <w:spacing w:val="20"/>
-                <w:lang w:val="en-US"/>
-              </w:rPr>
-              <w:t>and</w:t>
-            </w:r>
-            <w:r>
-              <w:rPr>
-                <w:rStyle w:val="Hipervnculo"/>
-                <w:noProof/>
-              </w:rPr>
-              <w:t xml:space="preserve"> </w:t>
-            </w:r>
-            <w:r>
-              <w:rPr>
-                <w:rStyle w:val="Hipervnculo"/>
-                <w:noProof/>
-                <w:spacing w:val="20"/>
-                <w:lang w:val="en-US"/>
-              </w:rPr>
-              <w:t>found</w:t>
-            </w:r>
-            <w:r>
-              <w:rPr>
-                <w:rStyle w:val="Hipervnculo"/>
-                <w:noProof/>
-              </w:rPr>
               <w:t>)</w:t>
             </w:r>
             <w:r>
@@ -2193,7 +2172,7 @@
                 <w:noProof/>
                 <w:webHidden/>
               </w:rPr>
-              <w:instrText xml:space="preserve"> PAGEREF _Toc232520743 \h </w:instrText>
+              <w:instrText xml:space="preserve"> PAGEREF _Toc233278225 \h </w:instrText>
             </w:r>
             <w:r>
               <w:rPr>
@@ -2213,7 +2192,7 @@
                 <w:noProof/>
                 <w:webHidden/>
               </w:rPr>
-              <w:t>44</w:t>
+              <w:t>46</w:t>
             </w:r>
             <w:r>
               <w:rPr>
@@ -2238,7 +2217,7 @@
               <w:lang w:eastAsia="es-CO"/>
             </w:rPr>
           </w:pPr>
-          <w:hyperlink w:anchor="_Toc232520744" w:history="1">
+          <w:hyperlink w:anchor="_Toc233278226" w:history="1">
             <w:r>
               <w:rPr>
                 <w:rStyle w:val="Hipervnculo"/>
@@ -2265,7 +2244,7 @@
                 <w:noProof/>
                 <w:webHidden/>
               </w:rPr>
-              <w:instrText xml:space="preserve"> PAGEREF _Toc232520744 \h </w:instrText>
+              <w:instrText xml:space="preserve"> PAGEREF _Toc233278226 \h </w:instrText>
             </w:r>
             <w:r>
               <w:rPr>
@@ -2285,7 +2264,7 @@
                 <w:noProof/>
                 <w:webHidden/>
               </w:rPr>
-              <w:t>44</w:t>
+              <w:t>46</w:t>
             </w:r>
             <w:r>
               <w:rPr>
@@ -2310,7 +2289,7 @@
               <w:lang w:eastAsia="es-CO"/>
             </w:rPr>
           </w:pPr>
-          <w:hyperlink w:anchor="_Toc232520745" w:history="1">
+          <w:hyperlink w:anchor="_Toc233278227" w:history="1">
             <w:r>
               <w:rPr>
                 <w:rStyle w:val="Hipervnculo"/>
@@ -2337,7 +2316,7 @@
                 <w:noProof/>
                 <w:webHidden/>
               </w:rPr>
-              <w:instrText xml:space="preserve"> PAGEREF _Toc232520745 \h </w:instrText>
+              <w:instrText xml:space="preserve"> PAGEREF _Toc233278227 \h </w:instrText>
             </w:r>
             <w:r>
               <w:rPr>
@@ -2357,7 +2336,7 @@
                 <w:noProof/>
                 <w:webHidden/>
               </w:rPr>
-              <w:t>45</w:t>
+              <w:t>47</w:t>
             </w:r>
             <w:r>
               <w:rPr>
@@ -2382,7 +2361,7 @@
               <w:lang w:eastAsia="es-CO"/>
             </w:rPr>
           </w:pPr>
-          <w:hyperlink w:anchor="_Toc232520746" w:history="1">
+          <w:hyperlink w:anchor="_Toc233278228" w:history="1">
             <w:r>
               <w:rPr>
                 <w:rStyle w:val="Hipervnculo"/>
@@ -2409,7 +2388,7 @@
                 <w:noProof/>
                 <w:webHidden/>
               </w:rPr>
-              <w:instrText xml:space="preserve"> PAGEREF _Toc232520746 \h </w:instrText>
+              <w:instrText xml:space="preserve"> PAGEREF _Toc233278228 \h </w:instrText>
             </w:r>
             <w:r>
               <w:rPr>
@@ -2429,7 +2408,7 @@
                 <w:noProof/>
                 <w:webHidden/>
               </w:rPr>
-              <w:t>47</w:t>
+              <w:t>49</w:t>
             </w:r>
             <w:r>
               <w:rPr>
@@ -2454,7 +2433,7 @@
               <w:lang w:eastAsia="es-CO"/>
             </w:rPr>
           </w:pPr>
-          <w:hyperlink w:anchor="_Toc232520747" w:history="1">
+          <w:hyperlink w:anchor="_Toc233278229" w:history="1">
             <w:r>
               <w:rPr>
                 <w:rStyle w:val="Hipervnculo"/>
@@ -2481,7 +2460,7 @@
                 <w:noProof/>
                 <w:webHidden/>
               </w:rPr>
-              <w:instrText xml:space="preserve"> PAGEREF _Toc232520747 \h </w:instrText>
+              <w:instrText xml:space="preserve"> PAGEREF _Toc233278229 \h </w:instrText>
             </w:r>
             <w:r>
               <w:rPr>
@@ -2501,7 +2480,7 @@
                 <w:noProof/>
                 <w:webHidden/>
               </w:rPr>
-              <w:t>47</w:t>
+              <w:t>49</w:t>
             </w:r>
             <w:r>
               <w:rPr>
@@ -2526,7 +2505,7 @@
               <w:lang w:eastAsia="es-CO"/>
             </w:rPr>
           </w:pPr>
-          <w:hyperlink w:anchor="_Toc232520748" w:history="1">
+          <w:hyperlink w:anchor="_Toc233278230" w:history="1">
             <w:r>
               <w:rPr>
                 <w:rStyle w:val="Hipervnculo"/>
@@ -2553,7 +2532,7 @@
                 <w:noProof/>
                 <w:webHidden/>
               </w:rPr>
-              <w:instrText xml:space="preserve"> PAGEREF _Toc232520748 \h </w:instrText>
+              <w:instrText xml:space="preserve"> PAGEREF _Toc233278230 \h </w:instrText>
             </w:r>
             <w:r>
               <w:rPr>
@@ -2573,7 +2552,7 @@
                 <w:noProof/>
                 <w:webHidden/>
               </w:rPr>
-              <w:t>48</w:t>
+              <w:t>50</w:t>
             </w:r>
             <w:r>
               <w:rPr>
@@ -2598,7 +2577,7 @@
               <w:lang w:eastAsia="es-CO"/>
             </w:rPr>
           </w:pPr>
-          <w:hyperlink w:anchor="_Toc232520749" w:history="1">
+          <w:hyperlink w:anchor="_Toc233278231" w:history="1">
             <w:r>
               <w:rPr>
                 <w:rStyle w:val="Hipervnculo"/>
@@ -2625,7 +2604,7 @@
                 <w:noProof/>
                 <w:webHidden/>
               </w:rPr>
-              <w:instrText xml:space="preserve"> PAGEREF _Toc232520749 \h </w:instrText>
+              <w:instrText xml:space="preserve"> PAGEREF _Toc233278231 \h </w:instrText>
             </w:r>
             <w:r>
               <w:rPr>
@@ -2645,7 +2624,7 @@
                 <w:noProof/>
                 <w:webHidden/>
               </w:rPr>
-              <w:t>49</w:t>
+              <w:t>51</w:t>
             </w:r>
             <w:r>
               <w:rPr>
@@ -2670,7 +2649,7 @@
               <w:lang w:eastAsia="es-CO"/>
             </w:rPr>
           </w:pPr>
-          <w:hyperlink w:anchor="_Toc232520750" w:history="1">
+          <w:hyperlink w:anchor="_Toc233278232" w:history="1">
             <w:r>
               <w:rPr>
                 <w:rStyle w:val="Hipervnculo"/>
@@ -2697,7 +2676,7 @@
                 <w:noProof/>
                 <w:webHidden/>
               </w:rPr>
-              <w:instrText xml:space="preserve"> PAGEREF _Toc232520750 \h </w:instrText>
+              <w:instrText xml:space="preserve"> PAGEREF _Toc233278232 \h </w:instrText>
             </w:r>
             <w:r>
               <w:rPr>
@@ -2717,7 +2696,7 @@
                 <w:noProof/>
                 <w:webHidden/>
               </w:rPr>
-              <w:t>50</w:t>
+              <w:t>52</w:t>
             </w:r>
             <w:r>
               <w:rPr>
@@ -2742,7 +2721,7 @@
               <w:lang w:eastAsia="es-CO"/>
             </w:rPr>
           </w:pPr>
-          <w:hyperlink w:anchor="_Toc232520751" w:history="1">
+          <w:hyperlink w:anchor="_Toc233278233" w:history="1">
             <w:r>
               <w:rPr>
                 <w:rStyle w:val="Hipervnculo"/>
@@ -2769,7 +2748,7 @@
                 <w:noProof/>
                 <w:webHidden/>
               </w:rPr>
-              <w:instrText xml:space="preserve"> PAGEREF _Toc232520751 \h </w:instrText>
+              <w:instrText xml:space="preserve"> PAGEREF _Toc233278233 \h </w:instrText>
             </w:r>
             <w:r>
               <w:rPr>
@@ -2789,7 +2768,7 @@
                 <w:noProof/>
                 <w:webHidden/>
               </w:rPr>
-              <w:t>52</w:t>
+              <w:t>54</w:t>
             </w:r>
             <w:r>
               <w:rPr>
@@ -2814,7 +2793,7 @@
               <w:lang w:eastAsia="es-CO"/>
             </w:rPr>
           </w:pPr>
-          <w:hyperlink w:anchor="_Toc232520752" w:history="1">
+          <w:hyperlink w:anchor="_Toc233278234" w:history="1">
             <w:r>
               <w:rPr>
                 <w:rStyle w:val="Hipervnculo"/>
@@ -2841,7 +2820,7 @@
                 <w:noProof/>
                 <w:webHidden/>
               </w:rPr>
-              <w:instrText xml:space="preserve"> PAGEREF _Toc232520752 \h </w:instrText>
+              <w:instrText xml:space="preserve"> PAGEREF _Toc233278234 \h </w:instrText>
             </w:r>
             <w:r>
               <w:rPr>
@@ -2861,7 +2840,7 @@
                 <w:noProof/>
                 <w:webHidden/>
               </w:rPr>
-              <w:t>52</w:t>
+              <w:t>54</w:t>
             </w:r>
             <w:r>
               <w:rPr>
@@ -2886,7 +2865,7 @@
               <w:lang w:eastAsia="es-CO"/>
             </w:rPr>
           </w:pPr>
-          <w:hyperlink w:anchor="_Toc232520753" w:history="1">
+          <w:hyperlink w:anchor="_Toc233278235" w:history="1">
             <w:r>
               <w:rPr>
                 <w:rStyle w:val="Hipervnculo"/>
@@ -2913,7 +2892,7 @@
                 <w:noProof/>
                 <w:webHidden/>
               </w:rPr>
-              <w:instrText xml:space="preserve"> PAGEREF _Toc232520753 \h </w:instrText>
+              <w:instrText xml:space="preserve"> PAGEREF _Toc233278235 \h </w:instrText>
             </w:r>
             <w:r>
               <w:rPr>
@@ -2933,7 +2912,7 @@
                 <w:noProof/>
                 <w:webHidden/>
               </w:rPr>
-              <w:t>53</w:t>
+              <w:t>55</w:t>
             </w:r>
             <w:r>
               <w:rPr>
@@ -2958,7 +2937,7 @@
               <w:lang w:eastAsia="es-CO"/>
             </w:rPr>
           </w:pPr>
-          <w:hyperlink w:anchor="_Toc232520754" w:history="1">
+          <w:hyperlink w:anchor="_Toc233278236" w:history="1">
             <w:r>
               <w:rPr>
                 <w:rStyle w:val="Hipervnculo"/>
@@ -2985,7 +2964,7 @@
                 <w:noProof/>
                 <w:webHidden/>
               </w:rPr>
-              <w:instrText xml:space="preserve"> PAGEREF _Toc232520754 \h </w:instrText>
+              <w:instrText xml:space="preserve"> PAGEREF _Toc233278236 \h </w:instrText>
             </w:r>
             <w:r>
               <w:rPr>
@@ -3005,7 +2984,7 @@
                 <w:noProof/>
                 <w:webHidden/>
               </w:rPr>
-              <w:t>55</w:t>
+              <w:t>57</w:t>
             </w:r>
             <w:r>
               <w:rPr>
@@ -3030,7 +3009,7 @@
               <w:lang w:eastAsia="es-CO"/>
             </w:rPr>
           </w:pPr>
-          <w:hyperlink w:anchor="_Toc232520755" w:history="1">
+          <w:hyperlink w:anchor="_Toc233278237" w:history="1">
             <w:r>
               <w:rPr>
                 <w:rStyle w:val="Hipervnculo"/>
@@ -3057,7 +3036,7 @@
                 <w:noProof/>
                 <w:webHidden/>
               </w:rPr>
-              <w:instrText xml:space="preserve"> PAGEREF _Toc232520755 \h </w:instrText>
+              <w:instrText xml:space="preserve"> PAGEREF _Toc233278237 \h </w:instrText>
             </w:r>
             <w:r>
               <w:rPr>
@@ -3077,7 +3056,7 @@
                 <w:noProof/>
                 <w:webHidden/>
               </w:rPr>
-              <w:t>55</w:t>
+              <w:t>57</w:t>
             </w:r>
             <w:r>
               <w:rPr>
@@ -3102,7 +3081,7 @@
               <w:lang w:eastAsia="es-CO"/>
             </w:rPr>
           </w:pPr>
-          <w:hyperlink w:anchor="_Toc232520756" w:history="1">
+          <w:hyperlink w:anchor="_Toc233278238" w:history="1">
             <w:r>
               <w:rPr>
                 <w:rStyle w:val="Hipervnculo"/>
@@ -3129,7 +3108,7 @@
                 <w:noProof/>
                 <w:webHidden/>
               </w:rPr>
-              <w:instrText xml:space="preserve"> PAGEREF _Toc232520756 \h </w:instrText>
+              <w:instrText xml:space="preserve"> PAGEREF _Toc233278238 \h </w:instrText>
             </w:r>
             <w:r>
               <w:rPr>
@@ -3149,7 +3128,7 @@
                 <w:noProof/>
                 <w:webHidden/>
               </w:rPr>
-              <w:t>55</w:t>
+              <w:t>57</w:t>
             </w:r>
             <w:r>
               <w:rPr>
@@ -3174,7 +3153,7 @@
               <w:lang w:eastAsia="es-CO"/>
             </w:rPr>
           </w:pPr>
-          <w:hyperlink w:anchor="_Toc232520757" w:history="1">
+          <w:hyperlink w:anchor="_Toc233278239" w:history="1">
             <w:r>
               <w:rPr>
                 <w:rStyle w:val="Hipervnculo"/>
@@ -3201,7 +3180,7 @@
                 <w:noProof/>
                 <w:webHidden/>
               </w:rPr>
-              <w:instrText xml:space="preserve"> PAGEREF _Toc232520757 \h </w:instrText>
+              <w:instrText xml:space="preserve"> PAGEREF _Toc233278239 \h </w:instrText>
             </w:r>
             <w:r>
               <w:rPr>
@@ -3221,7 +3200,7 @@
                 <w:noProof/>
                 <w:webHidden/>
               </w:rPr>
-              <w:t>57</w:t>
+              <w:t>59</w:t>
             </w:r>
             <w:r>
               <w:rPr>
@@ -3246,7 +3225,7 @@
               <w:lang w:eastAsia="es-CO"/>
             </w:rPr>
           </w:pPr>
-          <w:hyperlink w:anchor="_Toc232520758" w:history="1">
+          <w:hyperlink w:anchor="_Toc233278240" w:history="1">
             <w:r>
               <w:rPr>
                 <w:rStyle w:val="Hipervnculo"/>
@@ -3273,7 +3252,7 @@
                 <w:noProof/>
                 <w:webHidden/>
               </w:rPr>
-              <w:instrText xml:space="preserve"> PAGEREF _Toc232520758 \h </w:instrText>
+              <w:instrText xml:space="preserve"> PAGEREF _Toc233278240 \h </w:instrText>
             </w:r>
             <w:r>
               <w:rPr>
@@ -3293,7 +3272,7 @@
                 <w:noProof/>
                 <w:webHidden/>
               </w:rPr>
-              <w:t>57</w:t>
+              <w:t>59</w:t>
             </w:r>
             <w:r>
               <w:rPr>
@@ -3318,7 +3297,7 @@
               <w:lang w:eastAsia="es-CO"/>
             </w:rPr>
           </w:pPr>
-          <w:hyperlink w:anchor="_Toc232520759" w:history="1">
+          <w:hyperlink w:anchor="_Toc233278241" w:history="1">
             <w:r>
               <w:rPr>
                 <w:rStyle w:val="Hipervnculo"/>
@@ -3345,7 +3324,7 @@
                 <w:noProof/>
                 <w:webHidden/>
               </w:rPr>
-              <w:instrText xml:space="preserve"> PAGEREF _Toc232520759 \h </w:instrText>
+              <w:instrText xml:space="preserve"> PAGEREF _Toc233278241 \h </w:instrText>
             </w:r>
             <w:r>
               <w:rPr>
@@ -3365,7 +3344,7 @@
                 <w:noProof/>
                 <w:webHidden/>
               </w:rPr>
-              <w:t>58</w:t>
+              <w:t>60</w:t>
             </w:r>
             <w:r>
               <w:rPr>
@@ -3390,7 +3369,7 @@
               <w:lang w:eastAsia="es-CO"/>
             </w:rPr>
           </w:pPr>
-          <w:hyperlink w:anchor="_Toc232520760" w:history="1">
+          <w:hyperlink w:anchor="_Toc233278242" w:history="1">
             <w:r>
               <w:rPr>
                 <w:rStyle w:val="Hipervnculo"/>
@@ -3417,7 +3396,7 @@
                 <w:noProof/>
                 <w:webHidden/>
               </w:rPr>
-              <w:instrText xml:space="preserve"> PAGEREF _Toc232520760 \h </w:instrText>
+              <w:instrText xml:space="preserve"> PAGEREF _Toc233278242 \h </w:instrText>
             </w:r>
             <w:r>
               <w:rPr>
@@ -3437,7 +3416,7 @@
                 <w:noProof/>
                 <w:webHidden/>
               </w:rPr>
-              <w:t>59</w:t>
+              <w:t>61</w:t>
             </w:r>
             <w:r>
               <w:rPr>
@@ -3462,7 +3441,7 @@
               <w:lang w:eastAsia="es-CO"/>
             </w:rPr>
           </w:pPr>
-          <w:hyperlink w:anchor="_Toc232520761" w:history="1">
+          <w:hyperlink w:anchor="_Toc233278243" w:history="1">
             <w:r>
               <w:rPr>
                 <w:rStyle w:val="Hipervnculo"/>
@@ -3489,7 +3468,7 @@
                 <w:noProof/>
                 <w:webHidden/>
               </w:rPr>
-              <w:instrText xml:space="preserve"> PAGEREF _Toc232520761 \h </w:instrText>
+              <w:instrText xml:space="preserve"> PAGEREF _Toc233278243 \h </w:instrText>
             </w:r>
             <w:r>
               <w:rPr>
@@ -3509,7 +3488,7 @@
                 <w:noProof/>
                 <w:webHidden/>
               </w:rPr>
-              <w:t>60</w:t>
+              <w:t>62</w:t>
             </w:r>
             <w:r>
               <w:rPr>
@@ -3534,7 +3513,7 @@
               <w:lang w:eastAsia="es-CO"/>
             </w:rPr>
           </w:pPr>
-          <w:hyperlink w:anchor="_Toc232520762" w:history="1">
+          <w:hyperlink w:anchor="_Toc233278244" w:history="1">
             <w:r>
               <w:rPr>
                 <w:rStyle w:val="Hipervnculo"/>
@@ -3561,7 +3540,7 @@
                 <w:noProof/>
                 <w:webHidden/>
               </w:rPr>
-              <w:instrText xml:space="preserve"> PAGEREF _Toc232520762 \h </w:instrText>
+              <w:instrText xml:space="preserve"> PAGEREF _Toc233278244 \h </w:instrText>
             </w:r>
             <w:r>
               <w:rPr>
@@ -3581,7 +3560,7 @@
                 <w:noProof/>
                 <w:webHidden/>
               </w:rPr>
-              <w:t>66</w:t>
+              <w:t>69</w:t>
             </w:r>
             <w:r>
               <w:rPr>
@@ -3606,7 +3585,7 @@
               <w:lang w:eastAsia="es-CO"/>
             </w:rPr>
           </w:pPr>
-          <w:hyperlink w:anchor="_Toc232520763" w:history="1">
+          <w:hyperlink w:anchor="_Toc233278245" w:history="1">
             <w:r>
               <w:rPr>
                 <w:rStyle w:val="Hipervnculo"/>
@@ -3633,7 +3612,7 @@
                 <w:noProof/>
                 <w:webHidden/>
               </w:rPr>
-              <w:instrText xml:space="preserve"> PAGEREF _Toc232520763 \h </w:instrText>
+              <w:instrText xml:space="preserve"> PAGEREF _Toc233278245 \h </w:instrText>
             </w:r>
             <w:r>
               <w:rPr>
@@ -3653,7 +3632,7 @@
                 <w:noProof/>
                 <w:webHidden/>
               </w:rPr>
-              <w:t>66</w:t>
+              <w:t>69</w:t>
             </w:r>
             <w:r>
               <w:rPr>
@@ -3678,7 +3657,7 @@
               <w:lang w:eastAsia="es-CO"/>
             </w:rPr>
           </w:pPr>
-          <w:hyperlink w:anchor="_Toc232520764" w:history="1">
+          <w:hyperlink w:anchor="_Toc233278246" w:history="1">
             <w:r>
               <w:rPr>
                 <w:rStyle w:val="Hipervnculo"/>
@@ -3705,7 +3684,7 @@
                 <w:noProof/>
                 <w:webHidden/>
               </w:rPr>
-              <w:instrText xml:space="preserve"> PAGEREF _Toc232520764 \h </w:instrText>
+              <w:instrText xml:space="preserve"> PAGEREF _Toc233278246 \h </w:instrText>
             </w:r>
             <w:r>
               <w:rPr>
@@ -3725,7 +3704,7 @@
                 <w:noProof/>
                 <w:webHidden/>
               </w:rPr>
-              <w:t>69</w:t>
+              <w:t>72</w:t>
             </w:r>
             <w:r>
               <w:rPr>
@@ -3750,7 +3729,7 @@
               <w:lang w:eastAsia="es-CO"/>
             </w:rPr>
           </w:pPr>
-          <w:hyperlink w:anchor="_Toc232520765" w:history="1">
+          <w:hyperlink w:anchor="_Toc233278247" w:history="1">
             <w:r>
               <w:rPr>
                 <w:rStyle w:val="Hipervnculo"/>
@@ -3777,7 +3756,7 @@
                 <w:noProof/>
                 <w:webHidden/>
               </w:rPr>
-              <w:instrText xml:space="preserve"> PAGEREF _Toc232520765 \h </w:instrText>
+              <w:instrText xml:space="preserve"> PAGEREF _Toc233278247 \h </w:instrText>
             </w:r>
             <w:r>
               <w:rPr>
@@ -3797,7 +3776,7 @@
                 <w:noProof/>
                 <w:webHidden/>
               </w:rPr>
-              <w:t>71</w:t>
+              <w:t>74</w:t>
             </w:r>
             <w:r>
               <w:rPr>
@@ -3822,7 +3801,7 @@
               <w:lang w:eastAsia="es-CO"/>
             </w:rPr>
           </w:pPr>
-          <w:hyperlink w:anchor="_Toc232520766" w:history="1">
+          <w:hyperlink w:anchor="_Toc233278248" w:history="1">
             <w:r>
               <w:rPr>
                 <w:rStyle w:val="Hipervnculo"/>
@@ -3849,7 +3828,7 @@
                 <w:noProof/>
                 <w:webHidden/>
               </w:rPr>
-              <w:instrText xml:space="preserve"> PAGEREF _Toc232520766 \h </w:instrText>
+              <w:instrText xml:space="preserve"> PAGEREF _Toc233278248 \h </w:instrText>
             </w:r>
             <w:r>
               <w:rPr>
@@ -3869,7 +3848,7 @@
                 <w:noProof/>
                 <w:webHidden/>
               </w:rPr>
-              <w:t>73</w:t>
+              <w:t>76</w:t>
             </w:r>
             <w:r>
               <w:rPr>
@@ -3894,7 +3873,7 @@
               <w:lang w:eastAsia="es-CO"/>
             </w:rPr>
           </w:pPr>
-          <w:hyperlink w:anchor="_Toc232520767" w:history="1">
+          <w:hyperlink w:anchor="_Toc233278249" w:history="1">
             <w:r>
               <w:rPr>
                 <w:rStyle w:val="Hipervnculo"/>
@@ -3921,7 +3900,7 @@
                 <w:noProof/>
                 <w:webHidden/>
               </w:rPr>
-              <w:instrText xml:space="preserve"> PAGEREF _Toc232520767 \h </w:instrText>
+              <w:instrText xml:space="preserve"> PAGEREF _Toc233278249 \h </w:instrText>
             </w:r>
             <w:r>
               <w:rPr>
@@ -3941,7 +3920,7 @@
                 <w:noProof/>
                 <w:webHidden/>
               </w:rPr>
-              <w:t>76</w:t>
+              <w:t>79</w:t>
             </w:r>
             <w:r>
               <w:rPr>
@@ -3969,7 +3948,7 @@
       <w:pPr>
         <w:pStyle w:val="Titulosgenerales"/>
       </w:pPr>
-      <w:bookmarkStart w:id="0" w:name="_Toc232520722"/>
+      <w:bookmarkStart w:id="0" w:name="_Toc233278204"/>
       <w:r>
         <w:lastRenderedPageBreak/>
         <w:t>Introducción</w:t>
@@ -3983,7 +3962,15 @@
     </w:p>
     <w:p>
       <w:r>
-        <w:t>Asimismo, la supervisión se erige como un proceso de verificación crítica que permite la trazabilidad de los estándares de calidad. Según Gallego (2021), la función del supervisor en alojamiento trasciende la inspección ocular, involucrando la documentación de informes, la gestión de objetos olvidados y la coordinación de mantenimientos programados para preservar los activos de la organización. En este contexto, el protocolo de presentación personal se integra como elemento tangible de la promesa de servicio, consolidando la confianza del cliente a través de la profesionalidad del talento humano.</w:t>
+        <w:t xml:space="preserve">Asimismo, la supervisión se erige como un proceso de verificación crítica que permite la trazabilidad de los estándares de calidad. Según </w:t>
+      </w:r>
+      <w:proofErr w:type="gramStart"/>
+      <w:r>
+        <w:t>Gallego</w:t>
+      </w:r>
+      <w:proofErr w:type="gramEnd"/>
+      <w:r>
+        <w:t xml:space="preserve"> (2021), la función del supervisor en alojamiento trasciende la inspección ocular, involucrando la documentación de informes, la gestión de objetos olvidados y la coordinación de mantenimientos programados para preservar los activos de la organización. En este contexto, el protocolo de presentación personal se integra como elemento tangible de la promesa de servicio, consolidando la confianza del cliente a través de la profesionalidad del talento humano.</w:t>
       </w:r>
     </w:p>
     <w:p>
@@ -4017,7 +4004,7 @@
       <w:pPr>
         <w:pStyle w:val="Ttulo1"/>
       </w:pPr>
-      <w:bookmarkStart w:id="1" w:name="_Toc232520723"/>
+      <w:bookmarkStart w:id="1" w:name="_Toc233278205"/>
       <w:r>
         <w:lastRenderedPageBreak/>
         <w:t>Técnicas operativas y gestión química</w:t>
@@ -4042,7 +4029,7 @@
       <w:pPr>
         <w:pStyle w:val="Ttulo2"/>
       </w:pPr>
-      <w:bookmarkStart w:id="2" w:name="_Toc232520724"/>
+      <w:bookmarkStart w:id="2" w:name="_Toc233278206"/>
       <w:r>
         <w:t>Técnicas de limpieza por superficies y elementos</w:t>
       </w:r>
@@ -4515,7 +4502,7 @@
       <w:pPr>
         <w:pStyle w:val="Ttulo2"/>
       </w:pPr>
-      <w:bookmarkStart w:id="3" w:name="_Toc232520725"/>
+      <w:bookmarkStart w:id="3" w:name="_Toc233278207"/>
       <w:r>
         <w:t>Productos de aseo y desinfección: gestión técnica</w:t>
       </w:r>
@@ -4905,7 +4892,7 @@
       <w:pPr>
         <w:pStyle w:val="Ttulo1"/>
       </w:pPr>
-      <w:bookmarkStart w:id="4" w:name="_Toc232520726"/>
+      <w:bookmarkStart w:id="4" w:name="_Toc233278208"/>
       <w:r>
         <w:lastRenderedPageBreak/>
         <w:t>Clasificación del mobiliario y accesorios</w:t>
@@ -4914,7 +4901,18 @@
     </w:p>
     <w:p>
       <w:r>
-        <w:t xml:space="preserve">La clasificación del mobiliario y los accesorios en el área de alojamiento permite identificar, organizar y gestionar los diferentes elementos que hacen parte de la dotación y funcionamiento de las habitaciones y zonas comunes dentro de un establecimiento hotelero. Estos componentes cumplen funciones relacionadas con el confort, la funcionalidad, la decoración, la seguridad y la adecuada prestación del servicio al huésped, por lo que requieren procedimientos específicos de limpieza, conservación, mantenimiento y control operativo. </w:t>
+        <w:t xml:space="preserve">La clasificación del mobiliario y los accesorios en el área de alojamiento permite identificar, organizar y gestionar los diferentes elementos que hacen parte de la dotación y funcionamiento de las habitaciones y zonas comunes dentro de un establecimiento hotelero. Estos componentes cumplen funciones relacionadas con el </w:t>
+      </w:r>
+      <w:proofErr w:type="spellStart"/>
+      <w:r>
+        <w:rPr>
+          <w:rStyle w:val="Extranjerismo"/>
+        </w:rPr>
+        <w:t>confort</w:t>
+      </w:r>
+      <w:proofErr w:type="spellEnd"/>
+      <w:r>
+        <w:t xml:space="preserve">, la funcionalidad, la decoración, la seguridad y la adecuada prestación del servicio al huésped, por lo que requieren procedimientos específicos de limpieza, conservación, mantenimiento y control operativo. </w:t>
       </w:r>
     </w:p>
     <w:p>
@@ -5017,7 +5015,7 @@
       <w:pPr>
         <w:pStyle w:val="Ttulo2"/>
       </w:pPr>
-      <w:bookmarkStart w:id="5" w:name="_Toc232520727"/>
+      <w:bookmarkStart w:id="5" w:name="_Toc233278209"/>
       <w:r>
         <w:t>Técnicas de intervención según el mobiliario</w:t>
       </w:r>
@@ -5606,8 +5604,13 @@
               <w:ind w:firstLine="0"/>
             </w:pPr>
             <w:r>
-              <w:t>Solución detergente higienizante</w:t>
-            </w:r>
+              <w:t xml:space="preserve">Solución detergente </w:t>
+            </w:r>
+            <w:proofErr w:type="spellStart"/>
+            <w:r>
+              <w:t>higienizante</w:t>
+            </w:r>
+            <w:proofErr w:type="spellEnd"/>
           </w:p>
         </w:tc>
         <w:tc>
@@ -5740,12 +5743,14 @@
             <w:r>
               <w:t xml:space="preserve"> (pantallas) / </w:t>
             </w:r>
+            <w:proofErr w:type="spellStart"/>
             <w:r>
               <w:rPr>
                 <w:rStyle w:val="Extranjerismo"/>
               </w:rPr>
               <w:t>brasso</w:t>
             </w:r>
+            <w:proofErr w:type="spellEnd"/>
             <w:r>
               <w:t xml:space="preserve"> (metal)</w:t>
             </w:r>
@@ -5897,7 +5902,7 @@
       <w:pPr>
         <w:pStyle w:val="Ttulo2"/>
       </w:pPr>
-      <w:bookmarkStart w:id="6" w:name="_Toc232520728"/>
+      <w:bookmarkStart w:id="6" w:name="_Toc233278210"/>
       <w:r>
         <w:t>Limpieza de accesorios y puntos de contacto</w:t>
       </w:r>
@@ -6026,7 +6031,7 @@
       <w:pPr>
         <w:pStyle w:val="Ttulo2"/>
       </w:pPr>
-      <w:bookmarkStart w:id="7" w:name="_Toc232520729"/>
+      <w:bookmarkStart w:id="7" w:name="_Toc233278211"/>
       <w:r>
         <w:t>Mantenimiento y reporte de novedades</w:t>
       </w:r>
@@ -6101,7 +6106,18 @@
         <w:t>Verificación de funcionamiento</w:t>
       </w:r>
       <w:r>
-        <w:t>. Actividad orientada a comprobar el correcto funcionamiento de equipos y elementos de uso frecuente dentro de la habitación, como luminarias, cerraduras, griferías, aire acondicionado, teléfonos, controles y tomas eléctricas. Su aplicación permite prevenir fallas operativas y asegurar condiciones adecuadas de confort y seguridad para el huésped.</w:t>
+        <w:t xml:space="preserve">. Actividad orientada a comprobar el correcto funcionamiento de equipos y elementos de uso frecuente dentro de la habitación, como luminarias, cerraduras, griferías, aire acondicionado, teléfonos, controles y tomas eléctricas. Su aplicación permite prevenir fallas operativas y asegurar condiciones adecuadas de </w:t>
+      </w:r>
+      <w:proofErr w:type="spellStart"/>
+      <w:r>
+        <w:rPr>
+          <w:rStyle w:val="Extranjerismo"/>
+        </w:rPr>
+        <w:t>confort</w:t>
+      </w:r>
+      <w:proofErr w:type="spellEnd"/>
+      <w:r>
+        <w:t xml:space="preserve"> y seguridad para el huésped.</w:t>
       </w:r>
       <w:r>
         <w:tab/>
@@ -6148,7 +6164,7 @@
       <w:pPr>
         <w:pStyle w:val="Ttulo1"/>
       </w:pPr>
-      <w:bookmarkStart w:id="8" w:name="_Toc232520730"/>
+      <w:bookmarkStart w:id="8" w:name="_Toc233278212"/>
       <w:r>
         <w:lastRenderedPageBreak/>
         <w:t>Protocolos</w:t>
@@ -6837,7 +6853,7 @@
       <w:pPr>
         <w:pStyle w:val="Ttulo2"/>
       </w:pPr>
-      <w:bookmarkStart w:id="9" w:name="_Toc232520731"/>
+      <w:bookmarkStart w:id="9" w:name="_Toc233278213"/>
       <w:r>
         <w:t>Limpieza y desinfección: protocolos de bioseguridad</w:t>
       </w:r>
@@ -7023,7 +7039,7 @@
       <w:pPr>
         <w:pStyle w:val="Ttulo1"/>
       </w:pPr>
-      <w:bookmarkStart w:id="10" w:name="_Toc232520732"/>
+      <w:bookmarkStart w:id="10" w:name="_Toc233278214"/>
       <w:r>
         <w:lastRenderedPageBreak/>
         <w:t>Gestión de inventarios, almacenamiento y suministros</w:t>
@@ -7044,7 +7060,7 @@
       <w:pPr>
         <w:pStyle w:val="Ttulo2"/>
       </w:pPr>
-      <w:bookmarkStart w:id="11" w:name="_Toc232520733"/>
+      <w:bookmarkStart w:id="11" w:name="_Toc233278215"/>
       <w:r>
         <w:t>Conceptos y sistemas de inventario</w:t>
       </w:r>
@@ -7344,7 +7360,7 @@
       <w:pPr>
         <w:pStyle w:val="Ttulo2"/>
       </w:pPr>
-      <w:bookmarkStart w:id="12" w:name="_Toc232520734"/>
+      <w:bookmarkStart w:id="12" w:name="_Toc233278216"/>
       <w:r>
         <w:lastRenderedPageBreak/>
         <w:t xml:space="preserve">Control de existencias: máximos, mínimos y </w:t>
@@ -7405,7 +7421,7 @@
         <w:t xml:space="preserve">. </w:t>
       </w:r>
       <w:r>
-        <w:t>Es la cantidad mínima de productos que se deben mantener en el almacén para evitar desabastecimientos durante la operación.</w:t>
+        <w:t>Cantidad límite inferior de un producto. Al llegar a este punto, se debe generar una orden de compra.</w:t>
       </w:r>
     </w:p>
     <w:p>
@@ -7438,10 +7454,7 @@
         <w:t xml:space="preserve"> </w:t>
       </w:r>
       <w:r>
-        <w:t>Es la c</w:t>
-      </w:r>
-      <w:r>
-        <w:t>antidad máxima que el almacén puede o debe custodiar para evitar deterioro o pérdidas de espacio.</w:t>
+        <w:t>Cantidad máxima que el almacén puede o debe custodiar para evitar deterioro o pérdidas de espacio.</w:t>
       </w:r>
     </w:p>
     <w:p>
@@ -7468,10 +7481,10 @@
         <w:t xml:space="preserve"> de seguridad</w:t>
       </w:r>
       <w:r>
-        <w:t>. R</w:t>
-      </w:r>
-      <w:r>
-        <w:t>eserva extra para cubrir retrasos de proveedores o picos inesperados de ocupación.</w:t>
+        <w:t xml:space="preserve">. </w:t>
+      </w:r>
+      <w:r>
+        <w:t>Reserva extra para cubrir retrasos de proveedores o picos inesperados de ocupación.</w:t>
       </w:r>
     </w:p>
     <w:p>
@@ -7521,7 +7534,7 @@
       <w:pPr>
         <w:pStyle w:val="Ttulo2"/>
       </w:pPr>
-      <w:bookmarkStart w:id="13" w:name="_Toc232520735"/>
+      <w:bookmarkStart w:id="13" w:name="_Toc233278217"/>
       <w:r>
         <w:lastRenderedPageBreak/>
         <w:t>Factor de uso y cálculo de suministros</w:t>
@@ -7599,7 +7612,7 @@
       <w:pPr>
         <w:pStyle w:val="Ttulo2"/>
       </w:pPr>
-      <w:bookmarkStart w:id="14" w:name="_Toc232520736"/>
+      <w:bookmarkStart w:id="14" w:name="_Toc233278218"/>
       <w:r>
         <w:lastRenderedPageBreak/>
         <w:t>Almacenamiento y organización</w:t>
@@ -7696,7 +7709,7 @@
       <w:pPr>
         <w:pStyle w:val="Ttulo2"/>
       </w:pPr>
-      <w:bookmarkStart w:id="15" w:name="_Toc232520737"/>
+      <w:bookmarkStart w:id="15" w:name="_Toc233278219"/>
       <w:r>
         <w:lastRenderedPageBreak/>
         <w:t>Recepción de suministros y criterios éticos</w:t>
@@ -7785,7 +7798,7 @@
       <w:pPr>
         <w:pStyle w:val="Ttulo2"/>
       </w:pPr>
-      <w:bookmarkStart w:id="16" w:name="_Toc232520738"/>
+      <w:bookmarkStart w:id="16" w:name="_Toc233278220"/>
       <w:r>
         <w:lastRenderedPageBreak/>
         <w:t>Indicaciones técnicas por categoría de suministro</w:t>
@@ -8150,7 +8163,7 @@
       <w:pPr>
         <w:pStyle w:val="Ttulo2"/>
       </w:pPr>
-      <w:bookmarkStart w:id="17" w:name="_Toc232520739"/>
+      <w:bookmarkStart w:id="17" w:name="_Toc233278221"/>
       <w:r>
         <w:t xml:space="preserve">Organización y control operativo del </w:t>
       </w:r>
@@ -8373,13 +8386,7 @@
     </w:p>
     <w:p>
       <w:r>
-        <w:t xml:space="preserve">Lo invitamos </w:t>
-      </w:r>
-      <w:r>
-        <w:t>a</w:t>
-      </w:r>
-      <w:r>
-        <w:t>l siguiente pódcast:</w:t>
+        <w:t>Lo invitamos al siguiente pódcast:</w:t>
       </w:r>
     </w:p>
     <w:p>
@@ -8427,7 +8434,21 @@
                 <w:b/>
                 <w:bCs/>
               </w:rPr>
-              <w:t>Inventarios hoteleros: Organización, control y operación</w:t>
+              <w:t xml:space="preserve">Inventarios hoteleros: </w:t>
+            </w:r>
+            <w:r>
+              <w:rPr>
+                <w:b/>
+                <w:bCs/>
+              </w:rPr>
+              <w:t>o</w:t>
+            </w:r>
+            <w:r>
+              <w:rPr>
+                <w:b/>
+                <w:bCs/>
+              </w:rPr>
+              <w:t>rganización, control y operación</w:t>
             </w:r>
           </w:p>
         </w:tc>
@@ -8446,10 +8467,7 @@
               <w:t>Hombre</w:t>
             </w:r>
             <w:r>
-              <w:t>: h</w:t>
-            </w:r>
-            <w:r>
-              <w:t xml:space="preserve">oy es uno de esos días en que el hotel está a máxima capacidad. Hay huéspedes llegando, otros haciendo </w:t>
+              <w:t xml:space="preserve">: hoy es uno de esos días en que el hotel está a máxima capacidad. Hay huéspedes llegando, otros haciendo </w:t>
             </w:r>
             <w:r>
               <w:rPr>
@@ -8470,10 +8488,7 @@
               <w:t>Mujer</w:t>
             </w:r>
             <w:r>
-              <w:t>: u</w:t>
-            </w:r>
-            <w:r>
-              <w:t>n verdadero dolor de cabeza para la operación. Porque cuando faltan los suministros, el problema termina llegando directamente al huésped.</w:t>
+              <w:t>: un verdadero dolor de cabeza para la operación. Porque cuando faltan los suministros, el problema termina llegando directamente al huésped.</w:t>
             </w:r>
           </w:p>
           <w:p>
@@ -8485,10 +8500,7 @@
               <w:t>Hombre</w:t>
             </w:r>
             <w:r>
-              <w:t>: u</w:t>
-            </w:r>
-            <w:r>
-              <w:t>n hotel no puede darse el lujo de improvisar. Los recursos tienen que estar disponibles antes de que alguien los necesite.</w:t>
+              <w:t>: un hotel no puede darse el lujo de improvisar. Los recursos tienen que estar disponibles antes de que alguien los necesite.</w:t>
             </w:r>
           </w:p>
           <w:p>
@@ -8501,12 +8513,7 @@
             </w:r>
             <w:r>
               <w:tab/>
-            </w:r>
-            <w:r>
-              <w:t>: p</w:t>
-            </w:r>
-            <w:r>
-              <w:t>orque una cosa es controlar elementos como el jabón, el champú o el papel higiénico, y otra muy distinta es llevar el registro de los equipos del hotel.</w:t>
+              <w:t>: porque una cosa es controlar elementos como el jabón, el champú o el papel higiénico, y otra muy distinta es llevar el registro de los equipos del hotel.</w:t>
             </w:r>
           </w:p>
           <w:p>
@@ -8518,10 +8525,7 @@
               <w:t>Hombre</w:t>
             </w:r>
             <w:r>
-              <w:t>: e</w:t>
-            </w:r>
-            <w:r>
-              <w:t>xactamente. Algunos recursos están entrando y saliendo todo el tiempo como el café, la papelería o los productos de aseo. Son elementos que se consumen y deben reponerse con frecuencia.</w:t>
+              <w:t>: exactamente. Algunos recursos están entrando y saliendo todo el tiempo como el café, la papelería o los productos de aseo. Son elementos que se consumen y deben reponerse con frecuencia.</w:t>
             </w:r>
           </w:p>
           <w:p>
@@ -8534,12 +8538,7 @@
             </w:r>
             <w:r>
               <w:tab/>
-            </w:r>
-            <w:r>
-              <w:t>: a</w:t>
-            </w:r>
-            <w:r>
-              <w:t>hora, hay otros recursos que funcionan de manera diferente. No se gastan después de un uso, sino que acompañan la operación todos los días, como las sábanas, las toallas y la cristalería.</w:t>
+              <w:t>: ahora, hay otros recursos que funcionan de manera diferente. No se gastan después de un uso, sino que acompañan la operación todos los días, como las sábanas, las toallas y la cristalería.</w:t>
             </w:r>
           </w:p>
           <w:p>
@@ -8551,10 +8550,7 @@
               <w:t>Hombre</w:t>
             </w:r>
             <w:r>
-              <w:t>: y</w:t>
-            </w:r>
-            <w:r>
-              <w:t xml:space="preserve"> finalmente están los llamados activos fijos. Son esos bienes que permanecen durante años en el hotel, como el mobiliario, los equipos y la maquinaria.</w:t>
+              <w:t>: y finalmente están los llamados activos fijos. Son esos bienes que permanecen durante años en el hotel, como el mobiliario, los equipos y la maquinaria.</w:t>
             </w:r>
           </w:p>
           <w:p>
@@ -8567,10 +8563,7 @@
               <w:t>Mujer</w:t>
             </w:r>
             <w:r>
-              <w:t>: e</w:t>
-            </w:r>
-            <w:r>
-              <w:t>l verdadero reto consiste en tener lo necesario cuando se necesita, pero sin llenar las bodegas de productos que no hacen falta.</w:t>
+              <w:t>: el verdadero reto consiste en tener lo necesario cuando se necesita, pero sin llenar las bodegas de productos que no hacen falta.</w:t>
             </w:r>
           </w:p>
           <w:p>
@@ -8582,10 +8575,7 @@
               <w:t>Hombre</w:t>
             </w:r>
             <w:r>
-              <w:t>: p</w:t>
-            </w:r>
-            <w:r>
-              <w:t xml:space="preserve">ara eso los hoteles establecen parámetros de control. Definen un </w:t>
+              <w:t xml:space="preserve">: para eso los hoteles establecen parámetros de control. Definen un </w:t>
             </w:r>
             <w:r>
               <w:rPr>
@@ -8616,12 +8606,7 @@
             </w:r>
             <w:r>
               <w:tab/>
-            </w:r>
-            <w:r>
-              <w:t>: y</w:t>
-            </w:r>
-            <w:r>
-              <w:t xml:space="preserve"> para que nada se quede olvidado en una estantería existe una regla muy sencilla que se conoce como PEPS: Primeras Entradas, Primeras Salidas.</w:t>
+              <w:t>: y para que nada se quede olvidado en una estantería existe una regla muy sencilla que se conoce como PEPS: Primeras Entradas, Primeras Salidas.</w:t>
             </w:r>
           </w:p>
           <w:p>
@@ -8633,10 +8618,7 @@
               <w:t>Hombre</w:t>
             </w:r>
             <w:r>
-              <w:t>: a</w:t>
-            </w:r>
-            <w:r>
-              <w:t>sí los productos más antiguos se utilizan primero y se evita que terminen deteriorándose o perdiéndose en la bodega. Algo especialmente importante cuando se trabaja con productos químicos o artículos de aseo.</w:t>
+              <w:t>: así los productos más antiguos se utilizan primero y se evita que terminen deteriorándose o perdiéndose en la bodega. Algo especialmente importante cuando se trabaja con productos químicos o artículos de aseo.</w:t>
             </w:r>
           </w:p>
           <w:p>
@@ -8649,12 +8631,7 @@
             </w:r>
             <w:r>
               <w:tab/>
-            </w:r>
-            <w:r>
-              <w:t>: l</w:t>
-            </w:r>
-            <w:r>
-              <w:t>a forma en que se almacenan los productos es un detalle que no puede pasar desapercibido. Una bodega organizada y bien ventilada ayuda a conservarlos en mejores condiciones.</w:t>
+              <w:t>: la forma en que se almacenan los productos es un detalle que no puede pasar desapercibido. Una bodega organizada y bien ventilada ayuda a conservarlos en mejores condiciones.</w:t>
             </w:r>
           </w:p>
           <w:p>
@@ -8666,10 +8643,7 @@
               <w:t>Hombre</w:t>
             </w:r>
             <w:r>
-              <w:t>: a</w:t>
-            </w:r>
-            <w:r>
-              <w:t>demás, no todos los productos pueden compartir el mismo espacio. Por ejemplo, los productos químicos no deberían almacenarse junto a textiles o alimentos. Cada uno necesita condiciones de manejo diferentes.</w:t>
+              <w:t>: además, no todos los productos pueden compartir el mismo espacio. Por ejemplo, los productos químicos no deberían almacenarse junto a textiles o alimentos. Cada uno necesita condiciones de manejo diferentes.</w:t>
             </w:r>
           </w:p>
           <w:p>
@@ -8682,12 +8656,16 @@
             </w:r>
             <w:r>
               <w:tab/>
-            </w:r>
-            <w:r>
-              <w:t>: y</w:t>
-            </w:r>
-            <w:r>
-              <w:t xml:space="preserve"> donde todo eso cobra vida en el día a día es en el office de piso.</w:t>
+              <w:t xml:space="preserve">: y donde todo eso cobra vida en el día a día es en el </w:t>
+            </w:r>
+            <w:r>
+              <w:rPr>
+                <w:rStyle w:val="Extranjerismo"/>
+              </w:rPr>
+              <w:t>office</w:t>
+            </w:r>
+            <w:r>
+              <w:t xml:space="preserve"> de piso.</w:t>
             </w:r>
           </w:p>
           <w:p>
@@ -8699,10 +8677,7 @@
               <w:t>Hombre</w:t>
             </w:r>
             <w:r>
-              <w:t>: e</w:t>
-            </w:r>
-            <w:r>
-              <w:t>se espacio funciona como un almacén satélite. Es desde donde se abastece el trabajo diario del equipo de limpieza.</w:t>
+              <w:t>: ese espacio funciona como un almacén satélite. Es desde donde se abastece el trabajo diario del equipo de limpieza.</w:t>
             </w:r>
           </w:p>
           <w:p>
@@ -8716,12 +8691,7 @@
             </w:r>
             <w:r>
               <w:tab/>
-            </w:r>
-            <w:r>
-              <w:t>: a</w:t>
-            </w:r>
-            <w:r>
-              <w:t>llí se organizan los productos de aseo, el champú, el jabón, esos detallitos que van en el baño y la lencería del turno. Los químicos deben estar bien rotulados y los materiales ubicados según su frecuencia de uso.</w:t>
+              <w:t>: allí se organizan los productos de aseo, el champú, el jabón, esos detallitos que van en el baño y la lencería del turno. Los químicos deben estar bien rotulados y los materiales ubicados según su frecuencia de uso.</w:t>
             </w:r>
           </w:p>
           <w:p>
@@ -8733,10 +8703,7 @@
               <w:t>Hombre</w:t>
             </w:r>
             <w:r>
-              <w:t>: c</w:t>
-            </w:r>
-            <w:r>
-              <w:t>uando termina el turno toca devolver sobrantes y envases vacíos. Eso es lo que mantiene el control real del inventario.</w:t>
+              <w:t>: cuando termina el turno toca devolver sobrantes y envases vacíos. Eso es lo que mantiene el control real del inventario.</w:t>
             </w:r>
           </w:p>
           <w:p>
@@ -8757,10 +8724,7 @@
               <w:t>Hombre</w:t>
             </w:r>
             <w:r>
-              <w:t>: a</w:t>
-            </w:r>
-            <w:r>
-              <w:t>l final, nadie en el hotel debería enterarse de que hubo un problema de inventario. Si el sistema funciona, el huésped simplemente encuentra lo que necesita y nunca se dio cuenta de que por un momento faltaban toallas limpias.</w:t>
+              <w:t>: al final, nadie en el hotel debería enterarse de que hubo un problema de inventario. Si el sistema funciona, el huésped simplemente encuentra lo que necesita y nunca se dio cuenta de que por un momento faltaban toallas limpias.</w:t>
             </w:r>
           </w:p>
         </w:tc>
@@ -8776,7 +8740,7 @@
       <w:pPr>
         <w:pStyle w:val="Ttulo1"/>
       </w:pPr>
-      <w:bookmarkStart w:id="18" w:name="_Toc232520740"/>
+      <w:bookmarkStart w:id="18" w:name="_Toc233278222"/>
       <w:r>
         <w:lastRenderedPageBreak/>
         <w:t>Mantenimiento preventivo en el área de alojamiento</w:t>
@@ -9188,7 +9152,7 @@
       <w:pPr>
         <w:pStyle w:val="Ttulo2"/>
       </w:pPr>
-      <w:bookmarkStart w:id="19" w:name="_Toc232520741"/>
+      <w:bookmarkStart w:id="19" w:name="_Toc233278223"/>
       <w:r>
         <w:t>Procedimiento de solicitud y control</w:t>
       </w:r>
@@ -9322,7 +9286,7 @@
       <w:pPr>
         <w:pStyle w:val="Ttulo2"/>
       </w:pPr>
-      <w:bookmarkStart w:id="20" w:name="_Toc232520742"/>
+      <w:bookmarkStart w:id="20" w:name="_Toc233278224"/>
       <w:r>
         <w:t>Documentos de soporte y seguimiento</w:t>
       </w:r>
@@ -9415,7 +9379,7 @@
       <w:pPr>
         <w:pStyle w:val="Ttulo1"/>
       </w:pPr>
-      <w:bookmarkStart w:id="21" w:name="_Toc232520743"/>
+      <w:bookmarkStart w:id="21" w:name="_Toc233278225"/>
       <w:r>
         <w:lastRenderedPageBreak/>
         <w:t>Objetos olvidados (</w:t>
@@ -9517,7 +9481,7 @@
       <w:pPr>
         <w:pStyle w:val="Ttulo2"/>
       </w:pPr>
-      <w:bookmarkStart w:id="22" w:name="_Toc232520744"/>
+      <w:bookmarkStart w:id="22" w:name="_Toc233278226"/>
       <w:r>
         <w:t>Clasificación de objetos</w:t>
       </w:r>
@@ -9693,7 +9657,7 @@
       <w:pPr>
         <w:pStyle w:val="Ttulo2"/>
       </w:pPr>
-      <w:bookmarkStart w:id="23" w:name="_Toc232520745"/>
+      <w:bookmarkStart w:id="23" w:name="_Toc233278227"/>
       <w:r>
         <w:t>Procedimiento de reporte y control</w:t>
       </w:r>
@@ -9964,7 +9928,7 @@
       <w:pPr>
         <w:pStyle w:val="Ttulo1"/>
       </w:pPr>
-      <w:bookmarkStart w:id="24" w:name="_Toc232520746"/>
+      <w:bookmarkStart w:id="24" w:name="_Toc233278228"/>
       <w:r>
         <w:lastRenderedPageBreak/>
         <w:t>Pronóstico de ocupación</w:t>
@@ -9983,7 +9947,7 @@
       <w:pPr>
         <w:pStyle w:val="Ttulo2"/>
       </w:pPr>
-      <w:bookmarkStart w:id="25" w:name="_Toc232520747"/>
+      <w:bookmarkStart w:id="25" w:name="_Toc233278229"/>
       <w:r>
         <w:t>Definición e importancia</w:t>
       </w:r>
@@ -10021,7 +9985,7 @@
       <w:pPr>
         <w:pStyle w:val="Ttulo2"/>
       </w:pPr>
-      <w:bookmarkStart w:id="26" w:name="_Toc232520748"/>
+      <w:bookmarkStart w:id="26" w:name="_Toc233278230"/>
       <w:r>
         <w:t>Utilidad del pronóstico</w:t>
       </w:r>
@@ -10147,7 +10111,7 @@
       <w:pPr>
         <w:pStyle w:val="Ttulo2"/>
       </w:pPr>
-      <w:bookmarkStart w:id="27" w:name="_Toc232520749"/>
+      <w:bookmarkStart w:id="27" w:name="_Toc233278231"/>
       <w:r>
         <w:t>Procedimiento de estimación</w:t>
       </w:r>
@@ -10337,7 +10301,7 @@
       <w:pPr>
         <w:pStyle w:val="Ttulo2"/>
       </w:pPr>
-      <w:bookmarkStart w:id="28" w:name="_Toc232520750"/>
+      <w:bookmarkStart w:id="28" w:name="_Toc233278232"/>
       <w:r>
         <w:lastRenderedPageBreak/>
         <w:t>Variables que afectan el pronóstico</w:t>
@@ -10519,7 +10483,7 @@
       <w:pPr>
         <w:pStyle w:val="Ttulo1"/>
       </w:pPr>
-      <w:bookmarkStart w:id="29" w:name="_Toc232520751"/>
+      <w:bookmarkStart w:id="29" w:name="_Toc233278233"/>
       <w:r>
         <w:lastRenderedPageBreak/>
         <w:t>Imagen y presentación personal</w:t>
@@ -10548,7 +10512,7 @@
       <w:pPr>
         <w:pStyle w:val="Ttulo2"/>
       </w:pPr>
-      <w:bookmarkStart w:id="30" w:name="_Toc232520752"/>
+      <w:bookmarkStart w:id="30" w:name="_Toc233278234"/>
       <w:r>
         <w:t>Protocolos de porte de uniformes</w:t>
       </w:r>
@@ -10687,7 +10651,7 @@
       <w:pPr>
         <w:pStyle w:val="Ttulo2"/>
       </w:pPr>
-      <w:bookmarkStart w:id="31" w:name="_Toc232520753"/>
+      <w:bookmarkStart w:id="31" w:name="_Toc233278235"/>
       <w:r>
         <w:t>Protocolos de presentación personal</w:t>
       </w:r>
@@ -10831,7 +10795,7 @@
       <w:pPr>
         <w:pStyle w:val="Ttulo1"/>
       </w:pPr>
-      <w:bookmarkStart w:id="32" w:name="_Toc232520754"/>
+      <w:bookmarkStart w:id="32" w:name="_Toc233278236"/>
       <w:r>
         <w:lastRenderedPageBreak/>
         <w:t>Gestión técnica de suministros</w:t>
@@ -10847,7 +10811,7 @@
       <w:pPr>
         <w:pStyle w:val="Ttulo2"/>
       </w:pPr>
-      <w:bookmarkStart w:id="33" w:name="_Toc232520755"/>
+      <w:bookmarkStart w:id="33" w:name="_Toc233278237"/>
       <w:r>
         <w:t>Definición y clasificación</w:t>
       </w:r>
@@ -10986,7 +10950,7 @@
       <w:pPr>
         <w:pStyle w:val="Ttulo2"/>
       </w:pPr>
-      <w:bookmarkStart w:id="34" w:name="_Toc232520756"/>
+      <w:bookmarkStart w:id="34" w:name="_Toc233278238"/>
       <w:r>
         <w:t>Especificaciones y ficha técnica</w:t>
       </w:r>
@@ -11097,7 +11061,7 @@
       <w:pPr>
         <w:pStyle w:val="Ttulo2"/>
       </w:pPr>
-      <w:bookmarkStart w:id="35" w:name="_Toc232520757"/>
+      <w:bookmarkStart w:id="35" w:name="_Toc233278239"/>
       <w:r>
         <w:lastRenderedPageBreak/>
         <w:t>Unidades de medida y presentación</w:t>
@@ -11106,7 +11070,7 @@
     </w:p>
     <w:p>
       <w:r>
-        <w:t>Las unidades de medida y presentación son criterios que permiten determinar la cantidad y forma de entrega de los insumos utilizados en la operación hotelera. Su adecuada gestión contribuye a la eficiencia en el uso de recursos, la optimización de costos y la garantía de la calidad del servicio.</w:t>
+        <w:t>Permiten identificar y controlar correctamente las cantidades y formas de distribución de los productos e insumos utilizados en la operación hotelera. Su adecuada aplicación facilita el manejo de inventarios, el control de consumo y el uso eficiente de los recursos en el área de alojamiento. Para el control de inventarios, los suministros se gestionan bajo unidades estandarizadas:</w:t>
       </w:r>
     </w:p>
     <w:p>
@@ -11172,9 +11136,11 @@
       <w:r>
         <w:t>nidades (</w:t>
       </w:r>
+      <w:proofErr w:type="spellStart"/>
       <w:r>
         <w:t>unids</w:t>
       </w:r>
+      <w:proofErr w:type="spellEnd"/>
       <w:r>
         <w:t>), cajas o gruesas (144 unidades).</w:t>
       </w:r>
@@ -11274,7 +11240,7 @@
       <w:pPr>
         <w:pStyle w:val="Ttulo2"/>
       </w:pPr>
-      <w:bookmarkStart w:id="36" w:name="_Toc232520758"/>
+      <w:bookmarkStart w:id="36" w:name="_Toc233278240"/>
       <w:r>
         <w:t>Tabla de rendimiento</w:t>
       </w:r>
@@ -11543,7 +11509,7 @@
       <w:pPr>
         <w:pStyle w:val="Ttulo2"/>
       </w:pPr>
-      <w:bookmarkStart w:id="37" w:name="_Toc232520759"/>
+      <w:bookmarkStart w:id="37" w:name="_Toc233278241"/>
       <w:r>
         <w:t>Procedimientos de solicitud y manejo</w:t>
       </w:r>
@@ -11661,7 +11627,7 @@
       <w:pPr>
         <w:pStyle w:val="Ttulo2"/>
       </w:pPr>
-      <w:bookmarkStart w:id="38" w:name="_Toc232520760"/>
+      <w:bookmarkStart w:id="38" w:name="_Toc233278242"/>
       <w:r>
         <w:t>Catálogo técnico de suministros (ficha técnica)</w:t>
       </w:r>
@@ -11811,8 +11777,13 @@
               <w:ind w:firstLine="0"/>
             </w:pPr>
             <w:r>
-              <w:t>Galón / bidón 5 lts</w:t>
-            </w:r>
+              <w:t xml:space="preserve">Galón / bidón 5 </w:t>
+            </w:r>
+            <w:proofErr w:type="spellStart"/>
+            <w:r>
+              <w:t>lts</w:t>
+            </w:r>
+            <w:proofErr w:type="spellEnd"/>
           </w:p>
         </w:tc>
       </w:tr>
@@ -11853,8 +11824,13 @@
               <w:ind w:firstLine="0"/>
             </w:pPr>
             <w:r>
-              <w:t>Quinta generación, amplio espectro virucida</w:t>
-            </w:r>
+              <w:t xml:space="preserve">Quinta generación, amplio espectro </w:t>
+            </w:r>
+            <w:proofErr w:type="spellStart"/>
+            <w:r>
+              <w:t>virucida</w:t>
+            </w:r>
+            <w:proofErr w:type="spellEnd"/>
           </w:p>
         </w:tc>
         <w:tc>
@@ -11964,7 +11940,15 @@
               <w:ind w:firstLine="0"/>
             </w:pPr>
             <w:r>
-              <w:t>Doble hoja, precortado, 250 hojas / rollo</w:t>
+              <w:t xml:space="preserve">Doble hoja, </w:t>
+            </w:r>
+            <w:proofErr w:type="spellStart"/>
+            <w:r>
+              <w:t>precortado</w:t>
+            </w:r>
+            <w:proofErr w:type="spellEnd"/>
+            <w:r>
+              <w:t>, 250 hojas / rollo</w:t>
             </w:r>
           </w:p>
         </w:tc>
@@ -12061,7 +12045,7 @@
       <w:pPr>
         <w:pStyle w:val="Ttulo2"/>
       </w:pPr>
-      <w:bookmarkStart w:id="39" w:name="_Toc232520761"/>
+      <w:bookmarkStart w:id="39" w:name="_Toc233278243"/>
       <w:r>
         <w:t>Control de rendimientos y costos</w:t>
       </w:r>
@@ -12348,13 +12332,7 @@
     </w:p>
     <w:p>
       <w:r>
-        <w:t xml:space="preserve">Lo invitamos </w:t>
-      </w:r>
-      <w:r>
-        <w:t>a</w:t>
-      </w:r>
-      <w:r>
-        <w:t>l siguiente pódcast:</w:t>
+        <w:t>Lo invitamos al siguiente pódcast:</w:t>
       </w:r>
     </w:p>
     <w:tbl>
@@ -12385,7 +12363,7 @@
                 <w:b/>
                 <w:bCs/>
               </w:rPr>
-              <w:t>Transcripción del pódcast. Control técnico de suministros: eficiencia y organización en hotelería.</w:t>
+              <w:t>Transcripción del pódcast. Control técnico de suministros: eficiencia y organización en hotelería</w:t>
             </w:r>
           </w:p>
         </w:tc>
@@ -12484,7 +12462,18 @@
               <w:t xml:space="preserve">: </w:t>
             </w:r>
             <w:r>
-              <w:t>las amenidades corresponden a los artículos de aseo y confort que se ponen a disposición del huésped, como jabones, champú, kits dentales o gorros de ducha.</w:t>
+              <w:t xml:space="preserve">las amenidades corresponden a los artículos de aseo y </w:t>
+            </w:r>
+            <w:proofErr w:type="spellStart"/>
+            <w:r>
+              <w:rPr>
+                <w:rStyle w:val="Extranjerismo"/>
+              </w:rPr>
+              <w:t>confort</w:t>
+            </w:r>
+            <w:proofErr w:type="spellEnd"/>
+            <w:r>
+              <w:t xml:space="preserve"> que se ponen a disposición del huésped, como jabones, champú, kits dentales o gorros de ducha.</w:t>
             </w:r>
           </w:p>
           <w:p>
@@ -12654,7 +12643,16 @@
               <w:t>Mujer</w:t>
             </w:r>
             <w:r>
-              <w:t>: al finalizar el turno, los productos sobrantes y los envases vacíos deben regresar al office o almacén de piso para su conteo, registro y control correspondiente. Este procedimiento permite mantener un seguimiento permanente sobre los recursos utilizados y fortalecer la administración de inventarios.</w:t>
+              <w:t xml:space="preserve">: al finalizar el turno, los productos sobrantes y los envases vacíos deben regresar al </w:t>
+            </w:r>
+            <w:r>
+              <w:rPr>
+                <w:rStyle w:val="Extranjerismo"/>
+              </w:rPr>
+              <w:t>office</w:t>
+            </w:r>
+            <w:r>
+              <w:t xml:space="preserve"> o almacén de piso para su conteo, registro y control correspondiente. Este procedimiento permite mantener un seguimiento permanente sobre los recursos utilizados y fortalecer la administración de inventarios.</w:t>
             </w:r>
           </w:p>
           <w:p>
@@ -12752,7 +12750,7 @@
       <w:pPr>
         <w:pStyle w:val="Ttulo1"/>
       </w:pPr>
-      <w:bookmarkStart w:id="40" w:name="_Toc232520762"/>
+      <w:bookmarkStart w:id="40" w:name="_Toc233278244"/>
       <w:r>
         <w:lastRenderedPageBreak/>
         <w:t>Gestión de activos de operación</w:t>
@@ -12773,7 +12771,7 @@
       <w:pPr>
         <w:pStyle w:val="Ttulo2"/>
       </w:pPr>
-      <w:bookmarkStart w:id="41" w:name="_Toc232520763"/>
+      <w:bookmarkStart w:id="41" w:name="_Toc233278245"/>
       <w:r>
         <w:t>Definición y clasificación</w:t>
       </w:r>
@@ -12886,6 +12884,7 @@
         <w:lastRenderedPageBreak/>
         <w:t xml:space="preserve">Elementos de </w:t>
       </w:r>
+      <w:proofErr w:type="spellStart"/>
       <w:r>
         <w:rPr>
           <w:rStyle w:val="Extranjerismo"/>
@@ -12894,6 +12893,7 @@
         </w:rPr>
         <w:t>confort</w:t>
       </w:r>
+      <w:proofErr w:type="spellEnd"/>
       <w:r>
         <w:t>.</w:t>
       </w:r>
@@ -13207,6 +13207,9 @@
       </w:tr>
     </w:tbl>
     <w:p>
+      <w:pPr>
+        <w:ind w:firstLine="0"/>
+      </w:pPr>
       <w:r>
         <w:t>Nota. SENA, (2026).</w:t>
       </w:r>
@@ -13396,7 +13399,7 @@
           <w:u w:val="single"/>
         </w:rPr>
       </w:pPr>
-      <w:bookmarkStart w:id="42" w:name="_Toc232520764"/>
+      <w:bookmarkStart w:id="42" w:name="_Toc233278246"/>
       <w:r>
         <w:lastRenderedPageBreak/>
         <w:t>Síntesis</w:t>
@@ -13486,10 +13489,10 @@
           <w:lang w:eastAsia="es-CO"/>
         </w:rPr>
         <w:drawing>
-          <wp:inline distT="0" distB="0" distL="0" distR="0" wp14:anchorId="6EEB1793" wp14:editId="2943C502">
-            <wp:extent cx="5691917" cy="6447141"/>
-            <wp:effectExtent l="0" t="0" r="4445" b="0"/>
-            <wp:docPr id="224131332" name="Imagen 6" descr="El componente formativo Operación, supervisión e inventarios en el área de alojamiento orienta el desarrollo de conocimientos y habilidades relacionadas con la gestión operativa, técnica y administrativa de los procesos hoteleros en el área de alojamiento. Integra procedimientos de limpieza, desinfección, manejo técnico de productos químicos, bioseguridad, mantenimiento preventivo y reporte de novedades, aplicando técnicas según superficies, mobiliario y puntos de contacto. Además, fortalece competencias en administración de inventarios, almacenamiento, control de suministros, gestión de activos operativos y manejo de documentos de seguimiento. Asimismo, aborda el pronóstico de ocupación, la planificación operativa, el control de objetos olvidados (Lost &amp; Found) y los protocolos de imagen y presentación personal, contribuyendo al cumplimiento de estándares de calidad, seguridad, organización y servicio en el sector hotelero. "/>
+          <wp:inline distT="0" distB="0" distL="0" distR="0" wp14:anchorId="00DF2EBB" wp14:editId="2F3C06FD">
+            <wp:extent cx="5760090" cy="6524359"/>
+            <wp:effectExtent l="0" t="0" r="0" b="0"/>
+            <wp:docPr id="2017428403" name="Imagen 4" descr="El componente formativo Operación, supervisión e inventarios en el área de alojamiento orienta el desarrollo de conocimientos y habilidades relacionadas con la gestión operativa, técnica y administrativa de los procesos hoteleros en el área de alojamiento. Integra procedimientos de limpieza, desinfección, manejo técnico de productos químicos, bioseguridad, mantenimiento preventivo y reporte de novedades, aplicando técnicas según superficies, mobiliario y puntos de contacto. Además, fortalece competencias en administración de inventarios, almacenamiento, control de suministros, gestión de activos operativos y manejo de documentos de seguimiento. Asimismo, aborda el pronóstico de ocupación, la planificación operativa, el control de objetos olvidados (Lost &amp; Found) y los protocolos de imagen y presentación personal, contribuyendo al cumplimiento de estándares de calidad, seguridad, organización y servicio en el sector hotelero. "/>
             <wp:cNvGraphicFramePr>
               <a:graphicFrameLocks xmlns:a="http://schemas.openxmlformats.org/drawingml/2006/main" noChangeAspect="1"/>
             </wp:cNvGraphicFramePr>
@@ -13497,7 +13500,7 @@
               <a:graphicData uri="http://schemas.openxmlformats.org/drawingml/2006/picture">
                 <pic:pic xmlns:pic="http://schemas.openxmlformats.org/drawingml/2006/picture">
                   <pic:nvPicPr>
-                    <pic:cNvPr id="224131332" name="Imagen 6" descr="El componente formativo Operación, supervisión e inventarios en el área de alojamiento orienta el desarrollo de conocimientos y habilidades relacionadas con la gestión operativa, técnica y administrativa de los procesos hoteleros en el área de alojamiento. Integra procedimientos de limpieza, desinfección, manejo técnico de productos químicos, bioseguridad, mantenimiento preventivo y reporte de novedades, aplicando técnicas según superficies, mobiliario y puntos de contacto. Además, fortalece competencias en administración de inventarios, almacenamiento, control de suministros, gestión de activos operativos y manejo de documentos de seguimiento. Asimismo, aborda el pronóstico de ocupación, la planificación operativa, el control de objetos olvidados (Lost &amp; Found) y los protocolos de imagen y presentación personal, contribuyendo al cumplimiento de estándares de calidad, seguridad, organización y servicio en el sector hotelero. "/>
+                    <pic:cNvPr id="2017428403" name="Imagen 4" descr="El componente formativo Operación, supervisión e inventarios en el área de alojamiento orienta el desarrollo de conocimientos y habilidades relacionadas con la gestión operativa, técnica y administrativa de los procesos hoteleros en el área de alojamiento. Integra procedimientos de limpieza, desinfección, manejo técnico de productos químicos, bioseguridad, mantenimiento preventivo y reporte de novedades, aplicando técnicas según superficies, mobiliario y puntos de contacto. Además, fortalece competencias en administración de inventarios, almacenamiento, control de suministros, gestión de activos operativos y manejo de documentos de seguimiento. Asimismo, aborda el pronóstico de ocupación, la planificación operativa, el control de objetos olvidados (Lost &amp; Found) y los protocolos de imagen y presentación personal, contribuyendo al cumplimiento de estándares de calidad, seguridad, organización y servicio en el sector hotelero. "/>
                     <pic:cNvPicPr>
                       <a:picLocks noChangeAspect="1" noChangeArrowheads="1"/>
                     </pic:cNvPicPr>
@@ -13518,7 +13521,7 @@
                   <pic:spPr bwMode="auto">
                     <a:xfrm>
                       <a:off x="0" y="0"/>
-                      <a:ext cx="5703028" cy="6459726"/>
+                      <a:ext cx="5779869" cy="6546762"/>
                     </a:xfrm>
                     <a:prstGeom prst="rect">
                       <a:avLst/>
@@ -13536,7 +13539,7 @@
       <w:pPr>
         <w:pStyle w:val="Titulosgenerales"/>
       </w:pPr>
-      <w:bookmarkStart w:id="43" w:name="_Toc232520765"/>
+      <w:bookmarkStart w:id="43" w:name="_Toc233278247"/>
       <w:r>
         <w:lastRenderedPageBreak/>
         <w:t>Glosario</w:t>
@@ -13837,7 +13840,7 @@
       <w:pPr>
         <w:pStyle w:val="Titulosgenerales"/>
       </w:pPr>
-      <w:bookmarkStart w:id="44" w:name="_Toc232520766"/>
+      <w:bookmarkStart w:id="44" w:name="_Toc233278248"/>
       <w:r>
         <w:lastRenderedPageBreak/>
         <w:t>Referencias bibliográficas</w:t>
@@ -13873,8 +13876,13 @@
       </w:r>
     </w:p>
     <w:p>
-      <w:r>
-        <w:t xml:space="preserve">Cotelco. (2020). Protocolos de limpieza y desinfección para el sector hotelero. </w:t>
+      <w:proofErr w:type="spellStart"/>
+      <w:r>
+        <w:t>Cotelco</w:t>
+      </w:r>
+      <w:proofErr w:type="spellEnd"/>
+      <w:r>
+        <w:t xml:space="preserve">. (2020). Protocolos de limpieza y desinfección para el sector hotelero. </w:t>
       </w:r>
       <w:hyperlink r:id="rId16" w:history="1">
         <w:r>
@@ -13900,14 +13908,19 @@
     </w:p>
     <w:p>
       <w:r>
-        <w:t xml:space="preserve">ICONTEC. (2024). Guía explicativa NTC 6503: Sistema de gestión de sostenibilidad para establecimientos de alojamiento y hospedaje. </w:t>
+        <w:t>ICONTEC. (2024). Guía explicativa NTC 6503: Sistema de gestión de sostenibilidad para establecimientos de alojamiento y hospedaje.</w:t>
+      </w:r>
+    </w:p>
+    <w:p>
+      <w:r>
+        <w:t xml:space="preserve">Instituto Nacional de Seguridad y Salud en el Trabajo (INSST). (2019). Guía para la gestión y evaluación de los riesgos ergonómicos y psicosociales en el sector hotelero. Ministerio de Trabajo y Economía Social de España. </w:t>
       </w:r>
       <w:hyperlink r:id="rId17" w:history="1">
         <w:r>
           <w:rPr>
             <w:rStyle w:val="Hipervnculo"/>
           </w:rPr>
-          <w:t>https://calidadturistica.gov.co/attachments/courses/1/36/Gu%C3%ADa%20explicativa%20NTC-6503%20SGSostenibilidad%20establecimiento%20de%20alojamiento%20y%20hospedaje.pdf</w:t>
+          <w:t>https://www.insst.es/documents/94886/599872/Gu%C3%ADa%20para%20la%20gesti%C3%B3n%20y%20evaluaci%C3%B3n%20de%20los%20riesgos%20ergon%C3%B3micos%20y%20psicosociales%20en%20el%20sector%20hotelero%20-%20A%C3%B1o%202019.pdf</w:t>
         </w:r>
       </w:hyperlink>
       <w:r>
@@ -13916,32 +13929,10 @@
     </w:p>
     <w:p>
       <w:r>
-        <w:t xml:space="preserve">Instituto Nacional de Seguridad y Salud en el Trabajo (INSST). (2019). Guía para la gestión y evaluación de los riesgos ergonómicos y psicosociales en el sector hotelero. Ministerio de Trabajo y Economía Social de España. </w:t>
+        <w:lastRenderedPageBreak/>
+        <w:t xml:space="preserve">Ministerio de Ambiente y Desarrollo Sostenible. (2021). Guía de limpieza y desinfección. </w:t>
       </w:r>
       <w:hyperlink r:id="rId18" w:history="1">
-        <w:r>
-          <w:rPr>
-            <w:rStyle w:val="Hipervnculo"/>
-          </w:rPr>
-          <w:t>https://www.insst.es/documents/94886/599872/Gu%C3%ADa%20para%20la%20gesti</w:t>
-        </w:r>
-        <w:r>
-          <w:rPr>
-            <w:rStyle w:val="Hipervnculo"/>
-          </w:rPr>
-          <w:lastRenderedPageBreak/>
-          <w:t>%C3%B3n%20y%20evaluaci%C3%B3n%20de%20los%20riesgos%20ergon%C3%B3micos%20y%20psicosociales%20en%20el%20sector%20hotelero%20-%20A%C3%B1o%202019.pdf</w:t>
-        </w:r>
-      </w:hyperlink>
-      <w:r>
-        <w:t xml:space="preserve"> </w:t>
-      </w:r>
-    </w:p>
-    <w:p>
-      <w:r>
-        <w:t xml:space="preserve">Ministerio de Ambiente y Desarrollo Sostenible. (2021). Guía de limpieza y desinfección. </w:t>
-      </w:r>
-      <w:hyperlink r:id="rId19" w:history="1">
         <w:r>
           <w:rPr>
             <w:rStyle w:val="Hipervnculo"/>
@@ -13957,7 +13948,7 @@
       <w:r>
         <w:t xml:space="preserve">Ministerio de Comercio, Industria y Turismo. (2024). Normas técnicas colombianas y guías de calidad turística. Gobierno de Colombia. </w:t>
       </w:r>
-      <w:hyperlink r:id="rId20" w:history="1">
+      <w:hyperlink r:id="rId19" w:history="1">
         <w:r>
           <w:rPr>
             <w:rStyle w:val="Hipervnculo"/>
@@ -13973,7 +13964,7 @@
       <w:r>
         <w:t xml:space="preserve">Organización Mundial de la Salud. (2020). Limpieza y desinfección de superficies ambientales en el contexto de la COVID-19.  </w:t>
       </w:r>
-      <w:hyperlink r:id="rId21" w:history="1">
+      <w:hyperlink r:id="rId20" w:history="1">
         <w:r>
           <w:rPr>
             <w:rStyle w:val="Hipervnculo"/>
@@ -13994,12 +13985,12 @@
     </w:p>
     <w:p>
       <w:r>
+        <w:t xml:space="preserve">Servicio Nacional de Aprendizaje [SENA]. (2024). Guía de Estándares Técnicos para el Aseo y Desinfección en Establecimientos de Hospedaje. Dirección de Formación Profesional. </w:t>
+      </w:r>
+    </w:p>
+    <w:p>
+      <w:r>
         <w:lastRenderedPageBreak/>
-        <w:t xml:space="preserve">Servicio Nacional de Aprendizaje [SENA]. (2024). Guía de Estándares Técnicos para el Aseo y Desinfección en Establecimientos de Hospedaje. Dirección de Formación Profesional. </w:t>
-      </w:r>
-    </w:p>
-    <w:p>
-      <w:r>
         <w:t>Servicio Nacional de Aprendizaje [SENA]. (2024). Manual de Procesos Químicos y Manejo de Insumos en Alojamiento. Red de Turismo y Hotelería.</w:t>
       </w:r>
     </w:p>
@@ -14019,7 +14010,7 @@
       </w:r>
     </w:p>
     <w:p>
-      <w:hyperlink r:id="rId22" w:history="1">
+      <w:hyperlink r:id="rId21" w:history="1">
         <w:r>
           <w:rPr>
             <w:rStyle w:val="Hipervnculo"/>
@@ -14036,7 +14027,7 @@
       <w:pPr>
         <w:pStyle w:val="Titulosgenerales"/>
       </w:pPr>
-      <w:bookmarkStart w:id="45" w:name="_Toc232520767"/>
+      <w:bookmarkStart w:id="45" w:name="_Toc233278249"/>
       <w:r>
         <w:lastRenderedPageBreak/>
         <w:t>Créditos</w:t>
@@ -14162,7 +14153,10 @@
               </w:rPr>
             </w:pPr>
             <w:r>
-              <w:t>Responsable del Ecosistema de Recursos Educativos Digitales (RED)</w:t>
+              <w:t xml:space="preserve">Profesional 06. </w:t>
+            </w:r>
+            <w:r>
+              <w:t>Responsable del Ecosistema de Recursos Educativos Digitales</w:t>
             </w:r>
           </w:p>
         </w:tc>
@@ -14302,8 +14296,13 @@
               </w:rPr>
             </w:pPr>
             <w:r>
-              <w:t>Jair Enrique Coll Gallardo</w:t>
-            </w:r>
+              <w:t xml:space="preserve">Jair Enrique Coll </w:t>
+            </w:r>
+            <w:proofErr w:type="spellStart"/>
+            <w:r>
+              <w:t>Gallardo</w:t>
+            </w:r>
+            <w:proofErr w:type="spellEnd"/>
           </w:p>
         </w:tc>
         <w:tc>
@@ -14706,8 +14705,8 @@
       </w:pPr>
     </w:p>
     <w:sectPr>
-      <w:headerReference w:type="default" r:id="rId23"/>
-      <w:footerReference w:type="default" r:id="rId24"/>
+      <w:headerReference w:type="default" r:id="rId22"/>
+      <w:footerReference w:type="default" r:id="rId23"/>
       <w:pgSz w:w="12240" w:h="15840"/>
       <w:pgMar w:top="1701" w:right="1134" w:bottom="1134" w:left="1134" w:header="709" w:footer="737" w:gutter="0"/>
       <w:pgNumType w:start="1"/>
@@ -20706,6 +20705,7 @@
   <w:style w:type="character" w:default="1" w:styleId="Fuentedeprrafopredeter">
     <w:name w:val="Default Paragraph Font"/>
     <w:uiPriority w:val="1"/>
+    <w:semiHidden/>
     <w:unhideWhenUsed/>
   </w:style>
   <w:style w:type="table" w:default="1" w:styleId="Tablanormal">
@@ -21885,26 +21885,6 @@
 </file>
 
 <file path=customXml/item2.xml><?xml version="1.0" encoding="utf-8"?>
-<?mso-contentType ?>
-<FormTemplates xmlns="http://schemas.microsoft.com/sharepoint/v3/contenttype/forms">
-  <Display>DocumentLibraryForm</Display>
-  <Edit>DocumentLibraryForm</Edit>
-  <New>DocumentLibraryForm</New>
-</FormTemplates>
-</file>
-
-<file path=customXml/item3.xml><?xml version="1.0" encoding="utf-8"?>
-<p:properties xmlns:p="http://schemas.microsoft.com/office/2006/metadata/properties" xmlns:xsi="http://www.w3.org/2001/XMLSchema-instance" xmlns:pc="http://schemas.microsoft.com/office/infopath/2007/PartnerControls">
-  <documentManagement>
-    <TaxCatchAll xmlns="13c90a0b-73bc-4dc0-be5f-28d77b615beb" xsi:nil="true"/>
-    <lcf76f155ced4ddcb4097134ff3c332f xmlns="13c93bba-48ce-428c-bfe5-88b42c19b028">
-      <Terms xmlns="http://schemas.microsoft.com/office/infopath/2007/PartnerControls"/>
-    </lcf76f155ced4ddcb4097134ff3c332f>
-  </documentManagement>
-</p:properties>
-</file>
-
-<file path=customXml/item4.xml><?xml version="1.0" encoding="utf-8"?>
 <ct:contentTypeSchema xmlns:ct="http://schemas.microsoft.com/office/2006/metadata/contentType" xmlns:ma="http://schemas.microsoft.com/office/2006/metadata/properties/metaAttributes" ct:_="" ma:_="" ma:contentTypeName="Documento" ma:contentTypeID="0x0101006A81D6BD42E8DF4C91013959704817E1" ma:contentTypeVersion="15" ma:contentTypeDescription="Crear nuevo documento." ma:contentTypeScope="" ma:versionID="bf4f72ffd194f0963ff564daca6869f7">
   <xsd:schema xmlns:xsd="http://www.w3.org/2001/XMLSchema" xmlns:xs="http://www.w3.org/2001/XMLSchema" xmlns:p="http://schemas.microsoft.com/office/2006/metadata/properties" xmlns:ns2="13c90a0b-73bc-4dc0-be5f-28d77b615beb" xmlns:ns3="13c93bba-48ce-428c-bfe5-88b42c19b028" targetNamespace="http://schemas.microsoft.com/office/2006/metadata/properties" ma:root="true" ma:fieldsID="8718d6f4873a5b1392a45044efa78385" ns2:_="" ns3:_="">
     <xsd:import namespace="13c90a0b-73bc-4dc0-be5f-28d77b615beb"/>
@@ -22139,6 +22119,26 @@
 </ct:contentTypeSchema>
 </file>
 
+<file path=customXml/item3.xml><?xml version="1.0" encoding="utf-8"?>
+<p:properties xmlns:p="http://schemas.microsoft.com/office/2006/metadata/properties" xmlns:xsi="http://www.w3.org/2001/XMLSchema-instance" xmlns:pc="http://schemas.microsoft.com/office/infopath/2007/PartnerControls">
+  <documentManagement>
+    <TaxCatchAll xmlns="13c90a0b-73bc-4dc0-be5f-28d77b615beb" xsi:nil="true"/>
+    <lcf76f155ced4ddcb4097134ff3c332f xmlns="13c93bba-48ce-428c-bfe5-88b42c19b028">
+      <Terms xmlns="http://schemas.microsoft.com/office/infopath/2007/PartnerControls"/>
+    </lcf76f155ced4ddcb4097134ff3c332f>
+  </documentManagement>
+</p:properties>
+</file>
+
+<file path=customXml/item4.xml><?xml version="1.0" encoding="utf-8"?>
+<?mso-contentType ?>
+<FormTemplates xmlns="http://schemas.microsoft.com/sharepoint/v3/contenttype/forms">
+  <Display>DocumentLibraryForm</Display>
+  <Edit>DocumentLibraryForm</Edit>
+  <New>DocumentLibraryForm</New>
+</FormTemplates>
+</file>
+
 <file path=customXml/itemProps1.xml><?xml version="1.0" encoding="utf-8"?>
 <ds:datastoreItem xmlns:ds="http://schemas.openxmlformats.org/officeDocument/2006/customXml" ds:itemID="{EAE431FD-7059-4C09-804B-C9D69EB7B213}">
   <ds:schemaRefs>
@@ -22148,9 +22148,20 @@
 </file>
 
 <file path=customXml/itemProps2.xml><?xml version="1.0" encoding="utf-8"?>
-<ds:datastoreItem xmlns:ds="http://schemas.openxmlformats.org/officeDocument/2006/customXml" ds:itemID="{10663269-2064-4804-8290-36D4A57F5557}">
+<ds:datastoreItem xmlns:ds="http://schemas.openxmlformats.org/officeDocument/2006/customXml" ds:itemID="{9C14B031-69D2-4815-A77A-60B4EECF27A0}">
   <ds:schemaRefs>
-    <ds:schemaRef ds:uri="http://schemas.microsoft.com/sharepoint/v3/contenttype/forms"/>
+    <ds:schemaRef ds:uri="http://schemas.microsoft.com/office/2006/metadata/contentType"/>
+    <ds:schemaRef ds:uri="http://schemas.microsoft.com/office/2006/metadata/properties/metaAttributes"/>
+    <ds:schemaRef ds:uri="http://www.w3.org/2001/XMLSchema"/>
+    <ds:schemaRef ds:uri="http://schemas.microsoft.com/office/2006/metadata/properties"/>
+    <ds:schemaRef ds:uri="13c90a0b-73bc-4dc0-be5f-28d77b615beb"/>
+    <ds:schemaRef ds:uri="13c93bba-48ce-428c-bfe5-88b42c19b028"/>
+    <ds:schemaRef ds:uri="http://schemas.microsoft.com/office/2006/documentManagement/types"/>
+    <ds:schemaRef ds:uri="http://schemas.microsoft.com/office/infopath/2007/PartnerControls"/>
+    <ds:schemaRef ds:uri="http://schemas.openxmlformats.org/package/2006/metadata/core-properties"/>
+    <ds:schemaRef ds:uri="http://purl.org/dc/elements/1.1/"/>
+    <ds:schemaRef ds:uri="http://purl.org/dc/terms/"/>
+    <ds:schemaRef ds:uri="http://schemas.microsoft.com/internal/obd"/>
   </ds:schemaRefs>
 </ds:datastoreItem>
 </file>
@@ -22167,20 +22178,9 @@
 </file>
 
 <file path=customXml/itemProps4.xml><?xml version="1.0" encoding="utf-8"?>
-<ds:datastoreItem xmlns:ds="http://schemas.openxmlformats.org/officeDocument/2006/customXml" ds:itemID="{9C14B031-69D2-4815-A77A-60B4EECF27A0}">
+<ds:datastoreItem xmlns:ds="http://schemas.openxmlformats.org/officeDocument/2006/customXml" ds:itemID="{10663269-2064-4804-8290-36D4A57F5557}">
   <ds:schemaRefs>
-    <ds:schemaRef ds:uri="http://schemas.microsoft.com/office/2006/metadata/contentType"/>
-    <ds:schemaRef ds:uri="http://schemas.microsoft.com/office/2006/metadata/properties/metaAttributes"/>
-    <ds:schemaRef ds:uri="http://www.w3.org/2001/XMLSchema"/>
-    <ds:schemaRef ds:uri="http://schemas.microsoft.com/office/2006/metadata/properties"/>
-    <ds:schemaRef ds:uri="13c90a0b-73bc-4dc0-be5f-28d77b615beb"/>
-    <ds:schemaRef ds:uri="13c93bba-48ce-428c-bfe5-88b42c19b028"/>
-    <ds:schemaRef ds:uri="http://schemas.microsoft.com/office/2006/documentManagement/types"/>
-    <ds:schemaRef ds:uri="http://schemas.microsoft.com/office/infopath/2007/PartnerControls"/>
-    <ds:schemaRef ds:uri="http://schemas.openxmlformats.org/package/2006/metadata/core-properties"/>
-    <ds:schemaRef ds:uri="http://purl.org/dc/elements/1.1/"/>
-    <ds:schemaRef ds:uri="http://purl.org/dc/terms/"/>
-    <ds:schemaRef ds:uri="http://schemas.microsoft.com/internal/obd"/>
+    <ds:schemaRef ds:uri="http://schemas.microsoft.com/sharepoint/v3/contenttype/forms"/>
   </ds:schemaRefs>
 </ds:datastoreItem>
 </file>
--- a/fuentes/621602_CF15_DU.docx
+++ b/fuentes/621602_CF15_DU.docx
@@ -4021,6 +4021,11 @@
       <w:r>
         <w:t xml:space="preserve"> </w:t>
       </w:r>
+    </w:p>
+    <w:p>
+      <w:pPr>
+        <w:ind w:left="357"/>
+      </w:pPr>
       <w:r>
         <w:t>La meta es alcanzar la eficiencia estética y sanitaria sin comprometer la vida útil de los materiales.</w:t>
       </w:r>
@@ -4959,15 +4964,15 @@
       </w:r>
     </w:p>
     <w:p>
-      <w:r>
-        <w:rPr>
-          <w:noProof/>
-        </w:rPr>
+      <w:pPr>
+        <w:jc w:val="center"/>
+      </w:pPr>
+      <w:r>
         <w:drawing>
-          <wp:inline distT="0" distB="0" distL="0" distR="0" wp14:anchorId="3AAE0034" wp14:editId="2E84185D">
-            <wp:extent cx="5676405" cy="3602115"/>
-            <wp:effectExtent l="0" t="0" r="635" b="0"/>
-            <wp:docPr id="1055018421" name="Imagen 3" descr="La figura muestra la clasificación del mobiliario y accesorios que pueden encontrarse en una habitación. Esta se divide en dos partes: al lado izquierdo señala la clasificación del mobiliario de la habitación, el cual está compuesto por la cama, un escritorio y una silla. Al lado derecho la clasificación de accesorios; como lo son:  objetos como cuadros, materas, lámparas, vasos, jarras, toallas, porta toallas y porta equipaje."/>
+          <wp:inline distT="0" distB="0" distL="0" distR="0" wp14:anchorId="63F3F896" wp14:editId="3B5D035D">
+            <wp:extent cx="5778851" cy="3667125"/>
+            <wp:effectExtent l="0" t="0" r="0" b="0"/>
+            <wp:docPr id="41023268" name="Imagen 4" descr="La figura muestra la clasificación del mobiliario y accesorios que pueden encontrarse en una habitación. Esta se divide en dos partes: al lado izquierdo señala la clasificación del mobiliario de la habitación, el cual está compuesto por la cama, un escritorio y una silla. Al lado derecho la clasificación de accesorios; como lo son:  objetos como cuadros, materas, lámparas, vasos, jarras, toallas, porta toallas y porta equipaje."/>
             <wp:cNvGraphicFramePr>
               <a:graphicFrameLocks xmlns:a="http://schemas.openxmlformats.org/drawingml/2006/main" noChangeAspect="1"/>
             </wp:cNvGraphicFramePr>
@@ -4975,8 +4980,10 @@
               <a:graphicData uri="http://schemas.openxmlformats.org/drawingml/2006/picture">
                 <pic:pic xmlns:pic="http://schemas.openxmlformats.org/drawingml/2006/picture">
                   <pic:nvPicPr>
-                    <pic:cNvPr id="1055018421" name="Imagen 3" descr="La figura muestra la clasificación del mobiliario y accesorios que pueden encontrarse en una habitación. Esta se divide en dos partes: al lado izquierdo señala la clasificación del mobiliario de la habitación, el cual está compuesto por la cama, un escritorio y una silla. Al lado derecho la clasificación de accesorios; como lo son:  objetos como cuadros, materas, lámparas, vasos, jarras, toallas, porta toallas y porta equipaje."/>
-                    <pic:cNvPicPr/>
+                    <pic:cNvPr id="41023268" name="Imagen 4" descr="La figura muestra la clasificación del mobiliario y accesorios que pueden encontrarse en una habitación. Esta se divide en dos partes: al lado izquierdo señala la clasificación del mobiliario de la habitación, el cual está compuesto por la cama, un escritorio y una silla. Al lado derecho la clasificación de accesorios; como lo son:  objetos como cuadros, materas, lámparas, vasos, jarras, toallas, porta toallas y porta equipaje."/>
+                    <pic:cNvPicPr>
+                      <a:picLocks noChangeAspect="1" noChangeArrowheads="1"/>
+                    </pic:cNvPicPr>
                   </pic:nvPicPr>
                   <pic:blipFill>
                     <a:blip r:embed="rId12">
@@ -4986,18 +4993,23 @@
                         </a:ext>
                       </a:extLst>
                     </a:blip>
+                    <a:srcRect/>
                     <a:stretch>
                       <a:fillRect/>
                     </a:stretch>
                   </pic:blipFill>
-                  <pic:spPr>
+                  <pic:spPr bwMode="auto">
                     <a:xfrm>
                       <a:off x="0" y="0"/>
-                      <a:ext cx="5682336" cy="3605878"/>
+                      <a:ext cx="5786598" cy="3672041"/>
                     </a:xfrm>
                     <a:prstGeom prst="rect">
                       <a:avLst/>
                     </a:prstGeom>
+                    <a:noFill/>
+                    <a:ln>
+                      <a:noFill/>
+                    </a:ln>
                   </pic:spPr>
                 </pic:pic>
               </a:graphicData>
@@ -5008,7 +5020,7 @@
     </w:p>
     <w:p>
       <w:r>
-        <w:t xml:space="preserve"> Nota. SENA, (2026).</w:t>
+        <w:t>Nota. SENA, (2026).</w:t>
       </w:r>
     </w:p>
     <w:p>
@@ -7993,7 +8005,6 @@
               <w:ind w:firstLine="0"/>
             </w:pPr>
             <w:r>
-              <w:lastRenderedPageBreak/>
               <w:t>Insumos químicos (limpieza)</w:t>
             </w:r>
           </w:p>
@@ -11136,11 +11147,12 @@
       <w:r>
         <w:t>nidades (</w:t>
       </w:r>
-      <w:proofErr w:type="spellStart"/>
       <w:r>
         <w:t>unids</w:t>
       </w:r>
-      <w:proofErr w:type="spellEnd"/>
+      <w:r>
+        <w:t>.</w:t>
+      </w:r>
       <w:r>
         <w:t>), cajas o gruesas (144 unidades).</w:t>
       </w:r>
@@ -20705,7 +20717,6 @@
   <w:style w:type="character" w:default="1" w:styleId="Fuentedeprrafopredeter">
     <w:name w:val="Default Paragraph Font"/>
     <w:uiPriority w:val="1"/>
-    <w:semiHidden/>
     <w:unhideWhenUsed/>
   </w:style>
   <w:style w:type="table" w:default="1" w:styleId="Tablanormal">
@@ -21881,10 +21892,6 @@
 </file>
 
 <file path=customXml/item1.xml><?xml version="1.0" encoding="utf-8"?>
-<b:Sources xmlns:b="http://schemas.openxmlformats.org/officeDocument/2006/bibliography" xmlns="http://schemas.openxmlformats.org/officeDocument/2006/bibliography" SelectedStyle="\APASixthEditionOfficeOnline.xsl" StyleName="APA" Version="6"/>
-</file>
-
-<file path=customXml/item2.xml><?xml version="1.0" encoding="utf-8"?>
 <ct:contentTypeSchema xmlns:ct="http://schemas.microsoft.com/office/2006/metadata/contentType" xmlns:ma="http://schemas.microsoft.com/office/2006/metadata/properties/metaAttributes" ct:_="" ma:_="" ma:contentTypeName="Documento" ma:contentTypeID="0x0101006A81D6BD42E8DF4C91013959704817E1" ma:contentTypeVersion="15" ma:contentTypeDescription="Crear nuevo documento." ma:contentTypeScope="" ma:versionID="bf4f72ffd194f0963ff564daca6869f7">
   <xsd:schema xmlns:xsd="http://www.w3.org/2001/XMLSchema" xmlns:xs="http://www.w3.org/2001/XMLSchema" xmlns:p="http://schemas.microsoft.com/office/2006/metadata/properties" xmlns:ns2="13c90a0b-73bc-4dc0-be5f-28d77b615beb" xmlns:ns3="13c93bba-48ce-428c-bfe5-88b42c19b028" targetNamespace="http://schemas.microsoft.com/office/2006/metadata/properties" ma:root="true" ma:fieldsID="8718d6f4873a5b1392a45044efa78385" ns2:_="" ns3:_="">
     <xsd:import namespace="13c90a0b-73bc-4dc0-be5f-28d77b615beb"/>
@@ -22119,7 +22126,20 @@
 </ct:contentTypeSchema>
 </file>
 
+<file path=customXml/item2.xml><?xml version="1.0" encoding="utf-8"?>
+<b:Sources xmlns:b="http://schemas.openxmlformats.org/officeDocument/2006/bibliography" xmlns="http://schemas.openxmlformats.org/officeDocument/2006/bibliography" SelectedStyle="\APASixthEditionOfficeOnline.xsl" StyleName="APA" Version="6"/>
+</file>
+
 <file path=customXml/item3.xml><?xml version="1.0" encoding="utf-8"?>
+<?mso-contentType ?>
+<FormTemplates xmlns="http://schemas.microsoft.com/sharepoint/v3/contenttype/forms">
+  <Display>DocumentLibraryForm</Display>
+  <Edit>DocumentLibraryForm</Edit>
+  <New>DocumentLibraryForm</New>
+</FormTemplates>
+</file>
+
+<file path=customXml/item4.xml><?xml version="1.0" encoding="utf-8"?>
 <p:properties xmlns:p="http://schemas.microsoft.com/office/2006/metadata/properties" xmlns:xsi="http://www.w3.org/2001/XMLSchema-instance" xmlns:pc="http://schemas.microsoft.com/office/infopath/2007/PartnerControls">
   <documentManagement>
     <TaxCatchAll xmlns="13c90a0b-73bc-4dc0-be5f-28d77b615beb" xsi:nil="true"/>
@@ -22130,24 +22150,7 @@
 </p:properties>
 </file>
 
-<file path=customXml/item4.xml><?xml version="1.0" encoding="utf-8"?>
-<?mso-contentType ?>
-<FormTemplates xmlns="http://schemas.microsoft.com/sharepoint/v3/contenttype/forms">
-  <Display>DocumentLibraryForm</Display>
-  <Edit>DocumentLibraryForm</Edit>
-  <New>DocumentLibraryForm</New>
-</FormTemplates>
-</file>
-
 <file path=customXml/itemProps1.xml><?xml version="1.0" encoding="utf-8"?>
-<ds:datastoreItem xmlns:ds="http://schemas.openxmlformats.org/officeDocument/2006/customXml" ds:itemID="{EAE431FD-7059-4C09-804B-C9D69EB7B213}">
-  <ds:schemaRefs>
-    <ds:schemaRef ds:uri="http://schemas.openxmlformats.org/officeDocument/2006/bibliography"/>
-  </ds:schemaRefs>
-</ds:datastoreItem>
-</file>
-
-<file path=customXml/itemProps2.xml><?xml version="1.0" encoding="utf-8"?>
 <ds:datastoreItem xmlns:ds="http://schemas.openxmlformats.org/officeDocument/2006/customXml" ds:itemID="{9C14B031-69D2-4815-A77A-60B4EECF27A0}">
   <ds:schemaRefs>
     <ds:schemaRef ds:uri="http://schemas.microsoft.com/office/2006/metadata/contentType"/>
@@ -22166,7 +22169,23 @@
 </ds:datastoreItem>
 </file>
 
+<file path=customXml/itemProps2.xml><?xml version="1.0" encoding="utf-8"?>
+<ds:datastoreItem xmlns:ds="http://schemas.openxmlformats.org/officeDocument/2006/customXml" ds:itemID="{EAE431FD-7059-4C09-804B-C9D69EB7B213}">
+  <ds:schemaRefs>
+    <ds:schemaRef ds:uri="http://schemas.openxmlformats.org/officeDocument/2006/bibliography"/>
+  </ds:schemaRefs>
+</ds:datastoreItem>
+</file>
+
 <file path=customXml/itemProps3.xml><?xml version="1.0" encoding="utf-8"?>
+<ds:datastoreItem xmlns:ds="http://schemas.openxmlformats.org/officeDocument/2006/customXml" ds:itemID="{10663269-2064-4804-8290-36D4A57F5557}">
+  <ds:schemaRefs>
+    <ds:schemaRef ds:uri="http://schemas.microsoft.com/sharepoint/v3/contenttype/forms"/>
+  </ds:schemaRefs>
+</ds:datastoreItem>
+</file>
+
+<file path=customXml/itemProps4.xml><?xml version="1.0" encoding="utf-8"?>
 <ds:datastoreItem xmlns:ds="http://schemas.openxmlformats.org/officeDocument/2006/customXml" ds:itemID="{1279454D-02BE-4A9C-A117-DCD1573E2608}">
   <ds:schemaRefs>
     <ds:schemaRef ds:uri="http://schemas.microsoft.com/office/2006/metadata/properties"/>
@@ -22175,12 +22194,4 @@
     <ds:schemaRef ds:uri="13c93bba-48ce-428c-bfe5-88b42c19b028"/>
   </ds:schemaRefs>
 </ds:datastoreItem>
-</file>
-
-<file path=customXml/itemProps4.xml><?xml version="1.0" encoding="utf-8"?>
-<ds:datastoreItem xmlns:ds="http://schemas.openxmlformats.org/officeDocument/2006/customXml" ds:itemID="{10663269-2064-4804-8290-36D4A57F5557}">
-  <ds:schemaRefs>
-    <ds:schemaRef ds:uri="http://schemas.microsoft.com/sharepoint/v3/contenttype/forms"/>
-  </ds:schemaRefs>
-</ds:datastoreItem>
 </file>
--- a/fuentes/621602_CF15_DU.docx
+++ b/fuentes/621602_CF15_DU.docx
@@ -1,6 +1,6 @@
 
 <file path=word/document.xml><?xml version="1.0" encoding="utf-8"?>
-<w:document xmlns:wpc="http://schemas.microsoft.com/office/word/2010/wordprocessingCanvas" xmlns:cx="http://schemas.microsoft.com/office/drawing/2014/chartex" xmlns:cx1="http://schemas.microsoft.com/office/drawing/2015/9/8/chartex" xmlns:cx2="http://schemas.microsoft.com/office/drawing/2015/10/21/chartex" xmlns:cx3="http://schemas.microsoft.com/office/drawing/2016/5/9/chartex" xmlns:cx4="http://schemas.microsoft.com/office/drawing/2016/5/10/chartex" xmlns:cx5="http://schemas.microsoft.com/office/drawing/2016/5/11/chartex" xmlns:cx6="http://schemas.microsoft.com/office/drawing/2016/5/12/chartex" xmlns:cx7="http://schemas.microsoft.com/office/drawing/2016/5/13/chartex" xmlns:cx8="http://schemas.microsoft.com/office/drawing/2016/5/14/chartex" xmlns:mc="http://schemas.openxmlformats.org/markup-compatibility/2006" xmlns:aink="http://schemas.microsoft.com/office/drawing/2016/ink" xmlns:am3d="http://schemas.microsoft.com/office/drawing/2017/model3d" xmlns:o="urn:schemas-microsoft-com:office:office" xmlns:oel="http://schemas.microsoft.com/office/2019/extlst" xmlns:r="http://schemas.openxmlformats.org/officeDocument/2006/relationships" xmlns:m="http://schemas.openxmlformats.org/officeDocument/2006/math" xmlns:v="urn:schemas-microsoft-com:vml" xmlns:wp14="http://schemas.microsoft.com/office/word/2010/wordprocessingDrawing" xmlns:wp="http://schemas.openxmlformats.org/drawingml/2006/wordprocessingDrawing" xmlns:w10="urn:schemas-microsoft-com:office:word" xmlns:w="http://schemas.openxmlformats.org/wordprocessingml/2006/main" xmlns:w14="http://schemas.microsoft.com/office/word/2010/wordml" xmlns:w15="http://schemas.microsoft.com/office/word/2012/wordml" xmlns:w16cex="http://schemas.microsoft.com/office/word/2018/wordml/cex" xmlns:w16cid="http://schemas.microsoft.com/office/word/2016/wordml/cid" xmlns:w16="http://schemas.microsoft.com/office/word/2018/wordml" xmlns:w16du="http://schemas.microsoft.com/office/word/2023/wordml/word16du" xmlns:w16sdtdh="http://schemas.microsoft.com/office/word/2020/wordml/sdtdatahash" xmlns:w16sdtfl="http://schemas.microsoft.com/office/word/2024/wordml/sdtformatlock" xmlns:w16se="http://schemas.microsoft.com/office/word/2015/wordml/symex" xmlns:wpg="http://schemas.microsoft.com/office/word/2010/wordprocessingGroup" xmlns:wpi="http://schemas.microsoft.com/office/word/2010/wordprocessingInk" xmlns:wne="http://schemas.microsoft.com/office/word/2006/wordml" xmlns:wps="http://schemas.microsoft.com/office/word/2010/wordprocessingShape" mc:Ignorable="w14 w15 w16se w16cid w16 w16cex w16sdtdh w16sdtfl w16du wp14">
+<w:document xmlns:wpc="http://schemas.microsoft.com/office/word/2010/wordprocessingCanvas" xmlns:cx="http://schemas.microsoft.com/office/drawing/2014/chartex" xmlns:cx1="http://schemas.microsoft.com/office/drawing/2015/9/8/chartex" xmlns:cx2="http://schemas.microsoft.com/office/drawing/2015/10/21/chartex" xmlns:cx3="http://schemas.microsoft.com/office/drawing/2016/5/9/chartex" xmlns:cx4="http://schemas.microsoft.com/office/drawing/2016/5/10/chartex" xmlns:cx5="http://schemas.microsoft.com/office/drawing/2016/5/11/chartex" xmlns:cx6="http://schemas.microsoft.com/office/drawing/2016/5/12/chartex" xmlns:cx7="http://schemas.microsoft.com/office/drawing/2016/5/13/chartex" xmlns:cx8="http://schemas.microsoft.com/office/drawing/2016/5/14/chartex" xmlns:mc="http://schemas.openxmlformats.org/markup-compatibility/2006" xmlns:aink="http://schemas.microsoft.com/office/drawing/2016/ink" xmlns:am3d="http://schemas.microsoft.com/office/drawing/2017/model3d" xmlns:o="urn:schemas-microsoft-com:office:office" xmlns:oel="http://schemas.microsoft.com/office/2019/extlst" xmlns:r="http://schemas.openxmlformats.org/officeDocument/2006/relationships" xmlns:m="http://schemas.openxmlformats.org/officeDocument/2006/math" xmlns:v="urn:schemas-microsoft-com:vml" xmlns:wp14="http://schemas.microsoft.com/office/word/2010/wordprocessingDrawing" xmlns:wp="http://schemas.openxmlformats.org/drawingml/2006/wordprocessingDrawing" xmlns:w10="urn:schemas-microsoft-com:office:word" xmlns:w="http://schemas.openxmlformats.org/wordprocessingml/2006/main" xmlns:w14="http://schemas.microsoft.com/office/word/2010/wordml" xmlns:w15="http://schemas.microsoft.com/office/word/2012/wordml" xmlns:w16cei="http://schemas.microsoft.com/office/word/2026/wordml/cei" xmlns:w16cex="http://schemas.microsoft.com/office/word/2018/wordml/cex" xmlns:w16cid="http://schemas.microsoft.com/office/word/2016/wordml/cid" xmlns:w16="http://schemas.microsoft.com/office/word/2018/wordml" xmlns:w16du="http://schemas.microsoft.com/office/word/2023/wordml/word16du" xmlns:w16sdtdh="http://schemas.microsoft.com/office/word/2020/wordml/sdtdatahash" xmlns:w16sdtfl="http://schemas.microsoft.com/office/word/2024/wordml/sdtformatlock" xmlns:w16se="http://schemas.microsoft.com/office/word/2015/wordml/symex" xmlns:wpg="http://schemas.microsoft.com/office/word/2010/wordprocessingGroup" xmlns:wpi="http://schemas.microsoft.com/office/word/2010/wordprocessingInk" xmlns:wne="http://schemas.microsoft.com/office/word/2006/wordml" xmlns:wps="http://schemas.microsoft.com/office/word/2010/wordprocessingShape" mc:Ignorable="w14 w15 w16se w16cid w16 w16cex w16sdtdh w16sdtfl w16du wp14">
   <w:body>
     <w:p>
       <w:pPr>
@@ -592,7 +592,7 @@
           <w:r>
             <w:fldChar w:fldCharType="separate"/>
           </w:r>
-          <w:hyperlink w:anchor="_Toc233278204" w:history="1">
+          <w:hyperlink w:anchor="_Toc236386983" w:history="1">
             <w:r>
               <w:rPr>
                 <w:rStyle w:val="Hipervnculo"/>
@@ -619,7 +619,7 @@
                 <w:noProof/>
                 <w:webHidden/>
               </w:rPr>
-              <w:instrText xml:space="preserve"> PAGEREF _Toc233278204 \h </w:instrText>
+              <w:instrText xml:space="preserve"> PAGEREF _Toc236386983 \h </w:instrText>
             </w:r>
             <w:r>
               <w:rPr>
@@ -664,7 +664,7 @@
               <w:lang w:eastAsia="es-CO"/>
             </w:rPr>
           </w:pPr>
-          <w:hyperlink w:anchor="_Toc233278205" w:history="1">
+          <w:hyperlink w:anchor="_Toc236386984" w:history="1">
             <w:r>
               <w:rPr>
                 <w:rStyle w:val="Hipervnculo"/>
@@ -691,7 +691,7 @@
                 <w:noProof/>
                 <w:webHidden/>
               </w:rPr>
-              <w:instrText xml:space="preserve"> PAGEREF _Toc233278205 \h </w:instrText>
+              <w:instrText xml:space="preserve"> PAGEREF _Toc236386984 \h </w:instrText>
             </w:r>
             <w:r>
               <w:rPr>
@@ -736,7 +736,7 @@
               <w:lang w:eastAsia="es-CO"/>
             </w:rPr>
           </w:pPr>
-          <w:hyperlink w:anchor="_Toc233278206" w:history="1">
+          <w:hyperlink w:anchor="_Toc236386985" w:history="1">
             <w:r>
               <w:rPr>
                 <w:rStyle w:val="Hipervnculo"/>
@@ -763,7 +763,7 @@
                 <w:noProof/>
                 <w:webHidden/>
               </w:rPr>
-              <w:instrText xml:space="preserve"> PAGEREF _Toc233278206 \h </w:instrText>
+              <w:instrText xml:space="preserve"> PAGEREF _Toc236386985 \h </w:instrText>
             </w:r>
             <w:r>
               <w:rPr>
@@ -808,7 +808,7 @@
               <w:lang w:eastAsia="es-CO"/>
             </w:rPr>
           </w:pPr>
-          <w:hyperlink w:anchor="_Toc233278207" w:history="1">
+          <w:hyperlink w:anchor="_Toc236386986" w:history="1">
             <w:r>
               <w:rPr>
                 <w:rStyle w:val="Hipervnculo"/>
@@ -835,7 +835,7 @@
                 <w:noProof/>
                 <w:webHidden/>
               </w:rPr>
-              <w:instrText xml:space="preserve"> PAGEREF _Toc233278207 \h </w:instrText>
+              <w:instrText xml:space="preserve"> PAGEREF _Toc236386986 \h </w:instrText>
             </w:r>
             <w:r>
               <w:rPr>
@@ -880,7 +880,7 @@
               <w:lang w:eastAsia="es-CO"/>
             </w:rPr>
           </w:pPr>
-          <w:hyperlink w:anchor="_Toc233278208" w:history="1">
+          <w:hyperlink w:anchor="_Toc236386987" w:history="1">
             <w:r>
               <w:rPr>
                 <w:rStyle w:val="Hipervnculo"/>
@@ -907,7 +907,7 @@
                 <w:noProof/>
                 <w:webHidden/>
               </w:rPr>
-              <w:instrText xml:space="preserve"> PAGEREF _Toc233278208 \h </w:instrText>
+              <w:instrText xml:space="preserve"> PAGEREF _Toc236386987 \h </w:instrText>
             </w:r>
             <w:r>
               <w:rPr>
@@ -927,7 +927,7 @@
                 <w:noProof/>
                 <w:webHidden/>
               </w:rPr>
-              <w:t>13</w:t>
+              <w:t>12</w:t>
             </w:r>
             <w:r>
               <w:rPr>
@@ -952,7 +952,7 @@
               <w:lang w:eastAsia="es-CO"/>
             </w:rPr>
           </w:pPr>
-          <w:hyperlink w:anchor="_Toc233278209" w:history="1">
+          <w:hyperlink w:anchor="_Toc236386988" w:history="1">
             <w:r>
               <w:rPr>
                 <w:rStyle w:val="Hipervnculo"/>
@@ -979,7 +979,7 @@
                 <w:noProof/>
                 <w:webHidden/>
               </w:rPr>
-              <w:instrText xml:space="preserve"> PAGEREF _Toc233278209 \h </w:instrText>
+              <w:instrText xml:space="preserve"> PAGEREF _Toc236386988 \h </w:instrText>
             </w:r>
             <w:r>
               <w:rPr>
@@ -999,7 +999,7 @@
                 <w:noProof/>
                 <w:webHidden/>
               </w:rPr>
-              <w:t>14</w:t>
+              <w:t>13</w:t>
             </w:r>
             <w:r>
               <w:rPr>
@@ -1024,7 +1024,7 @@
               <w:lang w:eastAsia="es-CO"/>
             </w:rPr>
           </w:pPr>
-          <w:hyperlink w:anchor="_Toc233278210" w:history="1">
+          <w:hyperlink w:anchor="_Toc236386989" w:history="1">
             <w:r>
               <w:rPr>
                 <w:rStyle w:val="Hipervnculo"/>
@@ -1051,7 +1051,7 @@
                 <w:noProof/>
                 <w:webHidden/>
               </w:rPr>
-              <w:instrText xml:space="preserve"> PAGEREF _Toc233278210 \h </w:instrText>
+              <w:instrText xml:space="preserve"> PAGEREF _Toc236386989 \h </w:instrText>
             </w:r>
             <w:r>
               <w:rPr>
@@ -1071,7 +1071,7 @@
                 <w:noProof/>
                 <w:webHidden/>
               </w:rPr>
-              <w:t>19</w:t>
+              <w:t>18</w:t>
             </w:r>
             <w:r>
               <w:rPr>
@@ -1096,7 +1096,7 @@
               <w:lang w:eastAsia="es-CO"/>
             </w:rPr>
           </w:pPr>
-          <w:hyperlink w:anchor="_Toc233278211" w:history="1">
+          <w:hyperlink w:anchor="_Toc236386990" w:history="1">
             <w:r>
               <w:rPr>
                 <w:rStyle w:val="Hipervnculo"/>
@@ -1123,7 +1123,7 @@
                 <w:noProof/>
                 <w:webHidden/>
               </w:rPr>
-              <w:instrText xml:space="preserve"> PAGEREF _Toc233278211 \h </w:instrText>
+              <w:instrText xml:space="preserve"> PAGEREF _Toc236386990 \h </w:instrText>
             </w:r>
             <w:r>
               <w:rPr>
@@ -1143,7 +1143,7 @@
                 <w:noProof/>
                 <w:webHidden/>
               </w:rPr>
-              <w:t>20</w:t>
+              <w:t>19</w:t>
             </w:r>
             <w:r>
               <w:rPr>
@@ -1168,7 +1168,7 @@
               <w:lang w:eastAsia="es-CO"/>
             </w:rPr>
           </w:pPr>
-          <w:hyperlink w:anchor="_Toc233278212" w:history="1">
+          <w:hyperlink w:anchor="_Toc236386991" w:history="1">
             <w:r>
               <w:rPr>
                 <w:rStyle w:val="Hipervnculo"/>
@@ -1195,7 +1195,7 @@
                 <w:noProof/>
                 <w:webHidden/>
               </w:rPr>
-              <w:instrText xml:space="preserve"> PAGEREF _Toc233278212 \h </w:instrText>
+              <w:instrText xml:space="preserve"> PAGEREF _Toc236386991 \h </w:instrText>
             </w:r>
             <w:r>
               <w:rPr>
@@ -1215,7 +1215,7 @@
                 <w:noProof/>
                 <w:webHidden/>
               </w:rPr>
-              <w:t>23</w:t>
+              <w:t>21</w:t>
             </w:r>
             <w:r>
               <w:rPr>
@@ -1240,7 +1240,7 @@
               <w:lang w:eastAsia="es-CO"/>
             </w:rPr>
           </w:pPr>
-          <w:hyperlink w:anchor="_Toc233278213" w:history="1">
+          <w:hyperlink w:anchor="_Toc236386992" w:history="1">
             <w:r>
               <w:rPr>
                 <w:rStyle w:val="Hipervnculo"/>
@@ -1267,7 +1267,7 @@
                 <w:noProof/>
                 <w:webHidden/>
               </w:rPr>
-              <w:instrText xml:space="preserve"> PAGEREF _Toc233278213 \h </w:instrText>
+              <w:instrText xml:space="preserve"> PAGEREF _Toc236386992 \h </w:instrText>
             </w:r>
             <w:r>
               <w:rPr>
@@ -1287,7 +1287,7 @@
                 <w:noProof/>
                 <w:webHidden/>
               </w:rPr>
-              <w:t>26</w:t>
+              <w:t>24</w:t>
             </w:r>
             <w:r>
               <w:rPr>
@@ -1312,7 +1312,7 @@
               <w:lang w:eastAsia="es-CO"/>
             </w:rPr>
           </w:pPr>
-          <w:hyperlink w:anchor="_Toc233278214" w:history="1">
+          <w:hyperlink w:anchor="_Toc236386993" w:history="1">
             <w:r>
               <w:rPr>
                 <w:rStyle w:val="Hipervnculo"/>
@@ -1339,7 +1339,7 @@
                 <w:noProof/>
                 <w:webHidden/>
               </w:rPr>
-              <w:instrText xml:space="preserve"> PAGEREF _Toc233278214 \h </w:instrText>
+              <w:instrText xml:space="preserve"> PAGEREF _Toc236386993 \h </w:instrText>
             </w:r>
             <w:r>
               <w:rPr>
@@ -1359,7 +1359,7 @@
                 <w:noProof/>
                 <w:webHidden/>
               </w:rPr>
-              <w:t>28</w:t>
+              <w:t>26</w:t>
             </w:r>
             <w:r>
               <w:rPr>
@@ -1384,7 +1384,7 @@
               <w:lang w:eastAsia="es-CO"/>
             </w:rPr>
           </w:pPr>
-          <w:hyperlink w:anchor="_Toc233278215" w:history="1">
+          <w:hyperlink w:anchor="_Toc236386994" w:history="1">
             <w:r>
               <w:rPr>
                 <w:rStyle w:val="Hipervnculo"/>
@@ -1411,7 +1411,7 @@
                 <w:noProof/>
                 <w:webHidden/>
               </w:rPr>
-              <w:instrText xml:space="preserve"> PAGEREF _Toc233278215 \h </w:instrText>
+              <w:instrText xml:space="preserve"> PAGEREF _Toc236386994 \h </w:instrText>
             </w:r>
             <w:r>
               <w:rPr>
@@ -1431,7 +1431,7 @@
                 <w:noProof/>
                 <w:webHidden/>
               </w:rPr>
-              <w:t>28</w:t>
+              <w:t>26</w:t>
             </w:r>
             <w:r>
               <w:rPr>
@@ -1456,7 +1456,7 @@
               <w:lang w:eastAsia="es-CO"/>
             </w:rPr>
           </w:pPr>
-          <w:hyperlink w:anchor="_Toc233278216" w:history="1">
+          <w:hyperlink w:anchor="_Toc236386995" w:history="1">
             <w:r>
               <w:rPr>
                 <w:rStyle w:val="Hipervnculo"/>
@@ -1499,7 +1499,7 @@
                 <w:noProof/>
                 <w:webHidden/>
               </w:rPr>
-              <w:instrText xml:space="preserve"> PAGEREF _Toc233278216 \h </w:instrText>
+              <w:instrText xml:space="preserve"> PAGEREF _Toc236386995 \h </w:instrText>
             </w:r>
             <w:r>
               <w:rPr>
@@ -1519,7 +1519,7 @@
                 <w:noProof/>
                 <w:webHidden/>
               </w:rPr>
-              <w:t>31</w:t>
+              <w:t>29</w:t>
             </w:r>
             <w:r>
               <w:rPr>
@@ -1544,7 +1544,7 @@
               <w:lang w:eastAsia="es-CO"/>
             </w:rPr>
           </w:pPr>
-          <w:hyperlink w:anchor="_Toc233278217" w:history="1">
+          <w:hyperlink w:anchor="_Toc236386996" w:history="1">
             <w:r>
               <w:rPr>
                 <w:rStyle w:val="Hipervnculo"/>
@@ -1571,7 +1571,7 @@
                 <w:noProof/>
                 <w:webHidden/>
               </w:rPr>
-              <w:instrText xml:space="preserve"> PAGEREF _Toc233278217 \h </w:instrText>
+              <w:instrText xml:space="preserve"> PAGEREF _Toc236386996 \h </w:instrText>
             </w:r>
             <w:r>
               <w:rPr>
@@ -1591,7 +1591,7 @@
                 <w:noProof/>
                 <w:webHidden/>
               </w:rPr>
-              <w:t>32</w:t>
+              <w:t>30</w:t>
             </w:r>
             <w:r>
               <w:rPr>
@@ -1616,7 +1616,7 @@
               <w:lang w:eastAsia="es-CO"/>
             </w:rPr>
           </w:pPr>
-          <w:hyperlink w:anchor="_Toc233278218" w:history="1">
+          <w:hyperlink w:anchor="_Toc236386997" w:history="1">
             <w:r>
               <w:rPr>
                 <w:rStyle w:val="Hipervnculo"/>
@@ -1643,7 +1643,7 @@
                 <w:noProof/>
                 <w:webHidden/>
               </w:rPr>
-              <w:instrText xml:space="preserve"> PAGEREF _Toc233278218 \h </w:instrText>
+              <w:instrText xml:space="preserve"> PAGEREF _Toc236386997 \h </w:instrText>
             </w:r>
             <w:r>
               <w:rPr>
@@ -1663,7 +1663,7 @@
                 <w:noProof/>
                 <w:webHidden/>
               </w:rPr>
-              <w:t>33</w:t>
+              <w:t>31</w:t>
             </w:r>
             <w:r>
               <w:rPr>
@@ -1688,7 +1688,7 @@
               <w:lang w:eastAsia="es-CO"/>
             </w:rPr>
           </w:pPr>
-          <w:hyperlink w:anchor="_Toc233278219" w:history="1">
+          <w:hyperlink w:anchor="_Toc236386998" w:history="1">
             <w:r>
               <w:rPr>
                 <w:rStyle w:val="Hipervnculo"/>
@@ -1715,7 +1715,7 @@
                 <w:noProof/>
                 <w:webHidden/>
               </w:rPr>
-              <w:instrText xml:space="preserve"> PAGEREF _Toc233278219 \h </w:instrText>
+              <w:instrText xml:space="preserve"> PAGEREF _Toc236386998 \h </w:instrText>
             </w:r>
             <w:r>
               <w:rPr>
@@ -1735,7 +1735,7 @@
                 <w:noProof/>
                 <w:webHidden/>
               </w:rPr>
-              <w:t>34</w:t>
+              <w:t>32</w:t>
             </w:r>
             <w:r>
               <w:rPr>
@@ -1760,7 +1760,7 @@
               <w:lang w:eastAsia="es-CO"/>
             </w:rPr>
           </w:pPr>
-          <w:hyperlink w:anchor="_Toc233278220" w:history="1">
+          <w:hyperlink w:anchor="_Toc236386999" w:history="1">
             <w:r>
               <w:rPr>
                 <w:rStyle w:val="Hipervnculo"/>
@@ -1787,7 +1787,7 @@
                 <w:noProof/>
                 <w:webHidden/>
               </w:rPr>
-              <w:instrText xml:space="preserve"> PAGEREF _Toc233278220 \h </w:instrText>
+              <w:instrText xml:space="preserve"> PAGEREF _Toc236386999 \h </w:instrText>
             </w:r>
             <w:r>
               <w:rPr>
@@ -1807,7 +1807,7 @@
                 <w:noProof/>
                 <w:webHidden/>
               </w:rPr>
-              <w:t>35</w:t>
+              <w:t>33</w:t>
             </w:r>
             <w:r>
               <w:rPr>
@@ -1832,7 +1832,7 @@
               <w:lang w:eastAsia="es-CO"/>
             </w:rPr>
           </w:pPr>
-          <w:hyperlink w:anchor="_Toc233278221" w:history="1">
+          <w:hyperlink w:anchor="_Toc236387000" w:history="1">
             <w:r>
               <w:rPr>
                 <w:rStyle w:val="Hipervnculo"/>
@@ -1868,7 +1868,7 @@
                 <w:noProof/>
                 <w:webHidden/>
               </w:rPr>
-              <w:instrText xml:space="preserve"> PAGEREF _Toc233278221 \h </w:instrText>
+              <w:instrText xml:space="preserve"> PAGEREF _Toc236387000 \h </w:instrText>
             </w:r>
             <w:r>
               <w:rPr>
@@ -1888,7 +1888,7 @@
                 <w:noProof/>
                 <w:webHidden/>
               </w:rPr>
-              <w:t>37</w:t>
+              <w:t>34</w:t>
             </w:r>
             <w:r>
               <w:rPr>
@@ -1913,7 +1913,7 @@
               <w:lang w:eastAsia="es-CO"/>
             </w:rPr>
           </w:pPr>
-          <w:hyperlink w:anchor="_Toc233278222" w:history="1">
+          <w:hyperlink w:anchor="_Toc236387001" w:history="1">
             <w:r>
               <w:rPr>
                 <w:rStyle w:val="Hipervnculo"/>
@@ -1940,7 +1940,7 @@
                 <w:noProof/>
                 <w:webHidden/>
               </w:rPr>
-              <w:instrText xml:space="preserve"> PAGEREF _Toc233278222 \h </w:instrText>
+              <w:instrText xml:space="preserve"> PAGEREF _Toc236387001 \h </w:instrText>
             </w:r>
             <w:r>
               <w:rPr>
@@ -1960,7 +1960,7 @@
                 <w:noProof/>
                 <w:webHidden/>
               </w:rPr>
-              <w:t>42</w:t>
+              <w:t>39</w:t>
             </w:r>
             <w:r>
               <w:rPr>
@@ -1985,7 +1985,7 @@
               <w:lang w:eastAsia="es-CO"/>
             </w:rPr>
           </w:pPr>
-          <w:hyperlink w:anchor="_Toc233278223" w:history="1">
+          <w:hyperlink w:anchor="_Toc236387002" w:history="1">
             <w:r>
               <w:rPr>
                 <w:rStyle w:val="Hipervnculo"/>
@@ -2012,7 +2012,7 @@
                 <w:noProof/>
                 <w:webHidden/>
               </w:rPr>
-              <w:instrText xml:space="preserve"> PAGEREF _Toc233278223 \h </w:instrText>
+              <w:instrText xml:space="preserve"> PAGEREF _Toc236387002 \h </w:instrText>
             </w:r>
             <w:r>
               <w:rPr>
@@ -2032,7 +2032,7 @@
                 <w:noProof/>
                 <w:webHidden/>
               </w:rPr>
-              <w:t>43</w:t>
+              <w:t>40</w:t>
             </w:r>
             <w:r>
               <w:rPr>
@@ -2057,7 +2057,7 @@
               <w:lang w:eastAsia="es-CO"/>
             </w:rPr>
           </w:pPr>
-          <w:hyperlink w:anchor="_Toc233278224" w:history="1">
+          <w:hyperlink w:anchor="_Toc236387003" w:history="1">
             <w:r>
               <w:rPr>
                 <w:rStyle w:val="Hipervnculo"/>
@@ -2084,7 +2084,7 @@
                 <w:noProof/>
                 <w:webHidden/>
               </w:rPr>
-              <w:instrText xml:space="preserve"> PAGEREF _Toc233278224 \h </w:instrText>
+              <w:instrText xml:space="preserve"> PAGEREF _Toc236387003 \h </w:instrText>
             </w:r>
             <w:r>
               <w:rPr>
@@ -2104,7 +2104,7 @@
                 <w:noProof/>
                 <w:webHidden/>
               </w:rPr>
-              <w:t>44</w:t>
+              <w:t>41</w:t>
             </w:r>
             <w:r>
               <w:rPr>
@@ -2129,7 +2129,7 @@
               <w:lang w:eastAsia="es-CO"/>
             </w:rPr>
           </w:pPr>
-          <w:hyperlink w:anchor="_Toc233278225" w:history="1">
+          <w:hyperlink w:anchor="_Toc236387004" w:history="1">
             <w:r>
               <w:rPr>
                 <w:rStyle w:val="Hipervnculo"/>
@@ -2144,7 +2144,7 @@
                 <w:spacing w:val="20"/>
                 <w:lang w:val="en-US"/>
               </w:rPr>
-              <w:t>Lost and Found</w:t>
+              <w:t>Lost &amp; Found</w:t>
             </w:r>
             <w:r>
               <w:rPr>
@@ -2172,7 +2172,7 @@
                 <w:noProof/>
                 <w:webHidden/>
               </w:rPr>
-              <w:instrText xml:space="preserve"> PAGEREF _Toc233278225 \h </w:instrText>
+              <w:instrText xml:space="preserve"> PAGEREF _Toc236387004 \h </w:instrText>
             </w:r>
             <w:r>
               <w:rPr>
@@ -2192,7 +2192,7 @@
                 <w:noProof/>
                 <w:webHidden/>
               </w:rPr>
-              <w:t>46</w:t>
+              <w:t>42</w:t>
             </w:r>
             <w:r>
               <w:rPr>
@@ -2217,7 +2217,7 @@
               <w:lang w:eastAsia="es-CO"/>
             </w:rPr>
           </w:pPr>
-          <w:hyperlink w:anchor="_Toc233278226" w:history="1">
+          <w:hyperlink w:anchor="_Toc236387005" w:history="1">
             <w:r>
               <w:rPr>
                 <w:rStyle w:val="Hipervnculo"/>
@@ -2244,7 +2244,7 @@
                 <w:noProof/>
                 <w:webHidden/>
               </w:rPr>
-              <w:instrText xml:space="preserve"> PAGEREF _Toc233278226 \h </w:instrText>
+              <w:instrText xml:space="preserve"> PAGEREF _Toc236387005 \h </w:instrText>
             </w:r>
             <w:r>
               <w:rPr>
@@ -2264,7 +2264,7 @@
                 <w:noProof/>
                 <w:webHidden/>
               </w:rPr>
-              <w:t>46</w:t>
+              <w:t>42</w:t>
             </w:r>
             <w:r>
               <w:rPr>
@@ -2289,7 +2289,7 @@
               <w:lang w:eastAsia="es-CO"/>
             </w:rPr>
           </w:pPr>
-          <w:hyperlink w:anchor="_Toc233278227" w:history="1">
+          <w:hyperlink w:anchor="_Toc236387006" w:history="1">
             <w:r>
               <w:rPr>
                 <w:rStyle w:val="Hipervnculo"/>
@@ -2316,7 +2316,7 @@
                 <w:noProof/>
                 <w:webHidden/>
               </w:rPr>
-              <w:instrText xml:space="preserve"> PAGEREF _Toc233278227 \h </w:instrText>
+              <w:instrText xml:space="preserve"> PAGEREF _Toc236387006 \h </w:instrText>
             </w:r>
             <w:r>
               <w:rPr>
@@ -2336,7 +2336,7 @@
                 <w:noProof/>
                 <w:webHidden/>
               </w:rPr>
-              <w:t>47</w:t>
+              <w:t>43</w:t>
             </w:r>
             <w:r>
               <w:rPr>
@@ -2361,7 +2361,7 @@
               <w:lang w:eastAsia="es-CO"/>
             </w:rPr>
           </w:pPr>
-          <w:hyperlink w:anchor="_Toc233278228" w:history="1">
+          <w:hyperlink w:anchor="_Toc236387007" w:history="1">
             <w:r>
               <w:rPr>
                 <w:rStyle w:val="Hipervnculo"/>
@@ -2388,7 +2388,7 @@
                 <w:noProof/>
                 <w:webHidden/>
               </w:rPr>
-              <w:instrText xml:space="preserve"> PAGEREF _Toc233278228 \h </w:instrText>
+              <w:instrText xml:space="preserve"> PAGEREF _Toc236387007 \h </w:instrText>
             </w:r>
             <w:r>
               <w:rPr>
@@ -2408,7 +2408,7 @@
                 <w:noProof/>
                 <w:webHidden/>
               </w:rPr>
-              <w:t>49</w:t>
+              <w:t>45</w:t>
             </w:r>
             <w:r>
               <w:rPr>
@@ -2433,7 +2433,7 @@
               <w:lang w:eastAsia="es-CO"/>
             </w:rPr>
           </w:pPr>
-          <w:hyperlink w:anchor="_Toc233278229" w:history="1">
+          <w:hyperlink w:anchor="_Toc236387008" w:history="1">
             <w:r>
               <w:rPr>
                 <w:rStyle w:val="Hipervnculo"/>
@@ -2460,7 +2460,7 @@
                 <w:noProof/>
                 <w:webHidden/>
               </w:rPr>
-              <w:instrText xml:space="preserve"> PAGEREF _Toc233278229 \h </w:instrText>
+              <w:instrText xml:space="preserve"> PAGEREF _Toc236387008 \h </w:instrText>
             </w:r>
             <w:r>
               <w:rPr>
@@ -2480,7 +2480,7 @@
                 <w:noProof/>
                 <w:webHidden/>
               </w:rPr>
-              <w:t>49</w:t>
+              <w:t>45</w:t>
             </w:r>
             <w:r>
               <w:rPr>
@@ -2505,7 +2505,7 @@
               <w:lang w:eastAsia="es-CO"/>
             </w:rPr>
           </w:pPr>
-          <w:hyperlink w:anchor="_Toc233278230" w:history="1">
+          <w:hyperlink w:anchor="_Toc236387009" w:history="1">
             <w:r>
               <w:rPr>
                 <w:rStyle w:val="Hipervnculo"/>
@@ -2532,7 +2532,7 @@
                 <w:noProof/>
                 <w:webHidden/>
               </w:rPr>
-              <w:instrText xml:space="preserve"> PAGEREF _Toc233278230 \h </w:instrText>
+              <w:instrText xml:space="preserve"> PAGEREF _Toc236387009 \h </w:instrText>
             </w:r>
             <w:r>
               <w:rPr>
@@ -2552,7 +2552,7 @@
                 <w:noProof/>
                 <w:webHidden/>
               </w:rPr>
-              <w:t>50</w:t>
+              <w:t>46</w:t>
             </w:r>
             <w:r>
               <w:rPr>
@@ -2577,7 +2577,7 @@
               <w:lang w:eastAsia="es-CO"/>
             </w:rPr>
           </w:pPr>
-          <w:hyperlink w:anchor="_Toc233278231" w:history="1">
+          <w:hyperlink w:anchor="_Toc236387010" w:history="1">
             <w:r>
               <w:rPr>
                 <w:rStyle w:val="Hipervnculo"/>
@@ -2604,7 +2604,7 @@
                 <w:noProof/>
                 <w:webHidden/>
               </w:rPr>
-              <w:instrText xml:space="preserve"> PAGEREF _Toc233278231 \h </w:instrText>
+              <w:instrText xml:space="preserve"> PAGEREF _Toc236387010 \h </w:instrText>
             </w:r>
             <w:r>
               <w:rPr>
@@ -2624,7 +2624,7 @@
                 <w:noProof/>
                 <w:webHidden/>
               </w:rPr>
-              <w:t>51</w:t>
+              <w:t>47</w:t>
             </w:r>
             <w:r>
               <w:rPr>
@@ -2649,7 +2649,7 @@
               <w:lang w:eastAsia="es-CO"/>
             </w:rPr>
           </w:pPr>
-          <w:hyperlink w:anchor="_Toc233278232" w:history="1">
+          <w:hyperlink w:anchor="_Toc236387011" w:history="1">
             <w:r>
               <w:rPr>
                 <w:rStyle w:val="Hipervnculo"/>
@@ -2676,7 +2676,7 @@
                 <w:noProof/>
                 <w:webHidden/>
               </w:rPr>
-              <w:instrText xml:space="preserve"> PAGEREF _Toc233278232 \h </w:instrText>
+              <w:instrText xml:space="preserve"> PAGEREF _Toc236387011 \h </w:instrText>
             </w:r>
             <w:r>
               <w:rPr>
@@ -2696,7 +2696,7 @@
                 <w:noProof/>
                 <w:webHidden/>
               </w:rPr>
-              <w:t>52</w:t>
+              <w:t>48</w:t>
             </w:r>
             <w:r>
               <w:rPr>
@@ -2721,7 +2721,7 @@
               <w:lang w:eastAsia="es-CO"/>
             </w:rPr>
           </w:pPr>
-          <w:hyperlink w:anchor="_Toc233278233" w:history="1">
+          <w:hyperlink w:anchor="_Toc236387012" w:history="1">
             <w:r>
               <w:rPr>
                 <w:rStyle w:val="Hipervnculo"/>
@@ -2748,7 +2748,7 @@
                 <w:noProof/>
                 <w:webHidden/>
               </w:rPr>
-              <w:instrText xml:space="preserve"> PAGEREF _Toc233278233 \h </w:instrText>
+              <w:instrText xml:space="preserve"> PAGEREF _Toc236387012 \h </w:instrText>
             </w:r>
             <w:r>
               <w:rPr>
@@ -2768,7 +2768,7 @@
                 <w:noProof/>
                 <w:webHidden/>
               </w:rPr>
-              <w:t>54</w:t>
+              <w:t>50</w:t>
             </w:r>
             <w:r>
               <w:rPr>
@@ -2793,7 +2793,7 @@
               <w:lang w:eastAsia="es-CO"/>
             </w:rPr>
           </w:pPr>
-          <w:hyperlink w:anchor="_Toc233278234" w:history="1">
+          <w:hyperlink w:anchor="_Toc236387013" w:history="1">
             <w:r>
               <w:rPr>
                 <w:rStyle w:val="Hipervnculo"/>
@@ -2820,7 +2820,7 @@
                 <w:noProof/>
                 <w:webHidden/>
               </w:rPr>
-              <w:instrText xml:space="preserve"> PAGEREF _Toc233278234 \h </w:instrText>
+              <w:instrText xml:space="preserve"> PAGEREF _Toc236387013 \h </w:instrText>
             </w:r>
             <w:r>
               <w:rPr>
@@ -2840,7 +2840,7 @@
                 <w:noProof/>
                 <w:webHidden/>
               </w:rPr>
-              <w:t>54</w:t>
+              <w:t>50</w:t>
             </w:r>
             <w:r>
               <w:rPr>
@@ -2865,7 +2865,7 @@
               <w:lang w:eastAsia="es-CO"/>
             </w:rPr>
           </w:pPr>
-          <w:hyperlink w:anchor="_Toc233278235" w:history="1">
+          <w:hyperlink w:anchor="_Toc236387014" w:history="1">
             <w:r>
               <w:rPr>
                 <w:rStyle w:val="Hipervnculo"/>
@@ -2892,7 +2892,7 @@
                 <w:noProof/>
                 <w:webHidden/>
               </w:rPr>
-              <w:instrText xml:space="preserve"> PAGEREF _Toc233278235 \h </w:instrText>
+              <w:instrText xml:space="preserve"> PAGEREF _Toc236387014 \h </w:instrText>
             </w:r>
             <w:r>
               <w:rPr>
@@ -2912,7 +2912,7 @@
                 <w:noProof/>
                 <w:webHidden/>
               </w:rPr>
-              <w:t>55</w:t>
+              <w:t>51</w:t>
             </w:r>
             <w:r>
               <w:rPr>
@@ -2937,7 +2937,7 @@
               <w:lang w:eastAsia="es-CO"/>
             </w:rPr>
           </w:pPr>
-          <w:hyperlink w:anchor="_Toc233278236" w:history="1">
+          <w:hyperlink w:anchor="_Toc236387015" w:history="1">
             <w:r>
               <w:rPr>
                 <w:rStyle w:val="Hipervnculo"/>
@@ -2964,7 +2964,7 @@
                 <w:noProof/>
                 <w:webHidden/>
               </w:rPr>
-              <w:instrText xml:space="preserve"> PAGEREF _Toc233278236 \h </w:instrText>
+              <w:instrText xml:space="preserve"> PAGEREF _Toc236387015 \h </w:instrText>
             </w:r>
             <w:r>
               <w:rPr>
@@ -2984,7 +2984,7 @@
                 <w:noProof/>
                 <w:webHidden/>
               </w:rPr>
-              <w:t>57</w:t>
+              <w:t>53</w:t>
             </w:r>
             <w:r>
               <w:rPr>
@@ -3009,7 +3009,7 @@
               <w:lang w:eastAsia="es-CO"/>
             </w:rPr>
           </w:pPr>
-          <w:hyperlink w:anchor="_Toc233278237" w:history="1">
+          <w:hyperlink w:anchor="_Toc236387016" w:history="1">
             <w:r>
               <w:rPr>
                 <w:rStyle w:val="Hipervnculo"/>
@@ -3036,7 +3036,7 @@
                 <w:noProof/>
                 <w:webHidden/>
               </w:rPr>
-              <w:instrText xml:space="preserve"> PAGEREF _Toc233278237 \h </w:instrText>
+              <w:instrText xml:space="preserve"> PAGEREF _Toc236387016 \h </w:instrText>
             </w:r>
             <w:r>
               <w:rPr>
@@ -3056,7 +3056,7 @@
                 <w:noProof/>
                 <w:webHidden/>
               </w:rPr>
-              <w:t>57</w:t>
+              <w:t>53</w:t>
             </w:r>
             <w:r>
               <w:rPr>
@@ -3081,7 +3081,7 @@
               <w:lang w:eastAsia="es-CO"/>
             </w:rPr>
           </w:pPr>
-          <w:hyperlink w:anchor="_Toc233278238" w:history="1">
+          <w:hyperlink w:anchor="_Toc236387017" w:history="1">
             <w:r>
               <w:rPr>
                 <w:rStyle w:val="Hipervnculo"/>
@@ -3108,7 +3108,7 @@
                 <w:noProof/>
                 <w:webHidden/>
               </w:rPr>
-              <w:instrText xml:space="preserve"> PAGEREF _Toc233278238 \h </w:instrText>
+              <w:instrText xml:space="preserve"> PAGEREF _Toc236387017 \h </w:instrText>
             </w:r>
             <w:r>
               <w:rPr>
@@ -3128,7 +3128,7 @@
                 <w:noProof/>
                 <w:webHidden/>
               </w:rPr>
-              <w:t>57</w:t>
+              <w:t>53</w:t>
             </w:r>
             <w:r>
               <w:rPr>
@@ -3153,7 +3153,7 @@
               <w:lang w:eastAsia="es-CO"/>
             </w:rPr>
           </w:pPr>
-          <w:hyperlink w:anchor="_Toc233278239" w:history="1">
+          <w:hyperlink w:anchor="_Toc236387018" w:history="1">
             <w:r>
               <w:rPr>
                 <w:rStyle w:val="Hipervnculo"/>
@@ -3180,7 +3180,7 @@
                 <w:noProof/>
                 <w:webHidden/>
               </w:rPr>
-              <w:instrText xml:space="preserve"> PAGEREF _Toc233278239 \h </w:instrText>
+              <w:instrText xml:space="preserve"> PAGEREF _Toc236387018 \h </w:instrText>
             </w:r>
             <w:r>
               <w:rPr>
@@ -3200,7 +3200,7 @@
                 <w:noProof/>
                 <w:webHidden/>
               </w:rPr>
-              <w:t>59</w:t>
+              <w:t>55</w:t>
             </w:r>
             <w:r>
               <w:rPr>
@@ -3225,7 +3225,7 @@
               <w:lang w:eastAsia="es-CO"/>
             </w:rPr>
           </w:pPr>
-          <w:hyperlink w:anchor="_Toc233278240" w:history="1">
+          <w:hyperlink w:anchor="_Toc236387019" w:history="1">
             <w:r>
               <w:rPr>
                 <w:rStyle w:val="Hipervnculo"/>
@@ -3252,7 +3252,7 @@
                 <w:noProof/>
                 <w:webHidden/>
               </w:rPr>
-              <w:instrText xml:space="preserve"> PAGEREF _Toc233278240 \h </w:instrText>
+              <w:instrText xml:space="preserve"> PAGEREF _Toc236387019 \h </w:instrText>
             </w:r>
             <w:r>
               <w:rPr>
@@ -3272,7 +3272,7 @@
                 <w:noProof/>
                 <w:webHidden/>
               </w:rPr>
-              <w:t>59</w:t>
+              <w:t>55</w:t>
             </w:r>
             <w:r>
               <w:rPr>
@@ -3297,7 +3297,7 @@
               <w:lang w:eastAsia="es-CO"/>
             </w:rPr>
           </w:pPr>
-          <w:hyperlink w:anchor="_Toc233278241" w:history="1">
+          <w:hyperlink w:anchor="_Toc236387020" w:history="1">
             <w:r>
               <w:rPr>
                 <w:rStyle w:val="Hipervnculo"/>
@@ -3324,7 +3324,7 @@
                 <w:noProof/>
                 <w:webHidden/>
               </w:rPr>
-              <w:instrText xml:space="preserve"> PAGEREF _Toc233278241 \h </w:instrText>
+              <w:instrText xml:space="preserve"> PAGEREF _Toc236387020 \h </w:instrText>
             </w:r>
             <w:r>
               <w:rPr>
@@ -3344,7 +3344,7 @@
                 <w:noProof/>
                 <w:webHidden/>
               </w:rPr>
-              <w:t>60</w:t>
+              <w:t>56</w:t>
             </w:r>
             <w:r>
               <w:rPr>
@@ -3369,7 +3369,7 @@
               <w:lang w:eastAsia="es-CO"/>
             </w:rPr>
           </w:pPr>
-          <w:hyperlink w:anchor="_Toc233278242" w:history="1">
+          <w:hyperlink w:anchor="_Toc236387021" w:history="1">
             <w:r>
               <w:rPr>
                 <w:rStyle w:val="Hipervnculo"/>
@@ -3396,7 +3396,7 @@
                 <w:noProof/>
                 <w:webHidden/>
               </w:rPr>
-              <w:instrText xml:space="preserve"> PAGEREF _Toc233278242 \h </w:instrText>
+              <w:instrText xml:space="preserve"> PAGEREF _Toc236387021 \h </w:instrText>
             </w:r>
             <w:r>
               <w:rPr>
@@ -3416,7 +3416,7 @@
                 <w:noProof/>
                 <w:webHidden/>
               </w:rPr>
-              <w:t>61</w:t>
+              <w:t>57</w:t>
             </w:r>
             <w:r>
               <w:rPr>
@@ -3441,7 +3441,7 @@
               <w:lang w:eastAsia="es-CO"/>
             </w:rPr>
           </w:pPr>
-          <w:hyperlink w:anchor="_Toc233278243" w:history="1">
+          <w:hyperlink w:anchor="_Toc236387022" w:history="1">
             <w:r>
               <w:rPr>
                 <w:rStyle w:val="Hipervnculo"/>
@@ -3468,7 +3468,7 @@
                 <w:noProof/>
                 <w:webHidden/>
               </w:rPr>
-              <w:instrText xml:space="preserve"> PAGEREF _Toc233278243 \h </w:instrText>
+              <w:instrText xml:space="preserve"> PAGEREF _Toc236387022 \h </w:instrText>
             </w:r>
             <w:r>
               <w:rPr>
@@ -3488,7 +3488,7 @@
                 <w:noProof/>
                 <w:webHidden/>
               </w:rPr>
-              <w:t>62</w:t>
+              <w:t>58</w:t>
             </w:r>
             <w:r>
               <w:rPr>
@@ -3513,7 +3513,7 @@
               <w:lang w:eastAsia="es-CO"/>
             </w:rPr>
           </w:pPr>
-          <w:hyperlink w:anchor="_Toc233278244" w:history="1">
+          <w:hyperlink w:anchor="_Toc236387023" w:history="1">
             <w:r>
               <w:rPr>
                 <w:rStyle w:val="Hipervnculo"/>
@@ -3540,7 +3540,7 @@
                 <w:noProof/>
                 <w:webHidden/>
               </w:rPr>
-              <w:instrText xml:space="preserve"> PAGEREF _Toc233278244 \h </w:instrText>
+              <w:instrText xml:space="preserve"> PAGEREF _Toc236387023 \h </w:instrText>
             </w:r>
             <w:r>
               <w:rPr>
@@ -3560,7 +3560,7 @@
                 <w:noProof/>
                 <w:webHidden/>
               </w:rPr>
-              <w:t>69</w:t>
+              <w:t>65</w:t>
             </w:r>
             <w:r>
               <w:rPr>
@@ -3585,7 +3585,7 @@
               <w:lang w:eastAsia="es-CO"/>
             </w:rPr>
           </w:pPr>
-          <w:hyperlink w:anchor="_Toc233278245" w:history="1">
+          <w:hyperlink w:anchor="_Toc236387024" w:history="1">
             <w:r>
               <w:rPr>
                 <w:rStyle w:val="Hipervnculo"/>
@@ -3612,7 +3612,7 @@
                 <w:noProof/>
                 <w:webHidden/>
               </w:rPr>
-              <w:instrText xml:space="preserve"> PAGEREF _Toc233278245 \h </w:instrText>
+              <w:instrText xml:space="preserve"> PAGEREF _Toc236387024 \h </w:instrText>
             </w:r>
             <w:r>
               <w:rPr>
@@ -3632,7 +3632,7 @@
                 <w:noProof/>
                 <w:webHidden/>
               </w:rPr>
-              <w:t>69</w:t>
+              <w:t>65</w:t>
             </w:r>
             <w:r>
               <w:rPr>
@@ -3657,7 +3657,7 @@
               <w:lang w:eastAsia="es-CO"/>
             </w:rPr>
           </w:pPr>
-          <w:hyperlink w:anchor="_Toc233278246" w:history="1">
+          <w:hyperlink w:anchor="_Toc236387025" w:history="1">
             <w:r>
               <w:rPr>
                 <w:rStyle w:val="Hipervnculo"/>
@@ -3684,7 +3684,7 @@
                 <w:noProof/>
                 <w:webHidden/>
               </w:rPr>
-              <w:instrText xml:space="preserve"> PAGEREF _Toc233278246 \h </w:instrText>
+              <w:instrText xml:space="preserve"> PAGEREF _Toc236387025 \h </w:instrText>
             </w:r>
             <w:r>
               <w:rPr>
@@ -3704,7 +3704,7 @@
                 <w:noProof/>
                 <w:webHidden/>
               </w:rPr>
-              <w:t>72</w:t>
+              <w:t>68</w:t>
             </w:r>
             <w:r>
               <w:rPr>
@@ -3729,7 +3729,7 @@
               <w:lang w:eastAsia="es-CO"/>
             </w:rPr>
           </w:pPr>
-          <w:hyperlink w:anchor="_Toc233278247" w:history="1">
+          <w:hyperlink w:anchor="_Toc236387026" w:history="1">
             <w:r>
               <w:rPr>
                 <w:rStyle w:val="Hipervnculo"/>
@@ -3756,7 +3756,7 @@
                 <w:noProof/>
                 <w:webHidden/>
               </w:rPr>
-              <w:instrText xml:space="preserve"> PAGEREF _Toc233278247 \h </w:instrText>
+              <w:instrText xml:space="preserve"> PAGEREF _Toc236387026 \h </w:instrText>
             </w:r>
             <w:r>
               <w:rPr>
@@ -3776,7 +3776,7 @@
                 <w:noProof/>
                 <w:webHidden/>
               </w:rPr>
-              <w:t>74</w:t>
+              <w:t>70</w:t>
             </w:r>
             <w:r>
               <w:rPr>
@@ -3801,7 +3801,7 @@
               <w:lang w:eastAsia="es-CO"/>
             </w:rPr>
           </w:pPr>
-          <w:hyperlink w:anchor="_Toc233278248" w:history="1">
+          <w:hyperlink w:anchor="_Toc236387027" w:history="1">
             <w:r>
               <w:rPr>
                 <w:rStyle w:val="Hipervnculo"/>
@@ -3828,7 +3828,7 @@
                 <w:noProof/>
                 <w:webHidden/>
               </w:rPr>
-              <w:instrText xml:space="preserve"> PAGEREF _Toc233278248 \h </w:instrText>
+              <w:instrText xml:space="preserve"> PAGEREF _Toc236387027 \h </w:instrText>
             </w:r>
             <w:r>
               <w:rPr>
@@ -3848,7 +3848,7 @@
                 <w:noProof/>
                 <w:webHidden/>
               </w:rPr>
-              <w:t>76</w:t>
+              <w:t>72</w:t>
             </w:r>
             <w:r>
               <w:rPr>
@@ -3873,7 +3873,7 @@
               <w:lang w:eastAsia="es-CO"/>
             </w:rPr>
           </w:pPr>
-          <w:hyperlink w:anchor="_Toc233278249" w:history="1">
+          <w:hyperlink w:anchor="_Toc236387028" w:history="1">
             <w:r>
               <w:rPr>
                 <w:rStyle w:val="Hipervnculo"/>
@@ -3900,7 +3900,7 @@
                 <w:noProof/>
                 <w:webHidden/>
               </w:rPr>
-              <w:instrText xml:space="preserve"> PAGEREF _Toc233278249 \h </w:instrText>
+              <w:instrText xml:space="preserve"> PAGEREF _Toc236387028 \h </w:instrText>
             </w:r>
             <w:r>
               <w:rPr>
@@ -3920,7 +3920,7 @@
                 <w:noProof/>
                 <w:webHidden/>
               </w:rPr>
-              <w:t>79</w:t>
+              <w:t>75</w:t>
             </w:r>
             <w:r>
               <w:rPr>
@@ -3948,7 +3948,7 @@
       <w:pPr>
         <w:pStyle w:val="Titulosgenerales"/>
       </w:pPr>
-      <w:bookmarkStart w:id="0" w:name="_Toc233278204"/>
+      <w:bookmarkStart w:id="0" w:name="_Toc236386983"/>
       <w:r>
         <w:lastRenderedPageBreak/>
         <w:t>Introducción</w:t>
@@ -3962,15 +3962,7 @@
     </w:p>
     <w:p>
       <w:r>
-        <w:t xml:space="preserve">Asimismo, la supervisión se erige como un proceso de verificación crítica que permite la trazabilidad de los estándares de calidad. Según </w:t>
-      </w:r>
-      <w:proofErr w:type="gramStart"/>
-      <w:r>
-        <w:t>Gallego</w:t>
-      </w:r>
-      <w:proofErr w:type="gramEnd"/>
-      <w:r>
-        <w:t xml:space="preserve"> (2021), la función del supervisor en alojamiento trasciende la inspección ocular, involucrando la documentación de informes, la gestión de objetos olvidados y la coordinación de mantenimientos programados para preservar los activos de la organización. En este contexto, el protocolo de presentación personal se integra como elemento tangible de la promesa de servicio, consolidando la confianza del cliente a través de la profesionalidad del talento humano.</w:t>
+        <w:t>Asimismo, la supervisión se erige como un proceso de verificación crítica que permite la trazabilidad de los estándares de calidad. Según Gallego (2021), la función del supervisor en alojamiento trasciende la inspección ocular, involucrando la documentación de informes, la gestión de objetos olvidados y la coordinación de mantenimientos programados para preservar los activos de la organización. En este contexto, el protocolo de presentación personal se integra como elemento tangible de la promesa de servicio, consolidando la confianza del cliente a través de la profesionalidad del talento humano.</w:t>
       </w:r>
     </w:p>
     <w:p>
@@ -4004,7 +3996,7 @@
       <w:pPr>
         <w:pStyle w:val="Ttulo1"/>
       </w:pPr>
-      <w:bookmarkStart w:id="1" w:name="_Toc233278205"/>
+      <w:bookmarkStart w:id="1" w:name="_Toc236386984"/>
       <w:r>
         <w:lastRenderedPageBreak/>
         <w:t>Técnicas operativas y gestión química</w:t>
@@ -4034,7 +4026,7 @@
       <w:pPr>
         <w:pStyle w:val="Ttulo2"/>
       </w:pPr>
-      <w:bookmarkStart w:id="2" w:name="_Toc233278206"/>
+      <w:bookmarkStart w:id="2" w:name="_Toc236386985"/>
       <w:r>
         <w:t>Técnicas de limpieza por superficies y elementos</w:t>
       </w:r>
@@ -4095,7 +4087,8 @@
           </w:tcPr>
           <w:p>
             <w:pPr>
-              <w:ind w:firstLine="0"/>
+              <w:pStyle w:val="TextoTablas"/>
+              <w:spacing w:line="360" w:lineRule="auto"/>
             </w:pPr>
             <w:r>
               <w:t>Elemento</w:t>
@@ -4108,7 +4101,8 @@
           </w:tcPr>
           <w:p>
             <w:pPr>
-              <w:ind w:firstLine="0"/>
+              <w:pStyle w:val="TextoTablas"/>
+              <w:spacing w:line="360" w:lineRule="auto"/>
             </w:pPr>
             <w:r>
               <w:t>Técnica operativa</w:t>
@@ -4121,7 +4115,8 @@
           </w:tcPr>
           <w:p>
             <w:pPr>
-              <w:ind w:firstLine="0"/>
+              <w:pStyle w:val="TextoTablas"/>
+              <w:spacing w:line="360" w:lineRule="auto"/>
             </w:pPr>
             <w:r>
               <w:t>Herramienta / insumo</w:t>
@@ -4134,7 +4129,8 @@
           </w:tcPr>
           <w:p>
             <w:pPr>
-              <w:ind w:firstLine="0"/>
+              <w:pStyle w:val="TextoTablas"/>
+              <w:spacing w:line="360" w:lineRule="auto"/>
             </w:pPr>
             <w:r>
               <w:t>Criterio de calidad</w:t>
@@ -4152,7 +4148,8 @@
           </w:tcPr>
           <w:p>
             <w:pPr>
-              <w:ind w:firstLine="0"/>
+              <w:pStyle w:val="TextoTablas"/>
+              <w:spacing w:line="360" w:lineRule="auto"/>
             </w:pPr>
             <w:r>
               <w:t>Mobiliario</w:t>
@@ -4165,11 +4162,15 @@
           </w:tcPr>
           <w:p>
             <w:pPr>
-              <w:ind w:firstLine="0"/>
+              <w:pStyle w:val="TextoTablas"/>
+              <w:spacing w:line="360" w:lineRule="auto"/>
             </w:pPr>
             <w:r>
               <w:t>Sacudido en húmedo (método de la mano plana)</w:t>
             </w:r>
+            <w:r>
+              <w:t>.</w:t>
+            </w:r>
           </w:p>
         </w:tc>
         <w:tc>
@@ -4178,7 +4179,8 @@
           </w:tcPr>
           <w:p>
             <w:pPr>
-              <w:ind w:firstLine="0"/>
+              <w:pStyle w:val="TextoTablas"/>
+              <w:spacing w:line="360" w:lineRule="auto"/>
             </w:pPr>
             <w:r>
               <w:t>Paño de microfibra / Lustramuebles</w:t>
@@ -4191,7 +4193,8 @@
           </w:tcPr>
           <w:p>
             <w:pPr>
-              <w:ind w:firstLine="0"/>
+              <w:pStyle w:val="TextoTablas"/>
+              <w:spacing w:line="360" w:lineRule="auto"/>
             </w:pPr>
             <w:r>
               <w:t>Sin vetas ni residuos de grasa</w:t>
@@ -4206,7 +4209,8 @@
           </w:tcPr>
           <w:p>
             <w:pPr>
-              <w:ind w:firstLine="0"/>
+              <w:pStyle w:val="TextoTablas"/>
+              <w:spacing w:line="360" w:lineRule="auto"/>
             </w:pPr>
             <w:r>
               <w:t>Accesorios</w:t>
@@ -4219,11 +4223,15 @@
           </w:tcPr>
           <w:p>
             <w:pPr>
-              <w:ind w:firstLine="0"/>
+              <w:pStyle w:val="TextoTablas"/>
+              <w:spacing w:line="360" w:lineRule="auto"/>
             </w:pPr>
             <w:r>
               <w:t>Desinfección de puntos de contacto (manijas, control)</w:t>
             </w:r>
+            <w:r>
+              <w:t>.</w:t>
+            </w:r>
           </w:p>
         </w:tc>
         <w:tc>
@@ -4232,7 +4240,8 @@
           </w:tcPr>
           <w:p>
             <w:pPr>
-              <w:ind w:firstLine="0"/>
+              <w:pStyle w:val="TextoTablas"/>
+              <w:spacing w:line="360" w:lineRule="auto"/>
             </w:pPr>
             <w:r>
               <w:t>Alcohol isopropílico</w:t>
@@ -4245,7 +4254,8 @@
           </w:tcPr>
           <w:p>
             <w:pPr>
-              <w:ind w:firstLine="0"/>
+              <w:pStyle w:val="TextoTablas"/>
+              <w:spacing w:line="360" w:lineRule="auto"/>
             </w:pPr>
             <w:r>
               <w:t>Libre de huellas y microorganismos</w:t>
@@ -4263,7 +4273,8 @@
           </w:tcPr>
           <w:p>
             <w:pPr>
-              <w:ind w:firstLine="0"/>
+              <w:pStyle w:val="TextoTablas"/>
+              <w:spacing w:line="360" w:lineRule="auto"/>
             </w:pPr>
             <w:r>
               <w:t>Baños</w:t>
@@ -4276,11 +4287,15 @@
           </w:tcPr>
           <w:p>
             <w:pPr>
-              <w:ind w:firstLine="0"/>
+              <w:pStyle w:val="TextoTablas"/>
+              <w:spacing w:line="360" w:lineRule="auto"/>
             </w:pPr>
             <w:r>
               <w:t>Fregado de juntas y desincrustación de loza</w:t>
             </w:r>
+            <w:r>
+              <w:t>.</w:t>
+            </w:r>
           </w:p>
         </w:tc>
         <w:tc>
@@ -4289,7 +4304,8 @@
           </w:tcPr>
           <w:p>
             <w:pPr>
-              <w:ind w:firstLine="0"/>
+              <w:pStyle w:val="TextoTablas"/>
+              <w:spacing w:line="360" w:lineRule="auto"/>
             </w:pPr>
             <w:r>
               <w:t>Fibra blanca / Amonios</w:t>
@@ -4302,7 +4318,8 @@
           </w:tcPr>
           <w:p>
             <w:pPr>
-              <w:ind w:firstLine="0"/>
+              <w:pStyle w:val="TextoTablas"/>
+              <w:spacing w:line="360" w:lineRule="auto"/>
             </w:pPr>
             <w:r>
               <w:t>Porcelana brillante y sin sarro</w:t>
@@ -4317,7 +4334,8 @@
           </w:tcPr>
           <w:p>
             <w:pPr>
-              <w:ind w:firstLine="0"/>
+              <w:pStyle w:val="TextoTablas"/>
+              <w:spacing w:line="360" w:lineRule="auto"/>
             </w:pPr>
             <w:r>
               <w:t>Pisos</w:t>
@@ -4330,7 +4348,8 @@
           </w:tcPr>
           <w:p>
             <w:pPr>
-              <w:ind w:firstLine="0"/>
+              <w:pStyle w:val="TextoTablas"/>
+              <w:spacing w:line="360" w:lineRule="auto"/>
             </w:pPr>
             <w:r>
               <w:t xml:space="preserve">Trapeado en "ocho" o </w:t>
@@ -4344,6 +4363,9 @@
             <w:r>
               <w:t xml:space="preserve"> de adentro hacia afuera</w:t>
             </w:r>
+            <w:r>
+              <w:t>.</w:t>
+            </w:r>
           </w:p>
         </w:tc>
         <w:tc>
@@ -4352,7 +4374,8 @@
           </w:tcPr>
           <w:p>
             <w:pPr>
-              <w:ind w:firstLine="0"/>
+              <w:pStyle w:val="TextoTablas"/>
+              <w:spacing w:line="360" w:lineRule="auto"/>
             </w:pPr>
             <w:r>
               <w:t>Mopa / Detergente neutro</w:t>
@@ -4365,7 +4388,8 @@
           </w:tcPr>
           <w:p>
             <w:pPr>
-              <w:ind w:firstLine="0"/>
+              <w:pStyle w:val="TextoTablas"/>
+              <w:spacing w:line="360" w:lineRule="auto"/>
             </w:pPr>
             <w:r>
               <w:t>Sin marcas de agua ni pelusas</w:t>
@@ -4383,7 +4407,8 @@
           </w:tcPr>
           <w:p>
             <w:pPr>
-              <w:ind w:firstLine="0"/>
+              <w:pStyle w:val="TextoTablas"/>
+              <w:spacing w:line="360" w:lineRule="auto"/>
             </w:pPr>
             <w:r>
               <w:t>Paredes</w:t>
@@ -4396,11 +4421,15 @@
           </w:tcPr>
           <w:p>
             <w:pPr>
-              <w:ind w:firstLine="0"/>
+              <w:pStyle w:val="TextoTablas"/>
+              <w:spacing w:line="360" w:lineRule="auto"/>
             </w:pPr>
             <w:r>
               <w:t>Limpieza ascendente para evitar chorreaduras</w:t>
             </w:r>
+            <w:r>
+              <w:t>.</w:t>
+            </w:r>
           </w:p>
         </w:tc>
         <w:tc>
@@ -4409,7 +4438,8 @@
           </w:tcPr>
           <w:p>
             <w:pPr>
-              <w:ind w:firstLine="0"/>
+              <w:pStyle w:val="TextoTablas"/>
+              <w:spacing w:line="360" w:lineRule="auto"/>
             </w:pPr>
             <w:r>
               <w:t>Esponja suave</w:t>
@@ -4422,7 +4452,8 @@
           </w:tcPr>
           <w:p>
             <w:pPr>
-              <w:ind w:firstLine="0"/>
+              <w:pStyle w:val="TextoTablas"/>
+              <w:spacing w:line="360" w:lineRule="auto"/>
             </w:pPr>
             <w:r>
               <w:t>Sin manchas de roce o polvo</w:t>
@@ -4437,10 +4468,10 @@
           </w:tcPr>
           <w:p>
             <w:pPr>
-              <w:ind w:firstLine="0"/>
-            </w:pPr>
-            <w:r>
-              <w:lastRenderedPageBreak/>
+              <w:pStyle w:val="TextoTablas"/>
+              <w:spacing w:line="360" w:lineRule="auto"/>
+            </w:pPr>
+            <w:r>
               <w:t>Ventanas</w:t>
             </w:r>
           </w:p>
@@ -4451,7 +4482,8 @@
           </w:tcPr>
           <w:p>
             <w:pPr>
-              <w:ind w:firstLine="0"/>
+              <w:pStyle w:val="TextoTablas"/>
+              <w:spacing w:line="360" w:lineRule="auto"/>
             </w:pPr>
             <w:r>
               <w:t xml:space="preserve">Técnica de "S" o </w:t>
@@ -4465,6 +4497,9 @@
             <w:r>
               <w:t xml:space="preserve"> con jalador de goma</w:t>
             </w:r>
+            <w:r>
+              <w:t>.</w:t>
+            </w:r>
           </w:p>
         </w:tc>
         <w:tc>
@@ -4473,7 +4508,8 @@
           </w:tcPr>
           <w:p>
             <w:pPr>
-              <w:ind w:firstLine="0"/>
+              <w:pStyle w:val="TextoTablas"/>
+              <w:spacing w:line="360" w:lineRule="auto"/>
             </w:pPr>
             <w:r>
               <w:t>Limpiavidrios</w:t>
@@ -4486,7 +4522,8 @@
           </w:tcPr>
           <w:p>
             <w:pPr>
-              <w:ind w:firstLine="0"/>
+              <w:pStyle w:val="TextoTablas"/>
+              <w:spacing w:line="360" w:lineRule="auto"/>
             </w:pPr>
             <w:r>
               <w:t>Transparencia total sin rayones</w:t>
@@ -4500,15 +4537,22 @@
         <w:ind w:firstLine="0"/>
       </w:pPr>
       <w:r>
-        <w:t>Nota. SENA, (2024).</w:t>
+        <w:t>Nota. SENA, (202</w:t>
+      </w:r>
+      <w:r>
+        <w:t>6</w:t>
+      </w:r>
+      <w:r>
+        <w:t>).</w:t>
       </w:r>
     </w:p>
     <w:p>
       <w:pPr>
         <w:pStyle w:val="Ttulo2"/>
       </w:pPr>
-      <w:bookmarkStart w:id="3" w:name="_Toc233278207"/>
-      <w:r>
+      <w:bookmarkStart w:id="3" w:name="_Toc236386986"/>
+      <w:r>
+        <w:lastRenderedPageBreak/>
         <w:t>Productos de aseo y desinfección: gestión técnica</w:t>
       </w:r>
       <w:bookmarkEnd w:id="3"/>
@@ -4528,7 +4572,6 @@
     </w:p>
     <w:p>
       <w:r>
-        <w:lastRenderedPageBreak/>
         <w:t>Asimismo, incluye el control del consumo, la verificación de concentraciones y el cumplimiento de medidas de seguridad orientadas a prevenir riesgos laborales, daños en los materiales y afectaciones al medio ambiente.</w:t>
       </w:r>
     </w:p>
@@ -4624,6 +4667,7 @@
     </w:p>
     <w:p>
       <w:r>
+        <w:lastRenderedPageBreak/>
         <w:t>La correcta preparación de las soluciones químicas, de acuerdo con las indicaciones técnicas del fabricante, favorece la efectividad de los productos en la eliminación de suciedad y microorganismos, evitando desperdicios, sobrecostos y posibles afectaciones en las superficies, equipos o en la salud del personal operativo.</w:t>
       </w:r>
     </w:p>
@@ -4659,7 +4703,8 @@
           </w:tcPr>
           <w:p>
             <w:pPr>
-              <w:ind w:firstLine="0"/>
+              <w:pStyle w:val="TextoTablas"/>
+              <w:spacing w:line="360" w:lineRule="auto"/>
             </w:pPr>
             <w:r>
               <w:t>Producto</w:t>
@@ -4672,7 +4717,8 @@
           </w:tcPr>
           <w:p>
             <w:pPr>
-              <w:ind w:firstLine="0"/>
+              <w:pStyle w:val="TextoTablas"/>
+              <w:spacing w:line="360" w:lineRule="auto"/>
             </w:pPr>
             <w:r>
               <w:t>Dilución sugerida</w:t>
@@ -4685,7 +4731,8 @@
           </w:tcPr>
           <w:p>
             <w:pPr>
-              <w:ind w:firstLine="0"/>
+              <w:pStyle w:val="TextoTablas"/>
+              <w:spacing w:line="360" w:lineRule="auto"/>
             </w:pPr>
             <w:r>
               <w:t>Uso principal</w:t>
@@ -4698,7 +4745,8 @@
           </w:tcPr>
           <w:p>
             <w:pPr>
-              <w:ind w:firstLine="0"/>
+              <w:pStyle w:val="TextoTablas"/>
+              <w:spacing w:line="360" w:lineRule="auto"/>
             </w:pPr>
             <w:r>
               <w:t>Rendimiento estándar</w:t>
@@ -4716,7 +4764,8 @@
           </w:tcPr>
           <w:p>
             <w:pPr>
-              <w:ind w:firstLine="0"/>
+              <w:pStyle w:val="TextoTablas"/>
+              <w:spacing w:line="360" w:lineRule="auto"/>
             </w:pPr>
             <w:r>
               <w:t>Desinfectante</w:t>
@@ -4729,7 +4778,8 @@
           </w:tcPr>
           <w:p>
             <w:pPr>
-              <w:ind w:firstLine="0"/>
+              <w:pStyle w:val="TextoTablas"/>
+              <w:spacing w:line="360" w:lineRule="auto"/>
             </w:pPr>
             <w:r>
               <w:t>10 ml por 1 litro</w:t>
@@ -4742,7 +4792,8 @@
           </w:tcPr>
           <w:p>
             <w:pPr>
-              <w:ind w:firstLine="0"/>
+              <w:pStyle w:val="TextoTablas"/>
+              <w:spacing w:line="360" w:lineRule="auto"/>
             </w:pPr>
             <w:r>
               <w:t>Pisos y baños</w:t>
@@ -4755,7 +4806,8 @@
           </w:tcPr>
           <w:p>
             <w:pPr>
-              <w:ind w:firstLine="0"/>
+              <w:pStyle w:val="TextoTablas"/>
+              <w:spacing w:line="360" w:lineRule="auto"/>
             </w:pPr>
             <w:r>
               <w:t>50 m² por litro preparado</w:t>
@@ -4770,10 +4822,10 @@
           </w:tcPr>
           <w:p>
             <w:pPr>
-              <w:ind w:firstLine="0"/>
-            </w:pPr>
-            <w:r>
-              <w:lastRenderedPageBreak/>
+              <w:pStyle w:val="TextoTablas"/>
+              <w:spacing w:line="360" w:lineRule="auto"/>
+            </w:pPr>
+            <w:r>
               <w:t>Detergente neutro</w:t>
             </w:r>
           </w:p>
@@ -4784,7 +4836,8 @@
           </w:tcPr>
           <w:p>
             <w:pPr>
-              <w:ind w:firstLine="0"/>
+              <w:pStyle w:val="TextoTablas"/>
+              <w:spacing w:line="360" w:lineRule="auto"/>
             </w:pPr>
             <w:r>
               <w:t>20 ml por 1 litro</w:t>
@@ -4797,7 +4850,8 @@
           </w:tcPr>
           <w:p>
             <w:pPr>
-              <w:ind w:firstLine="0"/>
+              <w:pStyle w:val="TextoTablas"/>
+              <w:spacing w:line="360" w:lineRule="auto"/>
             </w:pPr>
             <w:r>
               <w:t>Mobiliario</w:t>
@@ -4810,7 +4864,8 @@
           </w:tcPr>
           <w:p>
             <w:pPr>
-              <w:ind w:firstLine="0"/>
+              <w:pStyle w:val="TextoTablas"/>
+              <w:spacing w:line="360" w:lineRule="auto"/>
             </w:pPr>
             <w:r>
               <w:t>10 habitaciones por litro</w:t>
@@ -4828,7 +4883,8 @@
           </w:tcPr>
           <w:p>
             <w:pPr>
-              <w:ind w:firstLine="0"/>
+              <w:pStyle w:val="TextoTablas"/>
+              <w:spacing w:line="360" w:lineRule="auto"/>
             </w:pPr>
             <w:r>
               <w:t>Limpiavidrios</w:t>
@@ -4841,7 +4897,8 @@
           </w:tcPr>
           <w:p>
             <w:pPr>
-              <w:ind w:firstLine="0"/>
+              <w:pStyle w:val="TextoTablas"/>
+              <w:spacing w:line="360" w:lineRule="auto"/>
             </w:pPr>
             <w:r>
               <w:t>Uso directo</w:t>
@@ -4854,7 +4911,8 @@
           </w:tcPr>
           <w:p>
             <w:pPr>
-              <w:ind w:firstLine="0"/>
+              <w:pStyle w:val="TextoTablas"/>
+              <w:spacing w:line="360" w:lineRule="auto"/>
             </w:pPr>
             <w:r>
               <w:t>Espejos / ventanas</w:t>
@@ -4867,7 +4925,8 @@
           </w:tcPr>
           <w:p>
             <w:pPr>
-              <w:ind w:firstLine="0"/>
+              <w:pStyle w:val="TextoTablas"/>
+              <w:spacing w:line="360" w:lineRule="auto"/>
             </w:pPr>
             <w:r>
               <w:t>15 m² por atomizador</w:t>
@@ -4881,7 +4940,13 @@
         <w:ind w:firstLine="0"/>
       </w:pPr>
       <w:r>
-        <w:t>Nota. SENA, (2024).</w:t>
+        <w:t>Nota. SENA, (202</w:t>
+      </w:r>
+      <w:r>
+        <w:t>6</w:t>
+      </w:r>
+      <w:r>
+        <w:t>).</w:t>
       </w:r>
     </w:p>
     <w:p>
@@ -4897,7 +4962,7 @@
       <w:pPr>
         <w:pStyle w:val="Ttulo1"/>
       </w:pPr>
-      <w:bookmarkStart w:id="4" w:name="_Toc233278208"/>
+      <w:bookmarkStart w:id="4" w:name="_Toc236386987"/>
       <w:r>
         <w:lastRenderedPageBreak/>
         <w:t>Clasificación del mobiliario y accesorios</w:t>
@@ -4968,6 +5033,9 @@
         <w:jc w:val="center"/>
       </w:pPr>
       <w:r>
+        <w:rPr>
+          <w:noProof/>
+        </w:rPr>
         <w:drawing>
           <wp:inline distT="0" distB="0" distL="0" distR="0" wp14:anchorId="63F3F896" wp14:editId="3B5D035D">
             <wp:extent cx="5778851" cy="3667125"/>
@@ -5027,7 +5095,7 @@
       <w:pPr>
         <w:pStyle w:val="Ttulo2"/>
       </w:pPr>
-      <w:bookmarkStart w:id="5" w:name="_Toc233278209"/>
+      <w:bookmarkStart w:id="5" w:name="_Toc236386988"/>
       <w:r>
         <w:t>Técnicas de intervención según el mobiliario</w:t>
       </w:r>
@@ -5280,7 +5348,8 @@
           </w:tcPr>
           <w:p>
             <w:pPr>
-              <w:ind w:firstLine="0"/>
+              <w:pStyle w:val="TextoTablas"/>
+              <w:spacing w:line="360" w:lineRule="auto"/>
             </w:pPr>
             <w:r>
               <w:t>Elemento</w:t>
@@ -5293,7 +5362,8 @@
           </w:tcPr>
           <w:p>
             <w:pPr>
-              <w:ind w:firstLine="0"/>
+              <w:pStyle w:val="TextoTablas"/>
+              <w:spacing w:line="360" w:lineRule="auto"/>
             </w:pPr>
             <w:r>
               <w:t>Producto sugerido</w:t>
@@ -5306,7 +5376,8 @@
           </w:tcPr>
           <w:p>
             <w:pPr>
-              <w:ind w:firstLine="0"/>
+              <w:pStyle w:val="TextoTablas"/>
+              <w:spacing w:line="360" w:lineRule="auto"/>
             </w:pPr>
             <w:r>
               <w:t>Técnica operativa</w:t>
@@ -5319,7 +5390,8 @@
           </w:tcPr>
           <w:p>
             <w:pPr>
-              <w:ind w:firstLine="0"/>
+              <w:pStyle w:val="TextoTablas"/>
+              <w:spacing w:line="360" w:lineRule="auto"/>
             </w:pPr>
             <w:r>
               <w:t>Frecuencia</w:t>
@@ -5337,7 +5409,8 @@
           </w:tcPr>
           <w:p>
             <w:pPr>
-              <w:ind w:firstLine="0"/>
+              <w:pStyle w:val="TextoTablas"/>
+              <w:spacing w:line="360" w:lineRule="auto"/>
             </w:pPr>
             <w:r>
               <w:t>Muebles de madera / fórmica</w:t>
@@ -5350,7 +5423,8 @@
           </w:tcPr>
           <w:p>
             <w:pPr>
-              <w:ind w:firstLine="0"/>
+              <w:pStyle w:val="TextoTablas"/>
+              <w:spacing w:line="360" w:lineRule="auto"/>
             </w:pPr>
             <w:r>
               <w:t>Crema, aceite para pulir o paño húmedo</w:t>
@@ -5363,7 +5437,8 @@
           </w:tcPr>
           <w:p>
             <w:pPr>
-              <w:ind w:firstLine="0"/>
+              <w:pStyle w:val="TextoTablas"/>
+              <w:spacing w:line="360" w:lineRule="auto"/>
             </w:pPr>
             <w:r>
               <w:t>Retirar polvo con paño. Aplicar aceite con un paño y pulir con otro seco.</w:t>
@@ -5376,7 +5451,8 @@
           </w:tcPr>
           <w:p>
             <w:pPr>
-              <w:ind w:firstLine="0"/>
+              <w:pStyle w:val="TextoTablas"/>
+              <w:spacing w:line="360" w:lineRule="auto"/>
             </w:pPr>
             <w:r>
               <w:t>Polvo: diario.</w:t>
@@ -5384,7 +5460,8 @@
           </w:p>
           <w:p>
             <w:pPr>
-              <w:ind w:firstLine="0"/>
+              <w:pStyle w:val="TextoTablas"/>
+              <w:spacing w:line="360" w:lineRule="auto"/>
             </w:pPr>
             <w:r>
               <w:t>Pulido: 2-3 veces/semana</w:t>
@@ -5399,7 +5476,8 @@
           </w:tcPr>
           <w:p>
             <w:pPr>
-              <w:ind w:firstLine="0"/>
+              <w:pStyle w:val="TextoTablas"/>
+              <w:spacing w:line="360" w:lineRule="auto"/>
             </w:pPr>
             <w:r>
               <w:t>Muebles de tela</w:t>
@@ -5412,7 +5490,8 @@
           </w:tcPr>
           <w:p>
             <w:pPr>
-              <w:ind w:firstLine="0"/>
+              <w:pStyle w:val="TextoTablas"/>
+              <w:spacing w:line="360" w:lineRule="auto"/>
             </w:pPr>
             <w:r>
               <w:rPr>
@@ -5431,7 +5510,8 @@
           </w:tcPr>
           <w:p>
             <w:pPr>
-              <w:ind w:firstLine="0"/>
+              <w:pStyle w:val="TextoTablas"/>
+              <w:spacing w:line="360" w:lineRule="auto"/>
             </w:pPr>
             <w:r>
               <w:t>Aspirar con el cepillo indicado. El lavado lo realiza personal especializado.</w:t>
@@ -5444,7 +5524,8 @@
           </w:tcPr>
           <w:p>
             <w:pPr>
-              <w:ind w:firstLine="0"/>
+              <w:pStyle w:val="TextoTablas"/>
+              <w:spacing w:line="360" w:lineRule="auto"/>
             </w:pPr>
             <w:r>
               <w:t>Cuando presenten suciedad</w:t>
@@ -5462,7 +5543,8 @@
           </w:tcPr>
           <w:p>
             <w:pPr>
-              <w:ind w:firstLine="0"/>
+              <w:pStyle w:val="TextoTablas"/>
+              <w:spacing w:line="360" w:lineRule="auto"/>
             </w:pPr>
             <w:r>
               <w:t>Vitrinas y espejos</w:t>
@@ -5475,7 +5557,8 @@
           </w:tcPr>
           <w:p>
             <w:pPr>
-              <w:ind w:firstLine="0"/>
+              <w:pStyle w:val="TextoTablas"/>
+              <w:spacing w:line="360" w:lineRule="auto"/>
             </w:pPr>
             <w:r>
               <w:t>Limpiavidrios / solución detergente</w:t>
@@ -5488,7 +5571,8 @@
           </w:tcPr>
           <w:p>
             <w:pPr>
-              <w:ind w:firstLine="0"/>
+              <w:pStyle w:val="TextoTablas"/>
+              <w:spacing w:line="360" w:lineRule="auto"/>
             </w:pPr>
             <w:r>
               <w:t>Fregar marcos con esponja, limpiar vidrio y pulir con papel absorbente.</w:t>
@@ -5501,7 +5585,8 @@
           </w:tcPr>
           <w:p>
             <w:pPr>
-              <w:ind w:firstLine="0"/>
+              <w:pStyle w:val="TextoTablas"/>
+              <w:spacing w:line="360" w:lineRule="auto"/>
             </w:pPr>
             <w:r>
               <w:t>En habitaciones de salida</w:t>
@@ -5520,18 +5605,15 @@
     </w:p>
     <w:p>
       <w:r>
-        <w:t xml:space="preserve">La limpieza de los accesorios y elementos complementarios de una habitación de hotel comprende las actividades orientadas a mantener en adecuadas condiciones de higiene, funcionamiento y presentación los diferentes componentes que hacen parte de la ambientación y dotación del espacio de alojamiento.  Asimismo, el adecuado </w:t>
-      </w:r>
+        <w:t>La limpieza de los accesorios y elementos complementarios de una habitación de hotel comprende las actividades orientadas a mantener en adecuadas condiciones de higiene, funcionamiento y presentación los diferentes componentes que hacen parte de la ambientación y dotación del espacio de alojamiento.  Asimismo, el adecuado mantenimiento de estos componentes contribuye a conservar su funcionalidad y prolongar su vida útil, favoreciendo el cumplimiento de los estándares operativos, de bioseguridad y de calidad establecidos en los servicios de alojamiento.</w:t>
+      </w:r>
+    </w:p>
+    <w:p>
+      <w:pPr>
+        <w:pStyle w:val="Tabla"/>
+      </w:pPr>
       <w:r>
         <w:lastRenderedPageBreak/>
-        <w:t>mantenimiento de estos componentes contribuye a conservar su funcionalidad y prolongar su vida útil, favoreciendo el cumplimiento de los estándares operativos, de bioseguridad y de calidad establecidos en los servicios de alojamiento.</w:t>
-      </w:r>
-    </w:p>
-    <w:p>
-      <w:pPr>
-        <w:pStyle w:val="Tabla"/>
-      </w:pPr>
-      <w:r>
         <w:t>Matriz de limpieza: accesorios y complementos</w:t>
       </w:r>
     </w:p>
@@ -5556,7 +5638,8 @@
           </w:tcPr>
           <w:p>
             <w:pPr>
-              <w:ind w:firstLine="0"/>
+              <w:pStyle w:val="TextoTablas"/>
+              <w:spacing w:line="360" w:lineRule="auto"/>
             </w:pPr>
             <w:r>
               <w:t>Accesorio</w:t>
@@ -5569,7 +5652,8 @@
           </w:tcPr>
           <w:p>
             <w:pPr>
-              <w:ind w:firstLine="0"/>
+              <w:pStyle w:val="TextoTablas"/>
+              <w:spacing w:line="360" w:lineRule="auto"/>
             </w:pPr>
             <w:r>
               <w:t>Producto</w:t>
@@ -5582,7 +5666,8 @@
           </w:tcPr>
           <w:p>
             <w:pPr>
-              <w:ind w:firstLine="0"/>
+              <w:pStyle w:val="TextoTablas"/>
+              <w:spacing w:line="360" w:lineRule="auto"/>
             </w:pPr>
             <w:r>
               <w:t>Procedimiento técnico</w:t>
@@ -5600,7 +5685,8 @@
           </w:tcPr>
           <w:p>
             <w:pPr>
-              <w:ind w:firstLine="0"/>
+              <w:pStyle w:val="TextoTablas"/>
+              <w:spacing w:line="360" w:lineRule="auto"/>
             </w:pPr>
             <w:r>
               <w:t>Bandeja, termo, vasos</w:t>
@@ -5613,7 +5699,8 @@
           </w:tcPr>
           <w:p>
             <w:pPr>
-              <w:ind w:firstLine="0"/>
+              <w:pStyle w:val="TextoTablas"/>
+              <w:spacing w:line="360" w:lineRule="auto"/>
             </w:pPr>
             <w:r>
               <w:t xml:space="preserve">Solución detergente </w:t>
@@ -5631,7 +5718,8 @@
           </w:tcPr>
           <w:p>
             <w:pPr>
-              <w:ind w:firstLine="0"/>
+              <w:pStyle w:val="TextoTablas"/>
+              <w:spacing w:line="360" w:lineRule="auto"/>
             </w:pPr>
             <w:r>
               <w:t>Lavar, dejar actuar y pasar por agua caliente para eliminar bacterias. Secar bien.</w:t>
@@ -5646,7 +5734,8 @@
           </w:tcPr>
           <w:p>
             <w:pPr>
-              <w:ind w:firstLine="0"/>
+              <w:pStyle w:val="TextoTablas"/>
+              <w:spacing w:line="360" w:lineRule="auto"/>
             </w:pPr>
             <w:r>
               <w:t>Ceniceros</w:t>
@@ -5659,7 +5748,8 @@
           </w:tcPr>
           <w:p>
             <w:pPr>
-              <w:ind w:firstLine="0"/>
+              <w:pStyle w:val="TextoTablas"/>
+              <w:spacing w:line="360" w:lineRule="auto"/>
             </w:pPr>
             <w:r>
               <w:t>Solución detergente</w:t>
@@ -5672,7 +5762,8 @@
           </w:tcPr>
           <w:p>
             <w:pPr>
-              <w:ind w:firstLine="0"/>
+              <w:pStyle w:val="TextoTablas"/>
+              <w:spacing w:line="360" w:lineRule="auto"/>
             </w:pPr>
             <w:r>
               <w:t>Vaciar cenizas, lavar para eliminar olor y suciedad. Enjuagar y secar.</w:t>
@@ -5690,7 +5781,8 @@
           </w:tcPr>
           <w:p>
             <w:pPr>
-              <w:ind w:firstLine="0"/>
+              <w:pStyle w:val="TextoTablas"/>
+              <w:spacing w:line="360" w:lineRule="auto"/>
             </w:pPr>
             <w:r>
               <w:t>Cortinas</w:t>
@@ -5703,7 +5795,8 @@
           </w:tcPr>
           <w:p>
             <w:pPr>
-              <w:ind w:firstLine="0"/>
+              <w:pStyle w:val="TextoTablas"/>
+              <w:spacing w:line="360" w:lineRule="auto"/>
             </w:pPr>
             <w:r>
               <w:t>Aspirado / detergente</w:t>
@@ -5716,7 +5809,8 @@
           </w:tcPr>
           <w:p>
             <w:pPr>
-              <w:ind w:firstLine="0"/>
+              <w:pStyle w:val="TextoTablas"/>
+              <w:spacing w:line="360" w:lineRule="auto"/>
             </w:pPr>
             <w:r>
               <w:t>Correr y aspirar con cepillo. Lavado en seco o tintorería según material.</w:t>
@@ -5731,7 +5825,8 @@
           </w:tcPr>
           <w:p>
             <w:pPr>
-              <w:ind w:firstLine="0"/>
+              <w:pStyle w:val="TextoTablas"/>
+              <w:spacing w:line="360" w:lineRule="auto"/>
             </w:pPr>
             <w:r>
               <w:t>Lámparas</w:t>
@@ -5744,7 +5839,8 @@
           </w:tcPr>
           <w:p>
             <w:pPr>
-              <w:ind w:firstLine="0"/>
+              <w:pStyle w:val="TextoTablas"/>
+              <w:spacing w:line="360" w:lineRule="auto"/>
             </w:pPr>
             <w:r>
               <w:rPr>
@@ -5774,7 +5870,8 @@
           </w:tcPr>
           <w:p>
             <w:pPr>
-              <w:ind w:firstLine="0"/>
+              <w:pStyle w:val="TextoTablas"/>
+              <w:spacing w:line="360" w:lineRule="auto"/>
             </w:pPr>
             <w:r>
               <w:t>Desconectar antes. Quitar polvo con paño seco. Limpiar pantallas con espuma.</w:t>
@@ -5792,10 +5889,10 @@
           </w:tcPr>
           <w:p>
             <w:pPr>
-              <w:ind w:firstLine="0"/>
-            </w:pPr>
-            <w:r>
-              <w:lastRenderedPageBreak/>
+              <w:pStyle w:val="TextoTablas"/>
+              <w:spacing w:line="360" w:lineRule="auto"/>
+            </w:pPr>
+            <w:r>
               <w:t>Cuadros al óleo</w:t>
             </w:r>
           </w:p>
@@ -5806,7 +5903,8 @@
           </w:tcPr>
           <w:p>
             <w:pPr>
-              <w:ind w:firstLine="0"/>
+              <w:pStyle w:val="TextoTablas"/>
+              <w:spacing w:line="360" w:lineRule="auto"/>
             </w:pPr>
             <w:r>
               <w:t>Paño seco (pintura) / húmedo (marco)</w:t>
@@ -5819,7 +5917,8 @@
           </w:tcPr>
           <w:p>
             <w:pPr>
-              <w:ind w:firstLine="0"/>
+              <w:pStyle w:val="TextoTablas"/>
+              <w:spacing w:line="360" w:lineRule="auto"/>
             </w:pPr>
             <w:r>
               <w:t>Retirar polvo del área pintada solo con paño seco. No tocar la pintura con humedad.</w:t>
@@ -5869,6 +5968,7 @@
           <w:b/>
           <w:bCs/>
         </w:rPr>
+        <w:lastRenderedPageBreak/>
         <w:t>Ventanas y espejos</w:t>
       </w:r>
       <w:r>
@@ -5914,7 +6014,7 @@
       <w:pPr>
         <w:pStyle w:val="Ttulo2"/>
       </w:pPr>
-      <w:bookmarkStart w:id="6" w:name="_Toc233278210"/>
+      <w:bookmarkStart w:id="6" w:name="_Toc236386989"/>
       <w:r>
         <w:t>Limpieza de accesorios y puntos de contacto</w:t>
       </w:r>
@@ -5925,31 +6025,31 @@
     </w:p>
     <w:p>
       <w:r>
-        <w:t xml:space="preserve">Corresponde a las actividades orientadas a conservar en adecuadas condiciones de higiene las superficies y objetos que son manipulados frecuentemente por huéspedes y trabajadores dentro de las habitaciones y áreas comunes del </w:t>
-      </w:r>
-      <w:r>
+        <w:t>Corresponde a las actividades orientadas a conservar en adecuadas condiciones de higiene, las superficies y objetos que son manipulados frecuentemente por huéspedes y trabajadores dentro de las habitaciones y áreas comunes del establecimiento de alojamiento, debido a que son los espacios donde se concentra una mayor carga microbiana</w:t>
+      </w:r>
+      <w:r>
+        <w:t>. Entre los principales puntos de contacto se encuentran manijas, interruptores, controles remotos, teléfonos, pasamanos, griferías, chapas, botones, escritorios, mesas y otros componentes de uso constante durante la operación hotelera. Debido a su frecuente manipulación, estos elementos requieren procesos periódicos de limpieza y desinfección, utilizando productos y técnicas apropiadas según el tipo de material y las recomendaciones establecidas por el fabricante.</w:t>
+      </w:r>
+    </w:p>
+    <w:p>
+      <w:r>
+        <w:rPr>
+          <w:b/>
+          <w:bCs/>
+        </w:rPr>
+        <w:t>Lámparas y pantallas</w:t>
+      </w:r>
+      <w:r>
+        <w:t>. Limpieza con plumero o paño seco para evitar manchas de humedad en las pantallas de tela.</w:t>
+      </w:r>
+    </w:p>
+    <w:p>
+      <w:r>
+        <w:rPr>
+          <w:b/>
+          <w:bCs/>
+        </w:rPr>
         <w:lastRenderedPageBreak/>
-        <w:t>establecimiento de alojamiento, debido a que son los espacios donde se concentra una mayor carga microbiana. Entre los principales puntos de contacto se encuentran manijas, interruptores, controles remotos, teléfonos, pasamanos, griferías, chapas, botones, escritorios, mesas y otros componentes de uso constante durante la operación hotelera. Debido a su frecuente manipulación, estos elementos requieren procesos periódicos de limpieza y desinfección, utilizando productos y técnicas apropiadas según el tipo de material y las recomendaciones establecidas por el fabricante.</w:t>
-      </w:r>
-    </w:p>
-    <w:p>
-      <w:r>
-        <w:rPr>
-          <w:b/>
-          <w:bCs/>
-        </w:rPr>
-        <w:t>Lámparas y pantallas</w:t>
-      </w:r>
-      <w:r>
-        <w:t>. Limpieza con plumero o paño seco para evitar manchas de humedad en las pantallas de tela.</w:t>
-      </w:r>
-    </w:p>
-    <w:p>
-      <w:r>
-        <w:rPr>
-          <w:b/>
-          <w:bCs/>
-        </w:rPr>
         <w:t>Cuadros y marcos</w:t>
       </w:r>
       <w:r>
@@ -6043,7 +6143,7 @@
       <w:pPr>
         <w:pStyle w:val="Ttulo2"/>
       </w:pPr>
-      <w:bookmarkStart w:id="7" w:name="_Toc233278211"/>
+      <w:bookmarkStart w:id="7" w:name="_Toc236386990"/>
       <w:r>
         <w:t>Mantenimiento y reporte de novedades</w:t>
       </w:r>
@@ -6051,11 +6151,7 @@
     </w:p>
     <w:p>
       <w:r>
-        <w:t xml:space="preserve">Durante las actividades operativas de limpieza, supervisión y alistamiento de habitaciones, el personal del área de alojamiento debe inspeccionar constantemente el estado de las instalaciones con el fin de identificar daños, anomalías o condiciones que </w:t>
-      </w:r>
-      <w:r>
-        <w:lastRenderedPageBreak/>
-        <w:t>requieran atención técnica o acciones correctivas. Entre las situaciones más comunes se encuentran problemas eléctricos, filtraciones, deterioro del mobiliario, fallas en equipos, inconvenientes de iluminación y desgaste de accesorios o elementos de uso frecuente.</w:t>
+        <w:t>Durante las actividades operativas de limpieza, supervisión y alistamiento de habitaciones, el personal del área de alojamiento debe inspeccionar constantemente el estado de las instalaciones con el fin de identificar daños, anomalías o condiciones que requieran atención técnica o acciones correctivas. Entre las situaciones más comunes se encuentran problemas eléctricos, filtraciones, deterioro del mobiliario, fallas en equipos, inconvenientes de iluminación y desgaste de accesorios o elementos de uso frecuente.</w:t>
       </w:r>
     </w:p>
     <w:p>
@@ -6093,6 +6189,7 @@
           <w:b/>
           <w:bCs/>
         </w:rPr>
+        <w:lastRenderedPageBreak/>
         <w:t>Reporte de daños</w:t>
       </w:r>
       <w:r>
@@ -6148,7 +6245,6 @@
           <w:b/>
           <w:bCs/>
         </w:rPr>
-        <w:lastRenderedPageBreak/>
         <w:t>Control de condiciones locativas</w:t>
       </w:r>
       <w:r>
@@ -6176,7 +6272,7 @@
       <w:pPr>
         <w:pStyle w:val="Ttulo1"/>
       </w:pPr>
-      <w:bookmarkStart w:id="8" w:name="_Toc233278212"/>
+      <w:bookmarkStart w:id="8" w:name="_Toc236386991"/>
       <w:r>
         <w:lastRenderedPageBreak/>
         <w:t>Protocolos</w:t>
@@ -6258,7 +6354,8 @@
           </w:tcPr>
           <w:p>
             <w:pPr>
-              <w:ind w:firstLine="0"/>
+              <w:pStyle w:val="TextoTablas"/>
+              <w:spacing w:line="360" w:lineRule="auto"/>
             </w:pPr>
             <w:r>
               <w:t>Tipo de situación</w:t>
@@ -6271,7 +6368,8 @@
           </w:tcPr>
           <w:p>
             <w:pPr>
-              <w:ind w:firstLine="0"/>
+              <w:pStyle w:val="TextoTablas"/>
+              <w:spacing w:line="360" w:lineRule="auto"/>
             </w:pPr>
             <w:r>
               <w:t>Habitación / acción</w:t>
@@ -6284,7 +6382,8 @@
           </w:tcPr>
           <w:p>
             <w:pPr>
-              <w:ind w:firstLine="0"/>
+              <w:pStyle w:val="TextoTablas"/>
+              <w:spacing w:line="360" w:lineRule="auto"/>
             </w:pPr>
             <w:r>
               <w:t>Tiempo estimado (min)</w:t>
@@ -6302,7 +6401,8 @@
           </w:tcPr>
           <w:p>
             <w:pPr>
-              <w:ind w:firstLine="0"/>
+              <w:pStyle w:val="TextoTablas"/>
+              <w:spacing w:line="360" w:lineRule="auto"/>
             </w:pPr>
             <w:r>
               <w:t>Salida (</w:t>
@@ -6324,7 +6424,8 @@
           </w:tcPr>
           <w:p>
             <w:pPr>
-              <w:ind w:firstLine="0"/>
+              <w:pStyle w:val="TextoTablas"/>
+              <w:spacing w:line="360" w:lineRule="auto"/>
             </w:pPr>
             <w:r>
               <w:t>Doble (uso individual)</w:t>
@@ -6337,7 +6438,8 @@
           </w:tcPr>
           <w:p>
             <w:pPr>
-              <w:ind w:firstLine="0"/>
+              <w:pStyle w:val="TextoTablas"/>
+              <w:spacing w:line="360" w:lineRule="auto"/>
             </w:pPr>
             <w:r>
               <w:t>35 - 40</w:t>
@@ -6352,7 +6454,8 @@
           </w:tcPr>
           <w:p>
             <w:pPr>
-              <w:ind w:firstLine="0"/>
+              <w:pStyle w:val="TextoTablas"/>
+              <w:spacing w:line="360" w:lineRule="auto"/>
             </w:pPr>
             <w:r>
               <w:t>Salida (</w:t>
@@ -6374,7 +6477,8 @@
           </w:tcPr>
           <w:p>
             <w:pPr>
-              <w:ind w:firstLine="0"/>
+              <w:pStyle w:val="TextoTablas"/>
+              <w:spacing w:line="360" w:lineRule="auto"/>
             </w:pPr>
             <w:r>
               <w:t>Doble (2 personas)</w:t>
@@ -6387,7 +6491,8 @@
           </w:tcPr>
           <w:p>
             <w:pPr>
-              <w:ind w:firstLine="0"/>
+              <w:pStyle w:val="TextoTablas"/>
+              <w:spacing w:line="360" w:lineRule="auto"/>
             </w:pPr>
             <w:r>
               <w:t>45 - 48</w:t>
@@ -6405,7 +6510,8 @@
           </w:tcPr>
           <w:p>
             <w:pPr>
-              <w:ind w:firstLine="0"/>
+              <w:pStyle w:val="TextoTablas"/>
+              <w:spacing w:line="360" w:lineRule="auto"/>
             </w:pPr>
             <w:r>
               <w:t>Ocupada (</w:t>
@@ -6427,7 +6533,8 @@
           </w:tcPr>
           <w:p>
             <w:pPr>
-              <w:ind w:firstLine="0"/>
+              <w:pStyle w:val="TextoTablas"/>
+              <w:spacing w:line="360" w:lineRule="auto"/>
             </w:pPr>
             <w:r>
               <w:t>Doble (2 personas)</w:t>
@@ -6440,7 +6547,8 @@
           </w:tcPr>
           <w:p>
             <w:pPr>
-              <w:ind w:firstLine="0"/>
+              <w:pStyle w:val="TextoTablas"/>
+              <w:spacing w:line="360" w:lineRule="auto"/>
             </w:pPr>
             <w:r>
               <w:t>24 - 29</w:t>
@@ -6455,7 +6563,8 @@
           </w:tcPr>
           <w:p>
             <w:pPr>
-              <w:ind w:firstLine="0"/>
+              <w:pStyle w:val="TextoTablas"/>
+              <w:spacing w:line="360" w:lineRule="auto"/>
             </w:pPr>
             <w:r>
               <w:t>Cama Individual</w:t>
@@ -6468,7 +6577,8 @@
           </w:tcPr>
           <w:p>
             <w:pPr>
-              <w:ind w:firstLine="0"/>
+              <w:pStyle w:val="TextoTablas"/>
+              <w:spacing w:line="360" w:lineRule="auto"/>
             </w:pPr>
             <w:r>
               <w:t>Cambio total de ropa limpia</w:t>
@@ -6481,7 +6591,8 @@
           </w:tcPr>
           <w:p>
             <w:pPr>
-              <w:ind w:firstLine="0"/>
+              <w:pStyle w:val="TextoTablas"/>
+              <w:spacing w:line="360" w:lineRule="auto"/>
             </w:pPr>
             <w:r>
               <w:t>4 - 5</w:t>
@@ -6499,7 +6610,8 @@
           </w:tcPr>
           <w:p>
             <w:pPr>
-              <w:ind w:firstLine="0"/>
+              <w:pStyle w:val="TextoTablas"/>
+              <w:spacing w:line="360" w:lineRule="auto"/>
             </w:pPr>
             <w:r>
               <w:t>Baño (Salida)</w:t>
@@ -6512,7 +6624,8 @@
           </w:tcPr>
           <w:p>
             <w:pPr>
-              <w:ind w:firstLine="0"/>
+              <w:pStyle w:val="TextoTablas"/>
+              <w:spacing w:line="360" w:lineRule="auto"/>
             </w:pPr>
             <w:r>
               <w:t>Limpieza profunda (2 personas)</w:t>
@@ -6525,7 +6638,8 @@
           </w:tcPr>
           <w:p>
             <w:pPr>
-              <w:ind w:firstLine="0"/>
+              <w:pStyle w:val="TextoTablas"/>
+              <w:spacing w:line="360" w:lineRule="auto"/>
             </w:pPr>
             <w:r>
               <w:t>12 - 14</w:t>
@@ -6540,7 +6654,8 @@
           </w:tcPr>
           <w:p>
             <w:pPr>
-              <w:ind w:firstLine="0"/>
+              <w:pStyle w:val="TextoTablas"/>
+              <w:spacing w:line="360" w:lineRule="auto"/>
             </w:pPr>
             <w:r>
               <w:t>Baño (Ocupada)</w:t>
@@ -6553,7 +6668,8 @@
           </w:tcPr>
           <w:p>
             <w:pPr>
-              <w:ind w:firstLine="0"/>
+              <w:pStyle w:val="TextoTablas"/>
+              <w:spacing w:line="360" w:lineRule="auto"/>
             </w:pPr>
             <w:r>
               <w:t>Limpieza de rutina (2 personas)</w:t>
@@ -6566,7 +6682,8 @@
           </w:tcPr>
           <w:p>
             <w:pPr>
-              <w:ind w:firstLine="0"/>
+              <w:pStyle w:val="TextoTablas"/>
+              <w:spacing w:line="360" w:lineRule="auto"/>
             </w:pPr>
             <w:r>
               <w:t>8 - 10</w:t>
@@ -6599,56 +6716,56 @@
           <w:b/>
           <w:bCs/>
         </w:rPr>
+        <w:t>Claves de estado de habitación</w:t>
+      </w:r>
+    </w:p>
+    <w:p>
+      <w:pPr>
+        <w:rPr>
+          <w:b/>
+          <w:bCs/>
+        </w:rPr>
+      </w:pPr>
+      <w:r>
+        <w:rPr>
+          <w:b/>
+          <w:bCs/>
+        </w:rPr>
+        <w:t>O</w:t>
+      </w:r>
+      <w:r>
+        <w:rPr>
+          <w:b/>
+          <w:bCs/>
+        </w:rPr>
+        <w:t xml:space="preserve">  </w:t>
+      </w:r>
+    </w:p>
+    <w:p>
+      <w:r>
+        <w:rPr>
+          <w:b/>
+          <w:bCs/>
+        </w:rPr>
+        <w:t>Ocupada</w:t>
+      </w:r>
+      <w:r>
+        <w:t>: asignada a un huésped y en uso durante su estadía.</w:t>
+      </w:r>
+    </w:p>
+    <w:p>
+      <w:pPr>
+        <w:rPr>
+          <w:b/>
+          <w:bCs/>
+        </w:rPr>
+      </w:pPr>
+      <w:r>
+        <w:rPr>
+          <w:b/>
+          <w:bCs/>
+        </w:rPr>
         <w:lastRenderedPageBreak/>
-        <w:t>Claves de estado de habitación</w:t>
-      </w:r>
-    </w:p>
-    <w:p>
-      <w:pPr>
-        <w:rPr>
-          <w:b/>
-          <w:bCs/>
-        </w:rPr>
-      </w:pPr>
-      <w:r>
-        <w:rPr>
-          <w:b/>
-          <w:bCs/>
-        </w:rPr>
-        <w:t>O</w:t>
-      </w:r>
-      <w:r>
-        <w:rPr>
-          <w:b/>
-          <w:bCs/>
-        </w:rPr>
-        <w:t xml:space="preserve">  </w:t>
-      </w:r>
-    </w:p>
-    <w:p>
-      <w:r>
-        <w:rPr>
-          <w:b/>
-          <w:bCs/>
-        </w:rPr>
-        <w:t>Ocupada</w:t>
-      </w:r>
-      <w:r>
-        <w:t>: asignada a un huésped y en uso durante su estadía.</w:t>
-      </w:r>
-    </w:p>
-    <w:p>
-      <w:pPr>
-        <w:rPr>
-          <w:b/>
-          <w:bCs/>
-        </w:rPr>
-      </w:pPr>
-      <w:r>
-        <w:rPr>
-          <w:b/>
-          <w:bCs/>
-        </w:rPr>
         <w:t>NM</w:t>
       </w:r>
     </w:p>
@@ -6865,7 +6982,7 @@
       <w:pPr>
         <w:pStyle w:val="Ttulo2"/>
       </w:pPr>
-      <w:bookmarkStart w:id="9" w:name="_Toc233278213"/>
+      <w:bookmarkStart w:id="9" w:name="_Toc236386992"/>
       <w:r>
         <w:t>Limpieza y desinfección: protocolos de bioseguridad</w:t>
       </w:r>
@@ -7051,7 +7168,7 @@
       <w:pPr>
         <w:pStyle w:val="Ttulo1"/>
       </w:pPr>
-      <w:bookmarkStart w:id="10" w:name="_Toc233278214"/>
+      <w:bookmarkStart w:id="10" w:name="_Toc236386993"/>
       <w:r>
         <w:lastRenderedPageBreak/>
         <w:t>Gestión de inventarios, almacenamiento y suministros</w:t>
@@ -7072,7 +7189,7 @@
       <w:pPr>
         <w:pStyle w:val="Ttulo2"/>
       </w:pPr>
-      <w:bookmarkStart w:id="11" w:name="_Toc233278215"/>
+      <w:bookmarkStart w:id="11" w:name="_Toc236386994"/>
       <w:r>
         <w:t>Conceptos y sistemas de inventario</w:t>
       </w:r>
@@ -7372,7 +7489,7 @@
       <w:pPr>
         <w:pStyle w:val="Ttulo2"/>
       </w:pPr>
-      <w:bookmarkStart w:id="12" w:name="_Toc233278216"/>
+      <w:bookmarkStart w:id="12" w:name="_Toc236386995"/>
       <w:r>
         <w:lastRenderedPageBreak/>
         <w:t xml:space="preserve">Control de existencias: máximos, mínimos y </w:t>
@@ -7546,7 +7663,7 @@
       <w:pPr>
         <w:pStyle w:val="Ttulo2"/>
       </w:pPr>
-      <w:bookmarkStart w:id="13" w:name="_Toc233278217"/>
+      <w:bookmarkStart w:id="13" w:name="_Toc236386996"/>
       <w:r>
         <w:lastRenderedPageBreak/>
         <w:t>Factor de uso y cálculo de suministros</w:t>
@@ -7565,6 +7682,9 @@
       <w:r>
         <w:t>El factor de uso corresponde al consumo promedio de un producto por cada habitación ocupada. Su cálculo permite proyectar las compras futuras, identificando la cantidad real de insumos requeridos para evitar desperdicios, faltantes o sobreabastecimiento</w:t>
       </w:r>
+      <w:r>
+        <w:t>.</w:t>
+      </w:r>
     </w:p>
     <w:p>
       <w:pPr>
@@ -7624,7 +7744,7 @@
       <w:pPr>
         <w:pStyle w:val="Ttulo2"/>
       </w:pPr>
-      <w:bookmarkStart w:id="14" w:name="_Toc233278218"/>
+      <w:bookmarkStart w:id="14" w:name="_Toc236386997"/>
       <w:r>
         <w:lastRenderedPageBreak/>
         <w:t>Almacenamiento y organización</w:t>
@@ -7721,7 +7841,7 @@
       <w:pPr>
         <w:pStyle w:val="Ttulo2"/>
       </w:pPr>
-      <w:bookmarkStart w:id="15" w:name="_Toc233278219"/>
+      <w:bookmarkStart w:id="15" w:name="_Toc236386998"/>
       <w:r>
         <w:lastRenderedPageBreak/>
         <w:t>Recepción de suministros y criterios éticos</w:t>
@@ -7810,7 +7930,7 @@
       <w:pPr>
         <w:pStyle w:val="Ttulo2"/>
       </w:pPr>
-      <w:bookmarkStart w:id="16" w:name="_Toc233278220"/>
+      <w:bookmarkStart w:id="16" w:name="_Toc236386999"/>
       <w:r>
         <w:lastRenderedPageBreak/>
         <w:t>Indicaciones técnicas por categoría de suministro</w:t>
@@ -7864,7 +7984,8 @@
           </w:tcPr>
           <w:p>
             <w:pPr>
-              <w:ind w:firstLine="0"/>
+              <w:pStyle w:val="TextoTablas"/>
+              <w:spacing w:line="360" w:lineRule="auto"/>
             </w:pPr>
             <w:r>
               <w:t>Categoría</w:t>
@@ -7877,7 +7998,8 @@
           </w:tcPr>
           <w:p>
             <w:pPr>
-              <w:ind w:firstLine="0"/>
+              <w:pStyle w:val="TextoTablas"/>
+              <w:spacing w:line="360" w:lineRule="auto"/>
             </w:pPr>
             <w:r>
               <w:t>Suministros (ejemplos)</w:t>
@@ -7890,7 +8012,8 @@
           </w:tcPr>
           <w:p>
             <w:pPr>
-              <w:ind w:firstLine="0"/>
+              <w:pStyle w:val="TextoTablas"/>
+              <w:spacing w:line="360" w:lineRule="auto"/>
             </w:pPr>
             <w:r>
               <w:t>Condiciones de almacenamiento</w:t>
@@ -7903,7 +8026,8 @@
           </w:tcPr>
           <w:p>
             <w:pPr>
-              <w:ind w:firstLine="0"/>
+              <w:pStyle w:val="TextoTablas"/>
+              <w:spacing w:line="360" w:lineRule="auto"/>
             </w:pPr>
             <w:r>
               <w:t>Riesgos a evitar</w:t>
@@ -7921,7 +8045,8 @@
           </w:tcPr>
           <w:p>
             <w:pPr>
-              <w:ind w:firstLine="0"/>
+              <w:pStyle w:val="TextoTablas"/>
+              <w:spacing w:line="360" w:lineRule="auto"/>
             </w:pPr>
             <w:r>
               <w:t>Amenidades y consumibles</w:t>
@@ -7934,7 +8059,8 @@
           </w:tcPr>
           <w:p>
             <w:pPr>
-              <w:ind w:firstLine="0"/>
+              <w:pStyle w:val="TextoTablas"/>
+              <w:spacing w:line="360" w:lineRule="auto"/>
             </w:pPr>
             <w:r>
               <w:t xml:space="preserve">Jabones, </w:t>
@@ -7965,14 +8091,11 @@
           </w:tcPr>
           <w:p>
             <w:pPr>
-              <w:ind w:firstLine="0"/>
-            </w:pPr>
-            <w:r>
-              <w:t xml:space="preserve">Lugar fresco, seco y protegido de la luz solar directa. Mantener en sus </w:t>
-            </w:r>
-            <w:r>
-              <w:lastRenderedPageBreak/>
-              <w:t>empaques originales.</w:t>
+              <w:pStyle w:val="TextoTablas"/>
+              <w:spacing w:line="360" w:lineRule="auto"/>
+            </w:pPr>
+            <w:r>
+              <w:t>Lugar fresco, seco y protegido de la luz solar directa. Mantener en sus empaques originales.</w:t>
             </w:r>
           </w:p>
         </w:tc>
@@ -7982,15 +8105,14 @@
           </w:tcPr>
           <w:p>
             <w:pPr>
-              <w:ind w:firstLine="0"/>
-            </w:pPr>
-            <w:r>
-              <w:lastRenderedPageBreak/>
-              <w:t xml:space="preserve">Humedad (jabones derretidos), caducidad prematura, </w:t>
-            </w:r>
-            <w:r>
-              <w:lastRenderedPageBreak/>
-              <w:t>decoloración del empaque</w:t>
+              <w:pStyle w:val="TextoTablas"/>
+              <w:spacing w:line="360" w:lineRule="auto"/>
+            </w:pPr>
+            <w:r>
+              <w:t>Humedad (jabones derretidos), caducidad prematura, decoloración del empaque</w:t>
+            </w:r>
+            <w:r>
+              <w:t>.</w:t>
             </w:r>
           </w:p>
         </w:tc>
@@ -8002,9 +8124,11 @@
           </w:tcPr>
           <w:p>
             <w:pPr>
-              <w:ind w:firstLine="0"/>
-            </w:pPr>
-            <w:r>
+              <w:pStyle w:val="TextoTablas"/>
+              <w:spacing w:line="360" w:lineRule="auto"/>
+            </w:pPr>
+            <w:r>
+              <w:lastRenderedPageBreak/>
               <w:t>Insumos químicos (limpieza)</w:t>
             </w:r>
           </w:p>
@@ -8015,7 +8139,8 @@
           </w:tcPr>
           <w:p>
             <w:pPr>
-              <w:ind w:firstLine="0"/>
+              <w:pStyle w:val="TextoTablas"/>
+              <w:spacing w:line="360" w:lineRule="auto"/>
             </w:pPr>
             <w:r>
               <w:t>Detergentes, desinfectantes, amonio cuaternario, limpiavidrios</w:t>
@@ -8028,7 +8153,8 @@
           </w:tcPr>
           <w:p>
             <w:pPr>
-              <w:ind w:firstLine="0"/>
+              <w:pStyle w:val="TextoTablas"/>
+              <w:spacing w:line="360" w:lineRule="auto"/>
             </w:pPr>
             <w:r>
               <w:t>Área ventilada, lejos de fuentes de calor. Almacenar por debajo de la lencería para evitar derrames accidentales que dañen los textiles.</w:t>
@@ -8041,10 +8167,14 @@
           </w:tcPr>
           <w:p>
             <w:pPr>
-              <w:ind w:firstLine="0"/>
+              <w:pStyle w:val="TextoTablas"/>
+              <w:spacing w:line="360" w:lineRule="auto"/>
             </w:pPr>
             <w:r>
               <w:t>Evaporación, degradación de compuestos, derrame y contaminación</w:t>
+            </w:r>
+            <w:r>
+              <w:t>.</w:t>
             </w:r>
           </w:p>
         </w:tc>
@@ -8059,7 +8189,8 @@
           </w:tcPr>
           <w:p>
             <w:pPr>
-              <w:ind w:firstLine="0"/>
+              <w:pStyle w:val="TextoTablas"/>
+              <w:spacing w:line="360" w:lineRule="auto"/>
             </w:pPr>
             <w:r>
               <w:t>Papelería y complementos</w:t>
@@ -8072,7 +8203,8 @@
           </w:tcPr>
           <w:p>
             <w:pPr>
-              <w:ind w:firstLine="0"/>
+              <w:pStyle w:val="TextoTablas"/>
+              <w:spacing w:line="360" w:lineRule="auto"/>
             </w:pPr>
             <w:r>
               <w:t>Papel higiénico, pañuelos, libretas, bolígrafos, bolsas</w:t>
@@ -8085,7 +8217,8 @@
           </w:tcPr>
           <w:p>
             <w:pPr>
-              <w:ind w:firstLine="0"/>
+              <w:pStyle w:val="TextoTablas"/>
+              <w:spacing w:line="360" w:lineRule="auto"/>
             </w:pPr>
             <w:r>
               <w:t>Lugar seco, libre de humedad excesiva. Apilar en estanterías, nunca directamente sobre el piso.</w:t>
@@ -8098,10 +8231,14 @@
           </w:tcPr>
           <w:p>
             <w:pPr>
-              <w:ind w:firstLine="0"/>
+              <w:pStyle w:val="TextoTablas"/>
+              <w:spacing w:line="360" w:lineRule="auto"/>
             </w:pPr>
             <w:r>
               <w:t>Papel húmedo, arrugado o manchado; tinta de bolígrafos seca</w:t>
+            </w:r>
+            <w:r>
+              <w:t>.</w:t>
             </w:r>
           </w:p>
         </w:tc>
@@ -8113,10 +8250,10 @@
           </w:tcPr>
           <w:p>
             <w:pPr>
-              <w:ind w:firstLine="0"/>
-            </w:pPr>
-            <w:r>
-              <w:lastRenderedPageBreak/>
+              <w:pStyle w:val="TextoTablas"/>
+              <w:spacing w:line="360" w:lineRule="auto"/>
+            </w:pPr>
+            <w:r>
               <w:t>Bienes muebles pequeños</w:t>
             </w:r>
           </w:p>
@@ -8127,7 +8264,8 @@
           </w:tcPr>
           <w:p>
             <w:pPr>
-              <w:ind w:firstLine="0"/>
+              <w:pStyle w:val="TextoTablas"/>
+              <w:spacing w:line="360" w:lineRule="auto"/>
             </w:pPr>
             <w:r>
               <w:t>Ganchos (perchas), vasos, termos, cubetas</w:t>
@@ -8140,7 +8278,8 @@
           </w:tcPr>
           <w:p>
             <w:pPr>
-              <w:ind w:firstLine="0"/>
+              <w:pStyle w:val="TextoTablas"/>
+              <w:spacing w:line="360" w:lineRule="auto"/>
             </w:pPr>
             <w:r>
               <w:t>Organizados por tipo en estanterías. Evitar el apilamiento excesivo.</w:t>
@@ -8153,10 +8292,14 @@
           </w:tcPr>
           <w:p>
             <w:pPr>
-              <w:ind w:firstLine="0"/>
+              <w:pStyle w:val="TextoTablas"/>
+              <w:spacing w:line="360" w:lineRule="auto"/>
             </w:pPr>
             <w:r>
               <w:t>Daños físicos, rayones, desportillado (vasos)</w:t>
+            </w:r>
+            <w:r>
+              <w:t>.</w:t>
             </w:r>
           </w:p>
         </w:tc>
@@ -8174,7 +8317,7 @@
       <w:pPr>
         <w:pStyle w:val="Ttulo2"/>
       </w:pPr>
-      <w:bookmarkStart w:id="17" w:name="_Toc233278221"/>
+      <w:bookmarkStart w:id="17" w:name="_Toc236387000"/>
       <w:r>
         <w:t xml:space="preserve">Organización y control operativo del </w:t>
       </w:r>
@@ -8197,7 +8340,11 @@
         <w:t>office</w:t>
       </w:r>
       <w:r>
-        <w:t xml:space="preserve"> en el área de alojamiento están orientados a mantener en adecuadas condiciones de orden, almacenamiento, distribución y disponibilidad los insumos, equipos y elementos necesarios para el desarrollo de las actividades operativas.</w:t>
+        <w:t xml:space="preserve"> en el área de alojamiento están orientados a mantener en adecuadas condiciones de orden, almacenamiento, </w:t>
+      </w:r>
+      <w:r>
+        <w:lastRenderedPageBreak/>
+        <w:t>distribución y disponibilidad los insumos, equipos y elementos necesarios para el desarrollo de las actividades operativas.</w:t>
       </w:r>
     </w:p>
     <w:p>
@@ -8226,7 +8373,6 @@
           <w:b/>
           <w:bCs/>
         </w:rPr>
-        <w:lastRenderedPageBreak/>
         <w:t xml:space="preserve">Procedimiento para la organización del </w:t>
       </w:r>
       <w:r>
@@ -8324,6 +8470,7 @@
           <w:b/>
           <w:bCs/>
         </w:rPr>
+        <w:lastRenderedPageBreak/>
         <w:t>Seguridad y accesibilidad</w:t>
       </w:r>
       <w:r>
@@ -8398,15 +8545,6 @@
     <w:p>
       <w:r>
         <w:t>Lo invitamos al siguiente pódcast:</w:t>
-      </w:r>
-    </w:p>
-    <w:p>
-      <w:pPr>
-        <w:spacing w:before="0" w:after="160" w:line="259" w:lineRule="auto"/>
-        <w:ind w:firstLine="0"/>
-      </w:pPr>
-      <w:r>
-        <w:br w:type="page"/>
       </w:r>
     </w:p>
     <w:tbl>
@@ -8437,7 +8575,6 @@
                 <w:b/>
                 <w:bCs/>
               </w:rPr>
-              <w:lastRenderedPageBreak/>
               <w:t xml:space="preserve">Transcripción del pódcast. </w:t>
             </w:r>
             <w:r>
@@ -8533,6 +8670,7 @@
                 <w:b/>
                 <w:bCs/>
               </w:rPr>
+              <w:lastRenderedPageBreak/>
               <w:t>Hombre</w:t>
             </w:r>
             <w:r>
@@ -8570,11 +8708,79 @@
                 <w:b/>
                 <w:bCs/>
               </w:rPr>
+              <w:t>Mujer</w:t>
+            </w:r>
+            <w:r>
+              <w:t>: el verdadero reto consiste en tener lo necesario cuando se necesita, pero sin llenar las bodegas de productos que no hacen falta.</w:t>
+            </w:r>
+          </w:p>
+          <w:p>
+            <w:r>
+              <w:rPr>
+                <w:b/>
+                <w:bCs/>
+              </w:rPr>
+              <w:t>Hombre</w:t>
+            </w:r>
+            <w:r>
+              <w:t xml:space="preserve">: para eso los hoteles establecen parámetros de control. Definen un </w:t>
+            </w:r>
+            <w:r>
+              <w:rPr>
+                <w:rStyle w:val="Extranjerismo"/>
+              </w:rPr>
+              <w:t>stock</w:t>
+            </w:r>
+            <w:r>
+              <w:t xml:space="preserve"> mínimo, un </w:t>
+            </w:r>
+            <w:r>
+              <w:rPr>
+                <w:rStyle w:val="Extranjerismo"/>
+              </w:rPr>
+              <w:t>stock</w:t>
+            </w:r>
+            <w:r>
+              <w:t xml:space="preserve"> máximo y un stock de seguridad. Esto ayuda a planificar las compras y prevenir el desabastecimiento.</w:t>
+            </w:r>
+          </w:p>
+          <w:p>
+            <w:r>
+              <w:rPr>
+                <w:b/>
+                <w:bCs/>
+              </w:rPr>
+              <w:t>Mujer</w:t>
+            </w:r>
+            <w:r>
+              <w:tab/>
+              <w:t>: y para que nada se quede olvidado en una estantería existe una regla muy sencilla que se conoce como PEPS: Primeras Entradas, Primeras Salidas.</w:t>
+            </w:r>
+          </w:p>
+          <w:p>
+            <w:r>
+              <w:rPr>
+                <w:b/>
+                <w:bCs/>
+              </w:rPr>
+              <w:t>Hombre</w:t>
+            </w:r>
+            <w:r>
+              <w:t>: así los productos más antiguos se utilizan primero y se evita que terminen deteriorándose o perdiéndose en la bodega. Algo especialmente importante cuando se trabaja con productos químicos o artículos de aseo.</w:t>
+            </w:r>
+          </w:p>
+          <w:p>
+            <w:r>
+              <w:rPr>
+                <w:b/>
+                <w:bCs/>
+              </w:rPr>
               <w:lastRenderedPageBreak/>
               <w:t>Mujer</w:t>
             </w:r>
             <w:r>
-              <w:t>: el verdadero reto consiste en tener lo necesario cuando se necesita, pero sin llenar las bodegas de productos que no hacen falta.</w:t>
+              <w:tab/>
+              <w:t>: la forma en que se almacenan los productos es un detalle que no puede pasar desapercibido. Una bodega organizada y bien ventilada ayuda a conservarlos en mejores condiciones.</w:t>
             </w:r>
           </w:p>
           <w:p>
@@ -8586,25 +8792,7 @@
               <w:t>Hombre</w:t>
             </w:r>
             <w:r>
-              <w:t xml:space="preserve">: para eso los hoteles establecen parámetros de control. Definen un </w:t>
-            </w:r>
-            <w:r>
-              <w:rPr>
-                <w:rStyle w:val="Extranjerismo"/>
-              </w:rPr>
-              <w:t>stock</w:t>
-            </w:r>
-            <w:r>
-              <w:t xml:space="preserve"> mínimo, un </w:t>
-            </w:r>
-            <w:r>
-              <w:rPr>
-                <w:rStyle w:val="Extranjerismo"/>
-              </w:rPr>
-              <w:t>stock</w:t>
-            </w:r>
-            <w:r>
-              <w:t xml:space="preserve"> máximo y un stock de seguridad. Esto ayuda a planificar las compras y prevenir el desabastecimiento.</w:t>
+              <w:t>: además, no todos los productos pueden compartir el mismo espacio. Por ejemplo, los productos químicos no deberían almacenarse junto a textiles o alimentos. Cada uno necesita condiciones de manejo diferentes.</w:t>
             </w:r>
           </w:p>
           <w:p>
@@ -8617,7 +8805,16 @@
             </w:r>
             <w:r>
               <w:tab/>
-              <w:t>: y para que nada se quede olvidado en una estantería existe una regla muy sencilla que se conoce como PEPS: Primeras Entradas, Primeras Salidas.</w:t>
+              <w:t xml:space="preserve">: y donde todo eso cobra vida en el día a día es en el </w:t>
+            </w:r>
+            <w:r>
+              <w:rPr>
+                <w:rStyle w:val="Extranjerismo"/>
+              </w:rPr>
+              <w:t>office</w:t>
+            </w:r>
+            <w:r>
+              <w:t xml:space="preserve"> de piso.</w:t>
             </w:r>
           </w:p>
           <w:p>
@@ -8629,7 +8826,7 @@
               <w:t>Hombre</w:t>
             </w:r>
             <w:r>
-              <w:t>: así los productos más antiguos se utilizan primero y se evita que terminen deteriorándose o perdiéndose en la bodega. Algo especialmente importante cuando se trabaja con productos químicos o artículos de aseo.</w:t>
+              <w:t>: ese espacio funciona como un almacén satélite. Es desde donde se abastece el trabajo diario del equipo de limpieza.</w:t>
             </w:r>
           </w:p>
           <w:p>
@@ -8642,7 +8839,7 @@
             </w:r>
             <w:r>
               <w:tab/>
-              <w:t>: la forma en que se almacenan los productos es un detalle que no puede pasar desapercibido. Una bodega organizada y bien ventilada ayuda a conservarlos en mejores condiciones.</w:t>
+              <w:t>: allí se organizan los productos de aseo, el champú, el jabón, esos detallitos que van en el baño y la lencería del turno. Los químicos deben estar bien rotulados y los materiales ubicados según su frecuencia de uso.</w:t>
             </w:r>
           </w:p>
           <w:p>
@@ -8654,7 +8851,7 @@
               <w:t>Hombre</w:t>
             </w:r>
             <w:r>
-              <w:t>: además, no todos los productos pueden compartir el mismo espacio. Por ejemplo, los productos químicos no deberían almacenarse junto a textiles o alimentos. Cada uno necesita condiciones de manejo diferentes.</w:t>
+              <w:t>: cuando termina el turno toca devolver sobrantes y envases vacíos. Eso es lo que mantiene el control real del inventario.</w:t>
             </w:r>
           </w:p>
           <w:p>
@@ -8666,17 +8863,10 @@
               <w:t>Mujer</w:t>
             </w:r>
             <w:r>
-              <w:tab/>
-              <w:t xml:space="preserve">: y donde todo eso cobra vida en el día a día es en el </w:t>
-            </w:r>
-            <w:r>
-              <w:rPr>
-                <w:rStyle w:val="Extranjerismo"/>
-              </w:rPr>
-              <w:t>office</w:t>
-            </w:r>
-            <w:r>
-              <w:t xml:space="preserve"> de piso.</w:t>
+              <w:t>: p</w:t>
+            </w:r>
+            <w:r>
+              <w:t>orque un inventario bien manejado no depende solo de los sistemas. Depende de que cada persona haga bien su parte.</w:t>
             </w:r>
           </w:p>
           <w:p>
@@ -8688,53 +8878,6 @@
               <w:t>Hombre</w:t>
             </w:r>
             <w:r>
-              <w:t>: ese espacio funciona como un almacén satélite. Es desde donde se abastece el trabajo diario del equipo de limpieza.</w:t>
-            </w:r>
-          </w:p>
-          <w:p>
-            <w:r>
-              <w:rPr>
-                <w:b/>
-                <w:bCs/>
-              </w:rPr>
-              <w:lastRenderedPageBreak/>
-              <w:t>Mujer</w:t>
-            </w:r>
-            <w:r>
-              <w:tab/>
-              <w:t>: allí se organizan los productos de aseo, el champú, el jabón, esos detallitos que van en el baño y la lencería del turno. Los químicos deben estar bien rotulados y los materiales ubicados según su frecuencia de uso.</w:t>
-            </w:r>
-          </w:p>
-          <w:p>
-            <w:r>
-              <w:rPr>
-                <w:b/>
-                <w:bCs/>
-              </w:rPr>
-              <w:t>Hombre</w:t>
-            </w:r>
-            <w:r>
-              <w:t>: cuando termina el turno toca devolver sobrantes y envases vacíos. Eso es lo que mantiene el control real del inventario.</w:t>
-            </w:r>
-          </w:p>
-          <w:p>
-            <w:r>
-              <w:t>Mujer</w:t>
-            </w:r>
-            <w:r>
-              <w:tab/>
-              <w:t>Porque un inventario bien manejado no depende solo de los sistemas. Depende de que cada persona haga bien su parte.</w:t>
-            </w:r>
-          </w:p>
-          <w:p>
-            <w:r>
-              <w:rPr>
-                <w:b/>
-                <w:bCs/>
-              </w:rPr>
-              <w:t>Hombre</w:t>
-            </w:r>
-            <w:r>
               <w:t>: al final, nadie en el hotel debería enterarse de que hubo un problema de inventario. Si el sistema funciona, el huésped simplemente encuentra lo que necesita y nunca se dio cuenta de que por un momento faltaban toallas limpias.</w:t>
             </w:r>
           </w:p>
@@ -8751,7 +8894,7 @@
       <w:pPr>
         <w:pStyle w:val="Ttulo1"/>
       </w:pPr>
-      <w:bookmarkStart w:id="18" w:name="_Toc233278222"/>
+      <w:bookmarkStart w:id="18" w:name="_Toc236387001"/>
       <w:r>
         <w:lastRenderedPageBreak/>
         <w:t>Mantenimiento preventivo en el área de alojamiento</w:t>
@@ -8787,16 +8930,12 @@
       <w:r>
         <w:t>La programación de estas actividades depende de la intensidad de uso de cada elemento y las recomendaciones del fabricante.</w:t>
       </w:r>
-      <w:r>
-        <w:br w:type="page"/>
-      </w:r>
     </w:p>
     <w:p>
       <w:pPr>
         <w:pStyle w:val="Tabla"/>
       </w:pPr>
       <w:r>
-        <w:lastRenderedPageBreak/>
         <w:t>Plan de mantenimiento programado</w:t>
       </w:r>
     </w:p>
@@ -8807,10 +8946,10 @@
         <w:tblLook w:val="04A0" w:firstRow="1" w:lastRow="0" w:firstColumn="1" w:lastColumn="0" w:noHBand="0" w:noVBand="1"/>
       </w:tblPr>
       <w:tblGrid>
-        <w:gridCol w:w="2490"/>
-        <w:gridCol w:w="2835"/>
-        <w:gridCol w:w="1474"/>
-        <w:gridCol w:w="3163"/>
+        <w:gridCol w:w="2303"/>
+        <w:gridCol w:w="3525"/>
+        <w:gridCol w:w="1289"/>
+        <w:gridCol w:w="2845"/>
       </w:tblGrid>
       <w:tr>
         <w:trPr>
@@ -8824,7 +8963,8 @@
           </w:tcPr>
           <w:p>
             <w:pPr>
-              <w:ind w:firstLine="0"/>
+              <w:pStyle w:val="TextoTablas"/>
+              <w:spacing w:line="360" w:lineRule="auto"/>
             </w:pPr>
             <w:r>
               <w:t>Elemento</w:t>
@@ -8833,11 +8973,12 @@
         </w:tc>
         <w:tc>
           <w:tcPr>
-            <w:tcW w:w="2835" w:type="dxa"/>
-          </w:tcPr>
-          <w:p>
-            <w:pPr>
-              <w:ind w:firstLine="0"/>
+            <w:tcW w:w="4026" w:type="dxa"/>
+          </w:tcPr>
+          <w:p>
+            <w:pPr>
+              <w:pStyle w:val="TextoTablas"/>
+              <w:spacing w:line="360" w:lineRule="auto"/>
             </w:pPr>
             <w:r>
               <w:t>Actividad preventiva</w:t>
@@ -8846,11 +8987,12 @@
         </w:tc>
         <w:tc>
           <w:tcPr>
-            <w:tcW w:w="1474" w:type="dxa"/>
-          </w:tcPr>
-          <w:p>
-            <w:pPr>
-              <w:ind w:firstLine="0"/>
+            <w:tcW w:w="283" w:type="dxa"/>
+          </w:tcPr>
+          <w:p>
+            <w:pPr>
+              <w:pStyle w:val="TextoTablas"/>
+              <w:spacing w:line="360" w:lineRule="auto"/>
             </w:pPr>
             <w:r>
               <w:t>Frecuencia</w:t>
@@ -8863,7 +9005,8 @@
           </w:tcPr>
           <w:p>
             <w:pPr>
-              <w:ind w:firstLine="0"/>
+              <w:pStyle w:val="TextoTablas"/>
+              <w:spacing w:line="360" w:lineRule="auto"/>
             </w:pPr>
             <w:r>
               <w:t>Responsable</w:t>
@@ -8881,7 +9024,8 @@
           </w:tcPr>
           <w:p>
             <w:pPr>
-              <w:ind w:firstLine="0"/>
+              <w:pStyle w:val="TextoTablas"/>
+              <w:spacing w:line="360" w:lineRule="auto"/>
             </w:pPr>
             <w:r>
               <w:t>Aire acondicionado</w:t>
@@ -8890,24 +9034,29 @@
         </w:tc>
         <w:tc>
           <w:tcPr>
-            <w:tcW w:w="2835" w:type="dxa"/>
-          </w:tcPr>
-          <w:p>
-            <w:pPr>
-              <w:ind w:firstLine="0"/>
+            <w:tcW w:w="4026" w:type="dxa"/>
+          </w:tcPr>
+          <w:p>
+            <w:pPr>
+              <w:pStyle w:val="TextoTablas"/>
+              <w:spacing w:line="360" w:lineRule="auto"/>
             </w:pPr>
             <w:r>
               <w:t>Limpieza de filtros y revisión de gas refrigerante</w:t>
             </w:r>
-          </w:p>
-        </w:tc>
-        <w:tc>
-          <w:tcPr>
-            <w:tcW w:w="1474" w:type="dxa"/>
-          </w:tcPr>
-          <w:p>
-            <w:pPr>
-              <w:ind w:firstLine="0"/>
+            <w:r>
+              <w:t>.</w:t>
+            </w:r>
+          </w:p>
+        </w:tc>
+        <w:tc>
+          <w:tcPr>
+            <w:tcW w:w="283" w:type="dxa"/>
+          </w:tcPr>
+          <w:p>
+            <w:pPr>
+              <w:pStyle w:val="TextoTablas"/>
+              <w:spacing w:line="360" w:lineRule="auto"/>
             </w:pPr>
             <w:r>
               <w:t>Mensual</w:t>
@@ -8920,7 +9069,8 @@
           </w:tcPr>
           <w:p>
             <w:pPr>
-              <w:ind w:firstLine="0"/>
+              <w:pStyle w:val="TextoTablas"/>
+              <w:spacing w:line="360" w:lineRule="auto"/>
             </w:pPr>
             <w:r>
               <w:t>Técnico mantenimiento</w:t>
@@ -8935,33 +9085,40 @@
           </w:tcPr>
           <w:p>
             <w:pPr>
-              <w:ind w:firstLine="0"/>
-            </w:pPr>
-            <w:r>
+              <w:pStyle w:val="TextoTablas"/>
+              <w:spacing w:line="360" w:lineRule="auto"/>
+            </w:pPr>
+            <w:r>
+              <w:lastRenderedPageBreak/>
               <w:t>Griferías y duchas</w:t>
             </w:r>
           </w:p>
         </w:tc>
         <w:tc>
           <w:tcPr>
-            <w:tcW w:w="2835" w:type="dxa"/>
-          </w:tcPr>
-          <w:p>
-            <w:pPr>
-              <w:ind w:firstLine="0"/>
+            <w:tcW w:w="4026" w:type="dxa"/>
+          </w:tcPr>
+          <w:p>
+            <w:pPr>
+              <w:pStyle w:val="TextoTablas"/>
+              <w:spacing w:line="360" w:lineRule="auto"/>
             </w:pPr>
             <w:r>
               <w:t>Desincrustación de cal y revisión de empaques (fugas)</w:t>
             </w:r>
-          </w:p>
-        </w:tc>
-        <w:tc>
-          <w:tcPr>
-            <w:tcW w:w="1474" w:type="dxa"/>
-          </w:tcPr>
-          <w:p>
-            <w:pPr>
-              <w:ind w:firstLine="0"/>
+            <w:r>
+              <w:t>.</w:t>
+            </w:r>
+          </w:p>
+        </w:tc>
+        <w:tc>
+          <w:tcPr>
+            <w:tcW w:w="283" w:type="dxa"/>
+          </w:tcPr>
+          <w:p>
+            <w:pPr>
+              <w:pStyle w:val="TextoTablas"/>
+              <w:spacing w:line="360" w:lineRule="auto"/>
             </w:pPr>
             <w:r>
               <w:t>Trimestral</w:t>
@@ -8974,7 +9131,8 @@
           </w:tcPr>
           <w:p>
             <w:pPr>
-              <w:ind w:firstLine="0"/>
+              <w:pStyle w:val="TextoTablas"/>
+              <w:spacing w:line="360" w:lineRule="auto"/>
             </w:pPr>
             <w:r>
               <w:t>Auxiliar habitaciones</w:t>
@@ -8992,7 +9150,8 @@
           </w:tcPr>
           <w:p>
             <w:pPr>
-              <w:ind w:firstLine="0"/>
+              <w:pStyle w:val="TextoTablas"/>
+              <w:spacing w:line="360" w:lineRule="auto"/>
             </w:pPr>
             <w:r>
               <w:t>Colchones</w:t>
@@ -9001,24 +9160,29 @@
         </w:tc>
         <w:tc>
           <w:tcPr>
-            <w:tcW w:w="2835" w:type="dxa"/>
-          </w:tcPr>
-          <w:p>
-            <w:pPr>
-              <w:ind w:firstLine="0"/>
+            <w:tcW w:w="4026" w:type="dxa"/>
+          </w:tcPr>
+          <w:p>
+            <w:pPr>
+              <w:pStyle w:val="TextoTablas"/>
+              <w:spacing w:line="360" w:lineRule="auto"/>
             </w:pPr>
             <w:r>
               <w:t>Rotación (cabecera-pies / cara superior-inferior)</w:t>
             </w:r>
-          </w:p>
-        </w:tc>
-        <w:tc>
-          <w:tcPr>
-            <w:tcW w:w="1474" w:type="dxa"/>
-          </w:tcPr>
-          <w:p>
-            <w:pPr>
-              <w:ind w:firstLine="0"/>
+            <w:r>
+              <w:t>.</w:t>
+            </w:r>
+          </w:p>
+        </w:tc>
+        <w:tc>
+          <w:tcPr>
+            <w:tcW w:w="283" w:type="dxa"/>
+          </w:tcPr>
+          <w:p>
+            <w:pPr>
+              <w:pStyle w:val="TextoTablas"/>
+              <w:spacing w:line="360" w:lineRule="auto"/>
             </w:pPr>
             <w:r>
               <w:t>Trimestral</w:t>
@@ -9031,7 +9195,8 @@
           </w:tcPr>
           <w:p>
             <w:pPr>
-              <w:ind w:firstLine="0"/>
+              <w:pStyle w:val="TextoTablas"/>
+              <w:spacing w:line="360" w:lineRule="auto"/>
             </w:pPr>
             <w:r>
               <w:t>Camarera de pisos</w:t>
@@ -9046,33 +9211,39 @@
           </w:tcPr>
           <w:p>
             <w:pPr>
-              <w:ind w:firstLine="0"/>
-            </w:pPr>
-            <w:r>
-              <w:t>Cerraduras electrónicas.</w:t>
-            </w:r>
-          </w:p>
-        </w:tc>
-        <w:tc>
-          <w:tcPr>
-            <w:tcW w:w="2835" w:type="dxa"/>
-          </w:tcPr>
-          <w:p>
-            <w:pPr>
-              <w:ind w:firstLine="0"/>
+              <w:pStyle w:val="TextoTablas"/>
+              <w:spacing w:line="360" w:lineRule="auto"/>
+            </w:pPr>
+            <w:r>
+              <w:t>Cerraduras electrónicas</w:t>
+            </w:r>
+          </w:p>
+        </w:tc>
+        <w:tc>
+          <w:tcPr>
+            <w:tcW w:w="4026" w:type="dxa"/>
+          </w:tcPr>
+          <w:p>
+            <w:pPr>
+              <w:pStyle w:val="TextoTablas"/>
+              <w:spacing w:line="360" w:lineRule="auto"/>
             </w:pPr>
             <w:r>
               <w:t>Revisión de baterías y ajuste de mecanismos</w:t>
             </w:r>
-          </w:p>
-        </w:tc>
-        <w:tc>
-          <w:tcPr>
-            <w:tcW w:w="1474" w:type="dxa"/>
-          </w:tcPr>
-          <w:p>
-            <w:pPr>
-              <w:ind w:firstLine="0"/>
+            <w:r>
+              <w:t>.</w:t>
+            </w:r>
+          </w:p>
+        </w:tc>
+        <w:tc>
+          <w:tcPr>
+            <w:tcW w:w="283" w:type="dxa"/>
+          </w:tcPr>
+          <w:p>
+            <w:pPr>
+              <w:pStyle w:val="TextoTablas"/>
+              <w:spacing w:line="360" w:lineRule="auto"/>
             </w:pPr>
             <w:r>
               <w:t>Semestral</w:t>
@@ -9085,7 +9256,8 @@
           </w:tcPr>
           <w:p>
             <w:pPr>
-              <w:ind w:firstLine="0"/>
+              <w:pStyle w:val="TextoTablas"/>
+              <w:spacing w:line="360" w:lineRule="auto"/>
             </w:pPr>
             <w:r>
               <w:t>Técnico mantenimiento</w:t>
@@ -9103,7 +9275,8 @@
           </w:tcPr>
           <w:p>
             <w:pPr>
-              <w:ind w:firstLine="0"/>
+              <w:pStyle w:val="TextoTablas"/>
+              <w:spacing w:line="360" w:lineRule="auto"/>
             </w:pPr>
             <w:r>
               <w:t>Paredes y pintura</w:t>
@@ -9112,24 +9285,29 @@
         </w:tc>
         <w:tc>
           <w:tcPr>
-            <w:tcW w:w="2835" w:type="dxa"/>
-          </w:tcPr>
-          <w:p>
-            <w:pPr>
-              <w:ind w:firstLine="0"/>
+            <w:tcW w:w="4026" w:type="dxa"/>
+          </w:tcPr>
+          <w:p>
+            <w:pPr>
+              <w:pStyle w:val="TextoTablas"/>
+              <w:spacing w:line="360" w:lineRule="auto"/>
             </w:pPr>
             <w:r>
               <w:t>Retoque de golpes y limpieza de manchas</w:t>
             </w:r>
-          </w:p>
-        </w:tc>
-        <w:tc>
-          <w:tcPr>
-            <w:tcW w:w="1474" w:type="dxa"/>
-          </w:tcPr>
-          <w:p>
-            <w:pPr>
-              <w:ind w:firstLine="0"/>
+            <w:r>
+              <w:t>.</w:t>
+            </w:r>
+          </w:p>
+        </w:tc>
+        <w:tc>
+          <w:tcPr>
+            <w:tcW w:w="283" w:type="dxa"/>
+          </w:tcPr>
+          <w:p>
+            <w:pPr>
+              <w:pStyle w:val="TextoTablas"/>
+              <w:spacing w:line="360" w:lineRule="auto"/>
             </w:pPr>
             <w:r>
               <w:t>Semestral</w:t>
@@ -9142,7 +9320,8 @@
           </w:tcPr>
           <w:p>
             <w:pPr>
-              <w:ind w:firstLine="0"/>
+              <w:pStyle w:val="TextoTablas"/>
+              <w:spacing w:line="360" w:lineRule="auto"/>
             </w:pPr>
             <w:r>
               <w:t>Auxiliar habitaciones</w:t>
@@ -9163,7 +9342,7 @@
       <w:pPr>
         <w:pStyle w:val="Ttulo2"/>
       </w:pPr>
-      <w:bookmarkStart w:id="19" w:name="_Toc233278223"/>
+      <w:bookmarkStart w:id="19" w:name="_Toc236387002"/>
       <w:r>
         <w:t>Procedimiento de solicitud y control</w:t>
       </w:r>
@@ -9175,22 +9354,6 @@
     <w:p>
       <w:r>
         <w:t>Para que la comunicación entre el ama de llaves y el departamento de mantenimiento sea efectiva, se debe seguir el flujo técnico establecido.</w:t>
-      </w:r>
-    </w:p>
-    <w:p>
-      <w:pPr>
-        <w:rPr>
-          <w:b/>
-          <w:bCs/>
-        </w:rPr>
-      </w:pPr>
-      <w:r>
-        <w:rPr>
-          <w:b/>
-          <w:bCs/>
-        </w:rPr>
-        <w:lastRenderedPageBreak/>
-        <w:t>Procedimiento de solicitud y control de mantenimiento en alojamiento</w:t>
       </w:r>
     </w:p>
     <w:p>
@@ -9260,6 +9423,7 @@
           <w:b/>
           <w:bCs/>
         </w:rPr>
+        <w:lastRenderedPageBreak/>
         <w:t>Ejecución</w:t>
       </w:r>
     </w:p>
@@ -9297,7 +9461,7 @@
       <w:pPr>
         <w:pStyle w:val="Ttulo2"/>
       </w:pPr>
-      <w:bookmarkStart w:id="20" w:name="_Toc233278224"/>
+      <w:bookmarkStart w:id="20" w:name="_Toc236387003"/>
       <w:r>
         <w:t>Documentos de soporte y seguimiento</w:t>
       </w:r>
@@ -9310,19 +9474,9 @@
     </w:p>
     <w:p>
       <w:pPr>
-        <w:spacing w:before="0" w:after="160" w:line="259" w:lineRule="auto"/>
-        <w:ind w:firstLine="0"/>
-      </w:pPr>
-      <w:r>
-        <w:br w:type="page"/>
-      </w:r>
-    </w:p>
-    <w:p>
-      <w:pPr>
         <w:pStyle w:val="Figura"/>
       </w:pPr>
       <w:r>
-        <w:lastRenderedPageBreak/>
         <w:t xml:space="preserve">Estructura del documento de soporte y seguimiento </w:t>
       </w:r>
       <w:r>
@@ -9376,12 +9530,6 @@
       <w:r>
         <w:t>Nota. SENA, (2026).</w:t>
       </w:r>
-    </w:p>
-    <w:p>
-      <w:pPr>
-        <w:spacing w:before="0" w:after="160" w:line="259" w:lineRule="auto"/>
-        <w:ind w:firstLine="0"/>
-      </w:pPr>
       <w:r>
         <w:br w:type="page"/>
       </w:r>
@@ -9390,7 +9538,7 @@
       <w:pPr>
         <w:pStyle w:val="Ttulo1"/>
       </w:pPr>
-      <w:bookmarkStart w:id="21" w:name="_Toc233278225"/>
+      <w:bookmarkStart w:id="21" w:name="_Toc236387004"/>
       <w:r>
         <w:lastRenderedPageBreak/>
         <w:t>Objetos olvidados (</w:t>
@@ -9411,12 +9559,18 @@
         <w:rPr>
           <w:rStyle w:val="Extranjerismo"/>
         </w:rPr>
-        <w:t xml:space="preserve">and </w:t>
+        <w:t>&amp;</w:t>
       </w:r>
       <w:r>
         <w:rPr>
           <w:rStyle w:val="Extranjerismo"/>
         </w:rPr>
+        <w:t xml:space="preserve"> </w:t>
+      </w:r>
+      <w:r>
+        <w:rPr>
+          <w:rStyle w:val="Extranjerismo"/>
+        </w:rPr>
         <w:t>F</w:t>
       </w:r>
       <w:r>
@@ -9453,7 +9607,7 @@
         <w:rPr>
           <w:rStyle w:val="Extranjerismo"/>
         </w:rPr>
-        <w:t>and</w:t>
+        <w:t>&amp;</w:t>
       </w:r>
       <w:r>
         <w:t xml:space="preserve"> </w:t>
@@ -9477,7 +9631,13 @@
         <w:rPr>
           <w:rStyle w:val="Extranjerismo"/>
         </w:rPr>
-        <w:t>Check-out</w:t>
+        <w:t>c</w:t>
+      </w:r>
+      <w:r>
+        <w:rPr>
+          <w:rStyle w:val="Extranjerismo"/>
+        </w:rPr>
+        <w:t>heck-out</w:t>
       </w:r>
       <w:r>
         <w:t>). La adecuada administración de estos elementos es fundamental para garantizar su control, custodia y posible devolución.</w:t>
@@ -9492,7 +9652,7 @@
       <w:pPr>
         <w:pStyle w:val="Ttulo2"/>
       </w:pPr>
-      <w:bookmarkStart w:id="22" w:name="_Toc233278226"/>
+      <w:bookmarkStart w:id="22" w:name="_Toc236387005"/>
       <w:r>
         <w:t>Clasificación de objetos</w:t>
       </w:r>
@@ -9533,7 +9693,7 @@
         <w:rPr>
           <w:rStyle w:val="Extranjerismo"/>
         </w:rPr>
-        <w:t>and</w:t>
+        <w:t>&amp;</w:t>
       </w:r>
       <w:r>
         <w:t xml:space="preserve"> </w:t>
@@ -9633,7 +9793,13 @@
         <w:t xml:space="preserve">. </w:t>
       </w:r>
       <w:r>
-        <w:t>Alimentos o bebidas abiertas. (por norma de higiene, estos suelen descartarse tras un periodo de 24 horas si no son reclamados).</w:t>
+        <w:t>Alimentos o bebidas abiertas</w:t>
+      </w:r>
+      <w:r>
+        <w:t xml:space="preserve"> </w:t>
+      </w:r>
+      <w:r>
+        <w:t>(por norma de higiene, estos suelen descartarse tras un periodo de 24 horas si no son reclamados).</w:t>
       </w:r>
       <w:r>
         <w:tab/>
@@ -9668,7 +9834,7 @@
       <w:pPr>
         <w:pStyle w:val="Ttulo2"/>
       </w:pPr>
-      <w:bookmarkStart w:id="23" w:name="_Toc233278227"/>
+      <w:bookmarkStart w:id="23" w:name="_Toc236387006"/>
       <w:r>
         <w:t>Procedimiento de reporte y control</w:t>
       </w:r>
@@ -9699,7 +9865,19 @@
         <w:rPr>
           <w:rStyle w:val="Extranjerismo"/>
         </w:rPr>
-        <w:t xml:space="preserve"> and </w:t>
+        <w:t xml:space="preserve"> </w:t>
+      </w:r>
+      <w:r>
+        <w:rPr>
+          <w:rStyle w:val="Extranjerismo"/>
+        </w:rPr>
+        <w:t>&amp;</w:t>
+      </w:r>
+      <w:r>
+        <w:rPr>
+          <w:rStyle w:val="Extranjerismo"/>
+        </w:rPr>
+        <w:t xml:space="preserve"> </w:t>
       </w:r>
       <w:r>
         <w:rPr>
@@ -9939,7 +10117,7 @@
       <w:pPr>
         <w:pStyle w:val="Ttulo1"/>
       </w:pPr>
-      <w:bookmarkStart w:id="24" w:name="_Toc233278228"/>
+      <w:bookmarkStart w:id="24" w:name="_Toc236387007"/>
       <w:r>
         <w:lastRenderedPageBreak/>
         <w:t>Pronóstico de ocupación</w:t>
@@ -9958,7 +10136,7 @@
       <w:pPr>
         <w:pStyle w:val="Ttulo2"/>
       </w:pPr>
-      <w:bookmarkStart w:id="25" w:name="_Toc233278229"/>
+      <w:bookmarkStart w:id="25" w:name="_Toc236387008"/>
       <w:r>
         <w:t>Definición e importancia</w:t>
       </w:r>
@@ -9996,7 +10174,7 @@
       <w:pPr>
         <w:pStyle w:val="Ttulo2"/>
       </w:pPr>
-      <w:bookmarkStart w:id="26" w:name="_Toc233278230"/>
+      <w:bookmarkStart w:id="26" w:name="_Toc236387009"/>
       <w:r>
         <w:t>Utilidad del pronóstico</w:t>
       </w:r>
@@ -10122,7 +10300,7 @@
       <w:pPr>
         <w:pStyle w:val="Ttulo2"/>
       </w:pPr>
-      <w:bookmarkStart w:id="27" w:name="_Toc233278231"/>
+      <w:bookmarkStart w:id="27" w:name="_Toc236387010"/>
       <w:r>
         <w:t>Procedimiento de estimación</w:t>
       </w:r>
@@ -10312,7 +10490,7 @@
       <w:pPr>
         <w:pStyle w:val="Ttulo2"/>
       </w:pPr>
-      <w:bookmarkStart w:id="28" w:name="_Toc233278232"/>
+      <w:bookmarkStart w:id="28" w:name="_Toc236387011"/>
       <w:r>
         <w:lastRenderedPageBreak/>
         <w:t>Variables que afectan el pronóstico</w:t>
@@ -10494,7 +10672,7 @@
       <w:pPr>
         <w:pStyle w:val="Ttulo1"/>
       </w:pPr>
-      <w:bookmarkStart w:id="29" w:name="_Toc233278233"/>
+      <w:bookmarkStart w:id="29" w:name="_Toc236387012"/>
       <w:r>
         <w:lastRenderedPageBreak/>
         <w:t>Imagen y presentación personal</w:t>
@@ -10523,7 +10701,7 @@
       <w:pPr>
         <w:pStyle w:val="Ttulo2"/>
       </w:pPr>
-      <w:bookmarkStart w:id="30" w:name="_Toc233278234"/>
+      <w:bookmarkStart w:id="30" w:name="_Toc236387013"/>
       <w:r>
         <w:t>Protocolos de porte de uniformes</w:t>
       </w:r>
@@ -10662,7 +10840,7 @@
       <w:pPr>
         <w:pStyle w:val="Ttulo2"/>
       </w:pPr>
-      <w:bookmarkStart w:id="31" w:name="_Toc233278235"/>
+      <w:bookmarkStart w:id="31" w:name="_Toc236387014"/>
       <w:r>
         <w:t>Protocolos de presentación personal</w:t>
       </w:r>
@@ -10806,7 +10984,7 @@
       <w:pPr>
         <w:pStyle w:val="Ttulo1"/>
       </w:pPr>
-      <w:bookmarkStart w:id="32" w:name="_Toc233278236"/>
+      <w:bookmarkStart w:id="32" w:name="_Toc236387015"/>
       <w:r>
         <w:lastRenderedPageBreak/>
         <w:t>Gestión técnica de suministros</w:t>
@@ -10822,7 +11000,7 @@
       <w:pPr>
         <w:pStyle w:val="Ttulo2"/>
       </w:pPr>
-      <w:bookmarkStart w:id="33" w:name="_Toc233278237"/>
+      <w:bookmarkStart w:id="33" w:name="_Toc236387016"/>
       <w:r>
         <w:t>Definición y clasificación</w:t>
       </w:r>
@@ -10961,7 +11139,7 @@
       <w:pPr>
         <w:pStyle w:val="Ttulo2"/>
       </w:pPr>
-      <w:bookmarkStart w:id="34" w:name="_Toc233278238"/>
+      <w:bookmarkStart w:id="34" w:name="_Toc236387017"/>
       <w:r>
         <w:t>Especificaciones y ficha técnica</w:t>
       </w:r>
@@ -11072,7 +11250,7 @@
       <w:pPr>
         <w:pStyle w:val="Ttulo2"/>
       </w:pPr>
-      <w:bookmarkStart w:id="35" w:name="_Toc233278239"/>
+      <w:bookmarkStart w:id="35" w:name="_Toc236387018"/>
       <w:r>
         <w:lastRenderedPageBreak/>
         <w:t>Unidades de medida y presentación</w:t>
@@ -11252,7 +11430,7 @@
       <w:pPr>
         <w:pStyle w:val="Ttulo2"/>
       </w:pPr>
-      <w:bookmarkStart w:id="36" w:name="_Toc233278240"/>
+      <w:bookmarkStart w:id="36" w:name="_Toc236387019"/>
       <w:r>
         <w:t>Tabla de rendimiento</w:t>
       </w:r>
@@ -11304,7 +11482,8 @@
           </w:tcPr>
           <w:p>
             <w:pPr>
-              <w:ind w:firstLine="0"/>
+              <w:pStyle w:val="TextoTablas"/>
+              <w:spacing w:line="360" w:lineRule="auto"/>
             </w:pPr>
             <w:r>
               <w:t>Suministro</w:t>
@@ -11317,7 +11496,8 @@
           </w:tcPr>
           <w:p>
             <w:pPr>
-              <w:ind w:firstLine="0"/>
+              <w:pStyle w:val="TextoTablas"/>
+              <w:spacing w:line="360" w:lineRule="auto"/>
             </w:pPr>
             <w:r>
               <w:t>Unidad de medida</w:t>
@@ -11330,7 +11510,8 @@
           </w:tcPr>
           <w:p>
             <w:pPr>
-              <w:ind w:firstLine="0"/>
+              <w:pStyle w:val="TextoTablas"/>
+              <w:spacing w:line="360" w:lineRule="auto"/>
             </w:pPr>
             <w:r>
               <w:t>Rendimiento (x habitación)</w:t>
@@ -11348,7 +11529,8 @@
           </w:tcPr>
           <w:p>
             <w:pPr>
-              <w:ind w:firstLine="0"/>
+              <w:pStyle w:val="TextoTablas"/>
+              <w:spacing w:line="360" w:lineRule="auto"/>
             </w:pPr>
             <w:r>
               <w:t>Papel higiénico</w:t>
@@ -11361,7 +11543,8 @@
           </w:tcPr>
           <w:p>
             <w:pPr>
-              <w:ind w:firstLine="0"/>
+              <w:pStyle w:val="TextoTablas"/>
+              <w:spacing w:line="360" w:lineRule="auto"/>
             </w:pPr>
             <w:r>
               <w:t>Rollo</w:t>
@@ -11374,7 +11557,8 @@
           </w:tcPr>
           <w:p>
             <w:pPr>
-              <w:ind w:firstLine="0"/>
+              <w:pStyle w:val="TextoTablas"/>
+              <w:spacing w:line="360" w:lineRule="auto"/>
             </w:pPr>
             <w:r>
               <w:t>0.25 rollos / habitación ocupada</w:t>
@@ -11389,7 +11573,8 @@
           </w:tcPr>
           <w:p>
             <w:pPr>
-              <w:ind w:firstLine="0"/>
+              <w:pStyle w:val="TextoTablas"/>
+              <w:spacing w:line="360" w:lineRule="auto"/>
             </w:pPr>
             <w:r>
               <w:t>Champú (20 ml)</w:t>
@@ -11402,7 +11587,8 @@
           </w:tcPr>
           <w:p>
             <w:pPr>
-              <w:ind w:firstLine="0"/>
+              <w:pStyle w:val="TextoTablas"/>
+              <w:spacing w:line="360" w:lineRule="auto"/>
             </w:pPr>
             <w:r>
               <w:t>Unidad</w:t>
@@ -11415,7 +11601,8 @@
           </w:tcPr>
           <w:p>
             <w:pPr>
-              <w:ind w:firstLine="0"/>
+              <w:pStyle w:val="TextoTablas"/>
+              <w:spacing w:line="360" w:lineRule="auto"/>
             </w:pPr>
             <w:r>
               <w:t>1 unidad / persona</w:t>
@@ -11433,7 +11620,8 @@
           </w:tcPr>
           <w:p>
             <w:pPr>
-              <w:ind w:firstLine="0"/>
+              <w:pStyle w:val="TextoTablas"/>
+              <w:spacing w:line="360" w:lineRule="auto"/>
             </w:pPr>
             <w:r>
               <w:t>Limpiavidrios</w:t>
@@ -11446,7 +11634,8 @@
           </w:tcPr>
           <w:p>
             <w:pPr>
-              <w:ind w:firstLine="0"/>
+              <w:pStyle w:val="TextoTablas"/>
+              <w:spacing w:line="360" w:lineRule="auto"/>
             </w:pPr>
             <w:r>
               <w:t>Mililitros (ml)</w:t>
@@ -11459,7 +11648,8 @@
           </w:tcPr>
           <w:p>
             <w:pPr>
-              <w:ind w:firstLine="0"/>
+              <w:pStyle w:val="TextoTablas"/>
+              <w:spacing w:line="360" w:lineRule="auto"/>
             </w:pPr>
             <w:r>
               <w:t>15 ml / habitación</w:t>
@@ -11474,7 +11664,8 @@
           </w:tcPr>
           <w:p>
             <w:pPr>
-              <w:ind w:firstLine="0"/>
+              <w:pStyle w:val="TextoTablas"/>
+              <w:spacing w:line="360" w:lineRule="auto"/>
             </w:pPr>
             <w:r>
               <w:t>Jabón en barra</w:t>
@@ -11487,7 +11678,8 @@
           </w:tcPr>
           <w:p>
             <w:pPr>
-              <w:ind w:firstLine="0"/>
+              <w:pStyle w:val="TextoTablas"/>
+              <w:spacing w:line="360" w:lineRule="auto"/>
             </w:pPr>
             <w:r>
               <w:t>Unidad</w:t>
@@ -11500,7 +11692,8 @@
           </w:tcPr>
           <w:p>
             <w:pPr>
-              <w:ind w:firstLine="0"/>
+              <w:pStyle w:val="TextoTablas"/>
+              <w:spacing w:line="360" w:lineRule="auto"/>
             </w:pPr>
             <w:r>
               <w:t>1 unidad / habitación (salida)</w:t>
@@ -11521,7 +11714,7 @@
       <w:pPr>
         <w:pStyle w:val="Ttulo2"/>
       </w:pPr>
-      <w:bookmarkStart w:id="37" w:name="_Toc233278241"/>
+      <w:bookmarkStart w:id="37" w:name="_Toc236387020"/>
       <w:r>
         <w:t>Procedimientos de solicitud y manejo</w:t>
       </w:r>
@@ -11610,37 +11803,37 @@
           <w:b/>
           <w:bCs/>
         </w:rPr>
+        <w:t>Devolución</w:t>
+      </w:r>
+      <w:r>
+        <w:t>.</w:t>
+      </w:r>
+      <w:r>
+        <w:t xml:space="preserve"> </w:t>
+      </w:r>
+      <w:r>
+        <w:t>A</w:t>
+      </w:r>
+      <w:r>
+        <w:t xml:space="preserve">l finalizar el turno, los suministros sobrantes o envases vacíos (en el caso de químicos) deben regresar al </w:t>
+      </w:r>
+      <w:r>
+        <w:rPr>
+          <w:rStyle w:val="Extranjerismo"/>
+        </w:rPr>
+        <w:t>office</w:t>
+      </w:r>
+      <w:r>
+        <w:t xml:space="preserve"> o almacén de piso para su conteo.</w:t>
+      </w:r>
+    </w:p>
+    <w:p>
+      <w:pPr>
+        <w:pStyle w:val="Ttulo2"/>
+      </w:pPr>
+      <w:bookmarkStart w:id="38" w:name="_Toc236387021"/>
+      <w:r>
         <w:lastRenderedPageBreak/>
-        <w:t>Devolución</w:t>
-      </w:r>
-      <w:r>
-        <w:t>.</w:t>
-      </w:r>
-      <w:r>
-        <w:t xml:space="preserve"> </w:t>
-      </w:r>
-      <w:r>
-        <w:t>A</w:t>
-      </w:r>
-      <w:r>
-        <w:t xml:space="preserve">l finalizar el turno, los suministros sobrantes o envases vacíos (en el caso de químicos) deben regresar al </w:t>
-      </w:r>
-      <w:r>
-        <w:rPr>
-          <w:rStyle w:val="Extranjerismo"/>
-        </w:rPr>
-        <w:t>office</w:t>
-      </w:r>
-      <w:r>
-        <w:t xml:space="preserve"> o almacén de piso para su conteo.</w:t>
-      </w:r>
-    </w:p>
-    <w:p>
-      <w:pPr>
-        <w:pStyle w:val="Ttulo2"/>
-      </w:pPr>
-      <w:bookmarkStart w:id="38" w:name="_Toc233278242"/>
-      <w:r>
         <w:t>Catálogo técnico de suministros (ficha técnica)</w:t>
       </w:r>
       <w:bookmarkEnd w:id="38"/>
@@ -11687,7 +11880,8 @@
           </w:tcPr>
           <w:p>
             <w:pPr>
-              <w:ind w:firstLine="0"/>
+              <w:pStyle w:val="TextoTablas"/>
+              <w:spacing w:line="360" w:lineRule="auto"/>
             </w:pPr>
             <w:r>
               <w:t>Suministro</w:t>
@@ -11700,7 +11894,8 @@
           </w:tcPr>
           <w:p>
             <w:pPr>
-              <w:ind w:firstLine="0"/>
+              <w:pStyle w:val="TextoTablas"/>
+              <w:spacing w:line="360" w:lineRule="auto"/>
             </w:pPr>
             <w:r>
               <w:t>Clasificación</w:t>
@@ -11713,7 +11908,8 @@
           </w:tcPr>
           <w:p>
             <w:pPr>
-              <w:ind w:firstLine="0"/>
+              <w:pStyle w:val="TextoTablas"/>
+              <w:spacing w:line="360" w:lineRule="auto"/>
             </w:pPr>
             <w:r>
               <w:t>Especificación técnica</w:t>
@@ -11726,7 +11922,8 @@
           </w:tcPr>
           <w:p>
             <w:pPr>
-              <w:ind w:firstLine="0"/>
+              <w:pStyle w:val="TextoTablas"/>
+              <w:spacing w:line="360" w:lineRule="auto"/>
             </w:pPr>
             <w:r>
               <w:t>Presentación</w:t>
@@ -11744,7 +11941,8 @@
           </w:tcPr>
           <w:p>
             <w:pPr>
-              <w:ind w:firstLine="0"/>
+              <w:pStyle w:val="TextoTablas"/>
+              <w:spacing w:line="360" w:lineRule="auto"/>
             </w:pPr>
             <w:r>
               <w:t>Detergente multiusos</w:t>
@@ -11757,7 +11955,8 @@
           </w:tcPr>
           <w:p>
             <w:pPr>
-              <w:ind w:firstLine="0"/>
+              <w:pStyle w:val="TextoTablas"/>
+              <w:spacing w:line="360" w:lineRule="auto"/>
             </w:pPr>
             <w:r>
               <w:t>Limpiador</w:t>
@@ -11770,7 +11969,8 @@
           </w:tcPr>
           <w:p>
             <w:pPr>
-              <w:ind w:firstLine="0"/>
+              <w:pStyle w:val="TextoTablas"/>
+              <w:spacing w:line="360" w:lineRule="auto"/>
             </w:pPr>
             <w:r>
               <w:t>pH</w:t>
@@ -11786,16 +11986,15 @@
           </w:tcPr>
           <w:p>
             <w:pPr>
-              <w:ind w:firstLine="0"/>
+              <w:pStyle w:val="TextoTablas"/>
+              <w:spacing w:line="360" w:lineRule="auto"/>
             </w:pPr>
             <w:r>
               <w:t xml:space="preserve">Galón / bidón 5 </w:t>
             </w:r>
-            <w:proofErr w:type="spellStart"/>
-            <w:r>
-              <w:t>lts</w:t>
-            </w:r>
-            <w:proofErr w:type="spellEnd"/>
+            <w:r>
+              <w:t>L</w:t>
+            </w:r>
           </w:p>
         </w:tc>
       </w:tr>
@@ -11806,10 +12005,10 @@
           </w:tcPr>
           <w:p>
             <w:pPr>
-              <w:ind w:firstLine="0"/>
-            </w:pPr>
-            <w:r>
-              <w:lastRenderedPageBreak/>
+              <w:pStyle w:val="TextoTablas"/>
+              <w:spacing w:line="360" w:lineRule="auto"/>
+            </w:pPr>
+            <w:r>
               <w:t>Amonio cuaternario</w:t>
             </w:r>
           </w:p>
@@ -11820,7 +12019,8 @@
           </w:tcPr>
           <w:p>
             <w:pPr>
-              <w:ind w:firstLine="0"/>
+              <w:pStyle w:val="TextoTablas"/>
+              <w:spacing w:line="360" w:lineRule="auto"/>
             </w:pPr>
             <w:r>
               <w:t>Desinfectante</w:t>
@@ -11833,7 +12033,8 @@
           </w:tcPr>
           <w:p>
             <w:pPr>
-              <w:ind w:firstLine="0"/>
+              <w:pStyle w:val="TextoTablas"/>
+              <w:spacing w:line="360" w:lineRule="auto"/>
             </w:pPr>
             <w:r>
               <w:t xml:space="preserve">Quinta generación, amplio espectro </w:t>
@@ -11851,7 +12052,8 @@
           </w:tcPr>
           <w:p>
             <w:pPr>
-              <w:ind w:firstLine="0"/>
+              <w:pStyle w:val="TextoTablas"/>
+              <w:spacing w:line="360" w:lineRule="auto"/>
             </w:pPr>
             <w:r>
               <w:t>Litro concentrado</w:t>
@@ -11869,7 +12071,8 @@
           </w:tcPr>
           <w:p>
             <w:pPr>
-              <w:ind w:firstLine="0"/>
+              <w:pStyle w:val="TextoTablas"/>
+              <w:spacing w:line="360" w:lineRule="auto"/>
             </w:pPr>
             <w:r>
               <w:t>Limpiavidrios</w:t>
@@ -11882,7 +12085,8 @@
           </w:tcPr>
           <w:p>
             <w:pPr>
-              <w:ind w:firstLine="0"/>
+              <w:pStyle w:val="TextoTablas"/>
+              <w:spacing w:line="360" w:lineRule="auto"/>
             </w:pPr>
             <w:r>
               <w:t>Solvente</w:t>
@@ -11895,7 +12099,8 @@
           </w:tcPr>
           <w:p>
             <w:pPr>
-              <w:ind w:firstLine="0"/>
+              <w:pStyle w:val="TextoTablas"/>
+              <w:spacing w:line="360" w:lineRule="auto"/>
             </w:pPr>
             <w:r>
               <w:t>Base alcohol, secado rápido, sin vetas</w:t>
@@ -11908,7 +12113,8 @@
           </w:tcPr>
           <w:p>
             <w:pPr>
-              <w:ind w:firstLine="0"/>
+              <w:pStyle w:val="TextoTablas"/>
+              <w:spacing w:line="360" w:lineRule="auto"/>
             </w:pPr>
             <w:r>
               <w:t>Atomizador 500 ml</w:t>
@@ -11923,9 +12129,11 @@
           </w:tcPr>
           <w:p>
             <w:pPr>
-              <w:ind w:firstLine="0"/>
-            </w:pPr>
-            <w:r>
+              <w:pStyle w:val="TextoTablas"/>
+              <w:spacing w:line="360" w:lineRule="auto"/>
+            </w:pPr>
+            <w:r>
+              <w:lastRenderedPageBreak/>
               <w:t>Papel higiénico</w:t>
             </w:r>
           </w:p>
@@ -11936,7 +12144,8 @@
           </w:tcPr>
           <w:p>
             <w:pPr>
-              <w:ind w:firstLine="0"/>
+              <w:pStyle w:val="TextoTablas"/>
+              <w:spacing w:line="360" w:lineRule="auto"/>
             </w:pPr>
             <w:r>
               <w:t>Consumible</w:t>
@@ -11949,18 +12158,11 @@
           </w:tcPr>
           <w:p>
             <w:pPr>
-              <w:ind w:firstLine="0"/>
-            </w:pPr>
-            <w:r>
-              <w:t xml:space="preserve">Doble hoja, </w:t>
-            </w:r>
-            <w:proofErr w:type="spellStart"/>
-            <w:r>
-              <w:t>precortado</w:t>
-            </w:r>
-            <w:proofErr w:type="spellEnd"/>
-            <w:r>
-              <w:t>, 250 hojas / rollo</w:t>
+              <w:pStyle w:val="TextoTablas"/>
+              <w:spacing w:line="360" w:lineRule="auto"/>
+            </w:pPr>
+            <w:r>
+              <w:t>Doble hoja, precortado, 250 hojas / rollo</w:t>
             </w:r>
           </w:p>
         </w:tc>
@@ -11970,7 +12172,8 @@
           </w:tcPr>
           <w:p>
             <w:pPr>
-              <w:ind w:firstLine="0"/>
+              <w:pStyle w:val="TextoTablas"/>
+              <w:spacing w:line="360" w:lineRule="auto"/>
             </w:pPr>
             <w:r>
               <w:t>Paca x 48 rollos</w:t>
@@ -11988,7 +12191,8 @@
           </w:tcPr>
           <w:p>
             <w:pPr>
-              <w:ind w:firstLine="0"/>
+              <w:pStyle w:val="TextoTablas"/>
+              <w:spacing w:line="360" w:lineRule="auto"/>
             </w:pPr>
             <w:r>
               <w:t>Jabón de tocador</w:t>
@@ -12001,7 +12205,8 @@
           </w:tcPr>
           <w:p>
             <w:pPr>
-              <w:ind w:firstLine="0"/>
+              <w:pStyle w:val="TextoTablas"/>
+              <w:spacing w:line="360" w:lineRule="auto"/>
             </w:pPr>
             <w:r>
               <w:t>Amenidad</w:t>
@@ -12014,7 +12219,8 @@
           </w:tcPr>
           <w:p>
             <w:pPr>
-              <w:ind w:firstLine="0"/>
+              <w:pStyle w:val="TextoTablas"/>
+              <w:spacing w:line="360" w:lineRule="auto"/>
             </w:pPr>
             <w:r>
               <w:t xml:space="preserve">20 gr, envase de papel </w:t>
@@ -12036,7 +12242,8 @@
           </w:tcPr>
           <w:p>
             <w:pPr>
-              <w:ind w:firstLine="0"/>
+              <w:pStyle w:val="TextoTablas"/>
+              <w:spacing w:line="360" w:lineRule="auto"/>
             </w:pPr>
             <w:r>
               <w:t>Caja x 100 unid</w:t>
@@ -12057,7 +12264,7 @@
       <w:pPr>
         <w:pStyle w:val="Ttulo2"/>
       </w:pPr>
-      <w:bookmarkStart w:id="39" w:name="_Toc233278243"/>
+      <w:bookmarkStart w:id="39" w:name="_Toc236387022"/>
       <w:r>
         <w:t>Control de rendimientos y costos</w:t>
       </w:r>
@@ -12065,28 +12272,40 @@
     </w:p>
     <w:p>
       <w:r>
-        <w:t xml:space="preserve">Permite supervisar el consumo y aprovechamiento de los insumos utilizados en la operación hotelera, facilitando el uso eficiente de los recursos y el control de gastos en </w:t>
-      </w:r>
+        <w:t>Permite supervisar el consumo y aprovechamiento de los insumos utilizados en la operación hotelera, facilitando el uso eficiente de los recursos y el control de gastos en el área de alojamiento. Su aplicación contribuye a mantener un equilibrio entre la calidad del servicio y la optimización de los recursos operativo</w:t>
+      </w:r>
+      <w:r>
+        <w:t>s</w:t>
+      </w:r>
+      <w:r>
+        <w:t xml:space="preserve">. </w:t>
+      </w:r>
+    </w:p>
+    <w:p>
+      <w:r>
+        <w:t>Este proceso incluye el seguimiento del consumo de productos de aseo, amenidades, lencería y demás suministros utilizados en las actividades de limpieza y acondicionamiento de habitaciones. Asimismo, permite identificar desperdicios, excesos de consumo y necesidades de reposición, favoreciendo una mejor administración de inventarios y presupuestos.</w:t>
+      </w:r>
+    </w:p>
+    <w:p>
+      <w:r>
+        <w:t>El rendimiento no es solo una métrica de ahorro, sino un indicador de calidad (poca cantidad no limpia, mucha cantidad daña la superficie).</w:t>
+      </w:r>
+    </w:p>
+    <w:p>
+      <w:pPr>
+        <w:spacing w:before="0" w:after="160" w:line="259" w:lineRule="auto"/>
+        <w:ind w:firstLine="0"/>
+      </w:pPr>
+      <w:r>
+        <w:br w:type="page"/>
+      </w:r>
+    </w:p>
+    <w:p>
+      <w:pPr>
+        <w:pStyle w:val="Tabla"/>
+      </w:pPr>
       <w:r>
         <w:lastRenderedPageBreak/>
-        <w:t xml:space="preserve">el área de alojamiento. Su aplicación contribuye a mantener un equilibrio entre la calidad del servicio y la optimización de los recursos operativo. </w:t>
-      </w:r>
-    </w:p>
-    <w:p>
-      <w:r>
-        <w:t>Este proceso incluye el seguimiento del consumo de productos de aseo, amenidades, lencería y demás suministros utilizados en las actividades de limpieza y acondicionamiento de habitaciones. Asimismo, permite identificar desperdicios, excesos de consumo y necesidades de reposición, favoreciendo una mejor administración de inventarios y presupuestos.</w:t>
-      </w:r>
-    </w:p>
-    <w:p>
-      <w:r>
-        <w:t>El rendimiento no es solo una métrica de ahorro, sino un indicador de calidad (poca cantidad no limpia, mucha cantidad daña la superficie).</w:t>
-      </w:r>
-    </w:p>
-    <w:p>
-      <w:pPr>
-        <w:pStyle w:val="Tabla"/>
-      </w:pPr>
-      <w:r>
         <w:t>Tabla de rendimiento por unidad de producción (habitación)</w:t>
       </w:r>
     </w:p>
@@ -12097,9 +12316,9 @@
         <w:tblLook w:val="04A0" w:firstRow="1" w:lastRow="0" w:firstColumn="1" w:lastColumn="0" w:noHBand="0" w:noVBand="1"/>
       </w:tblPr>
       <w:tblGrid>
-        <w:gridCol w:w="3320"/>
-        <w:gridCol w:w="3321"/>
-        <w:gridCol w:w="3321"/>
+        <w:gridCol w:w="3397"/>
+        <w:gridCol w:w="2410"/>
+        <w:gridCol w:w="4155"/>
       </w:tblGrid>
       <w:tr>
         <w:trPr>
@@ -12109,11 +12328,12 @@
         </w:trPr>
         <w:tc>
           <w:tcPr>
-            <w:tcW w:w="3320" w:type="dxa"/>
-          </w:tcPr>
-          <w:p>
-            <w:pPr>
-              <w:ind w:firstLine="0"/>
+            <w:tcW w:w="3397" w:type="dxa"/>
+          </w:tcPr>
+          <w:p>
+            <w:pPr>
+              <w:pStyle w:val="TextoTablas"/>
+              <w:spacing w:line="360" w:lineRule="auto"/>
             </w:pPr>
             <w:r>
               <w:t>Insumo / suministro</w:t>
@@ -12122,11 +12342,12 @@
         </w:tc>
         <w:tc>
           <w:tcPr>
-            <w:tcW w:w="3321" w:type="dxa"/>
-          </w:tcPr>
-          <w:p>
-            <w:pPr>
-              <w:ind w:firstLine="0"/>
+            <w:tcW w:w="2410" w:type="dxa"/>
+          </w:tcPr>
+          <w:p>
+            <w:pPr>
+              <w:pStyle w:val="TextoTablas"/>
+              <w:spacing w:line="360" w:lineRule="auto"/>
             </w:pPr>
             <w:r>
               <w:t>Cantidad estándar por habitación</w:t>
@@ -12135,11 +12356,12 @@
         </w:tc>
         <w:tc>
           <w:tcPr>
-            <w:tcW w:w="3321" w:type="dxa"/>
-          </w:tcPr>
-          <w:p>
-            <w:pPr>
-              <w:ind w:firstLine="0"/>
+            <w:tcW w:w="4155" w:type="dxa"/>
+          </w:tcPr>
+          <w:p>
+            <w:pPr>
+              <w:pStyle w:val="TextoTablas"/>
+              <w:spacing w:line="360" w:lineRule="auto"/>
             </w:pPr>
             <w:r>
               <w:t>Rendimiento por unidad de medida</w:t>
@@ -12153,7 +12375,7 @@
         </w:trPr>
         <w:tc>
           <w:tcPr>
-            <w:tcW w:w="3320" w:type="dxa"/>
+            <w:tcW w:w="3397" w:type="dxa"/>
           </w:tcPr>
           <w:p>
             <w:pPr>
@@ -12166,7 +12388,7 @@
         </w:tc>
         <w:tc>
           <w:tcPr>
-            <w:tcW w:w="3321" w:type="dxa"/>
+            <w:tcW w:w="2410" w:type="dxa"/>
           </w:tcPr>
           <w:p>
             <w:pPr>
@@ -12179,7 +12401,7 @@
         </w:tc>
         <w:tc>
           <w:tcPr>
-            <w:tcW w:w="3321" w:type="dxa"/>
+            <w:tcW w:w="4155" w:type="dxa"/>
           </w:tcPr>
           <w:p>
             <w:pPr>
@@ -12194,7 +12416,7 @@
       <w:tr>
         <w:tc>
           <w:tcPr>
-            <w:tcW w:w="3320" w:type="dxa"/>
+            <w:tcW w:w="3397" w:type="dxa"/>
           </w:tcPr>
           <w:p>
             <w:pPr>
@@ -12207,7 +12429,7 @@
         </w:tc>
         <w:tc>
           <w:tcPr>
-            <w:tcW w:w="3321" w:type="dxa"/>
+            <w:tcW w:w="2410" w:type="dxa"/>
           </w:tcPr>
           <w:p>
             <w:pPr>
@@ -12220,7 +12442,7 @@
         </w:tc>
         <w:tc>
           <w:tcPr>
-            <w:tcW w:w="3321" w:type="dxa"/>
+            <w:tcW w:w="4155" w:type="dxa"/>
           </w:tcPr>
           <w:p>
             <w:pPr>
@@ -12238,7 +12460,7 @@
         </w:trPr>
         <w:tc>
           <w:tcPr>
-            <w:tcW w:w="3320" w:type="dxa"/>
+            <w:tcW w:w="3397" w:type="dxa"/>
           </w:tcPr>
           <w:p>
             <w:pPr>
@@ -12251,7 +12473,7 @@
         </w:tc>
         <w:tc>
           <w:tcPr>
-            <w:tcW w:w="3321" w:type="dxa"/>
+            <w:tcW w:w="2410" w:type="dxa"/>
           </w:tcPr>
           <w:p>
             <w:pPr>
@@ -12264,14 +12486,26 @@
         </w:tc>
         <w:tc>
           <w:tcPr>
-            <w:tcW w:w="3321" w:type="dxa"/>
+            <w:tcW w:w="4155" w:type="dxa"/>
           </w:tcPr>
           <w:p>
             <w:pPr>
               <w:ind w:firstLine="0"/>
             </w:pPr>
             <w:r>
-              <w:t>1 paquete (50u) = 25 habitaciones</w:t>
+              <w:t>1 paquete (50</w:t>
+            </w:r>
+            <w:r>
+              <w:t xml:space="preserve"> </w:t>
+            </w:r>
+            <w:r>
+              <w:t>u</w:t>
+            </w:r>
+            <w:r>
+              <w:t>nid.</w:t>
+            </w:r>
+            <w:r>
+              <w:t>) = 25 habitaciones</w:t>
             </w:r>
           </w:p>
         </w:tc>
@@ -12279,7 +12513,7 @@
       <w:tr>
         <w:tc>
           <w:tcPr>
-            <w:tcW w:w="3320" w:type="dxa"/>
+            <w:tcW w:w="3397" w:type="dxa"/>
           </w:tcPr>
           <w:p>
             <w:pPr>
@@ -12292,7 +12526,7 @@
         </w:tc>
         <w:tc>
           <w:tcPr>
-            <w:tcW w:w="3321" w:type="dxa"/>
+            <w:tcW w:w="2410" w:type="dxa"/>
           </w:tcPr>
           <w:p>
             <w:pPr>
@@ -12305,14 +12539,26 @@
         </w:tc>
         <w:tc>
           <w:tcPr>
-            <w:tcW w:w="3321" w:type="dxa"/>
+            <w:tcW w:w="4155" w:type="dxa"/>
           </w:tcPr>
           <w:p>
             <w:pPr>
               <w:ind w:firstLine="0"/>
             </w:pPr>
             <w:r>
-              <w:t>1 caja (100u) = 100 personas</w:t>
+              <w:t>1 caja (100</w:t>
+            </w:r>
+            <w:r>
+              <w:t xml:space="preserve"> </w:t>
+            </w:r>
+            <w:r>
+              <w:t>u</w:t>
+            </w:r>
+            <w:r>
+              <w:t>nid.</w:t>
+            </w:r>
+            <w:r>
+              <w:t>) = 100 personas</w:t>
             </w:r>
           </w:p>
         </w:tc>
@@ -12323,22 +12569,27 @@
         <w:ind w:firstLine="0"/>
       </w:pPr>
       <w:r>
-        <w:t>Nota. Sena, (2026).</w:t>
-      </w:r>
-    </w:p>
-    <w:p>
-      <w:pPr>
-        <w:rPr>
-          <w:b/>
-          <w:bCs/>
-        </w:rPr>
-      </w:pPr>
-      <w:r>
-        <w:rPr>
-          <w:b/>
-          <w:bCs/>
-        </w:rPr>
-        <w:lastRenderedPageBreak/>
+        <w:t>Nota. S</w:t>
+      </w:r>
+      <w:r>
+        <w:t>ENA</w:t>
+      </w:r>
+      <w:r>
+        <w:t>, (2026).</w:t>
+      </w:r>
+    </w:p>
+    <w:p>
+      <w:pPr>
+        <w:rPr>
+          <w:b/>
+          <w:bCs/>
+        </w:rPr>
+      </w:pPr>
+      <w:r>
+        <w:rPr>
+          <w:b/>
+          <w:bCs/>
+        </w:rPr>
         <w:t>¿Sabías qué?</w:t>
       </w:r>
     </w:p>
@@ -12394,7 +12645,17 @@
               <w:t>Mujer</w:t>
             </w:r>
             <w:r>
-              <w:t>: bienvenidos a este espacio formativo; Cuando un huésped ingresa a una habitación de hotel encuentra todo dispuesto para su comodidad: amenidades disponibles, espacios limpios, lencería en buen estado y los elementos necesarios para una estadía confortable. Sin embargo, detrás de esa experiencia existe un proceso poco visible, pero fundamental para la operación hotelera: la gestión técnica de suministros.</w:t>
+              <w:t xml:space="preserve">: bienvenidos a este espacio formativo; </w:t>
+            </w:r>
+            <w:r>
+              <w:t>c</w:t>
+            </w:r>
+            <w:r>
+              <w:t xml:space="preserve">uando un huésped ingresa a una habitación de hotel encuentra todo dispuesto para su comodidad: amenidades disponibles, espacios limpios, lencería en buen estado y los elementos necesarios para una estadía confortable. Sin embargo, detrás de esa experiencia existe un </w:t>
+            </w:r>
+            <w:r>
+              <w:lastRenderedPageBreak/>
+              <w:t>proceso poco visible, pero fundamental para la operación hotelera: la gestión técnica de suministros.</w:t>
             </w:r>
           </w:p>
           <w:p>
@@ -12439,23 +12700,53 @@
                 <w:b/>
                 <w:bCs/>
               </w:rPr>
+              <w:t>Mujer</w:t>
+            </w:r>
+            <w:r>
+              <w:t>: su objetivo principal es asegurar que cada área disponga de los materiales necesarios en el momento oportuno, evitando faltantes que puedan afectar la atención al huésped o generar interrupciones en la operación.</w:t>
+            </w:r>
+          </w:p>
+          <w:p>
+            <w:r>
+              <w:rPr>
+                <w:b/>
+                <w:bCs/>
+              </w:rPr>
+              <w:t>Hombre</w:t>
+            </w:r>
+            <w:r>
+              <w:t>: para lograr este objetivo, dentro de un hotel, los suministros se clasifican generalmente en tres grandes grupos: amenidades, suministros de limpieza y suministros de papelería y complementos.</w:t>
+            </w:r>
+          </w:p>
+          <w:p>
+            <w:r>
+              <w:rPr>
+                <w:b/>
+                <w:bCs/>
+              </w:rPr>
               <w:lastRenderedPageBreak/>
               <w:t>Mujer</w:t>
             </w:r>
             <w:r>
-              <w:t>: su objetivo principal es asegurar que cada área disponga de los materiales necesarios en el momento oportuno, evitando faltantes que puedan afectar la atención al huésped o generar interrupciones en la operación.</w:t>
-            </w:r>
-          </w:p>
-          <w:p>
-            <w:r>
               <w:rPr>
                 <w:b/>
                 <w:bCs/>
               </w:rPr>
-              <w:t>Hombre</w:t>
-            </w:r>
-            <w:r>
-              <w:t>: para lograr este objetivo, dentro de un hotel, los suministros se clasifican generalmente en tres grandes grupos: amenidades, suministros de limpieza y suministros de papelería y complementos.</w:t>
+              <w:t xml:space="preserve">: </w:t>
+            </w:r>
+            <w:r>
+              <w:t xml:space="preserve">las amenidades corresponden a los artículos de aseo y </w:t>
+            </w:r>
+            <w:proofErr w:type="spellStart"/>
+            <w:r>
+              <w:rPr>
+                <w:rStyle w:val="Extranjerismo"/>
+              </w:rPr>
+              <w:t>confort</w:t>
+            </w:r>
+            <w:proofErr w:type="spellEnd"/>
+            <w:r>
+              <w:t xml:space="preserve"> que se ponen a disposición del huésped, como jabones, champú, kits dentales o gorros de ducha.</w:t>
             </w:r>
           </w:p>
           <w:p>
@@ -12464,28 +12755,22 @@
                 <w:b/>
                 <w:bCs/>
               </w:rPr>
-              <w:t>Mujer</w:t>
-            </w:r>
+              <w:t>Hombre</w:t>
+            </w:r>
+            <w:r>
+              <w:t>: por su parte, los suministros de limpieza incluyen productos utilizados para los procesos de higienización y desinfección, como detergentes, desinfectantes, limpiavidrios y otros productos químicos especializados.</w:t>
+            </w:r>
+          </w:p>
+          <w:p>
             <w:r>
               <w:rPr>
                 <w:b/>
                 <w:bCs/>
               </w:rPr>
-              <w:t xml:space="preserve">: </w:t>
-            </w:r>
-            <w:r>
-              <w:t xml:space="preserve">las amenidades corresponden a los artículos de aseo y </w:t>
-            </w:r>
-            <w:proofErr w:type="spellStart"/>
-            <w:r>
-              <w:rPr>
-                <w:rStyle w:val="Extranjerismo"/>
-              </w:rPr>
-              <w:t>confort</w:t>
-            </w:r>
-            <w:proofErr w:type="spellEnd"/>
-            <w:r>
-              <w:t xml:space="preserve"> que se ponen a disposición del huésped, como jabones, champú, kits dentales o gorros de ducha.</w:t>
+              <w:t>Mujer</w:t>
+            </w:r>
+            <w:r>
+              <w:t xml:space="preserve">: ahora bien, los suministros de papelería y complementos comprenden elementos como directorios de servicios, libretas, bolígrafos, papel higiénico, pañuelos faciales y bolsas de lavandería. </w:t>
             </w:r>
           </w:p>
           <w:p>
@@ -12497,7 +12782,7 @@
               <w:t>Hombre</w:t>
             </w:r>
             <w:r>
-              <w:t>: por su parte, los suministros de limpieza incluyen productos utilizados para los procesos de higienización y desinfección, como detergentes, desinfectantes, limpiavidrios y otros productos químicos especializados.</w:t>
+              <w:t>: ahora hablaremos de las estrategias para administrar adecuadamente estos recursos; para esto, los hoteles utilizan herramientas como especificaciones técnicas, fichas técnicas y fichas de datos de seguridad, conocidas también como FDS o SGA.</w:t>
             </w:r>
           </w:p>
           <w:p>
@@ -12509,7 +12794,7 @@
               <w:t>Mujer</w:t>
             </w:r>
             <w:r>
-              <w:t xml:space="preserve">: ahora bien, los suministros de papelería y complementos comprenden elementos como directorios de servicios, libretas, bolígrafos, papel higiénico, pañuelos faciales y bolsas de lavandería. </w:t>
+              <w:t>: las especificaciones técnicas permiten conocer características como composición, presentación, capacidad, condiciones de almacenamiento y medidas de seguridad asociadas a cada producto.</w:t>
             </w:r>
           </w:p>
           <w:p>
@@ -12521,7 +12806,7 @@
               <w:t>Hombre</w:t>
             </w:r>
             <w:r>
-              <w:t>: ahora hablaremos de las estrategias para administrar adecuadamente estos recursos; para esto, los hoteles utilizan herramientas como especificaciones técnicas, fichas técnicas y fichas de datos de seguridad, conocidas también como FDS o SGA.</w:t>
+              <w:t>: mientras tanto, las fichas técnicas reúnen información relacionada con instrucciones de uso, características físicas y químicas, vida útil y recomendaciones para la correcta manipulación de los insumos.</w:t>
             </w:r>
           </w:p>
           <w:p>
@@ -12534,7 +12819,7 @@
               <w:t>Mujer</w:t>
             </w:r>
             <w:r>
-              <w:t>: las especificaciones técnicas permiten conocer características como composición, presentación, capacidad, condiciones de almacenamiento y medidas de seguridad asociadas a cada producto.</w:t>
+              <w:t>: en el caso de los productos químicos, las fichas de datos de seguridad permiten identificar niveles de riesgo, elementos de protección personal requeridos y procedimientos de primeros auxilios ante posibles incidentes; esto es, importantísimo.</w:t>
             </w:r>
           </w:p>
           <w:p>
@@ -12546,7 +12831,7 @@
               <w:t>Hombre</w:t>
             </w:r>
             <w:r>
-              <w:t>: mientras tanto, las fichas técnicas reúnen información relacionada con instrucciones de uso, características físicas y químicas, vida útil y recomendaciones para la correcta manipulación de los insumos.</w:t>
+              <w:t>: otro aspecto fundamental dentro de la gestión técnica de suministros corresponde al control mediante unidades de medida y presentaciones estandarizadas.</w:t>
             </w:r>
           </w:p>
           <w:p>
@@ -12558,7 +12843,7 @@
               <w:t>Mujer</w:t>
             </w:r>
             <w:r>
-              <w:t>: en el caso de los productos químicos, las fichas de datos de seguridad permiten identificar niveles de riesgo, elementos de protección personal requeridos y procedimientos de primeros auxilios ante posibles incidentes; esto es, importantísimo.</w:t>
+              <w:t>: en el caso de los productos líquidos estos suelen administrarse en litros, galones o pimpinas; las amenidades se controlan por unidades, cajas o gruesas; y los suministros de papelería se registran mediante resmas, paquetes o bloques.</w:t>
             </w:r>
           </w:p>
           <w:p>
@@ -12570,7 +12855,7 @@
               <w:t>Hombre</w:t>
             </w:r>
             <w:r>
-              <w:t>: otro aspecto fundamental dentro de la gestión técnica de suministros corresponde al control mediante unidades de medida y presentaciones estandarizadas.</w:t>
+              <w:t>: estas unidades facilitan el control de inventarios y permiten realizar un seguimiento más preciso del consumo de recursos dentro de la operación hotelera.</w:t>
             </w:r>
           </w:p>
           <w:p>
@@ -12582,7 +12867,7 @@
               <w:t>Mujer</w:t>
             </w:r>
             <w:r>
-              <w:t>: en el caso de los productos líquidos estos suelen administrarse en litros, galones o pimpinas; las amenidades se controlan por unidades, cajas o gruesas; y los suministros de papelería se registran mediante resmas, paquetes o bloques.</w:t>
+              <w:t>: y para complementar este control, los establecimientos utilizan tablas de rendimiento, herramientas que permiten calcular el consumo promedio de los insumos utilizados en las habitaciones y áreas de servicio.</w:t>
             </w:r>
           </w:p>
           <w:p>
@@ -12594,7 +12879,7 @@
               <w:t>Hombre</w:t>
             </w:r>
             <w:r>
-              <w:t>: estas unidades facilitan el control de inventarios y permiten realizar un seguimiento más preciso del consumo de recursos dentro de la operación hotelera.</w:t>
+              <w:t>: gracias a estas tablas es posible determinar, por ejemplo, cuánta cantidad de papel higiénico, champú o limpiavidrios se utiliza durante el acondicionamiento de una habitación. Esta información resulta valiosa para la planeación de compras, el control presupuestal y la prevención de desperdicios operativos.</w:t>
             </w:r>
           </w:p>
           <w:p>
@@ -12607,7 +12892,7 @@
               <w:t>Mujer</w:t>
             </w:r>
             <w:r>
-              <w:t>: y para complementar este control, los establecimientos utilizan tablas de rendimiento, herramientas que permiten calcular el consumo promedio de los insumos utilizados en las habitaciones y áreas de servicio.</w:t>
+              <w:t>: continuamos y ahora abordaremos la trazabilidad; esta también forma parte importante del proceso del control técnico de suministros. Todo inicia con la requisición interna realizada por camareras o auxiliares de habitaciones, quienes solicitan los insumos necesarios para desarrollar sus actividades diarias.</w:t>
             </w:r>
           </w:p>
           <w:p>
@@ -12619,7 +12904,7 @@
               <w:t>Hombre</w:t>
             </w:r>
             <w:r>
-              <w:t>: gracias a estas tablas es posible determinar, por ejemplo, cuánta cantidad de papel higiénico, champú o limpiavidrios se utiliza durante el acondicionamiento de una habitación. Esta información resulta valiosa para la planeación de compras, el control presupuestal y la prevención de desperdicios operativos.</w:t>
+              <w:t>: posteriormente se realiza la entrega de suministros y la carga de los carros de limpieza de acuerdo con el número de habitaciones asignadas y las necesidades operativas de cada jornada.</w:t>
             </w:r>
           </w:p>
           <w:p>
@@ -12631,7 +12916,16 @@
               <w:t>Mujer</w:t>
             </w:r>
             <w:r>
-              <w:t>: continuamos y ahora abordaremos la trazabilidad; esta también forma parte importante del proceso del control técnico de suministros. Todo inicia con la requisición interna realizada por camareras o auxiliares de habitaciones, quienes solicitan los insumos necesarios para desarrollar sus actividades diarias.</w:t>
+              <w:t xml:space="preserve">: al finalizar el turno, los productos sobrantes y los envases vacíos deben regresar al </w:t>
+            </w:r>
+            <w:r>
+              <w:rPr>
+                <w:rStyle w:val="Extranjerismo"/>
+              </w:rPr>
+              <w:t>office</w:t>
+            </w:r>
+            <w:r>
+              <w:t xml:space="preserve"> o almacén de piso para su conteo, registro y control correspondiente. Este procedimiento permite mantener un seguimiento permanente sobre los recursos utilizados y fortalecer la administración de inventarios.</w:t>
             </w:r>
           </w:p>
           <w:p>
@@ -12643,7 +12937,7 @@
               <w:t>Hombre</w:t>
             </w:r>
             <w:r>
-              <w:t>: posteriormente se realiza la entrega de suministros y la carga de los carros de limpieza de acuerdo con el número de habitaciones asignadas y las necesidades operativas de cada jornada.</w:t>
+              <w:t>: finalmente, el control de rendimientos y costos permite evaluar si los suministros están siendo utilizados de manera eficiente y acorde con los estándares definidos por el establecimiento.</w:t>
             </w:r>
           </w:p>
           <w:p>
@@ -12655,16 +12949,7 @@
               <w:t>Mujer</w:t>
             </w:r>
             <w:r>
-              <w:t xml:space="preserve">: al finalizar el turno, los productos sobrantes y los envases vacíos deben regresar al </w:t>
-            </w:r>
-            <w:r>
-              <w:rPr>
-                <w:rStyle w:val="Extranjerismo"/>
-              </w:rPr>
-              <w:t>office</w:t>
-            </w:r>
-            <w:r>
-              <w:t xml:space="preserve"> o almacén de piso para su conteo, registro y control correspondiente. Este procedimiento permite mantener un seguimiento permanente sobre los recursos utilizados y fortalecer la administración de inventarios.</w:t>
+              <w:t>: porque un consumo insuficiente puede afectar la calidad de la limpieza y la satisfacción del huésped, mientras que un consumo excesivo genera desperdicios, incrementa los costos y puede incluso deteriorar superficies y equipos.</w:t>
             </w:r>
           </w:p>
           <w:p>
@@ -12673,11 +12958,10 @@
                 <w:b/>
                 <w:bCs/>
               </w:rPr>
-              <w:lastRenderedPageBreak/>
               <w:t>Hombre</w:t>
             </w:r>
             <w:r>
-              <w:t>: finalmente, el control de rendimientos y costos permite evaluar si los suministros están siendo utilizados de manera eficiente y acorde con los estándares definidos por el establecimiento.</w:t>
+              <w:t>: por esta razón, la gestión técnica de suministros no debe entenderse únicamente como una actividad de almacenamiento o abastecimiento.</w:t>
             </w:r>
           </w:p>
           <w:p>
@@ -12686,10 +12970,11 @@
                 <w:b/>
                 <w:bCs/>
               </w:rPr>
+              <w:lastRenderedPageBreak/>
               <w:t>Mujer</w:t>
             </w:r>
             <w:r>
-              <w:t>: porque un consumo insuficiente puede afectar la calidad de la limpieza y la satisfacción del huésped, mientras que un consumo excesivo genera desperdicios, incrementa los costos y puede incluso deteriorar superficies y equipos.</w:t>
+              <w:t>: se trata de un proceso estratégico que contribuye al equilibrio entre calidad del servicio, sostenibilidad operativa y optimización de recursos dentro de los establecimientos de alojamiento.</w:t>
             </w:r>
           </w:p>
           <w:p>
@@ -12701,7 +12986,7 @@
               <w:t>Hombre</w:t>
             </w:r>
             <w:r>
-              <w:t>: por esta razón, la gestión técnica de suministros no debe entenderse únicamente como una actividad de almacenamiento o abastecimiento.</w:t>
+              <w:t>: y cuando existe control, trazabilidad y una adecuada gestión de inventarios, los suministros dejan de ser un gasto operativo para convertirse en una herramienta que fortalece la eficiencia y la competitividad hotelera.</w:t>
             </w:r>
           </w:p>
           <w:p>
@@ -12713,34 +12998,9 @@
               <w:t>Mujer</w:t>
             </w:r>
             <w:r>
-              <w:t>: se trata de un proceso estratégico que contribuye al equilibrio entre calidad del servicio, sostenibilidad operativa y optimización de recursos dentro de los establecimientos de alojamiento.</w:t>
-            </w:r>
-          </w:p>
-          <w:p>
-            <w:r>
-              <w:rPr>
-                <w:b/>
-                <w:bCs/>
-              </w:rPr>
-              <w:t>Hombre</w:t>
-            </w:r>
-            <w:r>
-              <w:t>: y cuando existe control, trazabilidad y una adecuada gestión de inventarios, los suministros dejan de ser un gasto operativo para convertirse en una herramienta que fortalece la eficiencia y la competitividad hotelera.</w:t>
-            </w:r>
-          </w:p>
-          <w:p>
-            <w:r>
-              <w:rPr>
-                <w:b/>
-                <w:bCs/>
-              </w:rPr>
-              <w:t>Mujer</w:t>
-            </w:r>
-            <w:r>
               <w:t>: gracias por su compañía. Nos escuchamos en el próximo programa.</w:t>
             </w:r>
           </w:p>
-          <w:p/>
         </w:tc>
       </w:tr>
     </w:tbl>
@@ -12762,7 +13022,7 @@
       <w:pPr>
         <w:pStyle w:val="Ttulo1"/>
       </w:pPr>
-      <w:bookmarkStart w:id="40" w:name="_Toc233278244"/>
+      <w:bookmarkStart w:id="40" w:name="_Toc236387023"/>
       <w:r>
         <w:lastRenderedPageBreak/>
         <w:t>Gestión de activos de operación</w:t>
@@ -12783,7 +13043,7 @@
       <w:pPr>
         <w:pStyle w:val="Ttulo2"/>
       </w:pPr>
-      <w:bookmarkStart w:id="41" w:name="_Toc233278245"/>
+      <w:bookmarkStart w:id="41" w:name="_Toc236387024"/>
       <w:r>
         <w:t>Definición y clasificación</w:t>
       </w:r>
@@ -12998,7 +13258,8 @@
           </w:tcPr>
           <w:p>
             <w:pPr>
-              <w:ind w:firstLine="0"/>
+              <w:pStyle w:val="TextoTablas"/>
+              <w:spacing w:line="360" w:lineRule="auto"/>
             </w:pPr>
             <w:r>
               <w:t>Activo</w:t>
@@ -13011,7 +13272,8 @@
           </w:tcPr>
           <w:p>
             <w:pPr>
-              <w:ind w:firstLine="0"/>
+              <w:pStyle w:val="TextoTablas"/>
+              <w:spacing w:line="360" w:lineRule="auto"/>
             </w:pPr>
             <w:r>
               <w:t>Especificación técnica (ejemplo)</w:t>
@@ -13024,7 +13286,8 @@
           </w:tcPr>
           <w:p>
             <w:pPr>
-              <w:ind w:firstLine="0"/>
+              <w:pStyle w:val="TextoTablas"/>
+              <w:spacing w:line="360" w:lineRule="auto"/>
             </w:pPr>
             <w:r>
               <w:t>Criterio de calidad</w:t>
@@ -13042,7 +13305,8 @@
           </w:tcPr>
           <w:p>
             <w:pPr>
-              <w:ind w:firstLine="0"/>
+              <w:pStyle w:val="TextoTablas"/>
+              <w:spacing w:line="360" w:lineRule="auto"/>
             </w:pPr>
             <w:r>
               <w:t>Sábana blanca</w:t>
@@ -13055,7 +13319,8 @@
           </w:tcPr>
           <w:p>
             <w:pPr>
-              <w:ind w:firstLine="0"/>
+              <w:pStyle w:val="TextoTablas"/>
+              <w:spacing w:line="360" w:lineRule="auto"/>
             </w:pPr>
             <w:r>
               <w:t>Percal 250 hilos, 60 % algodón / 40 % poliéster</w:t>
@@ -13068,7 +13333,8 @@
           </w:tcPr>
           <w:p>
             <w:pPr>
-              <w:ind w:firstLine="0"/>
+              <w:pStyle w:val="TextoTablas"/>
+              <w:spacing w:line="360" w:lineRule="auto"/>
             </w:pPr>
             <w:r>
               <w:t xml:space="preserve">Resistencia a 200 lavados, sin </w:t>
@@ -13092,7 +13358,8 @@
           </w:tcPr>
           <w:p>
             <w:pPr>
-              <w:ind w:firstLine="0"/>
+              <w:pStyle w:val="TextoTablas"/>
+              <w:spacing w:line="360" w:lineRule="auto"/>
             </w:pPr>
             <w:r>
               <w:t>Toalla cuerpo</w:t>
@@ -13105,7 +13372,8 @@
           </w:tcPr>
           <w:p>
             <w:pPr>
-              <w:ind w:firstLine="0"/>
+              <w:pStyle w:val="TextoTablas"/>
+              <w:spacing w:line="360" w:lineRule="auto"/>
             </w:pPr>
             <w:r>
               <w:t xml:space="preserve">Gramaje de 550 g/m², 100 % algodón </w:t>
@@ -13124,7 +13392,8 @@
           </w:tcPr>
           <w:p>
             <w:pPr>
-              <w:ind w:firstLine="0"/>
+              <w:pStyle w:val="TextoTablas"/>
+              <w:spacing w:line="360" w:lineRule="auto"/>
             </w:pPr>
             <w:r>
               <w:t>Alta absorción, suavidad al tacto, doble costura</w:t>
@@ -13142,7 +13411,8 @@
           </w:tcPr>
           <w:p>
             <w:pPr>
-              <w:ind w:firstLine="0"/>
+              <w:pStyle w:val="TextoTablas"/>
+              <w:spacing w:line="360" w:lineRule="auto"/>
             </w:pPr>
             <w:r>
               <w:t>Almohada</w:t>
@@ -13155,10 +13425,14 @@
           </w:tcPr>
           <w:p>
             <w:pPr>
-              <w:ind w:firstLine="0"/>
-            </w:pPr>
-            <w:r>
-              <w:t>Relleno de fibra siliconada virgen, 700 gr</w:t>
+              <w:pStyle w:val="TextoTablas"/>
+              <w:spacing w:line="360" w:lineRule="auto"/>
+            </w:pPr>
+            <w:r>
+              <w:t xml:space="preserve">Relleno de fibra siliconada virgen, 700 </w:t>
+            </w:r>
+            <w:r>
+              <w:t>g</w:t>
             </w:r>
           </w:p>
         </w:tc>
@@ -13168,7 +13442,8 @@
           </w:tcPr>
           <w:p>
             <w:pPr>
-              <w:ind w:firstLine="0"/>
+              <w:pStyle w:val="TextoTablas"/>
+              <w:spacing w:line="360" w:lineRule="auto"/>
             </w:pPr>
             <w:r>
               <w:t>Hipoalergénica, recupera forma (resiliencia)</w:t>
@@ -13183,7 +13458,8 @@
           </w:tcPr>
           <w:p>
             <w:pPr>
-              <w:ind w:firstLine="0"/>
+              <w:pStyle w:val="TextoTablas"/>
+              <w:spacing w:line="360" w:lineRule="auto"/>
             </w:pPr>
             <w:r>
               <w:t>Vaso de vidrio</w:t>
@@ -13196,7 +13472,8 @@
           </w:tcPr>
           <w:p>
             <w:pPr>
-              <w:ind w:firstLine="0"/>
+              <w:pStyle w:val="TextoTablas"/>
+              <w:spacing w:line="360" w:lineRule="auto"/>
             </w:pPr>
             <w:r>
               <w:t>Vidrio templado, capacidad 12 oz</w:t>
@@ -13209,7 +13486,8 @@
           </w:tcPr>
           <w:p>
             <w:pPr>
-              <w:ind w:firstLine="0"/>
+              <w:pStyle w:val="TextoTablas"/>
+              <w:spacing w:line="360" w:lineRule="auto"/>
             </w:pPr>
             <w:r>
               <w:t>Transparencia total, resistente a choques térmicos</w:t>
@@ -13228,6 +13506,23 @@
     </w:p>
     <w:p>
       <w:pPr>
+        <w:spacing w:before="0" w:after="160" w:line="259" w:lineRule="auto"/>
+        <w:ind w:firstLine="0"/>
+        <w:rPr>
+          <w:b/>
+          <w:bCs/>
+        </w:rPr>
+      </w:pPr>
+      <w:r>
+        <w:rPr>
+          <w:b/>
+          <w:bCs/>
+        </w:rPr>
+        <w:br w:type="page"/>
+      </w:r>
+    </w:p>
+    <w:p>
+      <w:pPr>
         <w:rPr>
           <w:b/>
           <w:bCs/>
@@ -13250,7 +13545,25 @@
         <w:rPr>
           <w:rStyle w:val="Extranjerismo"/>
         </w:rPr>
-        <w:t>Par Stock</w:t>
+        <w:t>p</w:t>
+      </w:r>
+      <w:r>
+        <w:rPr>
+          <w:rStyle w:val="Extranjerismo"/>
+        </w:rPr>
+        <w:t xml:space="preserve">ar </w:t>
+      </w:r>
+      <w:r>
+        <w:rPr>
+          <w:rStyle w:val="Extranjerismo"/>
+        </w:rPr>
+        <w:t>s</w:t>
+      </w:r>
+      <w:r>
+        <w:rPr>
+          <w:rStyle w:val="Extranjerismo"/>
+        </w:rPr>
+        <w:t>tock</w:t>
       </w:r>
       <w:r>
         <w:t>" (inventario base). Generalmente, un hotel maneja de 3 a 5 juegos de lencería por habitación (uno puesto, uno sucio en lavandería, uno limpio en estante).</w:t>
@@ -13293,7 +13606,13 @@
         <w:t>A</w:t>
       </w:r>
       <w:r>
-        <w:t>l hacer el aseo, el auxiliar de habitaciones verifica que no falten activos (ej. Toallas o ganchos).</w:t>
+        <w:t xml:space="preserve">l hacer el aseo, el auxiliar de habitaciones verifica que no falten activos (ej. </w:t>
+      </w:r>
+      <w:r>
+        <w:t>t</w:t>
+      </w:r>
+      <w:r>
+        <w:t>oallas o ganchos).</w:t>
       </w:r>
     </w:p>
     <w:p>
@@ -13357,7 +13676,16 @@
         <w:t>E</w:t>
       </w:r>
       <w:r>
-        <w:t xml:space="preserve">l ama de llaves autoriza la salida de activos nuevos del almacén para mantener el par </w:t>
+        <w:t xml:space="preserve">l ama de llaves autoriza la salida de activos nuevos del almacén para mantener el </w:t>
+      </w:r>
+      <w:r>
+        <w:rPr>
+          <w:rStyle w:val="Extranjerismo"/>
+        </w:rPr>
+        <w:t>par</w:t>
+      </w:r>
+      <w:r>
+        <w:t xml:space="preserve"> </w:t>
       </w:r>
       <w:r>
         <w:rPr>
@@ -13411,7 +13739,7 @@
           <w:u w:val="single"/>
         </w:rPr>
       </w:pPr>
-      <w:bookmarkStart w:id="42" w:name="_Toc233278246"/>
+      <w:bookmarkStart w:id="42" w:name="_Toc236387025"/>
       <w:r>
         <w:lastRenderedPageBreak/>
         <w:t>Síntesis</w:t>
@@ -13455,7 +13783,21 @@
           <w:rStyle w:val="Extranjerismo"/>
           <w:lang w:eastAsia="es-CO"/>
         </w:rPr>
-        <w:t>Lost and Found</w:t>
+        <w:t xml:space="preserve">Lost </w:t>
+      </w:r>
+      <w:r>
+        <w:rPr>
+          <w:rStyle w:val="Extranjerismo"/>
+          <w:lang w:eastAsia="es-CO"/>
+        </w:rPr>
+        <w:t>&amp;</w:t>
+      </w:r>
+      <w:r>
+        <w:rPr>
+          <w:rStyle w:val="Extranjerismo"/>
+          <w:lang w:eastAsia="es-CO"/>
+        </w:rPr>
+        <w:t xml:space="preserve"> Found</w:t>
       </w:r>
       <w:r>
         <w:rPr>
@@ -13501,10 +13843,10 @@
           <w:lang w:eastAsia="es-CO"/>
         </w:rPr>
         <w:drawing>
-          <wp:inline distT="0" distB="0" distL="0" distR="0" wp14:anchorId="00DF2EBB" wp14:editId="2F3C06FD">
-            <wp:extent cx="5760090" cy="6524359"/>
+          <wp:inline distT="0" distB="0" distL="0" distR="0" wp14:anchorId="3790A35F" wp14:editId="537378F0">
+            <wp:extent cx="5473642" cy="5736566"/>
             <wp:effectExtent l="0" t="0" r="0" b="0"/>
-            <wp:docPr id="2017428403" name="Imagen 4" descr="El componente formativo Operación, supervisión e inventarios en el área de alojamiento orienta el desarrollo de conocimientos y habilidades relacionadas con la gestión operativa, técnica y administrativa de los procesos hoteleros en el área de alojamiento. Integra procedimientos de limpieza, desinfección, manejo técnico de productos químicos, bioseguridad, mantenimiento preventivo y reporte de novedades, aplicando técnicas según superficies, mobiliario y puntos de contacto. Además, fortalece competencias en administración de inventarios, almacenamiento, control de suministros, gestión de activos operativos y manejo de documentos de seguimiento. Asimismo, aborda el pronóstico de ocupación, la planificación operativa, el control de objetos olvidados (Lost &amp; Found) y los protocolos de imagen y presentación personal, contribuyendo al cumplimiento de estándares de calidad, seguridad, organización y servicio en el sector hotelero. "/>
+            <wp:docPr id="128297843" name="Gráfico 3" descr="El componente formativo Operación, supervisión e inventarios en el área de alojamiento orienta el desarrollo de conocimientos y habilidades relacionadas con la gestión operativa, técnica y administrativa de los procesos hoteleros en el área de alojamiento. Integra procedimientos de limpieza, desinfección, manejo técnico de productos químicos, bioseguridad, mantenimiento preventivo y reporte de novedades, aplicando técnicas según superficies, mobiliario y puntos de contacto. Además, fortalece competencias en administración de inventarios, almacenamiento, control de suministros, gestión de activos operativos y manejo de documentos de seguimiento. Asimismo, aborda el pronóstico de ocupación, la planificación operativa, el control de objetos olvidados (Lost &amp; Found) y los protocolos de imagen y presentación personal, contribuyendo al cumplimiento de estándares de calidad, seguridad, organización y servicio en el sector hotelero. "/>
             <wp:cNvGraphicFramePr>
               <a:graphicFrameLocks xmlns:a="http://schemas.openxmlformats.org/drawingml/2006/main" noChangeAspect="1"/>
             </wp:cNvGraphicFramePr>
@@ -13512,33 +13854,29 @@
               <a:graphicData uri="http://schemas.openxmlformats.org/drawingml/2006/picture">
                 <pic:pic xmlns:pic="http://schemas.openxmlformats.org/drawingml/2006/picture">
                   <pic:nvPicPr>
-                    <pic:cNvPr id="2017428403" name="Imagen 4" descr="El componente formativo Operación, supervisión e inventarios en el área de alojamiento orienta el desarrollo de conocimientos y habilidades relacionadas con la gestión operativa, técnica y administrativa de los procesos hoteleros en el área de alojamiento. Integra procedimientos de limpieza, desinfección, manejo técnico de productos químicos, bioseguridad, mantenimiento preventivo y reporte de novedades, aplicando técnicas según superficies, mobiliario y puntos de contacto. Además, fortalece competencias en administración de inventarios, almacenamiento, control de suministros, gestión de activos operativos y manejo de documentos de seguimiento. Asimismo, aborda el pronóstico de ocupación, la planificación operativa, el control de objetos olvidados (Lost &amp; Found) y los protocolos de imagen y presentación personal, contribuyendo al cumplimiento de estándares de calidad, seguridad, organización y servicio en el sector hotelero. "/>
-                    <pic:cNvPicPr>
-                      <a:picLocks noChangeAspect="1" noChangeArrowheads="1"/>
-                    </pic:cNvPicPr>
+                    <pic:cNvPr id="128297843" name="Gráfico 3" descr="El componente formativo Operación, supervisión e inventarios en el área de alojamiento orienta el desarrollo de conocimientos y habilidades relacionadas con la gestión operativa, técnica y administrativa de los procesos hoteleros en el área de alojamiento. Integra procedimientos de limpieza, desinfección, manejo técnico de productos químicos, bioseguridad, mantenimiento preventivo y reporte de novedades, aplicando técnicas según superficies, mobiliario y puntos de contacto. Además, fortalece competencias en administración de inventarios, almacenamiento, control de suministros, gestión de activos operativos y manejo de documentos de seguimiento. Asimismo, aborda el pronóstico de ocupación, la planificación operativa, el control de objetos olvidados (Lost &amp; Found) y los protocolos de imagen y presentación personal, contribuyendo al cumplimiento de estándares de calidad, seguridad, organización y servicio en el sector hotelero. "/>
+                    <pic:cNvPicPr/>
                   </pic:nvPicPr>
                   <pic:blipFill>
                     <a:blip r:embed="rId14">
                       <a:extLst>
-                        <a:ext uri="{28A0092B-C50C-407E-A947-70E740481C1C}">
-                          <a14:useLocalDpi xmlns:a14="http://schemas.microsoft.com/office/drawing/2010/main" val="0"/>
+                        <a:ext uri="{96DAC541-7B7A-43D3-8B79-37D633B846F1}">
+                          <asvg:svgBlip xmlns:asvg="http://schemas.microsoft.com/office/drawing/2016/SVG/main" r:embed="rId15"/>
                         </a:ext>
                       </a:extLst>
                     </a:blip>
-                    <a:srcRect/>
                     <a:stretch>
                       <a:fillRect/>
                     </a:stretch>
                   </pic:blipFill>
-                  <pic:spPr bwMode="auto">
+                  <pic:spPr>
                     <a:xfrm>
                       <a:off x="0" y="0"/>
-                      <a:ext cx="5779869" cy="6546762"/>
+                      <a:ext cx="5476769" cy="5739844"/>
                     </a:xfrm>
                     <a:prstGeom prst="rect">
                       <a:avLst/>
                     </a:prstGeom>
-                    <a:noFill/>
                   </pic:spPr>
                 </pic:pic>
               </a:graphicData>
@@ -13551,7 +13889,7 @@
       <w:pPr>
         <w:pStyle w:val="Titulosgenerales"/>
       </w:pPr>
-      <w:bookmarkStart w:id="43" w:name="_Toc233278247"/>
+      <w:bookmarkStart w:id="43" w:name="_Toc236387026"/>
       <w:r>
         <w:lastRenderedPageBreak/>
         <w:t>Glosario</w:t>
@@ -13708,7 +14046,23 @@
           <w:b/>
           <w:bCs/>
         </w:rPr>
-        <w:t xml:space="preserve">Lost and </w:t>
+        <w:t xml:space="preserve">Lost </w:t>
+      </w:r>
+      <w:r>
+        <w:rPr>
+          <w:rStyle w:val="Extranjerismo"/>
+          <w:b/>
+          <w:bCs/>
+        </w:rPr>
+        <w:t>&amp;</w:t>
+      </w:r>
+      <w:r>
+        <w:rPr>
+          <w:rStyle w:val="Extranjerismo"/>
+          <w:b/>
+          <w:bCs/>
+        </w:rPr>
+        <w:t xml:space="preserve"> </w:t>
       </w:r>
       <w:r>
         <w:rPr>
@@ -13852,7 +14206,7 @@
       <w:pPr>
         <w:pStyle w:val="Titulosgenerales"/>
       </w:pPr>
-      <w:bookmarkStart w:id="44" w:name="_Toc233278248"/>
+      <w:bookmarkStart w:id="44" w:name="_Toc236387027"/>
       <w:r>
         <w:lastRenderedPageBreak/>
         <w:t>Referencias bibliográficas</w:t>
@@ -13875,7 +14229,7 @@
       <w:r>
         <w:t xml:space="preserve">. </w:t>
       </w:r>
-      <w:hyperlink r:id="rId15" w:history="1">
+      <w:hyperlink r:id="rId16" w:history="1">
         <w:r>
           <w:rPr>
             <w:rStyle w:val="Hipervnculo"/>
@@ -13896,7 +14250,7 @@
       <w:r>
         <w:t xml:space="preserve">. (2020). Protocolos de limpieza y desinfección para el sector hotelero. </w:t>
       </w:r>
-      <w:hyperlink r:id="rId16" w:history="1">
+      <w:hyperlink r:id="rId17" w:history="1">
         <w:r>
           <w:rPr>
             <w:rStyle w:val="Hipervnculo"/>
@@ -13927,7 +14281,7 @@
       <w:r>
         <w:t xml:space="preserve">Instituto Nacional de Seguridad y Salud en el Trabajo (INSST). (2019). Guía para la gestión y evaluación de los riesgos ergonómicos y psicosociales en el sector hotelero. Ministerio de Trabajo y Economía Social de España. </w:t>
       </w:r>
-      <w:hyperlink r:id="rId17" w:history="1">
+      <w:hyperlink r:id="rId18" w:history="1">
         <w:r>
           <w:rPr>
             <w:rStyle w:val="Hipervnculo"/>
@@ -13944,7 +14298,7 @@
         <w:lastRenderedPageBreak/>
         <w:t xml:space="preserve">Ministerio de Ambiente y Desarrollo Sostenible. (2021). Guía de limpieza y desinfección. </w:t>
       </w:r>
-      <w:hyperlink r:id="rId18" w:history="1">
+      <w:hyperlink r:id="rId19" w:history="1">
         <w:r>
           <w:rPr>
             <w:rStyle w:val="Hipervnculo"/>
@@ -13960,7 +14314,7 @@
       <w:r>
         <w:t xml:space="preserve">Ministerio de Comercio, Industria y Turismo. (2024). Normas técnicas colombianas y guías de calidad turística. Gobierno de Colombia. </w:t>
       </w:r>
-      <w:hyperlink r:id="rId19" w:history="1">
+      <w:hyperlink r:id="rId20" w:history="1">
         <w:r>
           <w:rPr>
             <w:rStyle w:val="Hipervnculo"/>
@@ -13976,7 +14330,7 @@
       <w:r>
         <w:t xml:space="preserve">Organización Mundial de la Salud. (2020). Limpieza y desinfección de superficies ambientales en el contexto de la COVID-19.  </w:t>
       </w:r>
-      <w:hyperlink r:id="rId20" w:history="1">
+      <w:hyperlink r:id="rId21" w:history="1">
         <w:r>
           <w:rPr>
             <w:rStyle w:val="Hipervnculo"/>
@@ -14022,7 +14376,7 @@
       </w:r>
     </w:p>
     <w:p>
-      <w:hyperlink r:id="rId21" w:history="1">
+      <w:hyperlink r:id="rId22" w:history="1">
         <w:r>
           <w:rPr>
             <w:rStyle w:val="Hipervnculo"/>
@@ -14039,7 +14393,7 @@
       <w:pPr>
         <w:pStyle w:val="Titulosgenerales"/>
       </w:pPr>
-      <w:bookmarkStart w:id="45" w:name="_Toc233278249"/>
+      <w:bookmarkStart w:id="45" w:name="_Toc236387028"/>
       <w:r>
         <w:lastRenderedPageBreak/>
         <w:t>Créditos</w:t>
@@ -14308,13 +14662,8 @@
               </w:rPr>
             </w:pPr>
             <w:r>
-              <w:t xml:space="preserve">Jair Enrique Coll </w:t>
-            </w:r>
-            <w:proofErr w:type="spellStart"/>
-            <w:r>
-              <w:t>Gallardo</w:t>
-            </w:r>
-            <w:proofErr w:type="spellEnd"/>
+              <w:t>Jair Enrique Coll Gallardo</w:t>
+            </w:r>
           </w:p>
         </w:tc>
         <w:tc>
@@ -14717,8 +15066,8 @@
       </w:pPr>
     </w:p>
     <w:sectPr>
-      <w:headerReference w:type="default" r:id="rId22"/>
-      <w:footerReference w:type="default" r:id="rId23"/>
+      <w:headerReference w:type="default" r:id="rId23"/>
+      <w:footerReference w:type="default" r:id="rId24"/>
       <w:pgSz w:w="12240" w:h="15840"/>
       <w:pgMar w:top="1701" w:right="1134" w:bottom="1134" w:left="1134" w:header="709" w:footer="737" w:gutter="0"/>
       <w:pgNumType w:start="1"/>
@@ -14731,7 +15080,7 @@
 </file>
 
 <file path=word/endnotes.xml><?xml version="1.0" encoding="utf-8"?>
-<w:endnotes xmlns:wpc="http://schemas.microsoft.com/office/word/2010/wordprocessingCanvas" xmlns:cx="http://schemas.microsoft.com/office/drawing/2014/chartex" xmlns:cx1="http://schemas.microsoft.com/office/drawing/2015/9/8/chartex" xmlns:cx2="http://schemas.microsoft.com/office/drawing/2015/10/21/chartex" xmlns:cx3="http://schemas.microsoft.com/office/drawing/2016/5/9/chartex" xmlns:cx4="http://schemas.microsoft.com/office/drawing/2016/5/10/chartex" xmlns:cx5="http://schemas.microsoft.com/office/drawing/2016/5/11/chartex" xmlns:cx6="http://schemas.microsoft.com/office/drawing/2016/5/12/chartex" xmlns:cx7="http://schemas.microsoft.com/office/drawing/2016/5/13/chartex" xmlns:cx8="http://schemas.microsoft.com/office/drawing/2016/5/14/chartex" xmlns:mc="http://schemas.openxmlformats.org/markup-compatibility/2006" xmlns:aink="http://schemas.microsoft.com/office/drawing/2016/ink" xmlns:am3d="http://schemas.microsoft.com/office/drawing/2017/model3d" xmlns:o="urn:schemas-microsoft-com:office:office" xmlns:oel="http://schemas.microsoft.com/office/2019/extlst" xmlns:r="http://schemas.openxmlformats.org/officeDocument/2006/relationships" xmlns:m="http://schemas.openxmlformats.org/officeDocument/2006/math" xmlns:v="urn:schemas-microsoft-com:vml" xmlns:wp14="http://schemas.microsoft.com/office/word/2010/wordprocessingDrawing" xmlns:wp="http://schemas.openxmlformats.org/drawingml/2006/wordprocessingDrawing" xmlns:w10="urn:schemas-microsoft-com:office:word" xmlns:w="http://schemas.openxmlformats.org/wordprocessingml/2006/main" xmlns:w14="http://schemas.microsoft.com/office/word/2010/wordml" xmlns:w15="http://schemas.microsoft.com/office/word/2012/wordml" xmlns:w16cex="http://schemas.microsoft.com/office/word/2018/wordml/cex" xmlns:w16cid="http://schemas.microsoft.com/office/word/2016/wordml/cid" xmlns:w16="http://schemas.microsoft.com/office/word/2018/wordml" xmlns:w16du="http://schemas.microsoft.com/office/word/2023/wordml/word16du" xmlns:w16sdtdh="http://schemas.microsoft.com/office/word/2020/wordml/sdtdatahash" xmlns:w16sdtfl="http://schemas.microsoft.com/office/word/2024/wordml/sdtformatlock" xmlns:w16se="http://schemas.microsoft.com/office/word/2015/wordml/symex" xmlns:wpg="http://schemas.microsoft.com/office/word/2010/wordprocessingGroup" xmlns:wpi="http://schemas.microsoft.com/office/word/2010/wordprocessingInk" xmlns:wne="http://schemas.microsoft.com/office/word/2006/wordml" xmlns:wps="http://schemas.microsoft.com/office/word/2010/wordprocessingShape" mc:Ignorable="w14 w15 w16se w16cid w16 w16cex w16sdtdh w16sdtfl w16du wp14">
+<w:endnotes xmlns:wpc="http://schemas.microsoft.com/office/word/2010/wordprocessingCanvas" xmlns:cx="http://schemas.microsoft.com/office/drawing/2014/chartex" xmlns:cx1="http://schemas.microsoft.com/office/drawing/2015/9/8/chartex" xmlns:cx2="http://schemas.microsoft.com/office/drawing/2015/10/21/chartex" xmlns:cx3="http://schemas.microsoft.com/office/drawing/2016/5/9/chartex" xmlns:cx4="http://schemas.microsoft.com/office/drawing/2016/5/10/chartex" xmlns:cx5="http://schemas.microsoft.com/office/drawing/2016/5/11/chartex" xmlns:cx6="http://schemas.microsoft.com/office/drawing/2016/5/12/chartex" xmlns:cx7="http://schemas.microsoft.com/office/drawing/2016/5/13/chartex" xmlns:cx8="http://schemas.microsoft.com/office/drawing/2016/5/14/chartex" xmlns:mc="http://schemas.openxmlformats.org/markup-compatibility/2006" xmlns:aink="http://schemas.microsoft.com/office/drawing/2016/ink" xmlns:am3d="http://schemas.microsoft.com/office/drawing/2017/model3d" xmlns:o="urn:schemas-microsoft-com:office:office" xmlns:oel="http://schemas.microsoft.com/office/2019/extlst" xmlns:r="http://schemas.openxmlformats.org/officeDocument/2006/relationships" xmlns:m="http://schemas.openxmlformats.org/officeDocument/2006/math" xmlns:v="urn:schemas-microsoft-com:vml" xmlns:wp14="http://schemas.microsoft.com/office/word/2010/wordprocessingDrawing" xmlns:wp="http://schemas.openxmlformats.org/drawingml/2006/wordprocessingDrawing" xmlns:w10="urn:schemas-microsoft-com:office:word" xmlns:w="http://schemas.openxmlformats.org/wordprocessingml/2006/main" xmlns:w14="http://schemas.microsoft.com/office/word/2010/wordml" xmlns:w15="http://schemas.microsoft.com/office/word/2012/wordml" xmlns:w16cei="http://schemas.microsoft.com/office/word/2026/wordml/cei" xmlns:w16cex="http://schemas.microsoft.com/office/word/2018/wordml/cex" xmlns:w16cid="http://schemas.microsoft.com/office/word/2016/wordml/cid" xmlns:w16="http://schemas.microsoft.com/office/word/2018/wordml" xmlns:w16du="http://schemas.microsoft.com/office/word/2023/wordml/word16du" xmlns:w16sdtdh="http://schemas.microsoft.com/office/word/2020/wordml/sdtdatahash" xmlns:w16sdtfl="http://schemas.microsoft.com/office/word/2024/wordml/sdtformatlock" xmlns:w16se="http://schemas.microsoft.com/office/word/2015/wordml/symex" xmlns:wpg="http://schemas.microsoft.com/office/word/2010/wordprocessingGroup" xmlns:wpi="http://schemas.microsoft.com/office/word/2010/wordprocessingInk" xmlns:wne="http://schemas.microsoft.com/office/word/2006/wordml" xmlns:wps="http://schemas.microsoft.com/office/word/2010/wordprocessingShape" mc:Ignorable="w14 w15 w16se w16cid w16 w16cex w16sdtdh w16sdtfl w16du wp14">
   <w:endnote w:type="separator" w:id="-1">
     <w:p>
       <w:pPr>
@@ -14758,7 +15107,7 @@
 </file>
 
 <file path=word/footer1.xml><?xml version="1.0" encoding="utf-8"?>
-<w:ftr xmlns:wpc="http://schemas.microsoft.com/office/word/2010/wordprocessingCanvas" xmlns:cx="http://schemas.microsoft.com/office/drawing/2014/chartex" xmlns:cx1="http://schemas.microsoft.com/office/drawing/2015/9/8/chartex" xmlns:cx2="http://schemas.microsoft.com/office/drawing/2015/10/21/chartex" xmlns:cx3="http://schemas.microsoft.com/office/drawing/2016/5/9/chartex" xmlns:cx4="http://schemas.microsoft.com/office/drawing/2016/5/10/chartex" xmlns:cx5="http://schemas.microsoft.com/office/drawing/2016/5/11/chartex" xmlns:cx6="http://schemas.microsoft.com/office/drawing/2016/5/12/chartex" xmlns:cx7="http://schemas.microsoft.com/office/drawing/2016/5/13/chartex" xmlns:cx8="http://schemas.microsoft.com/office/drawing/2016/5/14/chartex" xmlns:mc="http://schemas.openxmlformats.org/markup-compatibility/2006" xmlns:aink="http://schemas.microsoft.com/office/drawing/2016/ink" xmlns:am3d="http://schemas.microsoft.com/office/drawing/2017/model3d" xmlns:o="urn:schemas-microsoft-com:office:office" xmlns:oel="http://schemas.microsoft.com/office/2019/extlst" xmlns:r="http://schemas.openxmlformats.org/officeDocument/2006/relationships" xmlns:m="http://schemas.openxmlformats.org/officeDocument/2006/math" xmlns:v="urn:schemas-microsoft-com:vml" xmlns:wp14="http://schemas.microsoft.com/office/word/2010/wordprocessingDrawing" xmlns:wp="http://schemas.openxmlformats.org/drawingml/2006/wordprocessingDrawing" xmlns:w10="urn:schemas-microsoft-com:office:word" xmlns:w="http://schemas.openxmlformats.org/wordprocessingml/2006/main" xmlns:w14="http://schemas.microsoft.com/office/word/2010/wordml" xmlns:w15="http://schemas.microsoft.com/office/word/2012/wordml" xmlns:w16cex="http://schemas.microsoft.com/office/word/2018/wordml/cex" xmlns:w16cid="http://schemas.microsoft.com/office/word/2016/wordml/cid" xmlns:w16="http://schemas.microsoft.com/office/word/2018/wordml" xmlns:w16du="http://schemas.microsoft.com/office/word/2023/wordml/word16du" xmlns:w16sdtdh="http://schemas.microsoft.com/office/word/2020/wordml/sdtdatahash" xmlns:w16sdtfl="http://schemas.microsoft.com/office/word/2024/wordml/sdtformatlock" xmlns:w16se="http://schemas.microsoft.com/office/word/2015/wordml/symex" xmlns:wpg="http://schemas.microsoft.com/office/word/2010/wordprocessingGroup" xmlns:wpi="http://schemas.microsoft.com/office/word/2010/wordprocessingInk" xmlns:wne="http://schemas.microsoft.com/office/word/2006/wordml" xmlns:wps="http://schemas.microsoft.com/office/word/2010/wordprocessingShape" mc:Ignorable="w14 w15 w16se w16cid w16 w16cex w16sdtdh w16sdtfl w16du wp14">
+<w:ftr xmlns:wpc="http://schemas.microsoft.com/office/word/2010/wordprocessingCanvas" xmlns:cx="http://schemas.microsoft.com/office/drawing/2014/chartex" xmlns:cx1="http://schemas.microsoft.com/office/drawing/2015/9/8/chartex" xmlns:cx2="http://schemas.microsoft.com/office/drawing/2015/10/21/chartex" xmlns:cx3="http://schemas.microsoft.com/office/drawing/2016/5/9/chartex" xmlns:cx4="http://schemas.microsoft.com/office/drawing/2016/5/10/chartex" xmlns:cx5="http://schemas.microsoft.com/office/drawing/2016/5/11/chartex" xmlns:cx6="http://schemas.microsoft.com/office/drawing/2016/5/12/chartex" xmlns:cx7="http://schemas.microsoft.com/office/drawing/2016/5/13/chartex" xmlns:cx8="http://schemas.microsoft.com/office/drawing/2016/5/14/chartex" xmlns:mc="http://schemas.openxmlformats.org/markup-compatibility/2006" xmlns:aink="http://schemas.microsoft.com/office/drawing/2016/ink" xmlns:am3d="http://schemas.microsoft.com/office/drawing/2017/model3d" xmlns:o="urn:schemas-microsoft-com:office:office" xmlns:oel="http://schemas.microsoft.com/office/2019/extlst" xmlns:r="http://schemas.openxmlformats.org/officeDocument/2006/relationships" xmlns:m="http://schemas.openxmlformats.org/officeDocument/2006/math" xmlns:v="urn:schemas-microsoft-com:vml" xmlns:wp14="http://schemas.microsoft.com/office/word/2010/wordprocessingDrawing" xmlns:wp="http://schemas.openxmlformats.org/drawingml/2006/wordprocessingDrawing" xmlns:w10="urn:schemas-microsoft-com:office:word" xmlns:w="http://schemas.openxmlformats.org/wordprocessingml/2006/main" xmlns:w14="http://schemas.microsoft.com/office/word/2010/wordml" xmlns:w15="http://schemas.microsoft.com/office/word/2012/wordml" xmlns:w16cei="http://schemas.microsoft.com/office/word/2026/wordml/cei" xmlns:w16cex="http://schemas.microsoft.com/office/word/2018/wordml/cex" xmlns:w16cid="http://schemas.microsoft.com/office/word/2016/wordml/cid" xmlns:w16="http://schemas.microsoft.com/office/word/2018/wordml" xmlns:w16du="http://schemas.microsoft.com/office/word/2023/wordml/word16du" xmlns:w16sdtdh="http://schemas.microsoft.com/office/word/2020/wordml/sdtdatahash" xmlns:w16sdtfl="http://schemas.microsoft.com/office/word/2024/wordml/sdtformatlock" xmlns:w16se="http://schemas.microsoft.com/office/word/2015/wordml/symex" xmlns:wpg="http://schemas.microsoft.com/office/word/2010/wordprocessingGroup" xmlns:wpi="http://schemas.microsoft.com/office/word/2010/wordprocessingInk" xmlns:wne="http://schemas.microsoft.com/office/word/2006/wordml" xmlns:wps="http://schemas.microsoft.com/office/word/2010/wordprocessingShape" mc:Ignorable="w14 w15 w16se w16cid w16 w16cex w16sdtdh w16sdtfl w16du wp14">
   <w:sdt>
     <w:sdtPr>
       <w:id w:val="-1465197936"/>
@@ -14804,7 +15153,7 @@
 </file>
 
 <file path=word/footnotes.xml><?xml version="1.0" encoding="utf-8"?>
-<w:footnotes xmlns:wpc="http://schemas.microsoft.com/office/word/2010/wordprocessingCanvas" xmlns:cx="http://schemas.microsoft.com/office/drawing/2014/chartex" xmlns:cx1="http://schemas.microsoft.com/office/drawing/2015/9/8/chartex" xmlns:cx2="http://schemas.microsoft.com/office/drawing/2015/10/21/chartex" xmlns:cx3="http://schemas.microsoft.com/office/drawing/2016/5/9/chartex" xmlns:cx4="http://schemas.microsoft.com/office/drawing/2016/5/10/chartex" xmlns:cx5="http://schemas.microsoft.com/office/drawing/2016/5/11/chartex" xmlns:cx6="http://schemas.microsoft.com/office/drawing/2016/5/12/chartex" xmlns:cx7="http://schemas.microsoft.com/office/drawing/2016/5/13/chartex" xmlns:cx8="http://schemas.microsoft.com/office/drawing/2016/5/14/chartex" xmlns:mc="http://schemas.openxmlformats.org/markup-compatibility/2006" xmlns:aink="http://schemas.microsoft.com/office/drawing/2016/ink" xmlns:am3d="http://schemas.microsoft.com/office/drawing/2017/model3d" xmlns:o="urn:schemas-microsoft-com:office:office" xmlns:oel="http://schemas.microsoft.com/office/2019/extlst" xmlns:r="http://schemas.openxmlformats.org/officeDocument/2006/relationships" xmlns:m="http://schemas.openxmlformats.org/officeDocument/2006/math" xmlns:v="urn:schemas-microsoft-com:vml" xmlns:wp14="http://schemas.microsoft.com/office/word/2010/wordprocessingDrawing" xmlns:wp="http://schemas.openxmlformats.org/drawingml/2006/wordprocessingDrawing" xmlns:w10="urn:schemas-microsoft-com:office:word" xmlns:w="http://schemas.openxmlformats.org/wordprocessingml/2006/main" xmlns:w14="http://schemas.microsoft.com/office/word/2010/wordml" xmlns:w15="http://schemas.microsoft.com/office/word/2012/wordml" xmlns:w16cex="http://schemas.microsoft.com/office/word/2018/wordml/cex" xmlns:w16cid="http://schemas.microsoft.com/office/word/2016/wordml/cid" xmlns:w16="http://schemas.microsoft.com/office/word/2018/wordml" xmlns:w16du="http://schemas.microsoft.com/office/word/2023/wordml/word16du" xmlns:w16sdtdh="http://schemas.microsoft.com/office/word/2020/wordml/sdtdatahash" xmlns:w16sdtfl="http://schemas.microsoft.com/office/word/2024/wordml/sdtformatlock" xmlns:w16se="http://schemas.microsoft.com/office/word/2015/wordml/symex" xmlns:wpg="http://schemas.microsoft.com/office/word/2010/wordprocessingGroup" xmlns:wpi="http://schemas.microsoft.com/office/word/2010/wordprocessingInk" xmlns:wne="http://schemas.microsoft.com/office/word/2006/wordml" xmlns:wps="http://schemas.microsoft.com/office/word/2010/wordprocessingShape" mc:Ignorable="w14 w15 w16se w16cid w16 w16cex w16sdtdh w16sdtfl w16du wp14">
+<w:footnotes xmlns:wpc="http://schemas.microsoft.com/office/word/2010/wordprocessingCanvas" xmlns:cx="http://schemas.microsoft.com/office/drawing/2014/chartex" xmlns:cx1="http://schemas.microsoft.com/office/drawing/2015/9/8/chartex" xmlns:cx2="http://schemas.microsoft.com/office/drawing/2015/10/21/chartex" xmlns:cx3="http://schemas.microsoft.com/office/drawing/2016/5/9/chartex" xmlns:cx4="http://schemas.microsoft.com/office/drawing/2016/5/10/chartex" xmlns:cx5="http://schemas.microsoft.com/office/drawing/2016/5/11/chartex" xmlns:cx6="http://schemas.microsoft.com/office/drawing/2016/5/12/chartex" xmlns:cx7="http://schemas.microsoft.com/office/drawing/2016/5/13/chartex" xmlns:cx8="http://schemas.microsoft.com/office/drawing/2016/5/14/chartex" xmlns:mc="http://schemas.openxmlformats.org/markup-compatibility/2006" xmlns:aink="http://schemas.microsoft.com/office/drawing/2016/ink" xmlns:am3d="http://schemas.microsoft.com/office/drawing/2017/model3d" xmlns:o="urn:schemas-microsoft-com:office:office" xmlns:oel="http://schemas.microsoft.com/office/2019/extlst" xmlns:r="http://schemas.openxmlformats.org/officeDocument/2006/relationships" xmlns:m="http://schemas.openxmlformats.org/officeDocument/2006/math" xmlns:v="urn:schemas-microsoft-com:vml" xmlns:wp14="http://schemas.microsoft.com/office/word/2010/wordprocessingDrawing" xmlns:wp="http://schemas.openxmlformats.org/drawingml/2006/wordprocessingDrawing" xmlns:w10="urn:schemas-microsoft-com:office:word" xmlns:w="http://schemas.openxmlformats.org/wordprocessingml/2006/main" xmlns:w14="http://schemas.microsoft.com/office/word/2010/wordml" xmlns:w15="http://schemas.microsoft.com/office/word/2012/wordml" xmlns:w16cei="http://schemas.microsoft.com/office/word/2026/wordml/cei" xmlns:w16cex="http://schemas.microsoft.com/office/word/2018/wordml/cex" xmlns:w16cid="http://schemas.microsoft.com/office/word/2016/wordml/cid" xmlns:w16="http://schemas.microsoft.com/office/word/2018/wordml" xmlns:w16du="http://schemas.microsoft.com/office/word/2023/wordml/word16du" xmlns:w16sdtdh="http://schemas.microsoft.com/office/word/2020/wordml/sdtdatahash" xmlns:w16sdtfl="http://schemas.microsoft.com/office/word/2024/wordml/sdtformatlock" xmlns:w16se="http://schemas.microsoft.com/office/word/2015/wordml/symex" xmlns:wpg="http://schemas.microsoft.com/office/word/2010/wordprocessingGroup" xmlns:wpi="http://schemas.microsoft.com/office/word/2010/wordprocessingInk" xmlns:wne="http://schemas.microsoft.com/office/word/2006/wordml" xmlns:wps="http://schemas.microsoft.com/office/word/2010/wordprocessingShape" mc:Ignorable="w14 w15 w16se w16cid w16 w16cex w16sdtdh w16sdtfl w16du wp14">
   <w:footnote w:type="separator" w:id="-1">
     <w:p>
       <w:pPr>
@@ -14831,7 +15180,7 @@
 </file>
 
 <file path=word/header1.xml><?xml version="1.0" encoding="utf-8"?>
-<w:hdr xmlns:wpc="http://schemas.microsoft.com/office/word/2010/wordprocessingCanvas" xmlns:cx="http://schemas.microsoft.com/office/drawing/2014/chartex" xmlns:cx1="http://schemas.microsoft.com/office/drawing/2015/9/8/chartex" xmlns:cx2="http://schemas.microsoft.com/office/drawing/2015/10/21/chartex" xmlns:cx3="http://schemas.microsoft.com/office/drawing/2016/5/9/chartex" xmlns:cx4="http://schemas.microsoft.com/office/drawing/2016/5/10/chartex" xmlns:cx5="http://schemas.microsoft.com/office/drawing/2016/5/11/chartex" xmlns:cx6="http://schemas.microsoft.com/office/drawing/2016/5/12/chartex" xmlns:cx7="http://schemas.microsoft.com/office/drawing/2016/5/13/chartex" xmlns:cx8="http://schemas.microsoft.com/office/drawing/2016/5/14/chartex" xmlns:mc="http://schemas.openxmlformats.org/markup-compatibility/2006" xmlns:aink="http://schemas.microsoft.com/office/drawing/2016/ink" xmlns:am3d="http://schemas.microsoft.com/office/drawing/2017/model3d" xmlns:o="urn:schemas-microsoft-com:office:office" xmlns:oel="http://schemas.microsoft.com/office/2019/extlst" xmlns:r="http://schemas.openxmlformats.org/officeDocument/2006/relationships" xmlns:m="http://schemas.openxmlformats.org/officeDocument/2006/math" xmlns:v="urn:schemas-microsoft-com:vml" xmlns:wp14="http://schemas.microsoft.com/office/word/2010/wordprocessingDrawing" xmlns:wp="http://schemas.openxmlformats.org/drawingml/2006/wordprocessingDrawing" xmlns:w10="urn:schemas-microsoft-com:office:word" xmlns:w="http://schemas.openxmlformats.org/wordprocessingml/2006/main" xmlns:w14="http://schemas.microsoft.com/office/word/2010/wordml" xmlns:w15="http://schemas.microsoft.com/office/word/2012/wordml" xmlns:w16cex="http://schemas.microsoft.com/office/word/2018/wordml/cex" xmlns:w16cid="http://schemas.microsoft.com/office/word/2016/wordml/cid" xmlns:w16="http://schemas.microsoft.com/office/word/2018/wordml" xmlns:w16du="http://schemas.microsoft.com/office/word/2023/wordml/word16du" xmlns:w16sdtdh="http://schemas.microsoft.com/office/word/2020/wordml/sdtdatahash" xmlns:w16sdtfl="http://schemas.microsoft.com/office/word/2024/wordml/sdtformatlock" xmlns:w16se="http://schemas.microsoft.com/office/word/2015/wordml/symex" xmlns:wpg="http://schemas.microsoft.com/office/word/2010/wordprocessingGroup" xmlns:wpi="http://schemas.microsoft.com/office/word/2010/wordprocessingInk" xmlns:wne="http://schemas.microsoft.com/office/word/2006/wordml" xmlns:wps="http://schemas.microsoft.com/office/word/2010/wordprocessingShape" mc:Ignorable="w14 w15 w16se w16cid w16 w16cex w16sdtdh w16sdtfl w16du wp14">
+<w:hdr xmlns:wpc="http://schemas.microsoft.com/office/word/2010/wordprocessingCanvas" xmlns:cx="http://schemas.microsoft.com/office/drawing/2014/chartex" xmlns:cx1="http://schemas.microsoft.com/office/drawing/2015/9/8/chartex" xmlns:cx2="http://schemas.microsoft.com/office/drawing/2015/10/21/chartex" xmlns:cx3="http://schemas.microsoft.com/office/drawing/2016/5/9/chartex" xmlns:cx4="http://schemas.microsoft.com/office/drawing/2016/5/10/chartex" xmlns:cx5="http://schemas.microsoft.com/office/drawing/2016/5/11/chartex" xmlns:cx6="http://schemas.microsoft.com/office/drawing/2016/5/12/chartex" xmlns:cx7="http://schemas.microsoft.com/office/drawing/2016/5/13/chartex" xmlns:cx8="http://schemas.microsoft.com/office/drawing/2016/5/14/chartex" xmlns:mc="http://schemas.openxmlformats.org/markup-compatibility/2006" xmlns:aink="http://schemas.microsoft.com/office/drawing/2016/ink" xmlns:am3d="http://schemas.microsoft.com/office/drawing/2017/model3d" xmlns:o="urn:schemas-microsoft-com:office:office" xmlns:oel="http://schemas.microsoft.com/office/2019/extlst" xmlns:r="http://schemas.openxmlformats.org/officeDocument/2006/relationships" xmlns:m="http://schemas.openxmlformats.org/officeDocument/2006/math" xmlns:v="urn:schemas-microsoft-com:vml" xmlns:wp14="http://schemas.microsoft.com/office/word/2010/wordprocessingDrawing" xmlns:wp="http://schemas.openxmlformats.org/drawingml/2006/wordprocessingDrawing" xmlns:w10="urn:schemas-microsoft-com:office:word" xmlns:w="http://schemas.openxmlformats.org/wordprocessingml/2006/main" xmlns:w14="http://schemas.microsoft.com/office/word/2010/wordml" xmlns:w15="http://schemas.microsoft.com/office/word/2012/wordml" xmlns:w16cei="http://schemas.microsoft.com/office/word/2026/wordml/cei" xmlns:w16cex="http://schemas.microsoft.com/office/word/2018/wordml/cex" xmlns:w16cid="http://schemas.microsoft.com/office/word/2016/wordml/cid" xmlns:w16="http://schemas.microsoft.com/office/word/2018/wordml" xmlns:w16du="http://schemas.microsoft.com/office/word/2023/wordml/word16du" xmlns:w16sdtdh="http://schemas.microsoft.com/office/word/2020/wordml/sdtdatahash" xmlns:w16sdtfl="http://schemas.microsoft.com/office/word/2024/wordml/sdtformatlock" xmlns:w16se="http://schemas.microsoft.com/office/word/2015/wordml/symex" xmlns:wpg="http://schemas.microsoft.com/office/word/2010/wordprocessingGroup" xmlns:wpi="http://schemas.microsoft.com/office/word/2010/wordprocessingInk" xmlns:wne="http://schemas.microsoft.com/office/word/2006/wordml" xmlns:wps="http://schemas.microsoft.com/office/word/2010/wordprocessingShape" mc:Ignorable="w14 w15 w16se w16cid w16 w16cex w16sdtdh w16sdtfl w16du wp14">
   <w:p>
     <w:pPr>
       <w:pStyle w:val="Encabezado"/>
@@ -14918,7 +15267,7 @@
 </file>
 
 <file path=word/numbering.xml><?xml version="1.0" encoding="utf-8"?>
-<w:numbering xmlns:wpc="http://schemas.microsoft.com/office/word/2010/wordprocessingCanvas" xmlns:cx="http://schemas.microsoft.com/office/drawing/2014/chartex" xmlns:cx1="http://schemas.microsoft.com/office/drawing/2015/9/8/chartex" xmlns:cx2="http://schemas.microsoft.com/office/drawing/2015/10/21/chartex" xmlns:cx3="http://schemas.microsoft.com/office/drawing/2016/5/9/chartex" xmlns:cx4="http://schemas.microsoft.com/office/drawing/2016/5/10/chartex" xmlns:cx5="http://schemas.microsoft.com/office/drawing/2016/5/11/chartex" xmlns:cx6="http://schemas.microsoft.com/office/drawing/2016/5/12/chartex" xmlns:cx7="http://schemas.microsoft.com/office/drawing/2016/5/13/chartex" xmlns:cx8="http://schemas.microsoft.com/office/drawing/2016/5/14/chartex" xmlns:mc="http://schemas.openxmlformats.org/markup-compatibility/2006" xmlns:aink="http://schemas.microsoft.com/office/drawing/2016/ink" xmlns:am3d="http://schemas.microsoft.com/office/drawing/2017/model3d" xmlns:o="urn:schemas-microsoft-com:office:office" xmlns:oel="http://schemas.microsoft.com/office/2019/extlst" xmlns:r="http://schemas.openxmlformats.org/officeDocument/2006/relationships" xmlns:m="http://schemas.openxmlformats.org/officeDocument/2006/math" xmlns:v="urn:schemas-microsoft-com:vml" xmlns:wp14="http://schemas.microsoft.com/office/word/2010/wordprocessingDrawing" xmlns:wp="http://schemas.openxmlformats.org/drawingml/2006/wordprocessingDrawing" xmlns:w10="urn:schemas-microsoft-com:office:word" xmlns:w="http://schemas.openxmlformats.org/wordprocessingml/2006/main" xmlns:w14="http://schemas.microsoft.com/office/word/2010/wordml" xmlns:w15="http://schemas.microsoft.com/office/word/2012/wordml" xmlns:w16cex="http://schemas.microsoft.com/office/word/2018/wordml/cex" xmlns:w16cid="http://schemas.microsoft.com/office/word/2016/wordml/cid" xmlns:w16="http://schemas.microsoft.com/office/word/2018/wordml" xmlns:w16du="http://schemas.microsoft.com/office/word/2023/wordml/word16du" xmlns:w16sdtdh="http://schemas.microsoft.com/office/word/2020/wordml/sdtdatahash" xmlns:w16sdtfl="http://schemas.microsoft.com/office/word/2024/wordml/sdtformatlock" xmlns:w16se="http://schemas.microsoft.com/office/word/2015/wordml/symex" xmlns:wpg="http://schemas.microsoft.com/office/word/2010/wordprocessingGroup" xmlns:wpi="http://schemas.microsoft.com/office/word/2010/wordprocessingInk" xmlns:wne="http://schemas.microsoft.com/office/word/2006/wordml" xmlns:wps="http://schemas.microsoft.com/office/word/2010/wordprocessingShape" mc:Ignorable="w14 w15 w16se w16cid w16 w16cex w16sdtdh w16sdtfl w16du wp14">
+<w:numbering xmlns:wpc="http://schemas.microsoft.com/office/word/2010/wordprocessingCanvas" xmlns:cx="http://schemas.microsoft.com/office/drawing/2014/chartex" xmlns:cx1="http://schemas.microsoft.com/office/drawing/2015/9/8/chartex" xmlns:cx2="http://schemas.microsoft.com/office/drawing/2015/10/21/chartex" xmlns:cx3="http://schemas.microsoft.com/office/drawing/2016/5/9/chartex" xmlns:cx4="http://schemas.microsoft.com/office/drawing/2016/5/10/chartex" xmlns:cx5="http://schemas.microsoft.com/office/drawing/2016/5/11/chartex" xmlns:cx6="http://schemas.microsoft.com/office/drawing/2016/5/12/chartex" xmlns:cx7="http://schemas.microsoft.com/office/drawing/2016/5/13/chartex" xmlns:cx8="http://schemas.microsoft.com/office/drawing/2016/5/14/chartex" xmlns:mc="http://schemas.openxmlformats.org/markup-compatibility/2006" xmlns:aink="http://schemas.microsoft.com/office/drawing/2016/ink" xmlns:am3d="http://schemas.microsoft.com/office/drawing/2017/model3d" xmlns:o="urn:schemas-microsoft-com:office:office" xmlns:oel="http://schemas.microsoft.com/office/2019/extlst" xmlns:r="http://schemas.openxmlformats.org/officeDocument/2006/relationships" xmlns:m="http://schemas.openxmlformats.org/officeDocument/2006/math" xmlns:v="urn:schemas-microsoft-com:vml" xmlns:wp14="http://schemas.microsoft.com/office/word/2010/wordprocessingDrawing" xmlns:wp="http://schemas.openxmlformats.org/drawingml/2006/wordprocessingDrawing" xmlns:w10="urn:schemas-microsoft-com:office:word" xmlns:w="http://schemas.openxmlformats.org/wordprocessingml/2006/main" xmlns:w14="http://schemas.microsoft.com/office/word/2010/wordml" xmlns:w15="http://schemas.microsoft.com/office/word/2012/wordml" xmlns:w16cei="http://schemas.microsoft.com/office/word/2026/wordml/cei" xmlns:w16cex="http://schemas.microsoft.com/office/word/2018/wordml/cex" xmlns:w16cid="http://schemas.microsoft.com/office/word/2016/wordml/cid" xmlns:w16="http://schemas.microsoft.com/office/word/2018/wordml" xmlns:w16du="http://schemas.microsoft.com/office/word/2023/wordml/word16du" xmlns:w16sdtdh="http://schemas.microsoft.com/office/word/2020/wordml/sdtdatahash" xmlns:w16sdtfl="http://schemas.microsoft.com/office/word/2024/wordml/sdtformatlock" xmlns:w16se="http://schemas.microsoft.com/office/word/2015/wordml/symex" xmlns:wpg="http://schemas.microsoft.com/office/word/2010/wordprocessingGroup" xmlns:wpi="http://schemas.microsoft.com/office/word/2010/wordprocessingInk" xmlns:wne="http://schemas.microsoft.com/office/word/2006/wordml" xmlns:wps="http://schemas.microsoft.com/office/word/2010/wordprocessingShape" mc:Ignorable="w14 w15 w16se w16cid w16 w16cex w16sdtdh w16sdtfl w16du wp14">
   <w:abstractNum w:abstractNumId="0" w15:restartNumberingAfterBreak="0">
     <w:nsid w:val="FFFFFF89"/>
     <w:multiLevelType w:val="singleLevel"/>
@@ -19584,8 +19933,8 @@
   <w:abstractNum w:abstractNumId="43" w15:restartNumberingAfterBreak="0">
     <w:nsid w:val="73F7260C"/>
     <w:multiLevelType w:val="hybridMultilevel"/>
-    <w:tmpl w:val="AFCC93B6"/>
-    <w:lvl w:ilvl="0" w:tplc="240A0019">
+    <w:tmpl w:val="324CF7F2"/>
+    <w:lvl w:ilvl="0" w:tplc="9774C164">
       <w:start w:val="1"/>
       <w:numFmt w:val="lowerLetter"/>
       <w:lvlText w:val="%1."/>
@@ -19593,6 +19942,10 @@
       <w:pPr>
         <w:ind w:left="1429" w:hanging="360"/>
       </w:pPr>
+      <w:rPr>
+        <w:b/>
+        <w:bCs/>
+      </w:rPr>
     </w:lvl>
     <w:lvl w:ilvl="1" w:tplc="240A0019" w:tentative="1">
       <w:start w:val="1"/>
@@ -20717,6 +21070,7 @@
   <w:style w:type="character" w:default="1" w:styleId="Fuentedeprrafopredeter">
     <w:name w:val="Default Paragraph Font"/>
     <w:uiPriority w:val="1"/>
+    <w:semiHidden/>
     <w:unhideWhenUsed/>
   </w:style>
   <w:style w:type="table" w:default="1" w:styleId="Tablanormal">
